--- a/Dokumen Laporan Skripsi/TA Skripsi - 202210370311094 - M. Heykal Dhafariel Rajendra.docx
+++ b/Dokumen Laporan Skripsi/TA Skripsi - 202210370311094 - M. Heykal Dhafariel Rajendra.docx
@@ -12639,6 +12639,21 @@
     </w:p>
     <w:p>
       <w:pPr>
+        <w:spacing w:line="360" w:lineRule="auto"/>
+        <w:ind w:firstLine="720"/>
+        <w:rPr>
+          <w:lang w:val="en-US"/>
+        </w:rPr>
+      </w:pPr>
+      <w:r>
+        <w:rPr>
+          <w:lang w:val="en-US"/>
+        </w:rPr>
+        <w:t>Selain itu, penelitian yang dilakukan oleh Luqmanul Hakim (2023) juga menerapkan pendekatan sensus dalam evaluasi sistem informasi berbasis web karena jumlah pengguna sistem terbatas dan penelitian berfokus pada pengukuran penerimaan pengguna, bukan inferensi statistik. Hasil penelitian tersebut menunjukkan bahwa penggunaan sampling jenuh valid dan relevan dalam penelitian pengembangan sistem dengan populasi kecil [19].</w:t>
+      </w:r>
+    </w:p>
+    <w:p>
+      <w:pPr>
         <w:spacing w:after="240" w:line="360" w:lineRule="auto"/>
         <w:ind w:firstLine="720"/>
         <w:rPr>
@@ -12723,7 +12738,11 @@
         <w:ind w:firstLine="720"/>
       </w:pPr>
       <w:r>
-        <w:t>Untuk memberikan gambaran menyeluruh mengenai alur pengadaan material yang berjalan saat ini di King Aluminium Malang, proses tersebut dimodelkan menggunakan Business Process Model and Notation (BPMN). Pemodelan ini menggambarkan interaksi antar pihak yang terlibat, mulai dari pengajuan kebutuhan material hingga proses penerimaan dan pencatatan material di gudang. Diagram BPMN As-Is disajikan untuk menunjukkan alur kerja aktual yang berlangsung di lapangan secara visual.</w:t>
+        <w:t xml:space="preserve">Untuk memberikan gambaran menyeluruh mengenai alur pengadaan material yang berjalan saat ini di King Aluminium Malang, proses tersebut </w:t>
+      </w:r>
+      <w:r>
+        <w:lastRenderedPageBreak/>
+        <w:t>dimodelkan menggunakan Business Process Model and Notation (BPMN). Pemodelan ini menggambarkan interaksi antar pihak yang terlibat, mulai dari pengajuan kebutuhan material hingga proses penerimaan dan pencatatan material di gudang. Diagram BPMN As-Is disajikan untuk menunjukkan alur kerja aktual yang berlangsung di lapangan secara visual.</w:t>
       </w:r>
       <w:r>
         <w:br w:type="page"/>
@@ -13337,8 +13356,6 @@
               </w:rPr>
             </w:pPr>
             <w:bookmarkStart w:id="30" w:name="_Toc223385776"/>
-            <w:bookmarkStart w:id="31" w:name="_GoBack"/>
-            <w:bookmarkEnd w:id="31"/>
             <w:r>
               <w:rPr>
                 <w:b/>
@@ -13444,12 +13461,12 @@
       <w:pPr>
         <w:pStyle w:val="Heading1"/>
       </w:pPr>
-      <w:bookmarkStart w:id="32" w:name="_Toc233127812"/>
+      <w:bookmarkStart w:id="31" w:name="_Toc233127812"/>
       <w:r>
         <w:lastRenderedPageBreak/>
         <w:t>BAB III METODOLOGI PENELITIAN</w:t>
       </w:r>
-      <w:bookmarkEnd w:id="32"/>
+      <w:bookmarkEnd w:id="31"/>
     </w:p>
     <w:p>
       <w:pPr>
@@ -13525,7 +13542,7 @@
           <w:szCs w:val="24"/>
         </w:rPr>
       </w:pPr>
-      <w:bookmarkStart w:id="33" w:name="_Toc233127915"/>
+      <w:bookmarkStart w:id="32" w:name="_Toc233127915"/>
       <w:r>
         <w:rPr>
           <w:b/>
@@ -13597,7 +13614,7 @@
         </w:rPr>
         <w:t xml:space="preserve"> Diagram Metodologi Penelitian</w:t>
       </w:r>
-      <w:bookmarkEnd w:id="33"/>
+      <w:bookmarkEnd w:id="32"/>
       <w:r>
         <w:rPr>
           <w:b/>
@@ -13637,14 +13654,14 @@
           <w:lang w:val="en-US"/>
         </w:rPr>
       </w:pPr>
-      <w:bookmarkStart w:id="34" w:name="_Toc233127813"/>
+      <w:bookmarkStart w:id="33" w:name="_Toc233127813"/>
       <w:r>
         <w:rPr>
           <w:lang w:val="en-US"/>
         </w:rPr>
         <w:t>Waktu dan Tempat Penelitian</w:t>
       </w:r>
-      <w:bookmarkEnd w:id="34"/>
+      <w:bookmarkEnd w:id="33"/>
     </w:p>
     <w:p>
       <w:pPr>
@@ -13694,7 +13711,7 @@
           <w:lang w:val="en-US"/>
         </w:rPr>
       </w:pPr>
-      <w:bookmarkStart w:id="35" w:name="_Toc233127814"/>
+      <w:bookmarkStart w:id="34" w:name="_Toc233127814"/>
       <w:r>
         <w:rPr>
           <w:rFonts w:eastAsia="Calibri"/>
@@ -13702,7 +13719,7 @@
         </w:rPr>
         <w:t>Alat dan Bahan</w:t>
       </w:r>
-      <w:bookmarkEnd w:id="35"/>
+      <w:bookmarkEnd w:id="34"/>
     </w:p>
     <w:p>
       <w:pPr>
@@ -13746,7 +13763,7 @@
           <w:lang w:val="en-US"/>
         </w:rPr>
       </w:pPr>
-      <w:bookmarkStart w:id="36" w:name="_Toc233127815"/>
+      <w:bookmarkStart w:id="35" w:name="_Toc233127815"/>
       <w:r>
         <w:rPr>
           <w:lang w:val="en-US"/>
@@ -13754,7 +13771,7 @@
         <w:lastRenderedPageBreak/>
         <w:t>Perangkat Keras (Hardware)</w:t>
       </w:r>
-      <w:bookmarkEnd w:id="36"/>
+      <w:bookmarkEnd w:id="35"/>
     </w:p>
     <w:p>
       <w:pPr>
@@ -13864,14 +13881,14 @@
           <w:lang w:val="en-US"/>
         </w:rPr>
       </w:pPr>
-      <w:bookmarkStart w:id="37" w:name="_Toc233127816"/>
+      <w:bookmarkStart w:id="36" w:name="_Toc233127816"/>
       <w:r>
         <w:rPr>
           <w:lang w:val="en-US"/>
         </w:rPr>
         <w:t>Perangkat Lunak (Software)</w:t>
       </w:r>
-      <w:bookmarkEnd w:id="37"/>
+      <w:bookmarkEnd w:id="36"/>
     </w:p>
     <w:p>
       <w:pPr>
@@ -13979,14 +13996,14 @@
           <w:lang w:val="en-US"/>
         </w:rPr>
       </w:pPr>
-      <w:bookmarkStart w:id="38" w:name="_Toc233127817"/>
+      <w:bookmarkStart w:id="37" w:name="_Toc233127817"/>
       <w:r>
         <w:rPr>
           <w:lang w:val="en-US"/>
         </w:rPr>
         <w:t>Metode Pengumpulan Data</w:t>
       </w:r>
-      <w:bookmarkEnd w:id="38"/>
+      <w:bookmarkEnd w:id="37"/>
     </w:p>
     <w:p>
       <w:pPr>
@@ -14130,14 +14147,14 @@
           <w:lang w:val="en-US"/>
         </w:rPr>
       </w:pPr>
-      <w:bookmarkStart w:id="39" w:name="_Toc233127818"/>
+      <w:bookmarkStart w:id="38" w:name="_Toc233127818"/>
       <w:r>
         <w:rPr>
           <w:lang w:val="en-US"/>
         </w:rPr>
         <w:t>Metode Pengembangan Sistem</w:t>
       </w:r>
-      <w:bookmarkEnd w:id="39"/>
+      <w:bookmarkEnd w:id="38"/>
     </w:p>
     <w:p>
       <w:pPr>
@@ -14224,7 +14241,7 @@
           <w:szCs w:val="24"/>
         </w:rPr>
       </w:pPr>
-      <w:bookmarkStart w:id="40" w:name="_Toc233127916"/>
+      <w:bookmarkStart w:id="39" w:name="_Toc233127916"/>
       <w:r>
         <w:rPr>
           <w:b/>
@@ -14296,7 +14313,7 @@
         </w:rPr>
         <w:t xml:space="preserve"> Diagram PXP</w:t>
       </w:r>
-      <w:bookmarkEnd w:id="40"/>
+      <w:bookmarkEnd w:id="39"/>
     </w:p>
     <w:p>
       <w:pPr>
@@ -14333,11 +14350,11 @@
         <w:spacing w:line="360" w:lineRule="auto"/>
         <w:ind w:left="426"/>
       </w:pPr>
-      <w:bookmarkStart w:id="41" w:name="_Toc233127819"/>
+      <w:bookmarkStart w:id="40" w:name="_Toc233127819"/>
       <w:r>
         <w:t>Requirements</w:t>
       </w:r>
-      <w:bookmarkEnd w:id="41"/>
+      <w:bookmarkEnd w:id="40"/>
     </w:p>
     <w:p>
       <w:pPr>
@@ -14669,11 +14686,11 @@
         <w:spacing w:line="360" w:lineRule="auto"/>
         <w:ind w:left="426"/>
       </w:pPr>
-      <w:bookmarkStart w:id="42" w:name="_Toc233127820"/>
+      <w:bookmarkStart w:id="41" w:name="_Toc233127820"/>
       <w:r>
         <w:t>Planning</w:t>
       </w:r>
-      <w:bookmarkEnd w:id="42"/>
+      <w:bookmarkEnd w:id="41"/>
     </w:p>
     <w:p>
       <w:pPr>
@@ -14823,11 +14840,11 @@
         <w:spacing w:line="360" w:lineRule="auto"/>
         <w:ind w:left="426"/>
       </w:pPr>
-      <w:bookmarkStart w:id="43" w:name="_Toc233127821"/>
+      <w:bookmarkStart w:id="42" w:name="_Toc233127821"/>
       <w:r>
         <w:t>Iteration Initialization</w:t>
       </w:r>
-      <w:bookmarkEnd w:id="43"/>
+      <w:bookmarkEnd w:id="42"/>
     </w:p>
     <w:p>
       <w:pPr>
@@ -15060,11 +15077,11 @@
         <w:spacing w:line="360" w:lineRule="auto"/>
         <w:ind w:left="426"/>
       </w:pPr>
-      <w:bookmarkStart w:id="44" w:name="_Toc233127822"/>
+      <w:bookmarkStart w:id="43" w:name="_Toc233127822"/>
       <w:r>
         <w:t>Design</w:t>
       </w:r>
-      <w:bookmarkEnd w:id="44"/>
+      <w:bookmarkEnd w:id="43"/>
     </w:p>
     <w:p>
       <w:pPr>
@@ -15219,11 +15236,11 @@
         <w:spacing w:line="360" w:lineRule="auto"/>
         <w:ind w:left="426"/>
       </w:pPr>
-      <w:bookmarkStart w:id="45" w:name="_Toc233127823"/>
+      <w:bookmarkStart w:id="44" w:name="_Toc233127823"/>
       <w:r>
         <w:t>Implementation</w:t>
       </w:r>
-      <w:bookmarkEnd w:id="45"/>
+      <w:bookmarkEnd w:id="44"/>
     </w:p>
     <w:p>
       <w:pPr>
@@ -15294,11 +15311,11 @@
         <w:spacing w:line="360" w:lineRule="auto"/>
         <w:ind w:left="426"/>
       </w:pPr>
-      <w:bookmarkStart w:id="46" w:name="_Toc233127824"/>
+      <w:bookmarkStart w:id="45" w:name="_Toc233127824"/>
       <w:r>
         <w:t>System Testing</w:t>
       </w:r>
-      <w:bookmarkEnd w:id="46"/>
+      <w:bookmarkEnd w:id="45"/>
     </w:p>
     <w:p>
       <w:pPr>
@@ -15626,12 +15643,12 @@
         <w:spacing w:line="360" w:lineRule="auto"/>
         <w:ind w:left="426"/>
       </w:pPr>
-      <w:bookmarkStart w:id="47" w:name="_Toc233127825"/>
+      <w:bookmarkStart w:id="46" w:name="_Toc233127825"/>
       <w:r>
         <w:lastRenderedPageBreak/>
         <w:t>Retrospective</w:t>
       </w:r>
-      <w:bookmarkEnd w:id="47"/>
+      <w:bookmarkEnd w:id="46"/>
     </w:p>
     <w:p>
       <w:pPr>
@@ -15794,11 +15811,11 @@
         </w:numPr>
         <w:spacing w:line="360" w:lineRule="auto"/>
       </w:pPr>
-      <w:bookmarkStart w:id="48" w:name="_Toc233127826"/>
+      <w:bookmarkStart w:id="47" w:name="_Toc233127826"/>
       <w:r>
         <w:t>Metode Pengujian User Acceptance Test (UAT)</w:t>
       </w:r>
-      <w:bookmarkEnd w:id="48"/>
+      <w:bookmarkEnd w:id="47"/>
     </w:p>
     <w:p>
       <w:pPr>
@@ -15819,12 +15836,12 @@
         <w:spacing w:line="360" w:lineRule="auto"/>
         <w:ind w:left="426"/>
       </w:pPr>
-      <w:bookmarkStart w:id="49" w:name="_Toc233127827"/>
+      <w:bookmarkStart w:id="48" w:name="_Toc233127827"/>
       <w:r>
         <w:lastRenderedPageBreak/>
         <w:t>Responden Penelitian</w:t>
       </w:r>
-      <w:bookmarkEnd w:id="49"/>
+      <w:bookmarkEnd w:id="48"/>
     </w:p>
     <w:p>
       <w:pPr>
@@ -15851,15 +15868,6 @@
       </w:pPr>
       <w:r>
         <w:t>Penelitian ini tidak bertujuan untuk melakukan generalisasi statistik, melainkan untuk mengukur tingkat penerimaan pengguna (User Acceptance) terhadap model sistem yang dirancang. Oleh karena itu, penggunaan sampling jenuh dinilai paling sesuai dengan karakteristik penelitian dan metode UAT yang digunakan.</w:t>
-      </w:r>
-    </w:p>
-    <w:p>
-      <w:pPr>
-        <w:spacing w:line="360" w:lineRule="auto"/>
-        <w:ind w:firstLine="720"/>
-      </w:pPr>
-      <w:r>
-        <w:t>Selain itu, penelitian yang dilakukan oleh Luqmanul Hakim (2023) juga menerapkan pendekatan sensus dalam evaluasi sistem informasi berbasis web karena jumlah pengguna sistem terbatas dan penelitian berfokus pada pengukuran penerimaan pengguna, bukan inferensi statistik. Hasil penelitian tersebut menunjukkan bahwa penggunaan sampling jenuh valid dan relevan dalam penelitian pengembangan sistem dengan populasi kecil [19].</w:t>
       </w:r>
     </w:p>
     <w:p>
@@ -15881,12 +15889,11 @@
         <w:spacing w:line="360" w:lineRule="auto"/>
         <w:ind w:left="426"/>
       </w:pPr>
-      <w:bookmarkStart w:id="50" w:name="_Toc233127828"/>
-      <w:r>
-        <w:lastRenderedPageBreak/>
+      <w:bookmarkStart w:id="49" w:name="_Toc233127828"/>
+      <w:r>
         <w:t>Instrumen Pengujian</w:t>
       </w:r>
-      <w:bookmarkEnd w:id="50"/>
+      <w:bookmarkEnd w:id="49"/>
     </w:p>
     <w:p>
       <w:pPr>
@@ -15958,6 +15965,7 @@
         <w:ind w:left="851"/>
       </w:pPr>
       <w:r>
+        <w:lastRenderedPageBreak/>
         <w:t>Mengajukan pengadaan material.</w:t>
       </w:r>
     </w:p>
@@ -16127,11 +16135,11 @@
         <w:spacing w:line="360" w:lineRule="auto"/>
         <w:ind w:left="426"/>
       </w:pPr>
-      <w:bookmarkStart w:id="51" w:name="_Toc233127829"/>
+      <w:bookmarkStart w:id="50" w:name="_Toc233127829"/>
       <w:r>
         <w:t>Teknik Analisis Data</w:t>
       </w:r>
-      <w:bookmarkEnd w:id="51"/>
+      <w:bookmarkEnd w:id="50"/>
     </w:p>
     <w:p>
       <w:pPr>
@@ -16254,7 +16262,7 @@
                 <w:iCs/>
               </w:rPr>
             </w:pPr>
-            <w:bookmarkStart w:id="52" w:name="_Toc223385777"/>
+            <w:bookmarkStart w:id="51" w:name="_Toc223385777"/>
             <w:r>
               <w:rPr>
                 <w:b/>
@@ -16303,7 +16311,7 @@
               </w:rPr>
               <w:t>)</w:t>
             </w:r>
-            <w:bookmarkEnd w:id="52"/>
+            <w:bookmarkEnd w:id="51"/>
           </w:p>
         </w:tc>
       </w:tr>
@@ -16347,8 +16355,11 @@
         <w:spacing w:line="360" w:lineRule="auto"/>
       </w:pPr>
       <w:r>
+        <w:t xml:space="preserve">Rumus (1) digunakan untuk menghitung persentase kelayakan sistem berdasarkan hasil User Acceptance Test (UAT) yang diperoleh melalui kuesioner skala Likert. Perhitungan dilakukan dengan membandingkan Total Skor Aktual, yaitu akumulasi seluruh skor jawaban responden terhadap pernyataan yang diberikan, dengan Total Skor Ideal, yaitu skor maksimum yang diperoleh dari perkalian skor tertinggi skala Likert dengan jumlah responden. Hasil perbandingan tersebut kemudian dikalikan 100% untuk memperoleh nilai persentase, yang menunjukkan tingkat penerimaan </w:t>
+      </w:r>
+      <w:r>
         <w:lastRenderedPageBreak/>
-        <w:t>Rumus (1) digunakan untuk menghitung persentase kelayakan sistem berdasarkan hasil User Acceptance Test (UAT) yang diperoleh melalui kuesioner skala Likert. Perhitungan dilakukan dengan membandingkan Total Skor Aktual, yaitu akumulasi seluruh skor jawaban responden terhadap pernyataan yang diberikan, dengan Total Skor Ideal, yaitu skor maksimum yang diperoleh dari perkalian skor tertinggi skala Likert dengan jumlah responden. Hasil perbandingan tersebut kemudian dikalikan 100% untuk memperoleh nilai persentase, yang menunjukkan tingkat penerimaan pengguna terhadap sistem, di mana semakin tinggi persentase yang dihasilkan maka semakin baik tingkat kelayakan dan penerimaan sistem oleh pengguna.</w:t>
+        <w:t>pengguna terhadap sistem, di mana semakin tinggi persentase yang dihasilkan maka semakin baik tingkat kelayakan dan penerimaan sistem oleh pengguna.</w:t>
       </w:r>
     </w:p>
     <w:p>
@@ -16364,12 +16375,12 @@
       <w:pPr>
         <w:pStyle w:val="Heading1"/>
       </w:pPr>
-      <w:bookmarkStart w:id="53" w:name="_Toc233127830"/>
+      <w:bookmarkStart w:id="52" w:name="_Toc233127830"/>
       <w:r>
         <w:lastRenderedPageBreak/>
         <w:t>BAB IV HASIL DAN PEMBAHASAN</w:t>
       </w:r>
-      <w:bookmarkEnd w:id="53"/>
+      <w:bookmarkEnd w:id="52"/>
     </w:p>
     <w:p>
       <w:pPr>
@@ -16381,11 +16392,11 @@
         <w:spacing w:line="360" w:lineRule="auto"/>
         <w:ind w:left="709" w:hanging="567"/>
       </w:pPr>
-      <w:bookmarkStart w:id="54" w:name="_Toc233127831"/>
+      <w:bookmarkStart w:id="53" w:name="_Toc233127831"/>
       <w:r>
         <w:t>Identifikasi Masalah</w:t>
       </w:r>
-      <w:bookmarkEnd w:id="54"/>
+      <w:bookmarkEnd w:id="53"/>
     </w:p>
     <w:p>
       <w:pPr>
@@ -16520,102 +16531,16 @@
         <w:pStyle w:val="Heading2"/>
         <w:numPr>
           <w:ilvl w:val="0"/>
-          <w:numId w:val="60"/>
+          <w:numId w:val="75"/>
         </w:numPr>
         <w:spacing w:line="360" w:lineRule="auto"/>
-        <w:ind w:left="709" w:hanging="567"/>
-      </w:pPr>
-      <w:bookmarkStart w:id="55" w:name="_Toc233127832"/>
-      <w:r>
-        <w:t>Studi Literatur</w:t>
-      </w:r>
-      <w:bookmarkEnd w:id="55"/>
-    </w:p>
-    <w:p>
-      <w:pPr>
-        <w:spacing w:line="360" w:lineRule="auto"/>
-        <w:ind w:firstLine="709"/>
-      </w:pPr>
-      <w:r>
-        <w:t>Tahap studi literatur pada penelitian ini dilakukan sebagai dasar dalam mendukung proses analisis dan pengembangan model sistem. Studi literatur tidak hanya berfungsi sebagai landasan teori, tetapi juga sebagai acuan dalam menentukan pendekatan, metode, serta perancangan sistem yang sesuai dengan kebutuhan operasional di King Aluminium Malang.</w:t>
-      </w:r>
-    </w:p>
-    <w:p>
-      <w:pPr>
-        <w:spacing w:line="360" w:lineRule="auto"/>
-        <w:ind w:firstLine="709"/>
-      </w:pPr>
-      <w:r>
-        <w:t>Berdasarkan hasil studi terhadap penelitian terdahulu, diketahui bahwa permasalahan pengelolaan stok dan pengadaan material secara manual merupakan permasalahan umum yang terjadi pada usaha skala UMKM. Beberapa penelitian menunjukan bahwa penerapan sistem informasi berbasis web mampu meningkatkan akurasi pencatatan dan efisiensi operasional. Oleh karena itu, konsep digitalisasi pencatatan material diadaptasi dalam perancangan model sistem pada penelitian ini.</w:t>
-      </w:r>
-    </w:p>
-    <w:p>
-      <w:pPr>
-        <w:spacing w:line="360" w:lineRule="auto"/>
-        <w:ind w:firstLine="709"/>
-      </w:pPr>
-      <w:r>
-        <w:t xml:space="preserve">Selain itu, studi literatur juga digunakan sebagai dasar dalam pemilihan metode pengembangan </w:t>
-      </w:r>
-      <w:r>
-        <w:t>sistem. Metode Personal Extreme Progamming (PXP) dipilih karena dinilai sesuai dengan karakteristik penelitian yang dilakukan oleh satu orang pengembang. Hasil kajian literatur menunjukan bahwa PXP memiliki keunggulan dalam fleksibilitas pengembangan, kemudahan adaptasi terhadap perubahan kebutuhan, serta struktur tahapan yang sederhana namun sistematis. Hal ini kemudian diimplementasikan dalam proses pengembangan model sistem pada penelian ini.</w:t>
-      </w:r>
-    </w:p>
-    <w:p>
-      <w:pPr>
-        <w:spacing w:line="360" w:lineRule="auto"/>
-        <w:ind w:firstLine="709"/>
-      </w:pPr>
-      <w:r>
-        <w:t xml:space="preserve">Dalam aspek pemodelan sistem, literatur mengenai Business Process Model and Notation (BPMN) dimanfaatkan untuk menggambarkan kondisi proses bisnis awal (As-Is). Hasil studi ini kemudian diterapkan dalam bentuk diagram BPMN yang digunakan sebagai dasar analisis kebutuhan sistem. Dengan adanya </w:t>
-      </w:r>
-      <w:r>
-        <w:lastRenderedPageBreak/>
-        <w:t>pemodelan ini, alur kerja yang sebelumnya tidak terdokumentasi dapat divisualisasikan secara jelas.</w:t>
-      </w:r>
-    </w:p>
-    <w:p>
-      <w:pPr>
-        <w:spacing w:line="360" w:lineRule="auto"/>
-        <w:ind w:firstLine="709"/>
-      </w:pPr>
-      <w:r>
-        <w:t>Selain BPMN, studi literatur terkait Unified Modeling Language (UML) digunakan sebagai acuan dalam perancangan struktur dan alur sistem. Implementasi dari kajian ini diwujudkan dalam bentuk diagram Use Case, Activity Diagram, dan Class Diagram yang mendukung proses desain sistem.</w:t>
-      </w:r>
-    </w:p>
-    <w:p>
-      <w:pPr>
-        <w:spacing w:line="360" w:lineRule="auto"/>
-        <w:ind w:firstLine="709"/>
-      </w:pPr>
-      <w:r>
-        <w:t>Pada tahap perancangan antarmuka, literatur mengenai prototyping dan evaluasi usability digunakan sebagai referensi dalam pembuatan prototype sistem menggunakan Figma. Pendekatan ini memungkinkan sistem yang dirancang memiliki tampilan yang lebih interaktif dan mudah digunakan oleh pengguna.</w:t>
-      </w:r>
-    </w:p>
-    <w:p>
-      <w:pPr>
-        <w:spacing w:after="240" w:line="360" w:lineRule="auto"/>
-        <w:ind w:firstLine="709"/>
-      </w:pPr>
-      <w:r>
-        <w:t>Dengan demikian, hasil studi literatur pada penelitian ini tidak hanya digunakan sebagai teori pendukung, tetapi juga  diimplemtasikan secara langsung dalam setiap tahapan pengembangan model sistem, mulai dari analisis kebutuhan, pemodelan proses bisnis, perancangan sistem, hingga pembuatan prototype.</w:t>
-      </w:r>
-    </w:p>
-    <w:p>
-      <w:pPr>
-        <w:pStyle w:val="Heading2"/>
-        <w:numPr>
-          <w:ilvl w:val="0"/>
-          <w:numId w:val="61"/>
-        </w:numPr>
-        <w:spacing w:line="360" w:lineRule="auto"/>
         <w:ind w:hanging="578"/>
       </w:pPr>
-      <w:bookmarkStart w:id="56" w:name="_Toc233127833"/>
+      <w:bookmarkStart w:id="54" w:name="_Toc233127833"/>
       <w:r>
         <w:t>Pengumpulan Data  (Observasi dan Wawancara)</w:t>
       </w:r>
-      <w:bookmarkEnd w:id="56"/>
+      <w:bookmarkEnd w:id="54"/>
     </w:p>
     <w:p>
       <w:pPr>
@@ -16648,11 +16573,11 @@
         <w:spacing w:line="360" w:lineRule="auto"/>
         <w:ind w:hanging="578"/>
       </w:pPr>
-      <w:bookmarkStart w:id="57" w:name="_Toc233127834"/>
+      <w:bookmarkStart w:id="55" w:name="_Toc233127834"/>
       <w:r>
         <w:t>Identifikasi Stakeholder</w:t>
       </w:r>
-      <w:bookmarkEnd w:id="57"/>
+      <w:bookmarkEnd w:id="55"/>
     </w:p>
     <w:p>
       <w:pPr>
@@ -16681,7 +16606,6 @@
         <w:spacing w:after="240" w:line="360" w:lineRule="auto"/>
       </w:pPr>
       <w:r>
-        <w:lastRenderedPageBreak/>
         <w:t>Adapun stakeholder yang terlibat adalah sebagai berikut:</w:t>
       </w:r>
     </w:p>
@@ -16697,7 +16621,7 @@
           <w:szCs w:val="24"/>
         </w:rPr>
       </w:pPr>
-      <w:bookmarkStart w:id="58" w:name="_Toc233128008"/>
+      <w:bookmarkStart w:id="56" w:name="_Toc233128008"/>
       <w:r>
         <w:rPr>
           <w:b/>
@@ -16762,7 +16686,7 @@
         </w:rPr>
         <w:t xml:space="preserve"> Identifikasi Stakeholder</w:t>
       </w:r>
-      <w:bookmarkEnd w:id="58"/>
+      <w:bookmarkEnd w:id="56"/>
     </w:p>
     <w:tbl>
       <w:tblPr>
@@ -16893,6 +16817,7 @@
               <w:jc w:val="center"/>
             </w:pPr>
             <w:r>
+              <w:lastRenderedPageBreak/>
               <w:t>2</w:t>
             </w:r>
           </w:p>
@@ -17042,11 +16967,11 @@
         <w:spacing w:line="360" w:lineRule="auto"/>
         <w:ind w:hanging="578"/>
       </w:pPr>
-      <w:bookmarkStart w:id="59" w:name="_Toc233127835"/>
+      <w:bookmarkStart w:id="57" w:name="_Toc233127835"/>
       <w:r>
         <w:t>Observasi</w:t>
       </w:r>
-      <w:bookmarkEnd w:id="59"/>
+      <w:bookmarkEnd w:id="57"/>
     </w:p>
     <w:p>
       <w:pPr>
@@ -17146,6 +17071,13 @@
         </w:rPr>
       </w:pPr>
     </w:p>
+    <w:p/>
+    <w:p/>
+    <w:p/>
+    <w:p/>
+    <w:p/>
+    <w:p/>
+    <w:p/>
     <w:p>
       <w:pPr>
         <w:pStyle w:val="Caption"/>
@@ -17158,7 +17090,7 @@
           <w:sz w:val="24"/>
         </w:rPr>
       </w:pPr>
-      <w:bookmarkStart w:id="60" w:name="_Toc233128009"/>
+      <w:bookmarkStart w:id="58" w:name="_Toc233128009"/>
       <w:r>
         <w:rPr>
           <w:b/>
@@ -17224,7 +17156,7 @@
         </w:rPr>
         <w:t xml:space="preserve"> Hasil Observasi Proses Operasional</w:t>
       </w:r>
-      <w:bookmarkEnd w:id="60"/>
+      <w:bookmarkEnd w:id="58"/>
     </w:p>
     <w:tbl>
       <w:tblPr>
@@ -17830,16 +17762,17 @@
         <w:pStyle w:val="Heading3"/>
         <w:numPr>
           <w:ilvl w:val="0"/>
-          <w:numId w:val="66"/>
+          <w:numId w:val="62"/>
         </w:numPr>
         <w:spacing w:line="360" w:lineRule="auto"/>
-      </w:pPr>
-      <w:bookmarkStart w:id="61" w:name="_Toc233127836"/>
+        <w:ind w:hanging="720"/>
+      </w:pPr>
+      <w:bookmarkStart w:id="59" w:name="_Toc233127836"/>
       <w:r>
         <w:lastRenderedPageBreak/>
         <w:t>Wawancara</w:t>
       </w:r>
-      <w:bookmarkEnd w:id="61"/>
+      <w:bookmarkEnd w:id="59"/>
     </w:p>
     <w:p>
       <w:pPr>
@@ -18015,7 +17948,7 @@
           <w:sz w:val="24"/>
         </w:rPr>
       </w:pPr>
-      <w:bookmarkStart w:id="62" w:name="_Toc233128010"/>
+      <w:bookmarkStart w:id="60" w:name="_Toc233128010"/>
       <w:r>
         <w:rPr>
           <w:b/>
@@ -18080,7 +18013,7 @@
         </w:rPr>
         <w:t xml:space="preserve"> Hasil Wawancara Pemilik Usaha</w:t>
       </w:r>
-      <w:bookmarkEnd w:id="62"/>
+      <w:bookmarkEnd w:id="60"/>
     </w:p>
     <w:tbl>
       <w:tblPr>
@@ -18589,7 +18522,7 @@
           <w:sz w:val="24"/>
         </w:rPr>
       </w:pPr>
-      <w:bookmarkStart w:id="63" w:name="_Toc233128011"/>
+      <w:bookmarkStart w:id="61" w:name="_Toc233128011"/>
       <w:r>
         <w:rPr>
           <w:b/>
@@ -18654,7 +18587,7 @@
         </w:rPr>
         <w:t xml:space="preserve"> Hasil Wawancara Admin 1</w:t>
       </w:r>
-      <w:bookmarkEnd w:id="63"/>
+      <w:bookmarkEnd w:id="61"/>
     </w:p>
     <w:tbl>
       <w:tblPr>
@@ -19161,7 +19094,7 @@
           <w:sz w:val="24"/>
         </w:rPr>
       </w:pPr>
-      <w:bookmarkStart w:id="64" w:name="_Toc233128012"/>
+      <w:bookmarkStart w:id="62" w:name="_Toc233128012"/>
       <w:r>
         <w:rPr>
           <w:b/>
@@ -19226,7 +19159,7 @@
         </w:rPr>
         <w:t xml:space="preserve"> Hasil Wawancara Admin 2</w:t>
       </w:r>
-      <w:bookmarkEnd w:id="64"/>
+      <w:bookmarkEnd w:id="62"/>
     </w:p>
     <w:tbl>
       <w:tblPr>
@@ -19742,7 +19675,7 @@
           <w:sz w:val="24"/>
         </w:rPr>
       </w:pPr>
-      <w:bookmarkStart w:id="65" w:name="_Toc233128013"/>
+      <w:bookmarkStart w:id="63" w:name="_Toc233128013"/>
       <w:r>
         <w:rPr>
           <w:b/>
@@ -19807,7 +19740,7 @@
         </w:rPr>
         <w:t xml:space="preserve"> Hasil Wawancara Staf Gudang 1</w:t>
       </w:r>
-      <w:bookmarkEnd w:id="65"/>
+      <w:bookmarkEnd w:id="63"/>
     </w:p>
     <w:tbl>
       <w:tblPr>
@@ -20324,7 +20257,7 @@
           <w:sz w:val="24"/>
         </w:rPr>
       </w:pPr>
-      <w:bookmarkStart w:id="66" w:name="_Toc233128014"/>
+      <w:bookmarkStart w:id="64" w:name="_Toc233128014"/>
       <w:r>
         <w:rPr>
           <w:b/>
@@ -20389,7 +20322,7 @@
         </w:rPr>
         <w:t xml:space="preserve"> Hasil Wawancara Staf Gudang 2</w:t>
       </w:r>
-      <w:bookmarkEnd w:id="66"/>
+      <w:bookmarkEnd w:id="64"/>
     </w:p>
     <w:tbl>
       <w:tblPr>
@@ -20899,7 +20832,7 @@
           <w:sz w:val="24"/>
         </w:rPr>
       </w:pPr>
-      <w:bookmarkStart w:id="67" w:name="_Toc233128015"/>
+      <w:bookmarkStart w:id="65" w:name="_Toc233128015"/>
       <w:r>
         <w:rPr>
           <w:b/>
@@ -20964,7 +20897,7 @@
         </w:rPr>
         <w:t xml:space="preserve"> Hasil Wawancara Pengawas Lapangan</w:t>
       </w:r>
-      <w:bookmarkEnd w:id="67"/>
+      <w:bookmarkEnd w:id="65"/>
     </w:p>
     <w:tbl>
       <w:tblPr>
@@ -21447,87 +21380,29 @@
     </w:p>
     <w:p>
       <w:pPr>
-        <w:pStyle w:val="Heading2"/>
-        <w:numPr>
-          <w:ilvl w:val="0"/>
-          <w:numId w:val="67"/>
-        </w:numPr>
-        <w:spacing w:line="360" w:lineRule="auto"/>
-        <w:ind w:left="709" w:hanging="567"/>
-      </w:pPr>
-      <w:bookmarkStart w:id="68" w:name="_Toc233127837"/>
-      <w:r>
-        <w:t>Analisis Kebutuhan Sistem</w:t>
-      </w:r>
-      <w:bookmarkEnd w:id="68"/>
-    </w:p>
-    <w:p>
-      <w:pPr>
-        <w:spacing w:line="360" w:lineRule="auto"/>
-        <w:ind w:firstLine="709"/>
-      </w:pPr>
-      <w:r>
-        <w:t>Tahapan analisis kebutuhan sistem dilakukan melalui observasi dan diskusi dengan para pemangku kepentingan di King Aluminum Malang. Tujuan analisis ini adalah untuk menentukan kebutuhan sistem yang dapat membantu mengurangi masalah dalam proses pengecekan inventaris dan pengadaan material.</w:t>
-      </w:r>
-    </w:p>
-    <w:p>
-      <w:pPr>
-        <w:spacing w:line="360" w:lineRule="auto"/>
-        <w:ind w:firstLine="709"/>
-      </w:pPr>
-      <w:r>
-        <w:t>Dari informasi yang dikumpulkan, terlihat jelas bahwa tugas operasional masih dilakukan secara manual menggunakan Microsoft Excel dan komunikasi informal melalui WhatsApp. Skenario ini mengakibatkan banyak tantangan, seperti keterlambatan penyampaian informasi, kesalahan dalam dokumentasi inventaris, komplikasi dalam pelacakan material, dan pendekatan pengadaan yang tidak terorganisir. Oleh karena itu, model sistem diperlukan untuk memungkinkan proses manajemen material yang lebih efisien, kohesif, dan mudah dipantau bagi semua pihak yang terlibat.</w:t>
-      </w:r>
-    </w:p>
-    <w:p>
-      <w:pPr>
-        <w:spacing w:after="240" w:line="360" w:lineRule="auto"/>
-        <w:ind w:firstLine="709"/>
-      </w:pPr>
-      <w:r>
-        <w:t>Dalam penelitian ini, analisis kebutuhan sistem dikategorikan menjadi spesifikasi fungsional dan non-fungsional.</w:t>
-      </w:r>
-    </w:p>
-    <w:p>
-      <w:pPr>
-        <w:pStyle w:val="Heading3"/>
-        <w:numPr>
-          <w:ilvl w:val="0"/>
-          <w:numId w:val="68"/>
-        </w:numPr>
-        <w:spacing w:line="360" w:lineRule="auto"/>
-        <w:ind w:hanging="578"/>
-      </w:pPr>
-      <w:bookmarkStart w:id="69" w:name="_Toc233127838"/>
-      <w:r>
-        <w:lastRenderedPageBreak/>
-        <w:t>Kebutuhan Fungsional</w:t>
-      </w:r>
-      <w:bookmarkEnd w:id="69"/>
-    </w:p>
-    <w:p>
-      <w:pPr>
         <w:spacing w:after="240" w:line="360" w:lineRule="auto"/>
         <w:ind w:firstLine="720"/>
       </w:pPr>
       <w:r>
-        <w:t>Kebutuhan</w:t>
-      </w:r>
-      <w:r>
-        <w:t xml:space="preserve"> fungsional berkaitan dengan kemampuan atau operasi penting yang perlu dimiliki suatu sistem untuk memfasilitasi aktivitas penilaian inventaris dan pengadaan material. </w:t>
-      </w:r>
-      <w:r>
-        <w:t>Kebutuhan</w:t>
-      </w:r>
-      <w:r>
-        <w:t xml:space="preserve"> ini didasarkan pada wawasan yang dikumpulkan melalui diskusi dan interaksi dengan pihak-pihak terkait.</w:t>
-      </w:r>
+        <w:t>Berdasarkan hasil observasi dan wawancara yang telah dilakukan kepada para stakeholder, diperoleh berbagai informasi mengenai kondisi operasional, kendala yang dihadapi, serta kebutuhan pengguna terhadap sistem yang akan dikembangkan. Informasi tersebut masih berupa data mentah dalam bentuk hasil wawancara sehingga perlu dilakukan proses analisis untuk mengidentifikasi kebutuhan sistem. Pada tahap ini, setiap jawaban responden dikaji untuk menemukan permasalahan utama, kemudian diinterpretasikan menjadi kebutuhan yang dapat diselesaikan melalui fungsi-fungsi pada sistem. Hasil analisis tersebut selanjutnya dirumuskan menjadi kebutuhan fungsional yang menjadi dasar dalam proses perancangan model sistem. Proses transformasi dari hasil wawancara menjadi kebutuhan sistem ditunjukkan pada Tabel 4.9.</w:t>
+      </w:r>
+    </w:p>
+    <w:p>
+      <w:pPr>
+        <w:spacing w:after="240" w:line="360" w:lineRule="auto"/>
+        <w:ind w:firstLine="720"/>
+      </w:pPr>
+    </w:p>
+    <w:p>
+      <w:pPr>
+        <w:spacing w:after="240" w:line="360" w:lineRule="auto"/>
+        <w:ind w:firstLine="720"/>
+      </w:pPr>
     </w:p>
     <w:p>
       <w:pPr>
         <w:pStyle w:val="Caption"/>
         <w:keepNext/>
-        <w:jc w:val="center"/>
         <w:rPr>
           <w:b/>
           <w:i w:val="0"/>
@@ -21536,7 +21411,6 @@
           <w:szCs w:val="24"/>
         </w:rPr>
       </w:pPr>
-      <w:bookmarkStart w:id="70" w:name="_Toc233128016"/>
       <w:r>
         <w:rPr>
           <w:b/>
@@ -21545,6 +21419,7 @@
           <w:sz w:val="24"/>
           <w:szCs w:val="24"/>
         </w:rPr>
+        <w:lastRenderedPageBreak/>
         <w:t xml:space="preserve">Tabel 4. </w:t>
       </w:r>
       <w:r>
@@ -21606,9 +21481,714 @@
           <w:sz w:val="24"/>
           <w:szCs w:val="24"/>
         </w:rPr>
+        <w:t xml:space="preserve"> Proses Transformasi Hasil Wawancara Menjadi Kebutuhan Sistem</w:t>
+      </w:r>
+    </w:p>
+    <w:tbl>
+      <w:tblPr>
+        <w:tblStyle w:val="TableGrid"/>
+        <w:tblW w:w="0" w:type="auto"/>
+        <w:tblLook w:val="04A0" w:firstRow="1" w:lastRow="0" w:firstColumn="1" w:lastColumn="0" w:noHBand="0" w:noVBand="1"/>
+      </w:tblPr>
+      <w:tblGrid>
+        <w:gridCol w:w="562"/>
+        <w:gridCol w:w="2552"/>
+        <w:gridCol w:w="2410"/>
+        <w:gridCol w:w="2403"/>
+      </w:tblGrid>
+      <w:tr>
+        <w:tc>
+          <w:tcPr>
+            <w:tcW w:w="562" w:type="dxa"/>
+            <w:vAlign w:val="center"/>
+          </w:tcPr>
+          <w:p>
+            <w:pPr>
+              <w:spacing w:line="360" w:lineRule="auto"/>
+              <w:jc w:val="center"/>
+              <w:rPr>
+                <w:b/>
+              </w:rPr>
+            </w:pPr>
+            <w:r>
+              <w:rPr>
+                <w:b/>
+                <w:bCs/>
+              </w:rPr>
+              <w:t>No</w:t>
+            </w:r>
+          </w:p>
+        </w:tc>
+        <w:tc>
+          <w:tcPr>
+            <w:tcW w:w="2552" w:type="dxa"/>
+            <w:vAlign w:val="center"/>
+          </w:tcPr>
+          <w:p>
+            <w:pPr>
+              <w:spacing w:line="360" w:lineRule="auto"/>
+              <w:jc w:val="center"/>
+              <w:rPr>
+                <w:b/>
+              </w:rPr>
+            </w:pPr>
+            <w:r>
+              <w:rPr>
+                <w:b/>
+                <w:bCs/>
+              </w:rPr>
+              <w:t>Temuan Hasil Wawancara</w:t>
+            </w:r>
+          </w:p>
+        </w:tc>
+        <w:tc>
+          <w:tcPr>
+            <w:tcW w:w="2410" w:type="dxa"/>
+            <w:vAlign w:val="center"/>
+          </w:tcPr>
+          <w:p>
+            <w:pPr>
+              <w:spacing w:line="360" w:lineRule="auto"/>
+              <w:jc w:val="center"/>
+              <w:rPr>
+                <w:b/>
+              </w:rPr>
+            </w:pPr>
+            <w:r>
+              <w:rPr>
+                <w:b/>
+                <w:bCs/>
+              </w:rPr>
+              <w:t>Analisis Peneliti</w:t>
+            </w:r>
+          </w:p>
+        </w:tc>
+        <w:tc>
+          <w:tcPr>
+            <w:tcW w:w="2403" w:type="dxa"/>
+            <w:vAlign w:val="center"/>
+          </w:tcPr>
+          <w:p>
+            <w:pPr>
+              <w:spacing w:line="360" w:lineRule="auto"/>
+              <w:jc w:val="center"/>
+              <w:rPr>
+                <w:b/>
+              </w:rPr>
+            </w:pPr>
+            <w:r>
+              <w:rPr>
+                <w:b/>
+                <w:bCs/>
+              </w:rPr>
+              <w:t>Kebutuhan Fungsional Sistem</w:t>
+            </w:r>
+          </w:p>
+        </w:tc>
+      </w:tr>
+      <w:tr>
+        <w:tc>
+          <w:tcPr>
+            <w:tcW w:w="562" w:type="dxa"/>
+            <w:vAlign w:val="center"/>
+          </w:tcPr>
+          <w:p>
+            <w:pPr>
+              <w:spacing w:line="360" w:lineRule="auto"/>
+              <w:jc w:val="left"/>
+            </w:pPr>
+            <w:r>
+              <w:t>1</w:t>
+            </w:r>
+          </w:p>
+        </w:tc>
+        <w:tc>
+          <w:tcPr>
+            <w:tcW w:w="2552" w:type="dxa"/>
+            <w:vAlign w:val="center"/>
+          </w:tcPr>
+          <w:p>
+            <w:pPr>
+              <w:spacing w:line="360" w:lineRule="auto"/>
+              <w:jc w:val="left"/>
+            </w:pPr>
+            <w:r>
+              <w:t>Staf gudang melakukan pengecekan stok menggunakan Microsoft Excel dan pengecekan fisik sehingga informasi stok tidak selalu terbaru.</w:t>
+            </w:r>
+          </w:p>
+        </w:tc>
+        <w:tc>
+          <w:tcPr>
+            <w:tcW w:w="2410" w:type="dxa"/>
+            <w:vAlign w:val="center"/>
+          </w:tcPr>
+          <w:p>
+            <w:pPr>
+              <w:spacing w:line="360" w:lineRule="auto"/>
+              <w:jc w:val="left"/>
+            </w:pPr>
+            <w:r>
+              <w:t>Proses pengecekan stok membutuhkan informasi yang selalu diperbarui agar kondisi stok dapat diketahui secara cepat dan akurat.</w:t>
+            </w:r>
+          </w:p>
+        </w:tc>
+        <w:tc>
+          <w:tcPr>
+            <w:tcW w:w="2403" w:type="dxa"/>
+            <w:vAlign w:val="center"/>
+          </w:tcPr>
+          <w:p>
+            <w:pPr>
+              <w:spacing w:line="360" w:lineRule="auto"/>
+              <w:jc w:val="left"/>
+            </w:pPr>
+            <w:r>
+              <w:t xml:space="preserve">Sistem dapat menampilkan data stok material secara </w:t>
+            </w:r>
+            <w:r>
+              <w:rPr>
+                <w:rStyle w:val="Emphasis"/>
+              </w:rPr>
+              <w:t>real-time</w:t>
+            </w:r>
+            <w:r>
+              <w:t>.</w:t>
+            </w:r>
+          </w:p>
+        </w:tc>
+      </w:tr>
+      <w:tr>
+        <w:tc>
+          <w:tcPr>
+            <w:tcW w:w="562" w:type="dxa"/>
+            <w:vAlign w:val="center"/>
+          </w:tcPr>
+          <w:p>
+            <w:pPr>
+              <w:spacing w:line="360" w:lineRule="auto"/>
+              <w:jc w:val="left"/>
+            </w:pPr>
+            <w:r>
+              <w:t>2</w:t>
+            </w:r>
+          </w:p>
+        </w:tc>
+        <w:tc>
+          <w:tcPr>
+            <w:tcW w:w="2552" w:type="dxa"/>
+            <w:vAlign w:val="center"/>
+          </w:tcPr>
+          <w:p>
+            <w:pPr>
+              <w:spacing w:line="360" w:lineRule="auto"/>
+              <w:jc w:val="left"/>
+            </w:pPr>
+            <w:r>
+              <w:t>Barang masuk dan barang keluar masih dicatat secara manual sehingga riwayat transaksi sulit ditelusuri.</w:t>
+            </w:r>
+          </w:p>
+        </w:tc>
+        <w:tc>
+          <w:tcPr>
+            <w:tcW w:w="2410" w:type="dxa"/>
+            <w:vAlign w:val="center"/>
+          </w:tcPr>
+          <w:p>
+            <w:pPr>
+              <w:spacing w:line="360" w:lineRule="auto"/>
+              <w:jc w:val="left"/>
+            </w:pPr>
+            <w:r>
+              <w:t>Sistem perlu menyediakan pencatatan transaksi yang terintegrasi agar seluruh aktivitas material terdokumentasi dengan baik.</w:t>
+            </w:r>
+          </w:p>
+        </w:tc>
+        <w:tc>
+          <w:tcPr>
+            <w:tcW w:w="2403" w:type="dxa"/>
+            <w:vAlign w:val="center"/>
+          </w:tcPr>
+          <w:p>
+            <w:pPr>
+              <w:spacing w:line="360" w:lineRule="auto"/>
+              <w:jc w:val="left"/>
+            </w:pPr>
+            <w:r>
+              <w:t>Sistem dapat mencatat data barang masuk dan barang keluar.</w:t>
+            </w:r>
+          </w:p>
+        </w:tc>
+      </w:tr>
+      <w:tr>
+        <w:tc>
+          <w:tcPr>
+            <w:tcW w:w="562" w:type="dxa"/>
+            <w:vAlign w:val="center"/>
+          </w:tcPr>
+          <w:p>
+            <w:pPr>
+              <w:spacing w:line="360" w:lineRule="auto"/>
+              <w:jc w:val="left"/>
+            </w:pPr>
+            <w:r>
+              <w:t>3</w:t>
+            </w:r>
+          </w:p>
+        </w:tc>
+        <w:tc>
+          <w:tcPr>
+            <w:tcW w:w="2552" w:type="dxa"/>
+            <w:vAlign w:val="center"/>
+          </w:tcPr>
+          <w:p>
+            <w:pPr>
+              <w:spacing w:line="360" w:lineRule="auto"/>
+              <w:jc w:val="left"/>
+            </w:pPr>
+            <w:r>
+              <w:t>Riwayat penggunaan material sulit dicari ketika terjadi selisih stok.</w:t>
+            </w:r>
+          </w:p>
+        </w:tc>
+        <w:tc>
+          <w:tcPr>
+            <w:tcW w:w="2410" w:type="dxa"/>
+            <w:vAlign w:val="center"/>
+          </w:tcPr>
+          <w:p>
+            <w:pPr>
+              <w:spacing w:line="360" w:lineRule="auto"/>
+              <w:jc w:val="left"/>
+            </w:pPr>
+            <w:r>
+              <w:t>Sistem memerlukan penyimpanan histori transaksi agar proses penelusuran data lebih mudah dilakukan.</w:t>
+            </w:r>
+          </w:p>
+        </w:tc>
+        <w:tc>
+          <w:tcPr>
+            <w:tcW w:w="2403" w:type="dxa"/>
+            <w:vAlign w:val="center"/>
+          </w:tcPr>
+          <w:p>
+            <w:pPr>
+              <w:spacing w:line="360" w:lineRule="auto"/>
+              <w:jc w:val="left"/>
+            </w:pPr>
+            <w:r>
+              <w:t>Sistem dapat menyimpan riwayat transaksi material secara terintegrasi.</w:t>
+            </w:r>
+          </w:p>
+        </w:tc>
+      </w:tr>
+      <w:tr>
+        <w:tc>
+          <w:tcPr>
+            <w:tcW w:w="562" w:type="dxa"/>
+            <w:vAlign w:val="center"/>
+          </w:tcPr>
+          <w:p>
+            <w:pPr>
+              <w:spacing w:line="360" w:lineRule="auto"/>
+              <w:jc w:val="left"/>
+            </w:pPr>
+            <w:r>
+              <w:t>4</w:t>
+            </w:r>
+          </w:p>
+        </w:tc>
+        <w:tc>
+          <w:tcPr>
+            <w:tcW w:w="2552" w:type="dxa"/>
+            <w:vAlign w:val="center"/>
+          </w:tcPr>
+          <w:p>
+            <w:pPr>
+              <w:spacing w:line="360" w:lineRule="auto"/>
+              <w:jc w:val="left"/>
+            </w:pPr>
+            <w:r>
+              <w:t>Pengguna membutuhkan informasi stok setiap jenis material beserta jumlah yang tersedia.</w:t>
+            </w:r>
+          </w:p>
+        </w:tc>
+        <w:tc>
+          <w:tcPr>
+            <w:tcW w:w="2410" w:type="dxa"/>
+            <w:vAlign w:val="center"/>
+          </w:tcPr>
+          <w:p>
+            <w:pPr>
+              <w:spacing w:line="360" w:lineRule="auto"/>
+              <w:jc w:val="left"/>
+            </w:pPr>
+            <w:r>
+              <w:t>Sistem harus mampu menyajikan informasi detail setiap material yang tersimpan di gudang.</w:t>
+            </w:r>
+          </w:p>
+        </w:tc>
+        <w:tc>
+          <w:tcPr>
+            <w:tcW w:w="2403" w:type="dxa"/>
+            <w:vAlign w:val="center"/>
+          </w:tcPr>
+          <w:p>
+            <w:pPr>
+              <w:spacing w:line="360" w:lineRule="auto"/>
+              <w:jc w:val="left"/>
+            </w:pPr>
+            <w:r>
+              <w:t>Sistem dapat menampilkan informasi detail material yang tersedia di gudang.</w:t>
+            </w:r>
+          </w:p>
+        </w:tc>
+      </w:tr>
+      <w:tr>
+        <w:tc>
+          <w:tcPr>
+            <w:tcW w:w="562" w:type="dxa"/>
+            <w:vAlign w:val="center"/>
+          </w:tcPr>
+          <w:p>
+            <w:pPr>
+              <w:spacing w:line="360" w:lineRule="auto"/>
+              <w:jc w:val="left"/>
+            </w:pPr>
+            <w:r>
+              <w:t>5</w:t>
+            </w:r>
+          </w:p>
+        </w:tc>
+        <w:tc>
+          <w:tcPr>
+            <w:tcW w:w="2552" w:type="dxa"/>
+            <w:vAlign w:val="center"/>
+          </w:tcPr>
+          <w:p>
+            <w:pPr>
+              <w:spacing w:line="360" w:lineRule="auto"/>
+              <w:jc w:val="left"/>
+            </w:pPr>
+            <w:r>
+              <w:t xml:space="preserve">Pengawas lapangan menyampaikan </w:t>
+            </w:r>
+            <w:r>
+              <w:lastRenderedPageBreak/>
+              <w:t>kebutuhan material melalui WhatsApp sehingga sering terjadi keterlambatan informasi.</w:t>
+            </w:r>
+          </w:p>
+        </w:tc>
+        <w:tc>
+          <w:tcPr>
+            <w:tcW w:w="2410" w:type="dxa"/>
+            <w:vAlign w:val="center"/>
+          </w:tcPr>
+          <w:p>
+            <w:pPr>
+              <w:spacing w:line="360" w:lineRule="auto"/>
+              <w:jc w:val="left"/>
+            </w:pPr>
+            <w:r>
+              <w:lastRenderedPageBreak/>
+              <w:t xml:space="preserve">Sistem perlu menyediakan media </w:t>
+            </w:r>
+            <w:r>
+              <w:lastRenderedPageBreak/>
+              <w:t>pengajuan material secara langsung agar proses komunikasi lebih terstruktur.</w:t>
+            </w:r>
+          </w:p>
+        </w:tc>
+        <w:tc>
+          <w:tcPr>
+            <w:tcW w:w="2403" w:type="dxa"/>
+            <w:vAlign w:val="center"/>
+          </w:tcPr>
+          <w:p>
+            <w:pPr>
+              <w:spacing w:line="360" w:lineRule="auto"/>
+              <w:jc w:val="left"/>
+            </w:pPr>
+            <w:r>
+              <w:lastRenderedPageBreak/>
+              <w:t xml:space="preserve">Pengawas lapangan dapat mengajukan </w:t>
+            </w:r>
+            <w:r>
+              <w:lastRenderedPageBreak/>
+              <w:t>permintaan material melalui sistem.</w:t>
+            </w:r>
+          </w:p>
+        </w:tc>
+      </w:tr>
+      <w:tr>
+        <w:tc>
+          <w:tcPr>
+            <w:tcW w:w="562" w:type="dxa"/>
+            <w:vAlign w:val="center"/>
+          </w:tcPr>
+          <w:p>
+            <w:pPr>
+              <w:spacing w:line="360" w:lineRule="auto"/>
+              <w:jc w:val="left"/>
+            </w:pPr>
+            <w:r>
+              <w:t>6</w:t>
+            </w:r>
+          </w:p>
+        </w:tc>
+        <w:tc>
+          <w:tcPr>
+            <w:tcW w:w="2552" w:type="dxa"/>
+            <w:vAlign w:val="center"/>
+          </w:tcPr>
+          <w:p>
+            <w:pPr>
+              <w:spacing w:line="360" w:lineRule="auto"/>
+              <w:jc w:val="left"/>
+            </w:pPr>
+            <w:r>
+              <w:t>Staf gudang harus memastikan ketersediaan material sebelum permintaan diproses.</w:t>
+            </w:r>
+          </w:p>
+        </w:tc>
+        <w:tc>
+          <w:tcPr>
+            <w:tcW w:w="2410" w:type="dxa"/>
+            <w:vAlign w:val="center"/>
+          </w:tcPr>
+          <w:p>
+            <w:pPr>
+              <w:spacing w:line="360" w:lineRule="auto"/>
+              <w:jc w:val="left"/>
+            </w:pPr>
+            <w:r>
+              <w:t>Sistem perlu menyediakan mekanisme validasi terhadap permintaan material berdasarkan kondisi stok yang tersedia.</w:t>
+            </w:r>
+          </w:p>
+        </w:tc>
+        <w:tc>
+          <w:tcPr>
+            <w:tcW w:w="2403" w:type="dxa"/>
+            <w:vAlign w:val="center"/>
+          </w:tcPr>
+          <w:p>
+            <w:pPr>
+              <w:spacing w:line="360" w:lineRule="auto"/>
+              <w:jc w:val="left"/>
+            </w:pPr>
+            <w:r>
+              <w:t>Staf gudang dapat melakukan pengecekan dan validasi permintaan material.</w:t>
+            </w:r>
+          </w:p>
+        </w:tc>
+      </w:tr>
+    </w:tbl>
+    <w:p>
+      <w:pPr>
+        <w:spacing w:line="360" w:lineRule="auto"/>
+        <w:ind w:firstLine="720"/>
+      </w:pPr>
+    </w:p>
+    <w:p>
+      <w:pPr>
+        <w:pStyle w:val="Heading2"/>
+        <w:numPr>
+          <w:ilvl w:val="0"/>
+          <w:numId w:val="76"/>
+        </w:numPr>
+        <w:spacing w:line="360" w:lineRule="auto"/>
+        <w:ind w:hanging="578"/>
+      </w:pPr>
+      <w:bookmarkStart w:id="66" w:name="_Toc233127837"/>
+      <w:r>
+        <w:t>Analisis Kebutuhan Sistem</w:t>
+      </w:r>
+      <w:bookmarkEnd w:id="66"/>
+    </w:p>
+    <w:p>
+      <w:pPr>
+        <w:spacing w:line="360" w:lineRule="auto"/>
+        <w:ind w:firstLine="709"/>
+      </w:pPr>
+      <w:r>
+        <w:t>Tahapan analisis kebutuhan sistem dilakukan melalui observasi dan diskusi dengan para pemangku kepentingan di King Aluminum Malang. Tujuan analisis ini adalah untuk menentukan kebutuhan sistem yang dapat membantu mengurangi masalah dalam proses pengecekan inventaris dan pengadaan material.</w:t>
+      </w:r>
+    </w:p>
+    <w:p>
+      <w:pPr>
+        <w:spacing w:line="360" w:lineRule="auto"/>
+        <w:ind w:firstLine="709"/>
+      </w:pPr>
+      <w:r>
+        <w:t>Dari informasi yang dikumpulkan, terlihat jelas bahwa tugas operasional masih dilakukan secara manual menggunakan Microsoft Excel dan komunikasi informal melalui WhatsApp. Skenario ini mengakibatkan banyak tantangan, seperti keterlambatan penyampaian informasi, kesalahan dalam dokumentasi inventaris, komplikasi dalam pelacakan material, dan pendekatan pengadaan yang tidak terorganisir. Oleh karena itu, model sistem diperlukan untuk memungkinkan proses manajemen material yang lebih efisien, kohesif, dan mudah dipantau bagi semua pihak yang terlibat.</w:t>
+      </w:r>
+    </w:p>
+    <w:p>
+      <w:pPr>
+        <w:spacing w:after="240" w:line="360" w:lineRule="auto"/>
+        <w:ind w:firstLine="709"/>
+      </w:pPr>
+      <w:r>
+        <w:t>Dalam penelitian ini, analisis kebutuhan sistem dikategorikan menjadi spesifikasi fungsional dan non-fungsional.</w:t>
+      </w:r>
+    </w:p>
+    <w:p>
+      <w:pPr>
+        <w:pStyle w:val="Heading3"/>
+        <w:numPr>
+          <w:ilvl w:val="0"/>
+          <w:numId w:val="77"/>
+        </w:numPr>
+        <w:spacing w:line="360" w:lineRule="auto"/>
+        <w:ind w:hanging="720"/>
+      </w:pPr>
+      <w:bookmarkStart w:id="67" w:name="_Toc233127838"/>
+      <w:r>
+        <w:lastRenderedPageBreak/>
+        <w:t>Kebutuhan Fungsional</w:t>
+      </w:r>
+      <w:bookmarkEnd w:id="67"/>
+    </w:p>
+    <w:p>
+      <w:pPr>
+        <w:spacing w:line="360" w:lineRule="auto"/>
+        <w:ind w:firstLine="720"/>
+      </w:pPr>
+      <w:r>
+        <w:t>Kebutuhan fungsional merupakan kebutuhan yang menjelaskan fungsi-fungsi utama yang harus dimiliki oleh sistem agar dapat mendukung proses pengecekan stok dan pengadaan material di King Aluminium Malang. Kebutuhan ini diperoleh melalui proses analisis terhadap hasil observasi dan transkrip wawancara yang telah dilakukan kepada para stakeholder, yaitu pemilik usaha, staf administrasi, staf gudang, dan pengawas lapangan.</w:t>
+      </w:r>
+    </w:p>
+    <w:p>
+      <w:pPr>
+        <w:spacing w:line="360" w:lineRule="auto"/>
+        <w:ind w:firstLine="720"/>
+      </w:pPr>
+      <w:r>
+        <w:t>Proses identifikasi kebutuhan fungsional dilakukan dengan cara mengkaji setiap jawaban responden untuk menemukan permasalahan operasional, kebutuhan informasi, serta aktivitas yang diharapkan dapat didukung oleh sistem. Setiap pernyataan yang memiliki makna serupa kemudian dikelompokkan menjadi satu kebutuhan sistem sehingga menghasilkan daftar fungsi yang akan diimplementasikan pada model sistem.</w:t>
+      </w:r>
+    </w:p>
+    <w:p>
+      <w:pPr>
+        <w:spacing w:line="360" w:lineRule="auto"/>
+        <w:ind w:firstLine="720"/>
+      </w:pPr>
+      <w:r>
+        <w:t>Sebagai contoh, hasil wawancara menunjukkan bahwa staf gudang mengalami kesulitan melakukan pengecekan stok secara cepat karena pencatatan masih menggunakan Microsoft Excel dan belum diperbarui secara real-time. Temuan tersebut kemudian diterjemahkan menjadi kebutuhan fungsional berupa "Sistem dapat menampilkan data stok material secara real-time." Selain itu, kebutuhan untuk mencatat barang masuk dan barang keluar diperoleh dari hasil wawancara yang menunjukkan bahwa proses pencatatan masih dilakukan secara manual sehingga riwayat transaksi sulit ditelusuri. Permintaan dari pengawas lapangan mengenai kemudahan pengajuan material melalui sistem juga diterjemahkan menjadi kebutuhan agar sistem menyediakan fitur pengajuan material secara digital.</w:t>
+      </w:r>
+    </w:p>
+    <w:p>
+      <w:pPr>
+        <w:spacing w:line="360" w:lineRule="auto"/>
+        <w:ind w:firstLine="720"/>
+      </w:pPr>
+      <w:r>
+        <w:t>Melalui proses analisis tersebut, setiap kebutuhan pengguna diubah menjadi spesifikasi fungsi yang harus dimiliki oleh sistem. Hasil identifikasi kebutuhan fungsional kemudian disajikan pada Tabel 4.</w:t>
+      </w:r>
+      <w:r>
+        <w:t>10</w:t>
+      </w:r>
+      <w:r>
+        <w:t>.</w:t>
+      </w:r>
+    </w:p>
+    <w:p>
+      <w:pPr>
+        <w:spacing w:line="360" w:lineRule="auto"/>
+        <w:ind w:firstLine="720"/>
+      </w:pPr>
+    </w:p>
+    <w:p>
+      <w:pPr>
+        <w:spacing w:line="360" w:lineRule="auto"/>
+        <w:ind w:firstLine="720"/>
+      </w:pPr>
+    </w:p>
+    <w:p>
+      <w:pPr>
+        <w:pStyle w:val="Caption"/>
+        <w:keepNext/>
+        <w:jc w:val="center"/>
+        <w:rPr>
+          <w:b/>
+          <w:i w:val="0"/>
+          <w:color w:val="auto"/>
+          <w:sz w:val="24"/>
+          <w:szCs w:val="24"/>
+        </w:rPr>
+      </w:pPr>
+      <w:bookmarkStart w:id="68" w:name="_Toc233128016"/>
+      <w:r>
+        <w:rPr>
+          <w:b/>
+          <w:i w:val="0"/>
+          <w:color w:val="auto"/>
+          <w:sz w:val="24"/>
+          <w:szCs w:val="24"/>
+        </w:rPr>
+        <w:lastRenderedPageBreak/>
+        <w:t xml:space="preserve">Tabel 4. </w:t>
+      </w:r>
+      <w:r>
+        <w:rPr>
+          <w:b/>
+          <w:i w:val="0"/>
+          <w:color w:val="auto"/>
+          <w:sz w:val="24"/>
+          <w:szCs w:val="24"/>
+        </w:rPr>
+        <w:fldChar w:fldCharType="begin"/>
+      </w:r>
+      <w:r>
+        <w:rPr>
+          <w:b/>
+          <w:i w:val="0"/>
+          <w:color w:val="auto"/>
+          <w:sz w:val="24"/>
+          <w:szCs w:val="24"/>
+        </w:rPr>
+        <w:instrText xml:space="preserve"> SEQ Tabel_4. \* ARABIC </w:instrText>
+      </w:r>
+      <w:r>
+        <w:rPr>
+          <w:b/>
+          <w:i w:val="0"/>
+          <w:color w:val="auto"/>
+          <w:sz w:val="24"/>
+          <w:szCs w:val="24"/>
+        </w:rPr>
+        <w:fldChar w:fldCharType="separate"/>
+      </w:r>
+      <w:r>
+        <w:rPr>
+          <w:b/>
+          <w:i w:val="0"/>
+          <w:noProof/>
+          <w:color w:val="auto"/>
+          <w:sz w:val="24"/>
+          <w:szCs w:val="24"/>
+        </w:rPr>
+        <w:t>10</w:t>
+      </w:r>
+      <w:r>
+        <w:rPr>
+          <w:b/>
+          <w:i w:val="0"/>
+          <w:color w:val="auto"/>
+          <w:sz w:val="24"/>
+          <w:szCs w:val="24"/>
+        </w:rPr>
+        <w:fldChar w:fldCharType="end"/>
+      </w:r>
+      <w:r>
+        <w:rPr>
+          <w:b/>
+          <w:i w:val="0"/>
+          <w:color w:val="auto"/>
+          <w:sz w:val="24"/>
+          <w:szCs w:val="24"/>
+        </w:rPr>
         <w:t xml:space="preserve"> Kebutuhan Fungsional Sistem</w:t>
       </w:r>
-      <w:bookmarkEnd w:id="70"/>
+      <w:bookmarkEnd w:id="68"/>
     </w:p>
     <w:tbl>
       <w:tblPr>
@@ -22214,7 +22794,6 @@
         <w:ind w:firstLine="720"/>
       </w:pPr>
       <w:r>
-        <w:lastRenderedPageBreak/>
         <w:t>Dengan mempertimbangkan kebutuhan operasional tersebut, sistem ini dibuat untuk memungkinkan metode yang lebih terorganisir dan terpadu untuk tugas-tugas yang sebelumnya dilakukan secara manual. Aspek-aspek penting menekankan pada pelacakan inventaris, pencatatan material, pengajuan permintaan pengadaan, dan proses persetujuan untuk pembelian material.</w:t>
       </w:r>
     </w:p>
@@ -22223,16 +22802,35 @@
         <w:pStyle w:val="Heading3"/>
         <w:numPr>
           <w:ilvl w:val="0"/>
-          <w:numId w:val="68"/>
+          <w:numId w:val="77"/>
         </w:numPr>
         <w:spacing w:line="360" w:lineRule="auto"/>
-        <w:ind w:hanging="578"/>
-      </w:pPr>
-      <w:bookmarkStart w:id="71" w:name="_Toc233127839"/>
-      <w:r>
+        <w:ind w:hanging="720"/>
+      </w:pPr>
+      <w:bookmarkStart w:id="69" w:name="_Toc233127839"/>
+      <w:r>
+        <w:lastRenderedPageBreak/>
         <w:t>Kebutuhan Non-Fungsional</w:t>
       </w:r>
-      <w:bookmarkEnd w:id="71"/>
+      <w:bookmarkEnd w:id="69"/>
+    </w:p>
+    <w:p>
+      <w:pPr>
+        <w:spacing w:line="360" w:lineRule="auto"/>
+        <w:ind w:firstLine="720"/>
+      </w:pPr>
+      <w:r>
+        <w:t>Kebutuhan non-fungsional merupakan kebutuhan yang berkaitan dengan karakteristik kualitas sistem yang harus dipenuhi agar sistem dapat digunakan secara optimal oleh pengguna. Berbeda dengan kebutuhan fungsional yang menjelaskan fungsi atau layanan yang disediakan sistem, kebutuhan non-fungsional menjelaskan bagaimana sistem harus bekerja, seperti aspek kemudahan penggunaan (usability), kinerja (performance), keamanan (security), kompatibilitas (compatibility), dan ketersediaan (availability).</w:t>
+      </w:r>
+    </w:p>
+    <w:p>
+      <w:pPr>
+        <w:spacing w:line="360" w:lineRule="auto"/>
+        <w:ind w:firstLine="720"/>
+      </w:pPr>
+      <w:r>
+        <w:t>Kebutuhan non-fungsional dalam penelitian ini diperoleh melalui proses analisis terhadap hasil observasi dan wawancara yang telah dilakukan kepada pemilik usaha, staf administrasi, staf gudang, dan pengawas lapangan. Analisis dilakukan dengan mengidentifikasi harapan pengguna mengenai karakteristik sistem yang diinginkan selama mendukung proses pengecekan stok dan pengadaan material. Informasi tersebut kemudian dikelompokkan berdasarkan aspek kualitas perangkat lunak sehingga diperoleh kebutuhan non-fungsional yang menjadi acuan dalam perancangan model sistem.</w:t>
+      </w:r>
     </w:p>
     <w:p>
       <w:pPr>
@@ -22240,10 +22838,7 @@
         <w:ind w:firstLine="720"/>
       </w:pPr>
       <w:r>
-        <w:t xml:space="preserve">Kebutuhan </w:t>
-      </w:r>
-      <w:r>
-        <w:t>non-fungsional berkaitan dengan kualitas, kinerja, dan kemudahan penggunaan sistem. Spesifikasi ini sangat penting untuk menjamin bahwa sistem digunakan secara efektif dan sesuai dalam lingkungan kerja pengguna.</w:t>
+        <w:t>Untuk memberikan gambaran mengenai proses analisis yang dilakukan, hasil transformasi dari temuan wawancara menjadi kebutuhan non-fungsional disajikan pada Tabel 4.11.</w:t>
       </w:r>
     </w:p>
     <w:p>
@@ -22259,7 +22854,7 @@
           <w:szCs w:val="24"/>
         </w:rPr>
       </w:pPr>
-      <w:bookmarkStart w:id="72" w:name="_Toc233128017"/>
+      <w:bookmarkStart w:id="70" w:name="_Toc233128017"/>
       <w:r>
         <w:rPr>
           <w:b/>
@@ -22309,7 +22904,7 @@
           <w:sz w:val="24"/>
           <w:szCs w:val="24"/>
         </w:rPr>
-        <w:t>10</w:t>
+        <w:t>11</w:t>
       </w:r>
       <w:r>
         <w:rPr>
@@ -22331,7 +22926,7 @@
         </w:rPr>
         <w:t xml:space="preserve"> Kebutuhan Non-Fungsional Sistem</w:t>
       </w:r>
-      <w:bookmarkEnd w:id="72"/>
+      <w:bookmarkEnd w:id="70"/>
     </w:p>
     <w:tbl>
       <w:tblPr>
@@ -22592,6 +23187,7 @@
               <w:jc w:val="center"/>
             </w:pPr>
             <w:r>
+              <w:lastRenderedPageBreak/>
               <w:t>5</w:t>
             </w:r>
           </w:p>
@@ -22718,16 +23314,10 @@
     </w:p>
     <w:p>
       <w:pPr>
-        <w:spacing w:line="360" w:lineRule="auto"/>
-      </w:pPr>
-    </w:p>
-    <w:p>
-      <w:pPr>
         <w:spacing w:after="240" w:line="360" w:lineRule="auto"/>
         <w:ind w:firstLine="720"/>
       </w:pPr>
       <w:r>
-        <w:lastRenderedPageBreak/>
         <w:t>Kebutuhan</w:t>
       </w:r>
       <w:r>
@@ -22751,16 +23341,16 @@
         <w:pStyle w:val="Heading3"/>
         <w:numPr>
           <w:ilvl w:val="0"/>
-          <w:numId w:val="68"/>
+          <w:numId w:val="77"/>
         </w:numPr>
         <w:spacing w:line="360" w:lineRule="auto"/>
-        <w:ind w:hanging="578"/>
-      </w:pPr>
-      <w:bookmarkStart w:id="73" w:name="_Toc233127840"/>
+        <w:ind w:left="709" w:hanging="709"/>
+      </w:pPr>
+      <w:bookmarkStart w:id="71" w:name="_Toc233127840"/>
       <w:r>
         <w:t>Analisis Aktor Sistem</w:t>
       </w:r>
-      <w:bookmarkEnd w:id="73"/>
+      <w:bookmarkEnd w:id="71"/>
     </w:p>
     <w:p>
       <w:pPr>
@@ -22790,7 +23380,7 @@
           <w:szCs w:val="24"/>
         </w:rPr>
       </w:pPr>
-      <w:bookmarkStart w:id="74" w:name="_Toc233128018"/>
+      <w:bookmarkStart w:id="72" w:name="_Toc233128018"/>
       <w:r>
         <w:rPr>
           <w:b/>
@@ -22840,7 +23430,7 @@
           <w:sz w:val="24"/>
           <w:szCs w:val="24"/>
         </w:rPr>
-        <w:t>11</w:t>
+        <w:t>12</w:t>
       </w:r>
       <w:r>
         <w:rPr>
@@ -22862,7 +23452,7 @@
         </w:rPr>
         <w:t xml:space="preserve"> Analisis Aktor Sistem</w:t>
       </w:r>
-      <w:bookmarkEnd w:id="74"/>
+      <w:bookmarkEnd w:id="72"/>
     </w:p>
     <w:tbl>
       <w:tblPr>
@@ -23215,7 +23805,13 @@
         <w:ind w:firstLine="720"/>
       </w:pPr>
       <w:r>
-        <w:t>Analisis aktor sistem digunakan sebagai dasar dalam penyusunan Use Case Diagram dan perancangan hak akses pengguna pada prototype sistem.</w:t>
+        <w:lastRenderedPageBreak/>
+        <w:t>Analisis akt</w:t>
+      </w:r>
+      <w:bookmarkStart w:id="73" w:name="_GoBack"/>
+      <w:bookmarkEnd w:id="73"/>
+      <w:r>
+        <w:t>or sistem digunakan sebagai dasar dalam penyusunan Use Case Diagram dan perancangan hak akses pengguna pada prototype sistem.</w:t>
       </w:r>
     </w:p>
     <w:p>
@@ -23223,16 +23819,16 @@
         <w:pStyle w:val="Heading3"/>
         <w:numPr>
           <w:ilvl w:val="0"/>
-          <w:numId w:val="68"/>
+          <w:numId w:val="77"/>
         </w:numPr>
         <w:spacing w:line="360" w:lineRule="auto"/>
-        <w:ind w:hanging="578"/>
-      </w:pPr>
-      <w:bookmarkStart w:id="75" w:name="_Toc233127841"/>
+        <w:ind w:hanging="720"/>
+      </w:pPr>
+      <w:bookmarkStart w:id="74" w:name="_Toc233127841"/>
       <w:r>
         <w:t>User Stories</w:t>
       </w:r>
-      <w:bookmarkEnd w:id="75"/>
+      <w:bookmarkEnd w:id="74"/>
     </w:p>
     <w:p>
       <w:pPr>
@@ -23242,21 +23838,6 @@
       <w:r>
         <w:t>Berdasarkan hasil analisis kebutuhan, kebutuhan pengguna kemudian dirumuskan dalam bentuk User Stories untuk menggambarkan interaksi pengguna dengan sistem.</w:t>
       </w:r>
-    </w:p>
-    <w:p>
-      <w:pPr>
-        <w:spacing w:line="360" w:lineRule="auto"/>
-        <w:ind w:firstLine="720"/>
-      </w:pPr>
-    </w:p>
-    <w:p>
-      <w:pPr>
-        <w:spacing w:line="360" w:lineRule="auto"/>
-        <w:rPr>
-          <w:b/>
-          <w:szCs w:val="24"/>
-        </w:rPr>
-      </w:pPr>
     </w:p>
     <w:p>
       <w:pPr>
@@ -23271,7 +23852,7 @@
           <w:szCs w:val="24"/>
         </w:rPr>
       </w:pPr>
-      <w:bookmarkStart w:id="76" w:name="_Toc233128019"/>
+      <w:bookmarkStart w:id="75" w:name="_Toc233128019"/>
       <w:r>
         <w:rPr>
           <w:b/>
@@ -23280,7 +23861,6 @@
           <w:sz w:val="24"/>
           <w:szCs w:val="24"/>
         </w:rPr>
-        <w:lastRenderedPageBreak/>
         <w:t xml:space="preserve">Tabel 4. </w:t>
       </w:r>
       <w:r>
@@ -23322,7 +23902,7 @@
           <w:sz w:val="24"/>
           <w:szCs w:val="24"/>
         </w:rPr>
-        <w:t>12</w:t>
+        <w:t>13</w:t>
       </w:r>
       <w:r>
         <w:rPr>
@@ -23344,7 +23924,7 @@
         </w:rPr>
         <w:t xml:space="preserve"> User Stories Sistem</w:t>
       </w:r>
-      <w:bookmarkEnd w:id="76"/>
+      <w:bookmarkEnd w:id="75"/>
     </w:p>
     <w:tbl>
       <w:tblPr>
@@ -23683,6 +24263,7 @@
         <w:ind w:firstLine="720"/>
       </w:pPr>
       <w:r>
+        <w:lastRenderedPageBreak/>
         <w:t>Hasil analisis kebutuhan sistem ini kemudian menjadi dasar dalam tahap perancangan sistem, pembuatan diagram UML, serta pengembangan prototype interaktif menggunakan Figma.</w:t>
       </w:r>
     </w:p>
@@ -23691,16 +24272,16 @@
         <w:pStyle w:val="Heading2"/>
         <w:numPr>
           <w:ilvl w:val="0"/>
-          <w:numId w:val="69"/>
+          <w:numId w:val="78"/>
         </w:numPr>
         <w:spacing w:line="360" w:lineRule="auto"/>
         <w:ind w:hanging="578"/>
       </w:pPr>
-      <w:bookmarkStart w:id="77" w:name="_Toc233127842"/>
+      <w:bookmarkStart w:id="76" w:name="_Toc233127842"/>
       <w:r>
         <w:t>Pengembangan Model Sistem Menggunakan Metode Personal Extreme Programming (PXP)</w:t>
       </w:r>
-      <w:bookmarkEnd w:id="77"/>
+      <w:bookmarkEnd w:id="76"/>
     </w:p>
     <w:p>
       <w:pPr>
@@ -23708,11 +24289,7 @@
         <w:ind w:firstLine="720"/>
       </w:pPr>
       <w:r>
-        <w:t xml:space="preserve">Pengembangan model sistem pada penelitian ini dilakukan menggunakan metode Personal Extreme Programming (PXP). Metode ini dipilih karena proses </w:t>
-      </w:r>
-      <w:r>
-        <w:lastRenderedPageBreak/>
-        <w:t>pengembangan dilakukan oleh satu orang pengembang (solo developer) serta memiliki fleksibilitas yang tinggi dalam menyesuaikan kebutuhan pengguna. Tahapan pengembangan meliputi Requirements, Planning, Iteration Initialization, Design, Implementation, System Testing, dan Retrospective.</w:t>
+        <w:t>Pengembangan model sistem pada penelitian ini dilakukan menggunakan metode Personal Extreme Programming (PXP). Metode ini dipilih karena proses pengembangan dilakukan oleh satu orang pengembang (solo developer) serta memiliki fleksibilitas yang tinggi dalam menyesuaikan kebutuhan pengguna. Tahapan pengembangan meliputi Requirements, Planning, Iteration Initialization, Design, Implementation, System Testing, dan Retrospective.</w:t>
       </w:r>
     </w:p>
     <w:p>
@@ -23720,16 +24297,16 @@
         <w:pStyle w:val="Heading3"/>
         <w:numPr>
           <w:ilvl w:val="0"/>
-          <w:numId w:val="70"/>
+          <w:numId w:val="79"/>
         </w:numPr>
         <w:spacing w:line="360" w:lineRule="auto"/>
-        <w:ind w:hanging="578"/>
-      </w:pPr>
-      <w:bookmarkStart w:id="78" w:name="_Toc233127843"/>
+        <w:ind w:hanging="720"/>
+      </w:pPr>
+      <w:bookmarkStart w:id="77" w:name="_Toc233127843"/>
       <w:r>
         <w:t>Requirements</w:t>
       </w:r>
-      <w:bookmarkEnd w:id="78"/>
+      <w:bookmarkEnd w:id="77"/>
     </w:p>
     <w:p>
       <w:pPr>
@@ -23883,7 +24460,7 @@
           <w:szCs w:val="24"/>
         </w:rPr>
       </w:pPr>
-      <w:bookmarkStart w:id="79" w:name="_Toc233128020"/>
+      <w:bookmarkStart w:id="78" w:name="_Toc233128020"/>
       <w:r>
         <w:rPr>
           <w:b/>
@@ -23892,6 +24469,7 @@
           <w:sz w:val="24"/>
           <w:szCs w:val="24"/>
         </w:rPr>
+        <w:lastRenderedPageBreak/>
         <w:t xml:space="preserve">Tabel 4. </w:t>
       </w:r>
       <w:r>
@@ -23933,7 +24511,7 @@
           <w:sz w:val="24"/>
           <w:szCs w:val="24"/>
         </w:rPr>
-        <w:t>13</w:t>
+        <w:t>14</w:t>
       </w:r>
       <w:r>
         <w:rPr>
@@ -23955,7 +24533,7 @@
         </w:rPr>
         <w:t xml:space="preserve"> User Stories</w:t>
       </w:r>
-      <w:bookmarkEnd w:id="79"/>
+      <w:bookmarkEnd w:id="78"/>
     </w:p>
     <w:tbl>
       <w:tblPr>
@@ -24131,7 +24709,6 @@
               <w:jc w:val="center"/>
             </w:pPr>
             <w:r>
-              <w:lastRenderedPageBreak/>
               <w:t>US-0</w:t>
             </w:r>
             <w:r>
@@ -24309,16 +24886,16 @@
         <w:pStyle w:val="Heading3"/>
         <w:numPr>
           <w:ilvl w:val="0"/>
-          <w:numId w:val="72"/>
+          <w:numId w:val="80"/>
         </w:numPr>
         <w:spacing w:line="360" w:lineRule="auto"/>
-        <w:ind w:hanging="578"/>
-      </w:pPr>
-      <w:bookmarkStart w:id="80" w:name="_Toc233127844"/>
+        <w:ind w:hanging="720"/>
+      </w:pPr>
+      <w:bookmarkStart w:id="79" w:name="_Toc233127844"/>
       <w:r>
         <w:t>Planning</w:t>
       </w:r>
-      <w:bookmarkEnd w:id="80"/>
+      <w:bookmarkEnd w:id="79"/>
     </w:p>
     <w:p>
       <w:pPr>
@@ -24328,6 +24905,18 @@
       <w:r>
         <w:t>Pada tahap planning dilakukan proses prioritisasi kebutuhan sistem berdasarkan tingkat urgensi dan dampaknya terhadap penyelesaian permasalahan operasional. Fitur-fitur yang dikembangkan kemudian dibagi menjadi prioritas utama dan prioritas pendukung.</w:t>
       </w:r>
+    </w:p>
+    <w:p>
+      <w:pPr>
+        <w:spacing w:line="360" w:lineRule="auto"/>
+        <w:ind w:firstLine="720"/>
+      </w:pPr>
+    </w:p>
+    <w:p>
+      <w:pPr>
+        <w:spacing w:line="360" w:lineRule="auto"/>
+        <w:ind w:firstLine="720"/>
+      </w:pPr>
     </w:p>
     <w:p>
       <w:pPr>
@@ -24342,7 +24931,7 @@
           <w:szCs w:val="24"/>
         </w:rPr>
       </w:pPr>
-      <w:bookmarkStart w:id="81" w:name="_Toc233128021"/>
+      <w:bookmarkStart w:id="80" w:name="_Toc233128021"/>
       <w:r>
         <w:rPr>
           <w:b/>
@@ -24351,6 +24940,7 @@
           <w:sz w:val="24"/>
           <w:szCs w:val="24"/>
         </w:rPr>
+        <w:lastRenderedPageBreak/>
         <w:t xml:space="preserve">Tabel 4. </w:t>
       </w:r>
       <w:r>
@@ -24392,7 +24982,7 @@
           <w:sz w:val="24"/>
           <w:szCs w:val="24"/>
         </w:rPr>
-        <w:t>14</w:t>
+        <w:t>15</w:t>
       </w:r>
       <w:r>
         <w:rPr>
@@ -24414,7 +25004,7 @@
         </w:rPr>
         <w:t xml:space="preserve"> Prioritas Pengembangan Fitur</w:t>
       </w:r>
-      <w:bookmarkEnd w:id="81"/>
+      <w:bookmarkEnd w:id="80"/>
     </w:p>
     <w:tbl>
       <w:tblPr>
@@ -24874,7 +25464,6 @@
         <w:ind w:firstLine="720"/>
       </w:pPr>
       <w:r>
-        <w:lastRenderedPageBreak/>
         <w:t>Fitur dengan prioritas tinggi dikembangkan terlebih dahulu karena memiliki keterkaitan langsung dengan permasalahan utama yang ditemukan pada tahap observasi dan wawancara.</w:t>
       </w:r>
     </w:p>
@@ -24883,16 +25472,16 @@
         <w:pStyle w:val="Heading3"/>
         <w:numPr>
           <w:ilvl w:val="0"/>
-          <w:numId w:val="72"/>
+          <w:numId w:val="80"/>
         </w:numPr>
         <w:spacing w:line="360" w:lineRule="auto"/>
-        <w:ind w:hanging="578"/>
-      </w:pPr>
-      <w:bookmarkStart w:id="82" w:name="_Toc233127845"/>
+        <w:ind w:hanging="720"/>
+      </w:pPr>
+      <w:bookmarkStart w:id="81" w:name="_Toc233127845"/>
       <w:r>
         <w:t>Iteration Initialization</w:t>
       </w:r>
-      <w:bookmarkEnd w:id="82"/>
+      <w:bookmarkEnd w:id="81"/>
     </w:p>
     <w:p>
       <w:pPr>
@@ -24916,7 +25505,7 @@
           <w:szCs w:val="24"/>
         </w:rPr>
       </w:pPr>
-      <w:bookmarkStart w:id="83" w:name="_Toc233128022"/>
+      <w:bookmarkStart w:id="82" w:name="_Toc233128022"/>
       <w:r>
         <w:rPr>
           <w:b/>
@@ -24966,7 +25555,7 @@
           <w:sz w:val="24"/>
           <w:szCs w:val="24"/>
         </w:rPr>
-        <w:t>15</w:t>
+        <w:t>16</w:t>
       </w:r>
       <w:r>
         <w:rPr>
@@ -24988,7 +25577,7 @@
         </w:rPr>
         <w:t xml:space="preserve"> Aktor Sistem</w:t>
       </w:r>
-      <w:bookmarkEnd w:id="83"/>
+      <w:bookmarkEnd w:id="82"/>
     </w:p>
     <w:tbl>
       <w:tblPr>
@@ -25253,7 +25842,7 @@
           <w:szCs w:val="24"/>
         </w:rPr>
       </w:pPr>
-      <w:bookmarkStart w:id="84" w:name="_Toc233128023"/>
+      <w:bookmarkStart w:id="83" w:name="_Toc233128023"/>
       <w:r>
         <w:rPr>
           <w:b/>
@@ -25262,6 +25851,7 @@
           <w:sz w:val="24"/>
           <w:szCs w:val="24"/>
         </w:rPr>
+        <w:lastRenderedPageBreak/>
         <w:t xml:space="preserve">Tabel 4. </w:t>
       </w:r>
       <w:r>
@@ -25303,7 +25893,7 @@
           <w:sz w:val="24"/>
           <w:szCs w:val="24"/>
         </w:rPr>
-        <w:t>16</w:t>
+        <w:t>17</w:t>
       </w:r>
       <w:r>
         <w:rPr>
@@ -25325,7 +25915,7 @@
         </w:rPr>
         <w:t xml:space="preserve"> Ruang Lingkup Iterasi</w:t>
       </w:r>
-      <w:bookmarkEnd w:id="84"/>
+      <w:bookmarkEnd w:id="83"/>
     </w:p>
     <w:tbl>
       <w:tblPr>
@@ -25590,39 +26180,23 @@
     </w:p>
     <w:p>
       <w:pPr>
-        <w:spacing w:line="360" w:lineRule="auto"/>
-      </w:pPr>
-    </w:p>
-    <w:p>
-      <w:pPr>
-        <w:spacing w:line="360" w:lineRule="auto"/>
-      </w:pPr>
-    </w:p>
-    <w:p>
-      <w:pPr>
-        <w:spacing w:line="360" w:lineRule="auto"/>
-      </w:pPr>
-    </w:p>
-    <w:p>
-      <w:pPr>
         <w:pStyle w:val="Heading3"/>
         <w:numPr>
           <w:ilvl w:val="0"/>
-          <w:numId w:val="72"/>
+          <w:numId w:val="80"/>
         </w:numPr>
         <w:spacing w:line="360" w:lineRule="auto"/>
-        <w:ind w:hanging="578"/>
-      </w:pPr>
-      <w:bookmarkStart w:id="85" w:name="_Toc233127846"/>
-      <w:r>
-        <w:lastRenderedPageBreak/>
+        <w:ind w:hanging="720"/>
+      </w:pPr>
+      <w:bookmarkStart w:id="84" w:name="_Toc233127846"/>
+      <w:r>
         <w:t>Design</w:t>
       </w:r>
-      <w:bookmarkEnd w:id="85"/>
-    </w:p>
-    <w:p>
-      <w:pPr>
-        <w:spacing w:line="360" w:lineRule="auto"/>
+      <w:bookmarkEnd w:id="84"/>
+    </w:p>
+    <w:p>
+      <w:pPr>
+        <w:spacing w:after="240" w:line="360" w:lineRule="auto"/>
         <w:ind w:firstLine="720"/>
       </w:pPr>
       <w:r>
@@ -25653,7 +26227,7 @@
           <w:szCs w:val="24"/>
         </w:rPr>
       </w:pPr>
-      <w:bookmarkStart w:id="86" w:name="_Toc233128024"/>
+      <w:bookmarkStart w:id="85" w:name="_Toc233128024"/>
       <w:r>
         <w:rPr>
           <w:b/>
@@ -25703,7 +26277,7 @@
           <w:sz w:val="24"/>
           <w:szCs w:val="24"/>
         </w:rPr>
-        <w:t>17</w:t>
+        <w:t>18</w:t>
       </w:r>
       <w:r>
         <w:rPr>
@@ -25725,7 +26299,7 @@
         </w:rPr>
         <w:t xml:space="preserve"> Daftar Diagram UML</w:t>
       </w:r>
-      <w:bookmarkEnd w:id="86"/>
+      <w:bookmarkEnd w:id="85"/>
     </w:p>
     <w:tbl>
       <w:tblPr>
@@ -25934,13 +26508,18 @@
     </w:p>
     <w:p>
       <w:pPr>
+        <w:spacing w:line="360" w:lineRule="auto"/>
+      </w:pPr>
+    </w:p>
+    <w:p>
+      <w:pPr>
         <w:pStyle w:val="ListParagraph"/>
         <w:numPr>
           <w:ilvl w:val="0"/>
           <w:numId w:val="73"/>
         </w:numPr>
         <w:spacing w:line="360" w:lineRule="auto"/>
-        <w:ind w:hanging="578"/>
+        <w:ind w:left="709" w:hanging="578"/>
         <w:rPr>
           <w:b/>
         </w:rPr>
@@ -25949,6 +26528,7 @@
         <w:rPr>
           <w:b/>
         </w:rPr>
+        <w:lastRenderedPageBreak/>
         <w:t>Use Case Diagram</w:t>
       </w:r>
     </w:p>
@@ -26049,7 +26629,7 @@
           <w:szCs w:val="24"/>
         </w:rPr>
       </w:pPr>
-      <w:bookmarkStart w:id="87" w:name="_Toc233127903"/>
+      <w:bookmarkStart w:id="86" w:name="_Toc233127903"/>
       <w:r>
         <w:rPr>
           <w:b/>
@@ -26121,7 +26701,7 @@
         </w:rPr>
         <w:t xml:space="preserve"> Use Case Diagram Sistem Pengecekan Stok dan Pengadaan Material</w:t>
       </w:r>
-      <w:bookmarkEnd w:id="87"/>
+      <w:bookmarkEnd w:id="86"/>
     </w:p>
     <w:p>
       <w:pPr>
@@ -26136,7 +26716,7 @@
           <w:numId w:val="73"/>
         </w:numPr>
         <w:spacing w:line="360" w:lineRule="auto"/>
-        <w:ind w:hanging="578"/>
+        <w:ind w:left="709" w:hanging="578"/>
         <w:rPr>
           <w:b/>
         </w:rPr>
@@ -26437,7 +27017,7 @@
           <w:szCs w:val="24"/>
         </w:rPr>
       </w:pPr>
-      <w:bookmarkStart w:id="88" w:name="_Toc233127904"/>
+      <w:bookmarkStart w:id="87" w:name="_Toc233127904"/>
       <w:r>
         <w:rPr>
           <w:b/>
@@ -26509,7 +27089,7 @@
         </w:rPr>
         <w:t xml:space="preserve"> Activity Diagram Pengajuan Material</w:t>
       </w:r>
-      <w:bookmarkEnd w:id="88"/>
+      <w:bookmarkEnd w:id="87"/>
     </w:p>
     <w:p>
       <w:pPr>
@@ -26619,7 +27199,7 @@
           <w:szCs w:val="24"/>
         </w:rPr>
       </w:pPr>
-      <w:bookmarkStart w:id="89" w:name="_Toc233127905"/>
+      <w:bookmarkStart w:id="88" w:name="_Toc233127905"/>
       <w:r>
         <w:rPr>
           <w:b/>
@@ -26691,7 +27271,7 @@
         </w:rPr>
         <w:t xml:space="preserve"> Activity Diagram Pengadaan Material</w:t>
       </w:r>
-      <w:bookmarkEnd w:id="89"/>
+      <w:bookmarkEnd w:id="88"/>
     </w:p>
     <w:p>
       <w:pPr>
@@ -26801,7 +27381,7 @@
           <w:szCs w:val="24"/>
         </w:rPr>
       </w:pPr>
-      <w:bookmarkStart w:id="90" w:name="_Toc233127906"/>
+      <w:bookmarkStart w:id="89" w:name="_Toc233127906"/>
       <w:r>
         <w:rPr>
           <w:b/>
@@ -26873,7 +27453,7 @@
         </w:rPr>
         <w:t xml:space="preserve"> Activity Diagram Material Keluar</w:t>
       </w:r>
-      <w:bookmarkEnd w:id="90"/>
+      <w:bookmarkEnd w:id="89"/>
     </w:p>
     <w:p>
       <w:pPr>
@@ -26883,7 +27463,7 @@
           <w:numId w:val="73"/>
         </w:numPr>
         <w:spacing w:line="360" w:lineRule="auto"/>
-        <w:ind w:hanging="578"/>
+        <w:ind w:left="709" w:hanging="578"/>
         <w:rPr>
           <w:b/>
         </w:rPr>
@@ -27006,7 +27586,7 @@
           <w:szCs w:val="24"/>
         </w:rPr>
       </w:pPr>
-      <w:bookmarkStart w:id="91" w:name="_Toc233127907"/>
+      <w:bookmarkStart w:id="90" w:name="_Toc233127907"/>
       <w:r>
         <w:rPr>
           <w:b/>
@@ -27078,7 +27658,7 @@
         </w:rPr>
         <w:t xml:space="preserve"> Class Diagram Sistem Pengecekan Stok dan Pengadaan Material</w:t>
       </w:r>
-      <w:bookmarkEnd w:id="91"/>
+      <w:bookmarkEnd w:id="90"/>
     </w:p>
     <w:p>
       <w:pPr>
@@ -27097,12 +27677,12 @@
       <w:pPr>
         <w:pStyle w:val="Heading1"/>
       </w:pPr>
-      <w:bookmarkStart w:id="92" w:name="_Toc233127847"/>
+      <w:bookmarkStart w:id="91" w:name="_Toc233127847"/>
       <w:r>
         <w:lastRenderedPageBreak/>
         <w:t>DAFTAR PUSTAKA</w:t>
       </w:r>
-      <w:bookmarkEnd w:id="92"/>
+      <w:bookmarkEnd w:id="91"/>
     </w:p>
     <w:p>
       <w:pPr>
@@ -27880,7 +28460,7 @@
       <w:lvlText w:val="%1."/>
       <w:lvlJc w:val="left"/>
       <w:pPr>
-        <w:ind w:left="720" w:hanging="360"/>
+        <w:ind w:left="3480" w:hanging="360"/>
       </w:pPr>
     </w:lvl>
     <w:lvl w:ilvl="1" w:tplc="38090019" w:tentative="1">
@@ -27889,7 +28469,7 @@
       <w:lvlText w:val="%2."/>
       <w:lvlJc w:val="left"/>
       <w:pPr>
-        <w:ind w:left="1440" w:hanging="360"/>
+        <w:ind w:left="4200" w:hanging="360"/>
       </w:pPr>
     </w:lvl>
     <w:lvl w:ilvl="2" w:tplc="3809001B" w:tentative="1">
@@ -27898,7 +28478,7 @@
       <w:lvlText w:val="%3."/>
       <w:lvlJc w:val="right"/>
       <w:pPr>
-        <w:ind w:left="2160" w:hanging="180"/>
+        <w:ind w:left="4920" w:hanging="180"/>
       </w:pPr>
     </w:lvl>
     <w:lvl w:ilvl="3" w:tplc="3809000F" w:tentative="1">
@@ -27907,7 +28487,7 @@
       <w:lvlText w:val="%4."/>
       <w:lvlJc w:val="left"/>
       <w:pPr>
-        <w:ind w:left="2880" w:hanging="360"/>
+        <w:ind w:left="5640" w:hanging="360"/>
       </w:pPr>
     </w:lvl>
     <w:lvl w:ilvl="4" w:tplc="38090019" w:tentative="1">
@@ -27916,7 +28496,7 @@
       <w:lvlText w:val="%5."/>
       <w:lvlJc w:val="left"/>
       <w:pPr>
-        <w:ind w:left="3600" w:hanging="360"/>
+        <w:ind w:left="6360" w:hanging="360"/>
       </w:pPr>
     </w:lvl>
     <w:lvl w:ilvl="5" w:tplc="3809001B" w:tentative="1">
@@ -27925,7 +28505,7 @@
       <w:lvlText w:val="%6."/>
       <w:lvlJc w:val="right"/>
       <w:pPr>
-        <w:ind w:left="4320" w:hanging="180"/>
+        <w:ind w:left="7080" w:hanging="180"/>
       </w:pPr>
     </w:lvl>
     <w:lvl w:ilvl="6" w:tplc="3809000F" w:tentative="1">
@@ -27934,7 +28514,7 @@
       <w:lvlText w:val="%7."/>
       <w:lvlJc w:val="left"/>
       <w:pPr>
-        <w:ind w:left="5040" w:hanging="360"/>
+        <w:ind w:left="7800" w:hanging="360"/>
       </w:pPr>
     </w:lvl>
     <w:lvl w:ilvl="7" w:tplc="38090019" w:tentative="1">
@@ -27943,7 +28523,7 @@
       <w:lvlText w:val="%8."/>
       <w:lvlJc w:val="left"/>
       <w:pPr>
-        <w:ind w:left="5760" w:hanging="360"/>
+        <w:ind w:left="8520" w:hanging="360"/>
       </w:pPr>
     </w:lvl>
     <w:lvl w:ilvl="8" w:tplc="3809001B" w:tentative="1">
@@ -27952,7 +28532,7 @@
       <w:lvlText w:val="%9."/>
       <w:lvlJc w:val="right"/>
       <w:pPr>
-        <w:ind w:left="6480" w:hanging="180"/>
+        <w:ind w:left="9240" w:hanging="180"/>
       </w:pPr>
     </w:lvl>
   </w:abstractNum>
@@ -28995,11 +29575,11 @@
   <w:abstractNum w:abstractNumId="13" w15:restartNumberingAfterBreak="0">
     <w:nsid w:val="12A169FF"/>
     <w:multiLevelType w:val="hybridMultilevel"/>
-    <w:tmpl w:val="300A3ABE"/>
-    <w:lvl w:ilvl="0" w:tplc="FD3ED03C">
-      <w:start w:val="1"/>
+    <w:tmpl w:val="873453AA"/>
+    <w:lvl w:ilvl="0" w:tplc="2B9A18BE">
+      <w:start w:val="4"/>
       <w:numFmt w:val="decimal"/>
-      <w:lvlText w:val="4.5.%1"/>
+      <w:lvlText w:val="4.4.%1"/>
       <w:lvlJc w:val="left"/>
       <w:pPr>
         <w:ind w:left="720" w:hanging="360"/>
@@ -30206,6 +30786,95 @@
     </w:lvl>
   </w:abstractNum>
   <w:abstractNum w:abstractNumId="27" w15:restartNumberingAfterBreak="0">
+    <w:nsid w:val="2BE77FDC"/>
+    <w:multiLevelType w:val="hybridMultilevel"/>
+    <w:tmpl w:val="BA54DA26"/>
+    <w:lvl w:ilvl="0" w:tplc="300CACCA">
+      <w:start w:val="1"/>
+      <w:numFmt w:val="decimal"/>
+      <w:lvlText w:val="4.4.%1"/>
+      <w:lvlJc w:val="left"/>
+      <w:pPr>
+        <w:ind w:left="720" w:hanging="360"/>
+      </w:pPr>
+      <w:rPr>
+        <w:rFonts w:hint="default"/>
+      </w:rPr>
+    </w:lvl>
+    <w:lvl w:ilvl="1" w:tplc="38090019" w:tentative="1">
+      <w:start w:val="1"/>
+      <w:numFmt w:val="lowerLetter"/>
+      <w:lvlText w:val="%2."/>
+      <w:lvlJc w:val="left"/>
+      <w:pPr>
+        <w:ind w:left="1440" w:hanging="360"/>
+      </w:pPr>
+    </w:lvl>
+    <w:lvl w:ilvl="2" w:tplc="3809001B" w:tentative="1">
+      <w:start w:val="1"/>
+      <w:numFmt w:val="lowerRoman"/>
+      <w:lvlText w:val="%3."/>
+      <w:lvlJc w:val="right"/>
+      <w:pPr>
+        <w:ind w:left="2160" w:hanging="180"/>
+      </w:pPr>
+    </w:lvl>
+    <w:lvl w:ilvl="3" w:tplc="3809000F" w:tentative="1">
+      <w:start w:val="1"/>
+      <w:numFmt w:val="decimal"/>
+      <w:lvlText w:val="%4."/>
+      <w:lvlJc w:val="left"/>
+      <w:pPr>
+        <w:ind w:left="2880" w:hanging="360"/>
+      </w:pPr>
+    </w:lvl>
+    <w:lvl w:ilvl="4" w:tplc="38090019" w:tentative="1">
+      <w:start w:val="1"/>
+      <w:numFmt w:val="lowerLetter"/>
+      <w:lvlText w:val="%5."/>
+      <w:lvlJc w:val="left"/>
+      <w:pPr>
+        <w:ind w:left="3600" w:hanging="360"/>
+      </w:pPr>
+    </w:lvl>
+    <w:lvl w:ilvl="5" w:tplc="3809001B" w:tentative="1">
+      <w:start w:val="1"/>
+      <w:numFmt w:val="lowerRoman"/>
+      <w:lvlText w:val="%6."/>
+      <w:lvlJc w:val="right"/>
+      <w:pPr>
+        <w:ind w:left="4320" w:hanging="180"/>
+      </w:pPr>
+    </w:lvl>
+    <w:lvl w:ilvl="6" w:tplc="3809000F" w:tentative="1">
+      <w:start w:val="1"/>
+      <w:numFmt w:val="decimal"/>
+      <w:lvlText w:val="%7."/>
+      <w:lvlJc w:val="left"/>
+      <w:pPr>
+        <w:ind w:left="5040" w:hanging="360"/>
+      </w:pPr>
+    </w:lvl>
+    <w:lvl w:ilvl="7" w:tplc="38090019" w:tentative="1">
+      <w:start w:val="1"/>
+      <w:numFmt w:val="lowerLetter"/>
+      <w:lvlText w:val="%8."/>
+      <w:lvlJc w:val="left"/>
+      <w:pPr>
+        <w:ind w:left="5760" w:hanging="360"/>
+      </w:pPr>
+    </w:lvl>
+    <w:lvl w:ilvl="8" w:tplc="3809001B" w:tentative="1">
+      <w:start w:val="1"/>
+      <w:numFmt w:val="lowerRoman"/>
+      <w:lvlText w:val="%9."/>
+      <w:lvlJc w:val="right"/>
+      <w:pPr>
+        <w:ind w:left="6480" w:hanging="180"/>
+      </w:pPr>
+    </w:lvl>
+  </w:abstractNum>
+  <w:abstractNum w:abstractNumId="28" w15:restartNumberingAfterBreak="0">
     <w:nsid w:val="2C1B48F1"/>
     <w:multiLevelType w:val="hybridMultilevel"/>
     <w:tmpl w:val="31C0FDFA"/>
@@ -30291,7 +30960,7 @@
       </w:pPr>
     </w:lvl>
   </w:abstractNum>
-  <w:abstractNum w:abstractNumId="28" w15:restartNumberingAfterBreak="0">
+  <w:abstractNum w:abstractNumId="29" w15:restartNumberingAfterBreak="0">
     <w:nsid w:val="2DE43573"/>
     <w:multiLevelType w:val="hybridMultilevel"/>
     <w:tmpl w:val="91F03858"/>
@@ -30377,7 +31046,7 @@
       </w:pPr>
     </w:lvl>
   </w:abstractNum>
-  <w:abstractNum w:abstractNumId="29" w15:restartNumberingAfterBreak="0">
+  <w:abstractNum w:abstractNumId="30" w15:restartNumberingAfterBreak="0">
     <w:nsid w:val="2E7D216A"/>
     <w:multiLevelType w:val="hybridMultilevel"/>
     <w:tmpl w:val="A4B4010A"/>
@@ -30466,7 +31135,7 @@
       </w:pPr>
     </w:lvl>
   </w:abstractNum>
-  <w:abstractNum w:abstractNumId="30" w15:restartNumberingAfterBreak="0">
+  <w:abstractNum w:abstractNumId="31" w15:restartNumberingAfterBreak="0">
     <w:nsid w:val="2E9F40FA"/>
     <w:multiLevelType w:val="hybridMultilevel"/>
     <w:tmpl w:val="EA24E832"/>
@@ -30552,7 +31221,7 @@
       </w:pPr>
     </w:lvl>
   </w:abstractNum>
-  <w:abstractNum w:abstractNumId="31" w15:restartNumberingAfterBreak="0">
+  <w:abstractNum w:abstractNumId="32" w15:restartNumberingAfterBreak="0">
     <w:nsid w:val="2EDD1235"/>
     <w:multiLevelType w:val="hybridMultilevel"/>
     <w:tmpl w:val="63D65E52"/>
@@ -30638,7 +31307,7 @@
       </w:pPr>
     </w:lvl>
   </w:abstractNum>
-  <w:abstractNum w:abstractNumId="32" w15:restartNumberingAfterBreak="0">
+  <w:abstractNum w:abstractNumId="33" w15:restartNumberingAfterBreak="0">
     <w:nsid w:val="32621E2A"/>
     <w:multiLevelType w:val="hybridMultilevel"/>
     <w:tmpl w:val="C4DEF8CA"/>
@@ -30724,7 +31393,7 @@
       </w:pPr>
     </w:lvl>
   </w:abstractNum>
-  <w:abstractNum w:abstractNumId="33" w15:restartNumberingAfterBreak="0">
+  <w:abstractNum w:abstractNumId="34" w15:restartNumberingAfterBreak="0">
     <w:nsid w:val="32703E2C"/>
     <w:multiLevelType w:val="hybridMultilevel"/>
     <w:tmpl w:val="6FFEE1BE"/>
@@ -30813,7 +31482,97 @@
       </w:pPr>
     </w:lvl>
   </w:abstractNum>
-  <w:abstractNum w:abstractNumId="34" w15:restartNumberingAfterBreak="0">
+  <w:abstractNum w:abstractNumId="35" w15:restartNumberingAfterBreak="0">
+    <w:nsid w:val="356D5BBF"/>
+    <w:multiLevelType w:val="hybridMultilevel"/>
+    <w:tmpl w:val="F9829996"/>
+    <w:lvl w:ilvl="0" w:tplc="C9CABD30">
+      <w:start w:val="2"/>
+      <w:numFmt w:val="decimal"/>
+      <w:lvlText w:val="4.%1"/>
+      <w:lvlJc w:val="left"/>
+      <w:pPr>
+        <w:ind w:left="720" w:hanging="360"/>
+      </w:pPr>
+      <w:rPr>
+        <w:rFonts w:hint="default"/>
+        <w:b/>
+      </w:rPr>
+    </w:lvl>
+    <w:lvl w:ilvl="1" w:tplc="38090019" w:tentative="1">
+      <w:start w:val="1"/>
+      <w:numFmt w:val="lowerLetter"/>
+      <w:lvlText w:val="%2."/>
+      <w:lvlJc w:val="left"/>
+      <w:pPr>
+        <w:ind w:left="1440" w:hanging="360"/>
+      </w:pPr>
+    </w:lvl>
+    <w:lvl w:ilvl="2" w:tplc="3809001B" w:tentative="1">
+      <w:start w:val="1"/>
+      <w:numFmt w:val="lowerRoman"/>
+      <w:lvlText w:val="%3."/>
+      <w:lvlJc w:val="right"/>
+      <w:pPr>
+        <w:ind w:left="2160" w:hanging="180"/>
+      </w:pPr>
+    </w:lvl>
+    <w:lvl w:ilvl="3" w:tplc="3809000F" w:tentative="1">
+      <w:start w:val="1"/>
+      <w:numFmt w:val="decimal"/>
+      <w:lvlText w:val="%4."/>
+      <w:lvlJc w:val="left"/>
+      <w:pPr>
+        <w:ind w:left="2880" w:hanging="360"/>
+      </w:pPr>
+    </w:lvl>
+    <w:lvl w:ilvl="4" w:tplc="38090019" w:tentative="1">
+      <w:start w:val="1"/>
+      <w:numFmt w:val="lowerLetter"/>
+      <w:lvlText w:val="%5."/>
+      <w:lvlJc w:val="left"/>
+      <w:pPr>
+        <w:ind w:left="3600" w:hanging="360"/>
+      </w:pPr>
+    </w:lvl>
+    <w:lvl w:ilvl="5" w:tplc="3809001B" w:tentative="1">
+      <w:start w:val="1"/>
+      <w:numFmt w:val="lowerRoman"/>
+      <w:lvlText w:val="%6."/>
+      <w:lvlJc w:val="right"/>
+      <w:pPr>
+        <w:ind w:left="4320" w:hanging="180"/>
+      </w:pPr>
+    </w:lvl>
+    <w:lvl w:ilvl="6" w:tplc="3809000F" w:tentative="1">
+      <w:start w:val="1"/>
+      <w:numFmt w:val="decimal"/>
+      <w:lvlText w:val="%7."/>
+      <w:lvlJc w:val="left"/>
+      <w:pPr>
+        <w:ind w:left="5040" w:hanging="360"/>
+      </w:pPr>
+    </w:lvl>
+    <w:lvl w:ilvl="7" w:tplc="38090019" w:tentative="1">
+      <w:start w:val="1"/>
+      <w:numFmt w:val="lowerLetter"/>
+      <w:lvlText w:val="%8."/>
+      <w:lvlJc w:val="left"/>
+      <w:pPr>
+        <w:ind w:left="5760" w:hanging="360"/>
+      </w:pPr>
+    </w:lvl>
+    <w:lvl w:ilvl="8" w:tplc="3809001B" w:tentative="1">
+      <w:start w:val="1"/>
+      <w:numFmt w:val="lowerRoman"/>
+      <w:lvlText w:val="%9."/>
+      <w:lvlJc w:val="right"/>
+      <w:pPr>
+        <w:ind w:left="6480" w:hanging="180"/>
+      </w:pPr>
+    </w:lvl>
+  </w:abstractNum>
+  <w:abstractNum w:abstractNumId="36" w15:restartNumberingAfterBreak="0">
     <w:nsid w:val="3693602D"/>
     <w:multiLevelType w:val="hybridMultilevel"/>
     <w:tmpl w:val="0E52D562"/>
@@ -30899,7 +31658,7 @@
       </w:pPr>
     </w:lvl>
   </w:abstractNum>
-  <w:abstractNum w:abstractNumId="35" w15:restartNumberingAfterBreak="0">
+  <w:abstractNum w:abstractNumId="37" w15:restartNumberingAfterBreak="0">
     <w:nsid w:val="37D36481"/>
     <w:multiLevelType w:val="hybridMultilevel"/>
     <w:tmpl w:val="009E231C"/>
@@ -30989,7 +31748,96 @@
       </w:pPr>
     </w:lvl>
   </w:abstractNum>
-  <w:abstractNum w:abstractNumId="36" w15:restartNumberingAfterBreak="0">
+  <w:abstractNum w:abstractNumId="38" w15:restartNumberingAfterBreak="0">
+    <w:nsid w:val="380B4D11"/>
+    <w:multiLevelType w:val="hybridMultilevel"/>
+    <w:tmpl w:val="96A8184A"/>
+    <w:lvl w:ilvl="0" w:tplc="345ABE7E">
+      <w:start w:val="2"/>
+      <w:numFmt w:val="decimal"/>
+      <w:lvlText w:val="4.4.%1"/>
+      <w:lvlJc w:val="left"/>
+      <w:pPr>
+        <w:ind w:left="720" w:hanging="360"/>
+      </w:pPr>
+      <w:rPr>
+        <w:rFonts w:hint="default"/>
+      </w:rPr>
+    </w:lvl>
+    <w:lvl w:ilvl="1" w:tplc="38090019" w:tentative="1">
+      <w:start w:val="1"/>
+      <w:numFmt w:val="lowerLetter"/>
+      <w:lvlText w:val="%2."/>
+      <w:lvlJc w:val="left"/>
+      <w:pPr>
+        <w:ind w:left="1440" w:hanging="360"/>
+      </w:pPr>
+    </w:lvl>
+    <w:lvl w:ilvl="2" w:tplc="3809001B" w:tentative="1">
+      <w:start w:val="1"/>
+      <w:numFmt w:val="lowerRoman"/>
+      <w:lvlText w:val="%3."/>
+      <w:lvlJc w:val="right"/>
+      <w:pPr>
+        <w:ind w:left="2160" w:hanging="180"/>
+      </w:pPr>
+    </w:lvl>
+    <w:lvl w:ilvl="3" w:tplc="3809000F" w:tentative="1">
+      <w:start w:val="1"/>
+      <w:numFmt w:val="decimal"/>
+      <w:lvlText w:val="%4."/>
+      <w:lvlJc w:val="left"/>
+      <w:pPr>
+        <w:ind w:left="2880" w:hanging="360"/>
+      </w:pPr>
+    </w:lvl>
+    <w:lvl w:ilvl="4" w:tplc="38090019" w:tentative="1">
+      <w:start w:val="1"/>
+      <w:numFmt w:val="lowerLetter"/>
+      <w:lvlText w:val="%5."/>
+      <w:lvlJc w:val="left"/>
+      <w:pPr>
+        <w:ind w:left="3600" w:hanging="360"/>
+      </w:pPr>
+    </w:lvl>
+    <w:lvl w:ilvl="5" w:tplc="3809001B" w:tentative="1">
+      <w:start w:val="1"/>
+      <w:numFmt w:val="lowerRoman"/>
+      <w:lvlText w:val="%6."/>
+      <w:lvlJc w:val="right"/>
+      <w:pPr>
+        <w:ind w:left="4320" w:hanging="180"/>
+      </w:pPr>
+    </w:lvl>
+    <w:lvl w:ilvl="6" w:tplc="3809000F" w:tentative="1">
+      <w:start w:val="1"/>
+      <w:numFmt w:val="decimal"/>
+      <w:lvlText w:val="%7."/>
+      <w:lvlJc w:val="left"/>
+      <w:pPr>
+        <w:ind w:left="5040" w:hanging="360"/>
+      </w:pPr>
+    </w:lvl>
+    <w:lvl w:ilvl="7" w:tplc="38090019" w:tentative="1">
+      <w:start w:val="1"/>
+      <w:numFmt w:val="lowerLetter"/>
+      <w:lvlText w:val="%8."/>
+      <w:lvlJc w:val="left"/>
+      <w:pPr>
+        <w:ind w:left="5760" w:hanging="360"/>
+      </w:pPr>
+    </w:lvl>
+    <w:lvl w:ilvl="8" w:tplc="3809001B" w:tentative="1">
+      <w:start w:val="1"/>
+      <w:numFmt w:val="lowerRoman"/>
+      <w:lvlText w:val="%9."/>
+      <w:lvlJc w:val="right"/>
+      <w:pPr>
+        <w:ind w:left="6480" w:hanging="180"/>
+      </w:pPr>
+    </w:lvl>
+  </w:abstractNum>
+  <w:abstractNum w:abstractNumId="39" w15:restartNumberingAfterBreak="0">
     <w:nsid w:val="39251088"/>
     <w:multiLevelType w:val="hybridMultilevel"/>
     <w:tmpl w:val="AF025CE6"/>
@@ -31075,14 +31923,14 @@
       </w:pPr>
     </w:lvl>
   </w:abstractNum>
-  <w:abstractNum w:abstractNumId="37" w15:restartNumberingAfterBreak="0">
-    <w:nsid w:val="3D994C00"/>
+  <w:abstractNum w:abstractNumId="40" w15:restartNumberingAfterBreak="0">
+    <w:nsid w:val="3C665174"/>
     <w:multiLevelType w:val="hybridMultilevel"/>
-    <w:tmpl w:val="1332B0D8"/>
-    <w:lvl w:ilvl="0" w:tplc="E3CC9F36">
-      <w:start w:val="1"/>
+    <w:tmpl w:val="47529DC2"/>
+    <w:lvl w:ilvl="0" w:tplc="87BE22E8">
+      <w:start w:val="4"/>
       <w:numFmt w:val="decimal"/>
-      <w:lvlText w:val="4.4.%1"/>
+      <w:lvlText w:val="4.%1"/>
       <w:lvlJc w:val="left"/>
       <w:pPr>
         <w:ind w:left="720" w:hanging="360"/>
@@ -31164,7 +32012,97 @@
       </w:pPr>
     </w:lvl>
   </w:abstractNum>
-  <w:abstractNum w:abstractNumId="38" w15:restartNumberingAfterBreak="0">
+  <w:abstractNum w:abstractNumId="41" w15:restartNumberingAfterBreak="0">
+    <w:nsid w:val="3D994C00"/>
+    <w:multiLevelType w:val="hybridMultilevel"/>
+    <w:tmpl w:val="6E9E4630"/>
+    <w:lvl w:ilvl="0" w:tplc="55E009EE">
+      <w:start w:val="3"/>
+      <w:numFmt w:val="decimal"/>
+      <w:lvlText w:val="4.3.%1"/>
+      <w:lvlJc w:val="left"/>
+      <w:pPr>
+        <w:ind w:left="720" w:hanging="360"/>
+      </w:pPr>
+      <w:rPr>
+        <w:rFonts w:hint="default"/>
+        <w:b/>
+      </w:rPr>
+    </w:lvl>
+    <w:lvl w:ilvl="1" w:tplc="38090019" w:tentative="1">
+      <w:start w:val="1"/>
+      <w:numFmt w:val="lowerLetter"/>
+      <w:lvlText w:val="%2."/>
+      <w:lvlJc w:val="left"/>
+      <w:pPr>
+        <w:ind w:left="1440" w:hanging="360"/>
+      </w:pPr>
+    </w:lvl>
+    <w:lvl w:ilvl="2" w:tplc="3809001B" w:tentative="1">
+      <w:start w:val="1"/>
+      <w:numFmt w:val="lowerRoman"/>
+      <w:lvlText w:val="%3."/>
+      <w:lvlJc w:val="right"/>
+      <w:pPr>
+        <w:ind w:left="2160" w:hanging="180"/>
+      </w:pPr>
+    </w:lvl>
+    <w:lvl w:ilvl="3" w:tplc="3809000F" w:tentative="1">
+      <w:start w:val="1"/>
+      <w:numFmt w:val="decimal"/>
+      <w:lvlText w:val="%4."/>
+      <w:lvlJc w:val="left"/>
+      <w:pPr>
+        <w:ind w:left="2880" w:hanging="360"/>
+      </w:pPr>
+    </w:lvl>
+    <w:lvl w:ilvl="4" w:tplc="38090019" w:tentative="1">
+      <w:start w:val="1"/>
+      <w:numFmt w:val="lowerLetter"/>
+      <w:lvlText w:val="%5."/>
+      <w:lvlJc w:val="left"/>
+      <w:pPr>
+        <w:ind w:left="3600" w:hanging="360"/>
+      </w:pPr>
+    </w:lvl>
+    <w:lvl w:ilvl="5" w:tplc="3809001B" w:tentative="1">
+      <w:start w:val="1"/>
+      <w:numFmt w:val="lowerRoman"/>
+      <w:lvlText w:val="%6."/>
+      <w:lvlJc w:val="right"/>
+      <w:pPr>
+        <w:ind w:left="4320" w:hanging="180"/>
+      </w:pPr>
+    </w:lvl>
+    <w:lvl w:ilvl="6" w:tplc="3809000F" w:tentative="1">
+      <w:start w:val="1"/>
+      <w:numFmt w:val="decimal"/>
+      <w:lvlText w:val="%7."/>
+      <w:lvlJc w:val="left"/>
+      <w:pPr>
+        <w:ind w:left="5040" w:hanging="360"/>
+      </w:pPr>
+    </w:lvl>
+    <w:lvl w:ilvl="7" w:tplc="38090019" w:tentative="1">
+      <w:start w:val="1"/>
+      <w:numFmt w:val="lowerLetter"/>
+      <w:lvlText w:val="%8."/>
+      <w:lvlJc w:val="left"/>
+      <w:pPr>
+        <w:ind w:left="5760" w:hanging="360"/>
+      </w:pPr>
+    </w:lvl>
+    <w:lvl w:ilvl="8" w:tplc="3809001B" w:tentative="1">
+      <w:start w:val="1"/>
+      <w:numFmt w:val="lowerRoman"/>
+      <w:lvlText w:val="%9."/>
+      <w:lvlJc w:val="right"/>
+      <w:pPr>
+        <w:ind w:left="6480" w:hanging="180"/>
+      </w:pPr>
+    </w:lvl>
+  </w:abstractNum>
+  <w:abstractNum w:abstractNumId="42" w15:restartNumberingAfterBreak="0">
     <w:nsid w:val="3FA737C5"/>
     <w:multiLevelType w:val="hybridMultilevel"/>
     <w:tmpl w:val="952E8F8E"/>
@@ -31250,7 +32188,7 @@
       </w:pPr>
     </w:lvl>
   </w:abstractNum>
-  <w:abstractNum w:abstractNumId="39" w15:restartNumberingAfterBreak="0">
+  <w:abstractNum w:abstractNumId="43" w15:restartNumberingAfterBreak="0">
     <w:nsid w:val="43BB192E"/>
     <w:multiLevelType w:val="hybridMultilevel"/>
     <w:tmpl w:val="683C577C"/>
@@ -31336,7 +32274,7 @@
       </w:pPr>
     </w:lvl>
   </w:abstractNum>
-  <w:abstractNum w:abstractNumId="40" w15:restartNumberingAfterBreak="0">
+  <w:abstractNum w:abstractNumId="44" w15:restartNumberingAfterBreak="0">
     <w:nsid w:val="450E5AB8"/>
     <w:multiLevelType w:val="hybridMultilevel"/>
     <w:tmpl w:val="F76C7F3E"/>
@@ -31422,7 +32360,7 @@
       </w:pPr>
     </w:lvl>
   </w:abstractNum>
-  <w:abstractNum w:abstractNumId="41" w15:restartNumberingAfterBreak="0">
+  <w:abstractNum w:abstractNumId="45" w15:restartNumberingAfterBreak="0">
     <w:nsid w:val="47012EF6"/>
     <w:multiLevelType w:val="hybridMultilevel"/>
     <w:tmpl w:val="9E743C50"/>
@@ -31508,7 +32446,7 @@
       </w:pPr>
     </w:lvl>
   </w:abstractNum>
-  <w:abstractNum w:abstractNumId="42" w15:restartNumberingAfterBreak="0">
+  <w:abstractNum w:abstractNumId="46" w15:restartNumberingAfterBreak="0">
     <w:nsid w:val="479853F0"/>
     <w:multiLevelType w:val="hybridMultilevel"/>
     <w:tmpl w:val="C14AB3CC"/>
@@ -31594,7 +32532,7 @@
       </w:pPr>
     </w:lvl>
   </w:abstractNum>
-  <w:abstractNum w:abstractNumId="43" w15:restartNumberingAfterBreak="0">
+  <w:abstractNum w:abstractNumId="47" w15:restartNumberingAfterBreak="0">
     <w:nsid w:val="47D32FFC"/>
     <w:multiLevelType w:val="hybridMultilevel"/>
     <w:tmpl w:val="1B18BE12"/>
@@ -31684,7 +32622,7 @@
       </w:pPr>
     </w:lvl>
   </w:abstractNum>
-  <w:abstractNum w:abstractNumId="44" w15:restartNumberingAfterBreak="0">
+  <w:abstractNum w:abstractNumId="48" w15:restartNumberingAfterBreak="0">
     <w:nsid w:val="49725454"/>
     <w:multiLevelType w:val="hybridMultilevel"/>
     <w:tmpl w:val="13A89884"/>
@@ -31774,7 +32712,7 @@
       </w:pPr>
     </w:lvl>
   </w:abstractNum>
-  <w:abstractNum w:abstractNumId="45" w15:restartNumberingAfterBreak="0">
+  <w:abstractNum w:abstractNumId="49" w15:restartNumberingAfterBreak="0">
     <w:nsid w:val="4B524E88"/>
     <w:multiLevelType w:val="hybridMultilevel"/>
     <w:tmpl w:val="1318E456"/>
@@ -31860,20 +32798,20 @@
       </w:pPr>
     </w:lvl>
   </w:abstractNum>
-  <w:abstractNum w:abstractNumId="46" w15:restartNumberingAfterBreak="0">
+  <w:abstractNum w:abstractNumId="50" w15:restartNumberingAfterBreak="0">
     <w:nsid w:val="4CE95331"/>
     <w:multiLevelType w:val="hybridMultilevel"/>
-    <w:tmpl w:val="3976BC4C"/>
-    <w:lvl w:ilvl="0" w:tplc="44C2458E">
-      <w:start w:val="3"/>
+    <w:tmpl w:val="62C48012"/>
+    <w:lvl w:ilvl="0" w:tplc="0FF0C60C">
+      <w:start w:val="1"/>
       <w:numFmt w:val="decimal"/>
-      <w:lvlText w:val="4.3.%1"/>
-      <w:lvlJc w:val="right"/>
+      <w:lvlText w:val="4.2.%1"/>
+      <w:lvlJc w:val="left"/>
       <w:pPr>
         <w:ind w:left="720" w:hanging="360"/>
       </w:pPr>
       <w:rPr>
-        <w:rFonts w:ascii="Times New Roman" w:hAnsi="Times New Roman" w:hint="default"/>
+        <w:rFonts w:hint="default"/>
         <w:b/>
         <w:i w:val="0"/>
         <w:sz w:val="24"/>
@@ -31952,7 +32890,7 @@
       </w:pPr>
     </w:lvl>
   </w:abstractNum>
-  <w:abstractNum w:abstractNumId="47" w15:restartNumberingAfterBreak="0">
+  <w:abstractNum w:abstractNumId="51" w15:restartNumberingAfterBreak="0">
     <w:nsid w:val="4F470B14"/>
     <w:multiLevelType w:val="hybridMultilevel"/>
     <w:tmpl w:val="6484737E"/>
@@ -32038,7 +32976,7 @@
       </w:pPr>
     </w:lvl>
   </w:abstractNum>
-  <w:abstractNum w:abstractNumId="48" w15:restartNumberingAfterBreak="0">
+  <w:abstractNum w:abstractNumId="52" w15:restartNumberingAfterBreak="0">
     <w:nsid w:val="508E156D"/>
     <w:multiLevelType w:val="hybridMultilevel"/>
     <w:tmpl w:val="643CCFD4"/>
@@ -32124,7 +33062,7 @@
       </w:pPr>
     </w:lvl>
   </w:abstractNum>
-  <w:abstractNum w:abstractNumId="49" w15:restartNumberingAfterBreak="0">
+  <w:abstractNum w:abstractNumId="53" w15:restartNumberingAfterBreak="0">
     <w:nsid w:val="524323DE"/>
     <w:multiLevelType w:val="hybridMultilevel"/>
     <w:tmpl w:val="44B89EDC"/>
@@ -32210,7 +33148,7 @@
       </w:pPr>
     </w:lvl>
   </w:abstractNum>
-  <w:abstractNum w:abstractNumId="50" w15:restartNumberingAfterBreak="0">
+  <w:abstractNum w:abstractNumId="54" w15:restartNumberingAfterBreak="0">
     <w:nsid w:val="53F36488"/>
     <w:multiLevelType w:val="hybridMultilevel"/>
     <w:tmpl w:val="099AB656"/>
@@ -32296,7 +33234,7 @@
       </w:pPr>
     </w:lvl>
   </w:abstractNum>
-  <w:abstractNum w:abstractNumId="51" w15:restartNumberingAfterBreak="0">
+  <w:abstractNum w:abstractNumId="55" w15:restartNumberingAfterBreak="0">
     <w:nsid w:val="54877EBF"/>
     <w:multiLevelType w:val="hybridMultilevel"/>
     <w:tmpl w:val="668C7824"/>
@@ -32386,7 +33324,7 @@
       </w:pPr>
     </w:lvl>
   </w:abstractNum>
-  <w:abstractNum w:abstractNumId="52" w15:restartNumberingAfterBreak="0">
+  <w:abstractNum w:abstractNumId="56" w15:restartNumberingAfterBreak="0">
     <w:nsid w:val="54AA4DEA"/>
     <w:multiLevelType w:val="hybridMultilevel"/>
     <w:tmpl w:val="86468FCE"/>
@@ -32475,7 +33413,7 @@
       </w:pPr>
     </w:lvl>
   </w:abstractNum>
-  <w:abstractNum w:abstractNumId="53" w15:restartNumberingAfterBreak="0">
+  <w:abstractNum w:abstractNumId="57" w15:restartNumberingAfterBreak="0">
     <w:nsid w:val="55A720F7"/>
     <w:multiLevelType w:val="hybridMultilevel"/>
     <w:tmpl w:val="A0D6D36E"/>
@@ -32561,7 +33499,7 @@
       </w:pPr>
     </w:lvl>
   </w:abstractNum>
-  <w:abstractNum w:abstractNumId="54" w15:restartNumberingAfterBreak="0">
+  <w:abstractNum w:abstractNumId="58" w15:restartNumberingAfterBreak="0">
     <w:nsid w:val="55BD7CC5"/>
     <w:multiLevelType w:val="hybridMultilevel"/>
     <w:tmpl w:val="AB6AAEC6"/>
@@ -32647,7 +33585,7 @@
       </w:pPr>
     </w:lvl>
   </w:abstractNum>
-  <w:abstractNum w:abstractNumId="55" w15:restartNumberingAfterBreak="0">
+  <w:abstractNum w:abstractNumId="59" w15:restartNumberingAfterBreak="0">
     <w:nsid w:val="58C2658D"/>
     <w:multiLevelType w:val="hybridMultilevel"/>
     <w:tmpl w:val="69126DFA"/>
@@ -32733,7 +33671,96 @@
       </w:pPr>
     </w:lvl>
   </w:abstractNum>
-  <w:abstractNum w:abstractNumId="56" w15:restartNumberingAfterBreak="0">
+  <w:abstractNum w:abstractNumId="60" w15:restartNumberingAfterBreak="0">
+    <w:nsid w:val="58FF6A41"/>
+    <w:multiLevelType w:val="hybridMultilevel"/>
+    <w:tmpl w:val="1F509172"/>
+    <w:lvl w:ilvl="0" w:tplc="22CE80D4">
+      <w:start w:val="3"/>
+      <w:numFmt w:val="decimal"/>
+      <w:lvlText w:val="4.%1"/>
+      <w:lvlJc w:val="left"/>
+      <w:pPr>
+        <w:ind w:left="720" w:hanging="360"/>
+      </w:pPr>
+      <w:rPr>
+        <w:rFonts w:hint="default"/>
+      </w:rPr>
+    </w:lvl>
+    <w:lvl w:ilvl="1" w:tplc="38090019" w:tentative="1">
+      <w:start w:val="1"/>
+      <w:numFmt w:val="lowerLetter"/>
+      <w:lvlText w:val="%2."/>
+      <w:lvlJc w:val="left"/>
+      <w:pPr>
+        <w:ind w:left="1440" w:hanging="360"/>
+      </w:pPr>
+    </w:lvl>
+    <w:lvl w:ilvl="2" w:tplc="3809001B" w:tentative="1">
+      <w:start w:val="1"/>
+      <w:numFmt w:val="lowerRoman"/>
+      <w:lvlText w:val="%3."/>
+      <w:lvlJc w:val="right"/>
+      <w:pPr>
+        <w:ind w:left="2160" w:hanging="180"/>
+      </w:pPr>
+    </w:lvl>
+    <w:lvl w:ilvl="3" w:tplc="3809000F" w:tentative="1">
+      <w:start w:val="1"/>
+      <w:numFmt w:val="decimal"/>
+      <w:lvlText w:val="%4."/>
+      <w:lvlJc w:val="left"/>
+      <w:pPr>
+        <w:ind w:left="2880" w:hanging="360"/>
+      </w:pPr>
+    </w:lvl>
+    <w:lvl w:ilvl="4" w:tplc="38090019" w:tentative="1">
+      <w:start w:val="1"/>
+      <w:numFmt w:val="lowerLetter"/>
+      <w:lvlText w:val="%5."/>
+      <w:lvlJc w:val="left"/>
+      <w:pPr>
+        <w:ind w:left="3600" w:hanging="360"/>
+      </w:pPr>
+    </w:lvl>
+    <w:lvl w:ilvl="5" w:tplc="3809001B" w:tentative="1">
+      <w:start w:val="1"/>
+      <w:numFmt w:val="lowerRoman"/>
+      <w:lvlText w:val="%6."/>
+      <w:lvlJc w:val="right"/>
+      <w:pPr>
+        <w:ind w:left="4320" w:hanging="180"/>
+      </w:pPr>
+    </w:lvl>
+    <w:lvl w:ilvl="6" w:tplc="3809000F" w:tentative="1">
+      <w:start w:val="1"/>
+      <w:numFmt w:val="decimal"/>
+      <w:lvlText w:val="%7."/>
+      <w:lvlJc w:val="left"/>
+      <w:pPr>
+        <w:ind w:left="5040" w:hanging="360"/>
+      </w:pPr>
+    </w:lvl>
+    <w:lvl w:ilvl="7" w:tplc="38090019" w:tentative="1">
+      <w:start w:val="1"/>
+      <w:numFmt w:val="lowerLetter"/>
+      <w:lvlText w:val="%8."/>
+      <w:lvlJc w:val="left"/>
+      <w:pPr>
+        <w:ind w:left="5760" w:hanging="360"/>
+      </w:pPr>
+    </w:lvl>
+    <w:lvl w:ilvl="8" w:tplc="3809001B" w:tentative="1">
+      <w:start w:val="1"/>
+      <w:numFmt w:val="lowerRoman"/>
+      <w:lvlText w:val="%9."/>
+      <w:lvlJc w:val="right"/>
+      <w:pPr>
+        <w:ind w:left="6480" w:hanging="180"/>
+      </w:pPr>
+    </w:lvl>
+  </w:abstractNum>
+  <w:abstractNum w:abstractNumId="61" w15:restartNumberingAfterBreak="0">
     <w:nsid w:val="5A2D36B8"/>
     <w:multiLevelType w:val="hybridMultilevel"/>
     <w:tmpl w:val="F9C00064"/>
@@ -32822,7 +33849,7 @@
       </w:pPr>
     </w:lvl>
   </w:abstractNum>
-  <w:abstractNum w:abstractNumId="57" w15:restartNumberingAfterBreak="0">
+  <w:abstractNum w:abstractNumId="62" w15:restartNumberingAfterBreak="0">
     <w:nsid w:val="5AFA6587"/>
     <w:multiLevelType w:val="hybridMultilevel"/>
     <w:tmpl w:val="6E1240DA"/>
@@ -32908,7 +33935,7 @@
       </w:pPr>
     </w:lvl>
   </w:abstractNum>
-  <w:abstractNum w:abstractNumId="58" w15:restartNumberingAfterBreak="0">
+  <w:abstractNum w:abstractNumId="63" w15:restartNumberingAfterBreak="0">
     <w:nsid w:val="5E495F95"/>
     <w:multiLevelType w:val="hybridMultilevel"/>
     <w:tmpl w:val="E4EE1CEC"/>
@@ -32997,7 +34024,7 @@
       </w:pPr>
     </w:lvl>
   </w:abstractNum>
-  <w:abstractNum w:abstractNumId="59" w15:restartNumberingAfterBreak="0">
+  <w:abstractNum w:abstractNumId="64" w15:restartNumberingAfterBreak="0">
     <w:nsid w:val="6084600B"/>
     <w:multiLevelType w:val="hybridMultilevel"/>
     <w:tmpl w:val="A9C80562"/>
@@ -33083,7 +34110,7 @@
       </w:pPr>
     </w:lvl>
   </w:abstractNum>
-  <w:abstractNum w:abstractNumId="60" w15:restartNumberingAfterBreak="0">
+  <w:abstractNum w:abstractNumId="65" w15:restartNumberingAfterBreak="0">
     <w:nsid w:val="62E36E1B"/>
     <w:multiLevelType w:val="hybridMultilevel"/>
     <w:tmpl w:val="93B4C77A"/>
@@ -33169,7 +34196,7 @@
       </w:pPr>
     </w:lvl>
   </w:abstractNum>
-  <w:abstractNum w:abstractNumId="61" w15:restartNumberingAfterBreak="0">
+  <w:abstractNum w:abstractNumId="66" w15:restartNumberingAfterBreak="0">
     <w:nsid w:val="652B6F3A"/>
     <w:multiLevelType w:val="hybridMultilevel"/>
     <w:tmpl w:val="60120D3E"/>
@@ -33258,7 +34285,7 @@
       </w:pPr>
     </w:lvl>
   </w:abstractNum>
-  <w:abstractNum w:abstractNumId="62" w15:restartNumberingAfterBreak="0">
+  <w:abstractNum w:abstractNumId="67" w15:restartNumberingAfterBreak="0">
     <w:nsid w:val="65A37C38"/>
     <w:multiLevelType w:val="hybridMultilevel"/>
     <w:tmpl w:val="A900F70E"/>
@@ -33348,7 +34375,7 @@
       </w:pPr>
     </w:lvl>
   </w:abstractNum>
-  <w:abstractNum w:abstractNumId="63" w15:restartNumberingAfterBreak="0">
+  <w:abstractNum w:abstractNumId="68" w15:restartNumberingAfterBreak="0">
     <w:nsid w:val="661B5D83"/>
     <w:multiLevelType w:val="hybridMultilevel"/>
     <w:tmpl w:val="8CDEB7C0"/>
@@ -33434,7 +34461,7 @@
       </w:pPr>
     </w:lvl>
   </w:abstractNum>
-  <w:abstractNum w:abstractNumId="64" w15:restartNumberingAfterBreak="0">
+  <w:abstractNum w:abstractNumId="69" w15:restartNumberingAfterBreak="0">
     <w:nsid w:val="6B991741"/>
     <w:multiLevelType w:val="hybridMultilevel"/>
     <w:tmpl w:val="B7A4BD4A"/>
@@ -33520,7 +34547,7 @@
       </w:pPr>
     </w:lvl>
   </w:abstractNum>
-  <w:abstractNum w:abstractNumId="65" w15:restartNumberingAfterBreak="0">
+  <w:abstractNum w:abstractNumId="70" w15:restartNumberingAfterBreak="0">
     <w:nsid w:val="6BD058A7"/>
     <w:multiLevelType w:val="hybridMultilevel"/>
     <w:tmpl w:val="95601488"/>
@@ -33606,14 +34633,14 @@
       </w:pPr>
     </w:lvl>
   </w:abstractNum>
-  <w:abstractNum w:abstractNumId="66" w15:restartNumberingAfterBreak="0">
+  <w:abstractNum w:abstractNumId="71" w15:restartNumberingAfterBreak="0">
     <w:nsid w:val="6E3D6318"/>
     <w:multiLevelType w:val="hybridMultilevel"/>
-    <w:tmpl w:val="5ACE0474"/>
-    <w:lvl w:ilvl="0" w:tplc="129C408E">
+    <w:tmpl w:val="A24A9996"/>
+    <w:lvl w:ilvl="0" w:tplc="53DC7540">
       <w:start w:val="1"/>
       <w:numFmt w:val="decimal"/>
-      <w:lvlText w:val="4.3.%1"/>
+      <w:lvlText w:val="4.2.%1"/>
       <w:lvlJc w:val="left"/>
       <w:pPr>
         <w:ind w:left="720" w:hanging="360"/>
@@ -33696,7 +34723,7 @@
       </w:pPr>
     </w:lvl>
   </w:abstractNum>
-  <w:abstractNum w:abstractNumId="67" w15:restartNumberingAfterBreak="0">
+  <w:abstractNum w:abstractNumId="72" w15:restartNumberingAfterBreak="0">
     <w:nsid w:val="70437898"/>
     <w:multiLevelType w:val="hybridMultilevel"/>
     <w:tmpl w:val="61186BD0"/>
@@ -33782,7 +34809,7 @@
       </w:pPr>
     </w:lvl>
   </w:abstractNum>
-  <w:abstractNum w:abstractNumId="68" w15:restartNumberingAfterBreak="0">
+  <w:abstractNum w:abstractNumId="73" w15:restartNumberingAfterBreak="0">
     <w:nsid w:val="70DA2E57"/>
     <w:multiLevelType w:val="hybridMultilevel"/>
     <w:tmpl w:val="07B877BE"/>
@@ -33871,7 +34898,7 @@
       </w:pPr>
     </w:lvl>
   </w:abstractNum>
-  <w:abstractNum w:abstractNumId="69" w15:restartNumberingAfterBreak="0">
+  <w:abstractNum w:abstractNumId="74" w15:restartNumberingAfterBreak="0">
     <w:nsid w:val="738C04C8"/>
     <w:multiLevelType w:val="hybridMultilevel"/>
     <w:tmpl w:val="140ECE9A"/>
@@ -33957,7 +34984,7 @@
       </w:pPr>
     </w:lvl>
   </w:abstractNum>
-  <w:abstractNum w:abstractNumId="70" w15:restartNumberingAfterBreak="0">
+  <w:abstractNum w:abstractNumId="75" w15:restartNumberingAfterBreak="0">
     <w:nsid w:val="79157E8C"/>
     <w:multiLevelType w:val="hybridMultilevel"/>
     <w:tmpl w:val="2B3E36A4"/>
@@ -34043,7 +35070,7 @@
       </w:pPr>
     </w:lvl>
   </w:abstractNum>
-  <w:abstractNum w:abstractNumId="71" w15:restartNumberingAfterBreak="0">
+  <w:abstractNum w:abstractNumId="76" w15:restartNumberingAfterBreak="0">
     <w:nsid w:val="7A8921D6"/>
     <w:multiLevelType w:val="hybridMultilevel"/>
     <w:tmpl w:val="78D278AC"/>
@@ -34129,7 +35156,7 @@
       </w:pPr>
     </w:lvl>
   </w:abstractNum>
-  <w:abstractNum w:abstractNumId="72" w15:restartNumberingAfterBreak="0">
+  <w:abstractNum w:abstractNumId="77" w15:restartNumberingAfterBreak="0">
     <w:nsid w:val="7AC64A60"/>
     <w:multiLevelType w:val="hybridMultilevel"/>
     <w:tmpl w:val="D69A709A"/>
@@ -34218,20 +35245,110 @@
       </w:pPr>
     </w:lvl>
   </w:abstractNum>
-  <w:abstractNum w:abstractNumId="73" w15:restartNumberingAfterBreak="0">
+  <w:abstractNum w:abstractNumId="78" w15:restartNumberingAfterBreak="0">
     <w:nsid w:val="7C615AEE"/>
     <w:multiLevelType w:val="hybridMultilevel"/>
-    <w:tmpl w:val="EA845A3E"/>
-    <w:lvl w:ilvl="0" w:tplc="9ECA40A8">
-      <w:start w:val="2"/>
+    <w:tmpl w:val="05BE9B4A"/>
+    <w:lvl w:ilvl="0" w:tplc="2B9A18BE">
+      <w:start w:val="4"/>
       <w:numFmt w:val="decimal"/>
-      <w:lvlText w:val="4.5.%1"/>
+      <w:lvlText w:val="4.4.%1"/>
       <w:lvlJc w:val="left"/>
       <w:pPr>
         <w:ind w:left="720" w:hanging="360"/>
       </w:pPr>
       <w:rPr>
         <w:rFonts w:hint="default"/>
+      </w:rPr>
+    </w:lvl>
+    <w:lvl w:ilvl="1" w:tplc="38090019" w:tentative="1">
+      <w:start w:val="1"/>
+      <w:numFmt w:val="lowerLetter"/>
+      <w:lvlText w:val="%2."/>
+      <w:lvlJc w:val="left"/>
+      <w:pPr>
+        <w:ind w:left="1440" w:hanging="360"/>
+      </w:pPr>
+    </w:lvl>
+    <w:lvl w:ilvl="2" w:tplc="3809001B" w:tentative="1">
+      <w:start w:val="1"/>
+      <w:numFmt w:val="lowerRoman"/>
+      <w:lvlText w:val="%3."/>
+      <w:lvlJc w:val="right"/>
+      <w:pPr>
+        <w:ind w:left="2160" w:hanging="180"/>
+      </w:pPr>
+    </w:lvl>
+    <w:lvl w:ilvl="3" w:tplc="3809000F" w:tentative="1">
+      <w:start w:val="1"/>
+      <w:numFmt w:val="decimal"/>
+      <w:lvlText w:val="%4."/>
+      <w:lvlJc w:val="left"/>
+      <w:pPr>
+        <w:ind w:left="2880" w:hanging="360"/>
+      </w:pPr>
+    </w:lvl>
+    <w:lvl w:ilvl="4" w:tplc="38090019" w:tentative="1">
+      <w:start w:val="1"/>
+      <w:numFmt w:val="lowerLetter"/>
+      <w:lvlText w:val="%5."/>
+      <w:lvlJc w:val="left"/>
+      <w:pPr>
+        <w:ind w:left="3600" w:hanging="360"/>
+      </w:pPr>
+    </w:lvl>
+    <w:lvl w:ilvl="5" w:tplc="3809001B" w:tentative="1">
+      <w:start w:val="1"/>
+      <w:numFmt w:val="lowerRoman"/>
+      <w:lvlText w:val="%6."/>
+      <w:lvlJc w:val="right"/>
+      <w:pPr>
+        <w:ind w:left="4320" w:hanging="180"/>
+      </w:pPr>
+    </w:lvl>
+    <w:lvl w:ilvl="6" w:tplc="3809000F" w:tentative="1">
+      <w:start w:val="1"/>
+      <w:numFmt w:val="decimal"/>
+      <w:lvlText w:val="%7."/>
+      <w:lvlJc w:val="left"/>
+      <w:pPr>
+        <w:ind w:left="5040" w:hanging="360"/>
+      </w:pPr>
+    </w:lvl>
+    <w:lvl w:ilvl="7" w:tplc="38090019" w:tentative="1">
+      <w:start w:val="1"/>
+      <w:numFmt w:val="lowerLetter"/>
+      <w:lvlText w:val="%8."/>
+      <w:lvlJc w:val="left"/>
+      <w:pPr>
+        <w:ind w:left="5760" w:hanging="360"/>
+      </w:pPr>
+    </w:lvl>
+    <w:lvl w:ilvl="8" w:tplc="3809001B" w:tentative="1">
+      <w:start w:val="1"/>
+      <w:numFmt w:val="lowerRoman"/>
+      <w:lvlText w:val="%9."/>
+      <w:lvlJc w:val="right"/>
+      <w:pPr>
+        <w:ind w:left="6480" w:hanging="180"/>
+      </w:pPr>
+    </w:lvl>
+  </w:abstractNum>
+  <w:abstractNum w:abstractNumId="79" w15:restartNumberingAfterBreak="0">
+    <w:nsid w:val="7F39738D"/>
+    <w:multiLevelType w:val="hybridMultilevel"/>
+    <w:tmpl w:val="539CFF0A"/>
+    <w:lvl w:ilvl="0" w:tplc="9B3017B0">
+      <w:start w:val="1"/>
+      <w:numFmt w:val="decimal"/>
+      <w:lvlText w:val="4.3.%1"/>
+      <w:lvlJc w:val="left"/>
+      <w:pPr>
+        <w:ind w:left="720" w:hanging="360"/>
+      </w:pPr>
+      <w:rPr>
+        <w:rFonts w:hint="default"/>
+        <w:b/>
       </w:rPr>
     </w:lvl>
     <w:lvl w:ilvl="1" w:tplc="38090019" w:tentative="1">
@@ -34311,25 +35428,25 @@
     <w:abstractNumId w:val="12"/>
   </w:num>
   <w:num w:numId="2">
-    <w:abstractNumId w:val="61"/>
+    <w:abstractNumId w:val="66"/>
   </w:num>
   <w:num w:numId="3">
-    <w:abstractNumId w:val="40"/>
+    <w:abstractNumId w:val="44"/>
   </w:num>
   <w:num w:numId="4">
-    <w:abstractNumId w:val="63"/>
+    <w:abstractNumId w:val="68"/>
   </w:num>
   <w:num w:numId="5">
-    <w:abstractNumId w:val="45"/>
+    <w:abstractNumId w:val="49"/>
   </w:num>
   <w:num w:numId="6">
-    <w:abstractNumId w:val="72"/>
+    <w:abstractNumId w:val="77"/>
   </w:num>
   <w:num w:numId="7">
-    <w:abstractNumId w:val="43"/>
+    <w:abstractNumId w:val="47"/>
   </w:num>
   <w:num w:numId="8">
-    <w:abstractNumId w:val="41"/>
+    <w:abstractNumId w:val="45"/>
   </w:num>
   <w:num w:numId="9">
     <w:abstractNumId w:val="17"/>
@@ -34338,34 +35455,34 @@
     <w:abstractNumId w:val="4"/>
   </w:num>
   <w:num w:numId="11">
-    <w:abstractNumId w:val="62"/>
+    <w:abstractNumId w:val="67"/>
   </w:num>
   <w:num w:numId="12">
-    <w:abstractNumId w:val="35"/>
+    <w:abstractNumId w:val="37"/>
   </w:num>
   <w:num w:numId="13">
     <w:abstractNumId w:val="26"/>
   </w:num>
   <w:num w:numId="14">
-    <w:abstractNumId w:val="69"/>
+    <w:abstractNumId w:val="74"/>
   </w:num>
   <w:num w:numId="15">
-    <w:abstractNumId w:val="65"/>
+    <w:abstractNumId w:val="70"/>
   </w:num>
   <w:num w:numId="16">
-    <w:abstractNumId w:val="44"/>
+    <w:abstractNumId w:val="48"/>
   </w:num>
   <w:num w:numId="17">
-    <w:abstractNumId w:val="60"/>
+    <w:abstractNumId w:val="65"/>
   </w:num>
   <w:num w:numId="18">
     <w:abstractNumId w:val="18"/>
   </w:num>
   <w:num w:numId="19">
-    <w:abstractNumId w:val="54"/>
+    <w:abstractNumId w:val="58"/>
   </w:num>
   <w:num w:numId="20">
-    <w:abstractNumId w:val="30"/>
+    <w:abstractNumId w:val="31"/>
   </w:num>
   <w:num w:numId="21">
     <w:abstractNumId w:val="20"/>
@@ -34374,25 +35491,25 @@
     <w:abstractNumId w:val="15"/>
   </w:num>
   <w:num w:numId="23">
-    <w:abstractNumId w:val="70"/>
+    <w:abstractNumId w:val="75"/>
   </w:num>
   <w:num w:numId="24">
-    <w:abstractNumId w:val="32"/>
+    <w:abstractNumId w:val="33"/>
   </w:num>
   <w:num w:numId="25">
     <w:abstractNumId w:val="24"/>
   </w:num>
   <w:num w:numId="26">
-    <w:abstractNumId w:val="47"/>
+    <w:abstractNumId w:val="51"/>
   </w:num>
   <w:num w:numId="27">
-    <w:abstractNumId w:val="39"/>
+    <w:abstractNumId w:val="43"/>
   </w:num>
   <w:num w:numId="28">
     <w:abstractNumId w:val="5"/>
   </w:num>
   <w:num w:numId="29">
-    <w:abstractNumId w:val="50"/>
+    <w:abstractNumId w:val="54"/>
   </w:num>
   <w:num w:numId="30">
     <w:abstractNumId w:val="19"/>
@@ -34407,37 +35524,37 @@
     <w:abstractNumId w:val="21"/>
   </w:num>
   <w:num w:numId="34">
-    <w:abstractNumId w:val="38"/>
+    <w:abstractNumId w:val="42"/>
   </w:num>
   <w:num w:numId="35">
-    <w:abstractNumId w:val="67"/>
+    <w:abstractNumId w:val="72"/>
   </w:num>
   <w:num w:numId="36">
-    <w:abstractNumId w:val="71"/>
+    <w:abstractNumId w:val="76"/>
   </w:num>
   <w:num w:numId="37">
     <w:abstractNumId w:val="14"/>
   </w:num>
   <w:num w:numId="38">
-    <w:abstractNumId w:val="64"/>
+    <w:abstractNumId w:val="69"/>
   </w:num>
   <w:num w:numId="39">
     <w:abstractNumId w:val="23"/>
   </w:num>
   <w:num w:numId="40">
-    <w:abstractNumId w:val="49"/>
+    <w:abstractNumId w:val="53"/>
   </w:num>
   <w:num w:numId="41">
-    <w:abstractNumId w:val="27"/>
+    <w:abstractNumId w:val="28"/>
   </w:num>
   <w:num w:numId="42">
     <w:abstractNumId w:val="16"/>
   </w:num>
   <w:num w:numId="43">
-    <w:abstractNumId w:val="36"/>
+    <w:abstractNumId w:val="39"/>
   </w:num>
   <w:num w:numId="44">
-    <w:abstractNumId w:val="42"/>
+    <w:abstractNumId w:val="46"/>
   </w:num>
   <w:num w:numId="45">
     <w:abstractNumId w:val="7"/>
@@ -34446,16 +35563,16 @@
     <w:abstractNumId w:val="8"/>
   </w:num>
   <w:num w:numId="47">
-    <w:abstractNumId w:val="48"/>
+    <w:abstractNumId w:val="52"/>
   </w:num>
   <w:num w:numId="48">
-    <w:abstractNumId w:val="31"/>
+    <w:abstractNumId w:val="32"/>
   </w:num>
   <w:num w:numId="49">
     <w:abstractNumId w:val="6"/>
   </w:num>
   <w:num w:numId="50">
-    <w:abstractNumId w:val="68"/>
+    <w:abstractNumId w:val="73"/>
   </w:num>
   <w:num w:numId="51">
     <w:abstractNumId w:val="25"/>
@@ -34464,55 +35581,55 @@
     <w:abstractNumId w:val="9"/>
   </w:num>
   <w:num w:numId="53">
+    <w:abstractNumId w:val="62"/>
+  </w:num>
+  <w:num w:numId="54">
+    <w:abstractNumId w:val="29"/>
+  </w:num>
+  <w:num w:numId="55">
+    <w:abstractNumId w:val="59"/>
+  </w:num>
+  <w:num w:numId="56">
     <w:abstractNumId w:val="57"/>
   </w:num>
-  <w:num w:numId="54">
-    <w:abstractNumId w:val="28"/>
-  </w:num>
-  <w:num w:numId="55">
-    <w:abstractNumId w:val="55"/>
-  </w:num>
-  <w:num w:numId="56">
-    <w:abstractNumId w:val="53"/>
-  </w:num>
   <w:num w:numId="57">
-    <w:abstractNumId w:val="52"/>
+    <w:abstractNumId w:val="56"/>
   </w:num>
   <w:num w:numId="58">
-    <w:abstractNumId w:val="51"/>
+    <w:abstractNumId w:val="55"/>
   </w:num>
   <w:num w:numId="59">
     <w:abstractNumId w:val="2"/>
   </w:num>
   <w:num w:numId="60">
-    <w:abstractNumId w:val="33"/>
+    <w:abstractNumId w:val="34"/>
   </w:num>
   <w:num w:numId="61">
     <w:abstractNumId w:val="11"/>
   </w:num>
   <w:num w:numId="62">
-    <w:abstractNumId w:val="66"/>
+    <w:abstractNumId w:val="71"/>
   </w:num>
   <w:num w:numId="63">
-    <w:abstractNumId w:val="59"/>
+    <w:abstractNumId w:val="64"/>
   </w:num>
   <w:num w:numId="64">
-    <w:abstractNumId w:val="34"/>
+    <w:abstractNumId w:val="36"/>
   </w:num>
   <w:num w:numId="65">
     <w:abstractNumId w:val="3"/>
   </w:num>
   <w:num w:numId="66">
-    <w:abstractNumId w:val="46"/>
+    <w:abstractNumId w:val="50"/>
   </w:num>
   <w:num w:numId="67">
-    <w:abstractNumId w:val="58"/>
+    <w:abstractNumId w:val="63"/>
   </w:num>
   <w:num w:numId="68">
-    <w:abstractNumId w:val="37"/>
+    <w:abstractNumId w:val="41"/>
   </w:num>
   <w:num w:numId="69">
-    <w:abstractNumId w:val="56"/>
+    <w:abstractNumId w:val="61"/>
   </w:num>
   <w:num w:numId="70">
     <w:abstractNumId w:val="13"/>
@@ -34521,13 +35638,31 @@
     <w:abstractNumId w:val="1"/>
   </w:num>
   <w:num w:numId="72">
-    <w:abstractNumId w:val="73"/>
+    <w:abstractNumId w:val="78"/>
   </w:num>
   <w:num w:numId="73">
     <w:abstractNumId w:val="0"/>
   </w:num>
   <w:num w:numId="74">
-    <w:abstractNumId w:val="29"/>
+    <w:abstractNumId w:val="30"/>
+  </w:num>
+  <w:num w:numId="75">
+    <w:abstractNumId w:val="35"/>
+  </w:num>
+  <w:num w:numId="76">
+    <w:abstractNumId w:val="60"/>
+  </w:num>
+  <w:num w:numId="77">
+    <w:abstractNumId w:val="79"/>
+  </w:num>
+  <w:num w:numId="78">
+    <w:abstractNumId w:val="40"/>
+  </w:num>
+  <w:num w:numId="79">
+    <w:abstractNumId w:val="27"/>
+  </w:num>
+  <w:num w:numId="80">
+    <w:abstractNumId w:val="38"/>
   </w:num>
   <w:numIdMacAtCleanup w:val="74"/>
 </w:numbering>
@@ -35330,6 +36465,17 @@
       <w:u w:val="single"/>
     </w:rPr>
   </w:style>
+  <w:style w:type="character" w:styleId="Emphasis">
+    <w:name w:val="Emphasis"/>
+    <w:basedOn w:val="DefaultParagraphFont"/>
+    <w:uiPriority w:val="20"/>
+    <w:qFormat/>
+    <w:rsid w:val="00DB7D7E"/>
+    <w:rPr>
+      <w:i/>
+      <w:iCs/>
+    </w:rPr>
+  </w:style>
 </w:styles>
 </file>
 
@@ -35633,7 +36779,7 @@
 </file>
 
 <file path=customXml/itemProps1.xml><?xml version="1.0" encoding="utf-8"?>
-<ds:datastoreItem xmlns:ds="http://schemas.openxmlformats.org/officeDocument/2006/customXml" ds:itemID="{6FCDB552-765E-42B5-B97D-A6E6B2CF2398}">
+<ds:datastoreItem xmlns:ds="http://schemas.openxmlformats.org/officeDocument/2006/customXml" ds:itemID="{2610F0EA-D66C-4D08-81F2-A9847B9A2B12}">
   <ds:schemaRefs>
     <ds:schemaRef ds:uri="http://schemas.openxmlformats.org/officeDocument/2006/bibliography"/>
   </ds:schemaRefs>

--- a/Dokumen Laporan Skripsi/TA Skripsi - 202210370311094 - M. Heykal Dhafariel Rajendra.docx
+++ b/Dokumen Laporan Skripsi/TA Skripsi - 202210370311094 - M. Heykal Dhafariel Rajendra.docx
@@ -8993,14 +8993,12 @@
         </w:rPr>
         <w:br w:type="page"/>
       </w:r>
-      <w:bookmarkStart w:id="11" w:name="_GoBack"/>
-      <w:bookmarkEnd w:id="11"/>
     </w:p>
     <w:p>
       <w:pPr>
         <w:pStyle w:val="Heading1"/>
       </w:pPr>
-      <w:bookmarkStart w:id="12" w:name="_Toc234966988"/>
+      <w:bookmarkStart w:id="11" w:name="_Toc234966988"/>
       <w:r>
         <w:lastRenderedPageBreak/>
         <w:t>D</w:t>
@@ -9008,7 +9006,7 @@
       <w:r>
         <w:t>AFTAR GAMBAR</w:t>
       </w:r>
-      <w:bookmarkEnd w:id="12"/>
+      <w:bookmarkEnd w:id="11"/>
     </w:p>
     <w:p>
       <w:pPr>
@@ -9663,12 +9661,12 @@
       <w:pPr>
         <w:pStyle w:val="Heading1"/>
       </w:pPr>
-      <w:bookmarkStart w:id="13" w:name="_Toc234966989"/>
+      <w:bookmarkStart w:id="12" w:name="_Toc234966989"/>
       <w:r>
         <w:lastRenderedPageBreak/>
         <w:t>DAFTAR TABEL</w:t>
       </w:r>
-      <w:bookmarkEnd w:id="13"/>
+      <w:bookmarkEnd w:id="12"/>
     </w:p>
     <w:p>
       <w:pPr>
@@ -11447,12 +11445,12 @@
       <w:pPr>
         <w:pStyle w:val="Heading1"/>
       </w:pPr>
-      <w:bookmarkStart w:id="14" w:name="_Toc234966990"/>
+      <w:bookmarkStart w:id="13" w:name="_Toc234966990"/>
       <w:r>
         <w:lastRenderedPageBreak/>
         <w:t>DAFTAR RUMUS</w:t>
       </w:r>
-      <w:bookmarkEnd w:id="14"/>
+      <w:bookmarkEnd w:id="13"/>
     </w:p>
     <w:p>
       <w:pPr>
@@ -11683,7 +11681,7 @@
       <w:pPr>
         <w:pStyle w:val="Heading1"/>
       </w:pPr>
-      <w:bookmarkStart w:id="15" w:name="_Toc234966991"/>
+      <w:bookmarkStart w:id="14" w:name="_Toc234966991"/>
       <w:r>
         <w:lastRenderedPageBreak/>
         <w:t xml:space="preserve">BAB </w:t>
@@ -11694,7 +11692,7 @@
       <w:r>
         <w:t xml:space="preserve"> PENDAHULUAN</w:t>
       </w:r>
-      <w:bookmarkEnd w:id="15"/>
+      <w:bookmarkEnd w:id="14"/>
     </w:p>
     <w:p>
       <w:pPr>
@@ -11705,11 +11703,11 @@
         </w:numPr>
         <w:spacing w:before="240" w:line="360" w:lineRule="auto"/>
       </w:pPr>
-      <w:bookmarkStart w:id="16" w:name="_Toc234966992"/>
+      <w:bookmarkStart w:id="15" w:name="_Toc234966992"/>
       <w:r>
         <w:t>Latar Belakang</w:t>
       </w:r>
-      <w:bookmarkEnd w:id="16"/>
+      <w:bookmarkEnd w:id="15"/>
     </w:p>
     <w:p>
       <w:pPr>
@@ -11846,12 +11844,12 @@
         </w:numPr>
         <w:spacing w:line="360" w:lineRule="auto"/>
       </w:pPr>
-      <w:bookmarkStart w:id="17" w:name="_Toc234966993"/>
+      <w:bookmarkStart w:id="16" w:name="_Toc234966993"/>
       <w:r>
         <w:lastRenderedPageBreak/>
         <w:t>Rumusan Masalah</w:t>
       </w:r>
-      <w:bookmarkEnd w:id="17"/>
+      <w:bookmarkEnd w:id="16"/>
     </w:p>
     <w:p>
       <w:pPr>
@@ -11913,11 +11911,11 @@
         </w:numPr>
         <w:spacing w:line="360" w:lineRule="auto"/>
       </w:pPr>
-      <w:bookmarkStart w:id="18" w:name="_Toc234966994"/>
+      <w:bookmarkStart w:id="17" w:name="_Toc234966994"/>
       <w:r>
         <w:t>Tujuan Penelitian</w:t>
       </w:r>
-      <w:bookmarkEnd w:id="18"/>
+      <w:bookmarkEnd w:id="17"/>
     </w:p>
     <w:p>
       <w:pPr>
@@ -11979,11 +11977,11 @@
         </w:numPr>
         <w:spacing w:line="360" w:lineRule="auto"/>
       </w:pPr>
-      <w:bookmarkStart w:id="19" w:name="_Toc234966995"/>
+      <w:bookmarkStart w:id="18" w:name="_Toc234966995"/>
       <w:r>
         <w:t>Batasan Penelitian</w:t>
       </w:r>
-      <w:bookmarkEnd w:id="19"/>
+      <w:bookmarkEnd w:id="18"/>
     </w:p>
     <w:p>
       <w:pPr>
@@ -12151,12 +12149,12 @@
       <w:pPr>
         <w:pStyle w:val="Heading1"/>
       </w:pPr>
-      <w:bookmarkStart w:id="20" w:name="_Toc234966996"/>
+      <w:bookmarkStart w:id="19" w:name="_Toc234966996"/>
       <w:r>
         <w:lastRenderedPageBreak/>
         <w:t>BAB II TINJAUAN PUSTAKA</w:t>
       </w:r>
-      <w:bookmarkEnd w:id="20"/>
+      <w:bookmarkEnd w:id="19"/>
     </w:p>
     <w:p>
       <w:pPr>
@@ -12170,14 +12168,14 @@
           <w:lang w:val="en-US"/>
         </w:rPr>
       </w:pPr>
-      <w:bookmarkStart w:id="21" w:name="_Toc234966997"/>
+      <w:bookmarkStart w:id="20" w:name="_Toc234966997"/>
       <w:r>
         <w:rPr>
           <w:lang w:val="en-US"/>
         </w:rPr>
         <w:t>Tinjauan Pustaka</w:t>
       </w:r>
-      <w:bookmarkEnd w:id="21"/>
+      <w:bookmarkEnd w:id="20"/>
     </w:p>
     <w:p>
       <w:pPr>
@@ -12206,7 +12204,7 @@
           <w:szCs w:val="24"/>
         </w:rPr>
       </w:pPr>
-      <w:bookmarkStart w:id="22" w:name="_Toc230116341"/>
+      <w:bookmarkStart w:id="21" w:name="_Toc230116341"/>
       <w:r>
         <w:rPr>
           <w:b/>
@@ -12278,7 +12276,7 @@
         </w:rPr>
         <w:t xml:space="preserve"> Tinjauan Penelitian Terdahulu</w:t>
       </w:r>
-      <w:bookmarkEnd w:id="22"/>
+      <w:bookmarkEnd w:id="21"/>
     </w:p>
     <w:tbl>
       <w:tblPr>
@@ -12829,6 +12827,7 @@
                 <w:color w:val="1F1F1F"/>
                 <w:bdr w:val="none" w:sz="0" w:space="0" w:color="auto" w:frame="1"/>
               </w:rPr>
+              <w:lastRenderedPageBreak/>
               <w:t>4</w:t>
             </w:r>
             <w:r>
@@ -13199,14 +13198,14 @@
           <w:lang w:val="en-US"/>
         </w:rPr>
       </w:pPr>
-      <w:bookmarkStart w:id="23" w:name="_Toc234966998"/>
+      <w:bookmarkStart w:id="22" w:name="_Toc234966998"/>
       <w:r>
         <w:rPr>
           <w:lang w:val="en-US"/>
         </w:rPr>
         <w:t>Landasan Teori</w:t>
       </w:r>
-      <w:bookmarkEnd w:id="23"/>
+      <w:bookmarkEnd w:id="22"/>
     </w:p>
     <w:p>
       <w:pPr>
@@ -13218,11 +13217,11 @@
         <w:spacing w:line="360" w:lineRule="auto"/>
         <w:ind w:left="426"/>
       </w:pPr>
-      <w:bookmarkStart w:id="24" w:name="_Toc234966999"/>
+      <w:bookmarkStart w:id="23" w:name="_Toc234966999"/>
       <w:r>
         <w:t>Manajemen Stok dan Pengadaan Material</w:t>
       </w:r>
-      <w:bookmarkEnd w:id="24"/>
+      <w:bookmarkEnd w:id="23"/>
     </w:p>
     <w:p>
       <w:pPr>
@@ -13243,14 +13242,14 @@
         <w:spacing w:line="360" w:lineRule="auto"/>
         <w:ind w:left="426"/>
       </w:pPr>
-      <w:bookmarkStart w:id="25" w:name="_Toc234967000"/>
+      <w:bookmarkStart w:id="24" w:name="_Toc234967000"/>
       <w:r>
         <w:t>Business Process Model and Notation</w:t>
       </w:r>
       <w:r>
         <w:t xml:space="preserve"> (BPMN)</w:t>
       </w:r>
-      <w:bookmarkEnd w:id="25"/>
+      <w:bookmarkEnd w:id="24"/>
     </w:p>
     <w:p>
       <w:pPr>
@@ -13345,7 +13344,7 @@
           <w:szCs w:val="24"/>
         </w:rPr>
       </w:pPr>
-      <w:bookmarkStart w:id="26" w:name="_Toc230116268"/>
+      <w:bookmarkStart w:id="25" w:name="_Toc230116268"/>
       <w:r>
         <w:rPr>
           <w:b/>
@@ -13417,7 +13416,7 @@
         </w:rPr>
         <w:t xml:space="preserve"> BPMN Proses Pengadaan Material As-Is</w:t>
       </w:r>
-      <w:bookmarkEnd w:id="26"/>
+      <w:bookmarkEnd w:id="25"/>
       <w:r>
         <w:rPr>
           <w:b/>
@@ -13487,12 +13486,12 @@
         <w:spacing w:line="360" w:lineRule="auto"/>
         <w:ind w:left="426"/>
       </w:pPr>
-      <w:bookmarkStart w:id="27" w:name="_Toc234967001"/>
+      <w:bookmarkStart w:id="26" w:name="_Toc234967001"/>
       <w:r>
         <w:lastRenderedPageBreak/>
         <w:t>Metode Personal Extreme Programming (PXP)</w:t>
       </w:r>
-      <w:bookmarkEnd w:id="27"/>
+      <w:bookmarkEnd w:id="26"/>
     </w:p>
     <w:p>
       <w:pPr>
@@ -13647,11 +13646,11 @@
         <w:spacing w:line="360" w:lineRule="auto"/>
         <w:ind w:left="426"/>
       </w:pPr>
-      <w:bookmarkStart w:id="28" w:name="_Toc234967002"/>
+      <w:bookmarkStart w:id="27" w:name="_Toc234967002"/>
       <w:r>
         <w:t>Unified Modeling Language (UML)</w:t>
       </w:r>
-      <w:bookmarkEnd w:id="28"/>
+      <w:bookmarkEnd w:id="27"/>
     </w:p>
     <w:p>
       <w:pPr>
@@ -13714,11 +13713,11 @@
         <w:spacing w:line="360" w:lineRule="auto"/>
         <w:ind w:left="426"/>
       </w:pPr>
-      <w:bookmarkStart w:id="29" w:name="_Toc234967003"/>
+      <w:bookmarkStart w:id="28" w:name="_Toc234967003"/>
       <w:r>
         <w:t>Prototipe (Prototyping)</w:t>
       </w:r>
-      <w:bookmarkEnd w:id="29"/>
+      <w:bookmarkEnd w:id="28"/>
     </w:p>
     <w:p>
       <w:pPr>
@@ -13739,11 +13738,11 @@
         <w:spacing w:line="360" w:lineRule="auto"/>
         <w:ind w:left="426"/>
       </w:pPr>
-      <w:bookmarkStart w:id="30" w:name="_Toc234967004"/>
+      <w:bookmarkStart w:id="29" w:name="_Toc234967004"/>
       <w:r>
         <w:t>Pengujian Kuantitatif dan User Acceptance Test (UAT)</w:t>
       </w:r>
-      <w:bookmarkEnd w:id="30"/>
+      <w:bookmarkEnd w:id="29"/>
     </w:p>
     <w:p>
       <w:pPr>
@@ -13875,7 +13874,7 @@
                 <w:iCs/>
               </w:rPr>
             </w:pPr>
-            <w:bookmarkStart w:id="31" w:name="_Toc234966826"/>
+            <w:bookmarkStart w:id="30" w:name="_Toc234966826"/>
             <w:r>
               <w:rPr>
                 <w:b/>
@@ -13924,7 +13923,7 @@
               </w:rPr>
               <w:t>)</w:t>
             </w:r>
-            <w:bookmarkEnd w:id="31"/>
+            <w:bookmarkEnd w:id="30"/>
           </w:p>
         </w:tc>
       </w:tr>
@@ -13981,12 +13980,12 @@
       <w:pPr>
         <w:pStyle w:val="Heading1"/>
       </w:pPr>
-      <w:bookmarkStart w:id="32" w:name="_Toc234967005"/>
+      <w:bookmarkStart w:id="31" w:name="_Toc234967005"/>
       <w:r>
         <w:lastRenderedPageBreak/>
         <w:t>BAB III METODOLOGI PENELITIAN</w:t>
       </w:r>
-      <w:bookmarkEnd w:id="32"/>
+      <w:bookmarkEnd w:id="31"/>
     </w:p>
     <w:p>
       <w:pPr>
@@ -14062,7 +14061,7 @@
           <w:szCs w:val="24"/>
         </w:rPr>
       </w:pPr>
-      <w:bookmarkStart w:id="33" w:name="_Toc233127915"/>
+      <w:bookmarkStart w:id="32" w:name="_Toc233127915"/>
       <w:r>
         <w:rPr>
           <w:b/>
@@ -14134,7 +14133,7 @@
         </w:rPr>
         <w:t xml:space="preserve"> Diagram Metodologi Penelitian</w:t>
       </w:r>
-      <w:bookmarkEnd w:id="33"/>
+      <w:bookmarkEnd w:id="32"/>
       <w:r>
         <w:rPr>
           <w:b/>
@@ -14174,14 +14173,14 @@
           <w:lang w:val="en-US"/>
         </w:rPr>
       </w:pPr>
-      <w:bookmarkStart w:id="34" w:name="_Toc234967006"/>
+      <w:bookmarkStart w:id="33" w:name="_Toc234967006"/>
       <w:r>
         <w:rPr>
           <w:lang w:val="en-US"/>
         </w:rPr>
         <w:t>Waktu dan Tempat Penelitian</w:t>
       </w:r>
-      <w:bookmarkEnd w:id="34"/>
+      <w:bookmarkEnd w:id="33"/>
     </w:p>
     <w:p>
       <w:pPr>
@@ -14231,7 +14230,7 @@
           <w:lang w:val="en-US"/>
         </w:rPr>
       </w:pPr>
-      <w:bookmarkStart w:id="35" w:name="_Toc234967007"/>
+      <w:bookmarkStart w:id="34" w:name="_Toc234967007"/>
       <w:r>
         <w:rPr>
           <w:rFonts w:eastAsia="Calibri"/>
@@ -14239,7 +14238,7 @@
         </w:rPr>
         <w:t>Alat dan Bahan</w:t>
       </w:r>
-      <w:bookmarkEnd w:id="35"/>
+      <w:bookmarkEnd w:id="34"/>
     </w:p>
     <w:p>
       <w:pPr>
@@ -14283,7 +14282,7 @@
           <w:lang w:val="en-US"/>
         </w:rPr>
       </w:pPr>
-      <w:bookmarkStart w:id="36" w:name="_Toc234967008"/>
+      <w:bookmarkStart w:id="35" w:name="_Toc234967008"/>
       <w:r>
         <w:rPr>
           <w:lang w:val="en-US"/>
@@ -14291,7 +14290,7 @@
         <w:lastRenderedPageBreak/>
         <w:t>Perangkat Keras (Hardware)</w:t>
       </w:r>
-      <w:bookmarkEnd w:id="36"/>
+      <w:bookmarkEnd w:id="35"/>
     </w:p>
     <w:p>
       <w:pPr>
@@ -14401,14 +14400,14 @@
           <w:lang w:val="en-US"/>
         </w:rPr>
       </w:pPr>
-      <w:bookmarkStart w:id="37" w:name="_Toc234967009"/>
+      <w:bookmarkStart w:id="36" w:name="_Toc234967009"/>
       <w:r>
         <w:rPr>
           <w:lang w:val="en-US"/>
         </w:rPr>
         <w:t>Perangkat Lunak (Software)</w:t>
       </w:r>
-      <w:bookmarkEnd w:id="37"/>
+      <w:bookmarkEnd w:id="36"/>
     </w:p>
     <w:p>
       <w:pPr>
@@ -14516,14 +14515,14 @@
           <w:lang w:val="en-US"/>
         </w:rPr>
       </w:pPr>
-      <w:bookmarkStart w:id="38" w:name="_Toc234967010"/>
+      <w:bookmarkStart w:id="37" w:name="_Toc234967010"/>
       <w:r>
         <w:rPr>
           <w:lang w:val="en-US"/>
         </w:rPr>
         <w:t>Metode Pengumpulan Data</w:t>
       </w:r>
-      <w:bookmarkEnd w:id="38"/>
+      <w:bookmarkEnd w:id="37"/>
     </w:p>
     <w:p>
       <w:pPr>
@@ -14667,14 +14666,14 @@
           <w:lang w:val="en-US"/>
         </w:rPr>
       </w:pPr>
-      <w:bookmarkStart w:id="39" w:name="_Toc234967011"/>
+      <w:bookmarkStart w:id="38" w:name="_Toc234967011"/>
       <w:r>
         <w:rPr>
           <w:lang w:val="en-US"/>
         </w:rPr>
         <w:t>Metode Pengembangan Sistem</w:t>
       </w:r>
-      <w:bookmarkEnd w:id="39"/>
+      <w:bookmarkEnd w:id="38"/>
     </w:p>
     <w:p>
       <w:pPr>
@@ -14761,7 +14760,7 @@
           <w:szCs w:val="24"/>
         </w:rPr>
       </w:pPr>
-      <w:bookmarkStart w:id="40" w:name="_Toc233127916"/>
+      <w:bookmarkStart w:id="39" w:name="_Toc233127916"/>
       <w:r>
         <w:rPr>
           <w:b/>
@@ -14833,7 +14832,7 @@
         </w:rPr>
         <w:t xml:space="preserve"> Diagram PXP</w:t>
       </w:r>
-      <w:bookmarkEnd w:id="40"/>
+      <w:bookmarkEnd w:id="39"/>
     </w:p>
     <w:p>
       <w:pPr>
@@ -14870,11 +14869,11 @@
         <w:spacing w:line="360" w:lineRule="auto"/>
         <w:ind w:left="426"/>
       </w:pPr>
-      <w:bookmarkStart w:id="41" w:name="_Toc234967012"/>
+      <w:bookmarkStart w:id="40" w:name="_Toc234967012"/>
       <w:r>
         <w:t>Requirements</w:t>
       </w:r>
-      <w:bookmarkEnd w:id="41"/>
+      <w:bookmarkEnd w:id="40"/>
     </w:p>
     <w:p>
       <w:pPr>
@@ -15206,11 +15205,11 @@
         <w:spacing w:line="360" w:lineRule="auto"/>
         <w:ind w:left="426"/>
       </w:pPr>
-      <w:bookmarkStart w:id="42" w:name="_Toc234967013"/>
+      <w:bookmarkStart w:id="41" w:name="_Toc234967013"/>
       <w:r>
         <w:t>Planning</w:t>
       </w:r>
-      <w:bookmarkEnd w:id="42"/>
+      <w:bookmarkEnd w:id="41"/>
     </w:p>
     <w:p>
       <w:pPr>
@@ -15360,11 +15359,11 @@
         <w:spacing w:line="360" w:lineRule="auto"/>
         <w:ind w:left="426"/>
       </w:pPr>
-      <w:bookmarkStart w:id="43" w:name="_Toc234967014"/>
+      <w:bookmarkStart w:id="42" w:name="_Toc234967014"/>
       <w:r>
         <w:t>Iteration Initialization</w:t>
       </w:r>
-      <w:bookmarkEnd w:id="43"/>
+      <w:bookmarkEnd w:id="42"/>
     </w:p>
     <w:p>
       <w:pPr>
@@ -15597,11 +15596,11 @@
         <w:spacing w:line="360" w:lineRule="auto"/>
         <w:ind w:left="426"/>
       </w:pPr>
-      <w:bookmarkStart w:id="44" w:name="_Toc234967015"/>
+      <w:bookmarkStart w:id="43" w:name="_Toc234967015"/>
       <w:r>
         <w:t>Design</w:t>
       </w:r>
-      <w:bookmarkEnd w:id="44"/>
+      <w:bookmarkEnd w:id="43"/>
     </w:p>
     <w:p>
       <w:pPr>
@@ -15756,11 +15755,11 @@
         <w:spacing w:line="360" w:lineRule="auto"/>
         <w:ind w:left="426"/>
       </w:pPr>
-      <w:bookmarkStart w:id="45" w:name="_Toc234967016"/>
+      <w:bookmarkStart w:id="44" w:name="_Toc234967016"/>
       <w:r>
         <w:t>Implementation</w:t>
       </w:r>
-      <w:bookmarkEnd w:id="45"/>
+      <w:bookmarkEnd w:id="44"/>
     </w:p>
     <w:p>
       <w:pPr>
@@ -15831,11 +15830,11 @@
         <w:spacing w:line="360" w:lineRule="auto"/>
         <w:ind w:left="426"/>
       </w:pPr>
-      <w:bookmarkStart w:id="46" w:name="_Toc234967017"/>
+      <w:bookmarkStart w:id="45" w:name="_Toc234967017"/>
       <w:r>
         <w:t>System Testing</w:t>
       </w:r>
-      <w:bookmarkEnd w:id="46"/>
+      <w:bookmarkEnd w:id="45"/>
     </w:p>
     <w:p>
       <w:pPr>
@@ -16163,12 +16162,12 @@
         <w:spacing w:line="360" w:lineRule="auto"/>
         <w:ind w:left="426"/>
       </w:pPr>
-      <w:bookmarkStart w:id="47" w:name="_Toc234967018"/>
+      <w:bookmarkStart w:id="46" w:name="_Toc234967018"/>
       <w:r>
         <w:lastRenderedPageBreak/>
         <w:t>Retrospective</w:t>
       </w:r>
-      <w:bookmarkEnd w:id="47"/>
+      <w:bookmarkEnd w:id="46"/>
     </w:p>
     <w:p>
       <w:pPr>
@@ -16331,11 +16330,11 @@
         </w:numPr>
         <w:spacing w:line="360" w:lineRule="auto"/>
       </w:pPr>
-      <w:bookmarkStart w:id="48" w:name="_Toc234967019"/>
+      <w:bookmarkStart w:id="47" w:name="_Toc234967019"/>
       <w:r>
         <w:t>Metode Pengujian User Acceptance Test (UAT)</w:t>
       </w:r>
-      <w:bookmarkEnd w:id="48"/>
+      <w:bookmarkEnd w:id="47"/>
     </w:p>
     <w:p>
       <w:pPr>
@@ -16356,12 +16355,12 @@
         <w:spacing w:line="360" w:lineRule="auto"/>
         <w:ind w:left="426"/>
       </w:pPr>
-      <w:bookmarkStart w:id="49" w:name="_Toc234967020"/>
+      <w:bookmarkStart w:id="48" w:name="_Toc234967020"/>
       <w:r>
         <w:lastRenderedPageBreak/>
         <w:t>Responden Penelitian</w:t>
       </w:r>
-      <w:bookmarkEnd w:id="49"/>
+      <w:bookmarkEnd w:id="48"/>
     </w:p>
     <w:p>
       <w:pPr>
@@ -16409,11 +16408,11 @@
         <w:spacing w:line="360" w:lineRule="auto"/>
         <w:ind w:left="426"/>
       </w:pPr>
-      <w:bookmarkStart w:id="50" w:name="_Toc234967021"/>
+      <w:bookmarkStart w:id="49" w:name="_Toc234967021"/>
       <w:r>
         <w:t>Instrumen Pengujian</w:t>
       </w:r>
-      <w:bookmarkEnd w:id="50"/>
+      <w:bookmarkEnd w:id="49"/>
     </w:p>
     <w:p>
       <w:pPr>
@@ -16609,11 +16608,11 @@
         <w:spacing w:line="360" w:lineRule="auto"/>
         <w:ind w:left="426"/>
       </w:pPr>
-      <w:bookmarkStart w:id="51" w:name="_Toc234967022"/>
+      <w:bookmarkStart w:id="50" w:name="_Toc234967022"/>
       <w:r>
         <w:t>Skenario Usability Testing</w:t>
       </w:r>
-      <w:bookmarkEnd w:id="51"/>
+      <w:bookmarkEnd w:id="50"/>
     </w:p>
     <w:p>
       <w:pPr>
@@ -16637,7 +16636,7 @@
           <w:szCs w:val="24"/>
         </w:rPr>
       </w:pPr>
-      <w:bookmarkStart w:id="52" w:name="_Toc234966709"/>
+      <w:bookmarkStart w:id="51" w:name="_Toc234966709"/>
       <w:r>
         <w:rPr>
           <w:b/>
@@ -16709,7 +16708,7 @@
         </w:rPr>
         <w:t xml:space="preserve"> Skenario Usability Testing</w:t>
       </w:r>
-      <w:bookmarkEnd w:id="52"/>
+      <w:bookmarkEnd w:id="51"/>
     </w:p>
     <w:tbl>
       <w:tblPr>
@@ -17126,7 +17125,7 @@
         <w:spacing w:line="360" w:lineRule="auto"/>
         <w:ind w:left="426"/>
       </w:pPr>
-      <w:bookmarkStart w:id="53" w:name="_Toc234967023"/>
+      <w:bookmarkStart w:id="52" w:name="_Toc234967023"/>
       <w:r>
         <w:lastRenderedPageBreak/>
         <w:t>Teknik Analisis Dat</w:t>
@@ -17134,7 +17133,7 @@
       <w:r>
         <w:t>a</w:t>
       </w:r>
-      <w:bookmarkEnd w:id="53"/>
+      <w:bookmarkEnd w:id="52"/>
     </w:p>
     <w:p>
       <w:pPr>
@@ -17257,7 +17256,7 @@
                 <w:iCs/>
               </w:rPr>
             </w:pPr>
-            <w:bookmarkStart w:id="54" w:name="_Toc234966827"/>
+            <w:bookmarkStart w:id="53" w:name="_Toc234966827"/>
             <w:r>
               <w:rPr>
                 <w:b/>
@@ -17306,7 +17305,7 @@
               </w:rPr>
               <w:t>)</w:t>
             </w:r>
-            <w:bookmarkEnd w:id="54"/>
+            <w:bookmarkEnd w:id="53"/>
           </w:p>
         </w:tc>
       </w:tr>
@@ -17372,12 +17371,12 @@
       <w:pPr>
         <w:pStyle w:val="Heading1"/>
       </w:pPr>
-      <w:bookmarkStart w:id="55" w:name="_Toc234967024"/>
+      <w:bookmarkStart w:id="54" w:name="_Toc234967024"/>
       <w:r>
         <w:lastRenderedPageBreak/>
         <w:t>BAB IV HASIL DAN PEMBAHASAN</w:t>
       </w:r>
-      <w:bookmarkEnd w:id="55"/>
+      <w:bookmarkEnd w:id="54"/>
     </w:p>
     <w:p>
       <w:pPr>
@@ -17389,11 +17388,11 @@
         <w:spacing w:line="360" w:lineRule="auto"/>
         <w:ind w:left="709" w:hanging="567"/>
       </w:pPr>
-      <w:bookmarkStart w:id="56" w:name="_Toc234967025"/>
+      <w:bookmarkStart w:id="55" w:name="_Toc234967025"/>
       <w:r>
         <w:t>Identifikasi Masalah</w:t>
       </w:r>
-      <w:bookmarkEnd w:id="56"/>
+      <w:bookmarkEnd w:id="55"/>
     </w:p>
     <w:p>
       <w:pPr>
@@ -17533,11 +17532,11 @@
         <w:spacing w:line="360" w:lineRule="auto"/>
         <w:ind w:hanging="578"/>
       </w:pPr>
-      <w:bookmarkStart w:id="57" w:name="_Toc234967026"/>
+      <w:bookmarkStart w:id="56" w:name="_Toc234967026"/>
       <w:r>
         <w:t>Pengumpulan Data  (Observasi dan Wawancara)</w:t>
       </w:r>
-      <w:bookmarkEnd w:id="57"/>
+      <w:bookmarkEnd w:id="56"/>
     </w:p>
     <w:p>
       <w:pPr>
@@ -17570,11 +17569,11 @@
         <w:spacing w:line="360" w:lineRule="auto"/>
         <w:ind w:hanging="578"/>
       </w:pPr>
-      <w:bookmarkStart w:id="58" w:name="_Toc234967027"/>
+      <w:bookmarkStart w:id="57" w:name="_Toc234967027"/>
       <w:r>
         <w:t>Identifikasi Stakeholder</w:t>
       </w:r>
-      <w:bookmarkEnd w:id="58"/>
+      <w:bookmarkEnd w:id="57"/>
     </w:p>
     <w:p>
       <w:pPr>
@@ -17618,7 +17617,7 @@
           <w:szCs w:val="24"/>
         </w:rPr>
       </w:pPr>
-      <w:bookmarkStart w:id="59" w:name="_Toc234966662"/>
+      <w:bookmarkStart w:id="58" w:name="_Toc234966662"/>
       <w:r>
         <w:rPr>
           <w:b/>
@@ -17683,7 +17682,7 @@
         </w:rPr>
         <w:t xml:space="preserve"> Identifikasi Stakeholder</w:t>
       </w:r>
-      <w:bookmarkEnd w:id="59"/>
+      <w:bookmarkEnd w:id="58"/>
     </w:p>
     <w:tbl>
       <w:tblPr>
@@ -17964,11 +17963,11 @@
         <w:spacing w:line="360" w:lineRule="auto"/>
         <w:ind w:hanging="578"/>
       </w:pPr>
-      <w:bookmarkStart w:id="60" w:name="_Toc234967028"/>
+      <w:bookmarkStart w:id="59" w:name="_Toc234967028"/>
       <w:r>
         <w:t>Observasi</w:t>
       </w:r>
-      <w:bookmarkEnd w:id="60"/>
+      <w:bookmarkEnd w:id="59"/>
     </w:p>
     <w:p>
       <w:pPr>
@@ -18087,7 +18086,7 @@
           <w:sz w:val="24"/>
         </w:rPr>
       </w:pPr>
-      <w:bookmarkStart w:id="61" w:name="_Toc234966663"/>
+      <w:bookmarkStart w:id="60" w:name="_Toc234966663"/>
       <w:r>
         <w:rPr>
           <w:b/>
@@ -18153,7 +18152,7 @@
         </w:rPr>
         <w:t xml:space="preserve"> Hasil Observasi Proses Operasional</w:t>
       </w:r>
-      <w:bookmarkEnd w:id="61"/>
+      <w:bookmarkEnd w:id="60"/>
     </w:p>
     <w:tbl>
       <w:tblPr>
@@ -18764,12 +18763,12 @@
         <w:spacing w:line="360" w:lineRule="auto"/>
         <w:ind w:hanging="720"/>
       </w:pPr>
-      <w:bookmarkStart w:id="62" w:name="_Toc234967029"/>
+      <w:bookmarkStart w:id="61" w:name="_Toc234967029"/>
       <w:r>
         <w:lastRenderedPageBreak/>
         <w:t>Wawancara</w:t>
       </w:r>
-      <w:bookmarkEnd w:id="62"/>
+      <w:bookmarkEnd w:id="61"/>
     </w:p>
     <w:p>
       <w:pPr>
@@ -18945,7 +18944,7 @@
           <w:sz w:val="24"/>
         </w:rPr>
       </w:pPr>
-      <w:bookmarkStart w:id="63" w:name="_Toc234966664"/>
+      <w:bookmarkStart w:id="62" w:name="_Toc234966664"/>
       <w:r>
         <w:rPr>
           <w:b/>
@@ -19010,7 +19009,7 @@
         </w:rPr>
         <w:t xml:space="preserve"> Hasil Wawancara Pemilik Usaha</w:t>
       </w:r>
-      <w:bookmarkEnd w:id="63"/>
+      <w:bookmarkEnd w:id="62"/>
     </w:p>
     <w:tbl>
       <w:tblPr>
@@ -19519,7 +19518,7 @@
           <w:sz w:val="24"/>
         </w:rPr>
       </w:pPr>
-      <w:bookmarkStart w:id="64" w:name="_Toc234966665"/>
+      <w:bookmarkStart w:id="63" w:name="_Toc234966665"/>
       <w:r>
         <w:rPr>
           <w:b/>
@@ -19584,7 +19583,7 @@
         </w:rPr>
         <w:t xml:space="preserve"> Hasil Wawancara Admin 1</w:t>
       </w:r>
-      <w:bookmarkEnd w:id="64"/>
+      <w:bookmarkEnd w:id="63"/>
     </w:p>
     <w:tbl>
       <w:tblPr>
@@ -20091,7 +20090,7 @@
           <w:sz w:val="24"/>
         </w:rPr>
       </w:pPr>
-      <w:bookmarkStart w:id="65" w:name="_Toc234966666"/>
+      <w:bookmarkStart w:id="64" w:name="_Toc234966666"/>
       <w:r>
         <w:rPr>
           <w:b/>
@@ -20156,7 +20155,7 @@
         </w:rPr>
         <w:t xml:space="preserve"> Hasil Wawancara Admin 2</w:t>
       </w:r>
-      <w:bookmarkEnd w:id="65"/>
+      <w:bookmarkEnd w:id="64"/>
     </w:p>
     <w:tbl>
       <w:tblPr>
@@ -20672,7 +20671,7 @@
           <w:sz w:val="24"/>
         </w:rPr>
       </w:pPr>
-      <w:bookmarkStart w:id="66" w:name="_Toc234966667"/>
+      <w:bookmarkStart w:id="65" w:name="_Toc234966667"/>
       <w:r>
         <w:rPr>
           <w:b/>
@@ -20737,7 +20736,7 @@
         </w:rPr>
         <w:t xml:space="preserve"> Hasil Wawancara Staf Gudang 1</w:t>
       </w:r>
-      <w:bookmarkEnd w:id="66"/>
+      <w:bookmarkEnd w:id="65"/>
     </w:p>
     <w:tbl>
       <w:tblPr>
@@ -21254,7 +21253,7 @@
           <w:sz w:val="24"/>
         </w:rPr>
       </w:pPr>
-      <w:bookmarkStart w:id="67" w:name="_Toc234966668"/>
+      <w:bookmarkStart w:id="66" w:name="_Toc234966668"/>
       <w:r>
         <w:rPr>
           <w:b/>
@@ -21319,7 +21318,7 @@
         </w:rPr>
         <w:t xml:space="preserve"> Hasil Wawancara Staf Gudang 2</w:t>
       </w:r>
-      <w:bookmarkEnd w:id="67"/>
+      <w:bookmarkEnd w:id="66"/>
     </w:p>
     <w:tbl>
       <w:tblPr>
@@ -21829,7 +21828,7 @@
           <w:sz w:val="24"/>
         </w:rPr>
       </w:pPr>
-      <w:bookmarkStart w:id="68" w:name="_Toc234966669"/>
+      <w:bookmarkStart w:id="67" w:name="_Toc234966669"/>
       <w:r>
         <w:rPr>
           <w:b/>
@@ -21894,7 +21893,7 @@
         </w:rPr>
         <w:t xml:space="preserve"> Hasil Wawancara Pengawas Lapangan</w:t>
       </w:r>
-      <w:bookmarkEnd w:id="68"/>
+      <w:bookmarkEnd w:id="67"/>
     </w:p>
     <w:tbl>
       <w:tblPr>
@@ -22408,7 +22407,7 @@
           <w:szCs w:val="24"/>
         </w:rPr>
       </w:pPr>
-      <w:bookmarkStart w:id="69" w:name="_Toc234966670"/>
+      <w:bookmarkStart w:id="68" w:name="_Toc234966670"/>
       <w:r>
         <w:rPr>
           <w:b/>
@@ -22481,7 +22480,7 @@
         </w:rPr>
         <w:t xml:space="preserve"> Proses Transformasi Hasil Wawancara Menjadi Kebutuhan Sistem</w:t>
       </w:r>
-      <w:bookmarkEnd w:id="69"/>
+      <w:bookmarkEnd w:id="68"/>
     </w:p>
     <w:tbl>
       <w:tblPr>
@@ -22930,6 +22929,7 @@
               <w:jc w:val="left"/>
             </w:pPr>
             <w:r>
+              <w:lastRenderedPageBreak/>
               <w:t>6</w:t>
             </w:r>
           </w:p>
@@ -22997,11 +22997,11 @@
         <w:spacing w:line="360" w:lineRule="auto"/>
         <w:ind w:hanging="578"/>
       </w:pPr>
-      <w:bookmarkStart w:id="70" w:name="_Toc234967030"/>
+      <w:bookmarkStart w:id="69" w:name="_Toc234967030"/>
       <w:r>
         <w:t>Analisis Kebutuhan Sistem</w:t>
       </w:r>
-      <w:bookmarkEnd w:id="70"/>
+      <w:bookmarkEnd w:id="69"/>
     </w:p>
     <w:p>
       <w:pPr>
@@ -23040,12 +23040,12 @@
         <w:spacing w:line="360" w:lineRule="auto"/>
         <w:ind w:hanging="720"/>
       </w:pPr>
-      <w:bookmarkStart w:id="71" w:name="_Toc234967031"/>
+      <w:bookmarkStart w:id="70" w:name="_Toc234967031"/>
       <w:r>
         <w:lastRenderedPageBreak/>
         <w:t>Kebutuhan Fungsional</w:t>
       </w:r>
-      <w:bookmarkEnd w:id="71"/>
+      <w:bookmarkEnd w:id="70"/>
     </w:p>
     <w:p>
       <w:pPr>
@@ -23114,7 +23114,7 @@
           <w:szCs w:val="24"/>
         </w:rPr>
       </w:pPr>
-      <w:bookmarkStart w:id="72" w:name="_Toc234966671"/>
+      <w:bookmarkStart w:id="71" w:name="_Toc234966671"/>
       <w:r>
         <w:rPr>
           <w:b/>
@@ -23187,7 +23187,7 @@
         </w:rPr>
         <w:t xml:space="preserve"> Kebutuhan Fungsional Sistem</w:t>
       </w:r>
-      <w:bookmarkEnd w:id="72"/>
+      <w:bookmarkEnd w:id="71"/>
     </w:p>
     <w:tbl>
       <w:tblPr>
@@ -23806,12 +23806,12 @@
         <w:spacing w:line="360" w:lineRule="auto"/>
         <w:ind w:hanging="720"/>
       </w:pPr>
-      <w:bookmarkStart w:id="73" w:name="_Toc234967032"/>
+      <w:bookmarkStart w:id="72" w:name="_Toc234967032"/>
       <w:r>
         <w:lastRenderedPageBreak/>
         <w:t>Kebutuhan Non-Fungsional</w:t>
       </w:r>
-      <w:bookmarkEnd w:id="73"/>
+      <w:bookmarkEnd w:id="72"/>
     </w:p>
     <w:p>
       <w:pPr>
@@ -23853,7 +23853,7 @@
           <w:szCs w:val="24"/>
         </w:rPr>
       </w:pPr>
-      <w:bookmarkStart w:id="74" w:name="_Toc234966672"/>
+      <w:bookmarkStart w:id="73" w:name="_Toc234966672"/>
       <w:r>
         <w:rPr>
           <w:b/>
@@ -23925,7 +23925,7 @@
         </w:rPr>
         <w:t xml:space="preserve"> Kebutuhan Non-Fungsional Sistem</w:t>
       </w:r>
-      <w:bookmarkEnd w:id="74"/>
+      <w:bookmarkEnd w:id="73"/>
     </w:p>
     <w:tbl>
       <w:tblPr>
@@ -24345,11 +24345,11 @@
         <w:spacing w:line="360" w:lineRule="auto"/>
         <w:ind w:left="709" w:hanging="709"/>
       </w:pPr>
-      <w:bookmarkStart w:id="75" w:name="_Toc234967033"/>
+      <w:bookmarkStart w:id="74" w:name="_Toc234967033"/>
       <w:r>
         <w:t>Analisis Aktor Sistem</w:t>
       </w:r>
-      <w:bookmarkEnd w:id="75"/>
+      <w:bookmarkEnd w:id="74"/>
     </w:p>
     <w:p>
       <w:pPr>
@@ -24387,7 +24387,7 @@
           <w:szCs w:val="24"/>
         </w:rPr>
       </w:pPr>
-      <w:bookmarkStart w:id="76" w:name="_Toc234966673"/>
+      <w:bookmarkStart w:id="75" w:name="_Toc234966673"/>
       <w:r>
         <w:rPr>
           <w:b/>
@@ -24459,7 +24459,7 @@
         </w:rPr>
         <w:t xml:space="preserve"> Proses Transformasi Hasil Wawancara Menjadi Aktor Sistem</w:t>
       </w:r>
-      <w:bookmarkEnd w:id="76"/>
+      <w:bookmarkEnd w:id="75"/>
     </w:p>
     <w:tbl>
       <w:tblPr>
@@ -24821,6 +24821,11 @@
         <w:t>3</w:t>
       </w:r>
       <w:r>
+        <w:t xml:space="preserve"> Analisis Aktor Sistem</w:t>
+      </w:r>
+      <w:bookmarkStart w:id="76" w:name="_GoBack"/>
+      <w:bookmarkEnd w:id="76"/>
+      <w:r>
         <w:t>.</w:t>
       </w:r>
     </w:p>
@@ -25328,13 +25333,7 @@
         <w:ind w:firstLine="720"/>
       </w:pPr>
       <w:r>
-        <w:t>Proses transformasi hasil wawancara menjadi user story disajikan pada Tabel 4.1</w:t>
-      </w:r>
-      <w:r>
-        <w:t>4</w:t>
-      </w:r>
-      <w:r>
-        <w:t>.</w:t>
+        <w:t>Proses transformasi hasil wawancara menjadi user story disajikan pada Tabel 4.14.</w:t>
       </w:r>
     </w:p>
     <w:p>
@@ -28320,13 +28319,7 @@
         <w:ind w:firstLine="720"/>
       </w:pPr>
       <w:r>
-        <w:t>Selanjutnya, daftar prioritas fitur yang telah ditetapkan disajikan pada Tabel 4.1</w:t>
-      </w:r>
-      <w:r>
-        <w:t>8</w:t>
-      </w:r>
-      <w:r>
-        <w:t xml:space="preserve"> Prioritas Pengembangan Fitur.</w:t>
+        <w:t>Selanjutnya, daftar prioritas fitur yang telah ditetapkan disajikan pada Tabel 4.18 Prioritas Pengembangan Fitur.</w:t>
       </w:r>
     </w:p>
     <w:p>
@@ -29678,13 +29671,7 @@
         <w:ind w:firstLine="720"/>
       </w:pPr>
       <w:r>
-        <w:t>Hasil pembagian ruang lingkup iterasi selanjutnya disajikan pada Tabel 4.</w:t>
-      </w:r>
-      <w:r>
-        <w:t>20</w:t>
-      </w:r>
-      <w:r>
-        <w:t xml:space="preserve"> Ruang Lingkup Iterasi.</w:t>
+        <w:t>Hasil pembagian ruang lingkup iterasi selanjutnya disajikan pada Tabel 4.20 Ruang Lingkup Iterasi.</w:t>
       </w:r>
     </w:p>
     <w:p>
@@ -40842,7 +40829,7 @@
 </file>
 
 <file path=customXml/itemProps1.xml><?xml version="1.0" encoding="utf-8"?>
-<ds:datastoreItem xmlns:ds="http://schemas.openxmlformats.org/officeDocument/2006/customXml" ds:itemID="{AFA12D2E-770C-4F07-9498-9449D7F5706D}">
+<ds:datastoreItem xmlns:ds="http://schemas.openxmlformats.org/officeDocument/2006/customXml" ds:itemID="{5EBBEFFC-24F9-49DD-A71C-D19AC4E004AD}">
   <ds:schemaRefs>
     <ds:schemaRef ds:uri="http://schemas.openxmlformats.org/officeDocument/2006/bibliography"/>
   </ds:schemaRefs>

--- a/Dokumen Laporan Skripsi/TA Skripsi - 202210370311094 - M. Heykal Dhafariel Rajendra.docx
+++ b/Dokumen Laporan Skripsi/TA Skripsi - 202210370311094 - M. Heykal Dhafariel Rajendra.docx
@@ -14000,10 +14000,10 @@
           <w:noProof/>
         </w:rPr>
         <w:drawing>
-          <wp:inline distT="0" distB="0" distL="0" distR="0" wp14:anchorId="77711289" wp14:editId="5E15BEB2">
-            <wp:extent cx="2641600" cy="7257061"/>
-            <wp:effectExtent l="0" t="0" r="6350" b="1270"/>
-            <wp:docPr id="3" name="Picture 3" descr="D:\Downloads\Diagram Tanpa Judul.drawio (4).png"/>
+          <wp:inline distT="0" distB="0" distL="0" distR="0" wp14:anchorId="30866EE4" wp14:editId="4734B748">
+            <wp:extent cx="3168015" cy="3069590"/>
+            <wp:effectExtent l="0" t="0" r="0" b="0"/>
+            <wp:docPr id="10" name="Picture 10" descr="C:\Users\user\Downloads\Diagram Tanpa Judul.drawio (1).png"/>
             <wp:cNvGraphicFramePr>
               <a:graphicFrameLocks xmlns:a="http://schemas.openxmlformats.org/drawingml/2006/main" noChangeAspect="1"/>
             </wp:cNvGraphicFramePr>
@@ -14011,7 +14011,7 @@
               <a:graphicData uri="http://schemas.openxmlformats.org/drawingml/2006/picture">
                 <pic:pic xmlns:pic="http://schemas.openxmlformats.org/drawingml/2006/picture">
                   <pic:nvPicPr>
-                    <pic:cNvPr id="0" name="Picture 2" descr="D:\Downloads\Diagram Tanpa Judul.drawio (4).png"/>
+                    <pic:cNvPr id="0" name="Picture 2" descr="C:\Users\user\Downloads\Diagram Tanpa Judul.drawio (1).png"/>
                     <pic:cNvPicPr>
                       <a:picLocks noChangeAspect="1" noChangeArrowheads="1"/>
                     </pic:cNvPicPr>
@@ -14032,7 +14032,7 @@
                   <pic:spPr bwMode="auto">
                     <a:xfrm>
                       <a:off x="0" y="0"/>
-                      <a:ext cx="2689820" cy="7389531"/>
+                      <a:ext cx="3168015" cy="3069590"/>
                     </a:xfrm>
                     <a:prstGeom prst="rect">
                       <a:avLst/>
@@ -14052,6 +14052,7 @@
     <w:p>
       <w:pPr>
         <w:pStyle w:val="Caption"/>
+        <w:spacing w:line="360" w:lineRule="auto"/>
         <w:jc w:val="center"/>
         <w:rPr>
           <w:b/>
@@ -14134,16 +14135,6 @@
         <w:t xml:space="preserve"> Diagram Metodologi Penelitian</w:t>
       </w:r>
       <w:bookmarkEnd w:id="32"/>
-      <w:r>
-        <w:rPr>
-          <w:b/>
-          <w:i w:val="0"/>
-          <w:color w:val="auto"/>
-          <w:sz w:val="24"/>
-          <w:szCs w:val="24"/>
-        </w:rPr>
-        <w:br w:type="page"/>
-      </w:r>
     </w:p>
     <w:p>
       <w:pPr>
@@ -14157,7 +14148,6 @@
         <w:rPr>
           <w:lang w:val="en-US"/>
         </w:rPr>
-        <w:lastRenderedPageBreak/>
         <w:t>Diagram metodologi penelitian pada Gambar 3.1 menggambarkan alur penelitian yang disusun berdasarkan metode Personal Extreme Programming (PXP). Penelitian diawali dengan identifikasi masalah dan studi literatur, dilanjutkan dengan pengumpulan data melalui observasi dan wawancara untuk memperoleh kebutuhan sistem. Kebutuhan tersebut dianalisis dan dikembangkan menjadi model sistem menggunakan tahapan PXP yang meliputi requirements, planning, iteration, design, implementation, testing, dan retrospective. Implementasi dilakukan dalam bentuk prototype sistem, yang kemudian diuji menggunakan automated black box testing untuk memastikan fungsionalitas sistem. Selanjutnya dilakukan evaluasi dan perbaikan sebelum prototype diuji kepada pengguna melalui User Acceptance Test (UAT). Tahap akhir penelitian adalah analisis hasil pengujian serta penyusunan kesimpulan dan rekomendasi.</w:t>
       </w:r>
     </w:p>
@@ -14197,7 +14187,15 @@
           <w:rFonts w:eastAsia="Calibri"/>
           <w:lang w:val="en-US"/>
         </w:rPr>
-        <w:t>Penelitian ini dilaksanakan pada King Aluminium Malang, sebuah usaha yang bergerak di bidang konstruksi dan manufaktur aluminium. Lokasi usaha menjadi tempat utama pengambilan data terkait proses bisnis pengecekan stok dan pengadaan material yang menjadi fokus studi kasus.</w:t>
+        <w:t xml:space="preserve">Penelitian ini dilaksanakan pada King Aluminium Malang, sebuah usaha yang bergerak di bidang konstruksi dan manufaktur aluminium. Lokasi usaha </w:t>
+      </w:r>
+      <w:r>
+        <w:rPr>
+          <w:rFonts w:eastAsia="Calibri"/>
+          <w:lang w:val="en-US"/>
+        </w:rPr>
+        <w:lastRenderedPageBreak/>
+        <w:t>menjadi tempat utama pengambilan data terkait proses bisnis pengecekan stok dan pengadaan material yang menjadi fokus studi kasus.</w:t>
       </w:r>
     </w:p>
     <w:p>
@@ -14242,7 +14240,7 @@
     </w:p>
     <w:p>
       <w:pPr>
-        <w:spacing w:line="360" w:lineRule="auto"/>
+        <w:spacing w:after="240" w:line="360" w:lineRule="auto"/>
         <w:ind w:firstLine="720"/>
         <w:rPr>
           <w:lang w:val="en-US"/>
@@ -14254,20 +14252,8 @@
         </w:rPr>
         <w:t>Dalam menunjang kelancaran penelitian dan perancangan model sistem, penulis menggunakan perangkat keras (hardware) dan perangkat lunak (software) dengan spesifikasi sebagai berikut:</w:t>
       </w:r>
-    </w:p>
-    <w:p>
-      <w:pPr>
-        <w:spacing w:line="360" w:lineRule="auto"/>
-        <w:rPr>
-          <w:lang w:val="en-US"/>
-        </w:rPr>
-      </w:pPr>
-      <w:r>
-        <w:rPr>
-          <w:lang w:val="en-US"/>
-        </w:rPr>
-        <w:br w:type="page"/>
-      </w:r>
+      <w:bookmarkStart w:id="35" w:name="_GoBack"/>
+      <w:bookmarkEnd w:id="35"/>
     </w:p>
     <w:p>
       <w:pPr>
@@ -14282,15 +14268,14 @@
           <w:lang w:val="en-US"/>
         </w:rPr>
       </w:pPr>
-      <w:bookmarkStart w:id="35" w:name="_Toc234967008"/>
+      <w:bookmarkStart w:id="36" w:name="_Toc234967008"/>
       <w:r>
         <w:rPr>
           <w:lang w:val="en-US"/>
         </w:rPr>
-        <w:lastRenderedPageBreak/>
         <w:t>Perangkat Keras (Hardware)</w:t>
       </w:r>
-      <w:bookmarkEnd w:id="35"/>
+      <w:bookmarkEnd w:id="36"/>
     </w:p>
     <w:p>
       <w:pPr>
@@ -14400,14 +14385,14 @@
           <w:lang w:val="en-US"/>
         </w:rPr>
       </w:pPr>
-      <w:bookmarkStart w:id="36" w:name="_Toc234967009"/>
+      <w:bookmarkStart w:id="37" w:name="_Toc234967009"/>
       <w:r>
         <w:rPr>
           <w:lang w:val="en-US"/>
         </w:rPr>
         <w:t>Perangkat Lunak (Software)</w:t>
       </w:r>
-      <w:bookmarkEnd w:id="36"/>
+      <w:bookmarkEnd w:id="37"/>
     </w:p>
     <w:p>
       <w:pPr>
@@ -14515,14 +14500,15 @@
           <w:lang w:val="en-US"/>
         </w:rPr>
       </w:pPr>
-      <w:bookmarkStart w:id="37" w:name="_Toc234967010"/>
+      <w:bookmarkStart w:id="38" w:name="_Toc234967010"/>
       <w:r>
         <w:rPr>
           <w:lang w:val="en-US"/>
         </w:rPr>
+        <w:lastRenderedPageBreak/>
         <w:t>Metode Pengumpulan Data</w:t>
       </w:r>
-      <w:bookmarkEnd w:id="37"/>
+      <w:bookmarkEnd w:id="38"/>
     </w:p>
     <w:p>
       <w:pPr>
@@ -14608,14 +14594,7 @@
         <w:rPr>
           <w:lang w:val="en-US"/>
         </w:rPr>
-        <w:t xml:space="preserve">Wawancara dilakukan secara semi-terstruktur dengan pemilik usaha dan staf administrasi gudang. Pertanyaan difokuskan pada kendala yang sering terjadi </w:t>
-      </w:r>
-      <w:r>
-        <w:rPr>
-          <w:lang w:val="en-US"/>
-        </w:rPr>
-        <w:lastRenderedPageBreak/>
-        <w:t>(seperti selisih stok atau keterlambatan material), serta menggali kebutuhan fungsional yang diharapkan pengguna dalam rancangan sistem baru.</w:t>
+        <w:t>Wawancara dilakukan secara semi-terstruktur dengan pemilik usaha dan staf administrasi gudang. Pertanyaan difokuskan pada kendala yang sering terjadi (seperti selisih stok atau keterlambatan material), serta menggali kebutuhan fungsional yang diharapkan pengguna dalam rancangan sistem baru.</w:t>
       </w:r>
     </w:p>
     <w:p>
@@ -14656,6 +14635,21 @@
     </w:p>
     <w:p>
       <w:pPr>
+        <w:spacing w:after="160"/>
+        <w:jc w:val="left"/>
+        <w:rPr>
+          <w:lang w:val="en-US"/>
+        </w:rPr>
+      </w:pPr>
+      <w:r>
+        <w:rPr>
+          <w:lang w:val="en-US"/>
+        </w:rPr>
+        <w:br w:type="page"/>
+      </w:r>
+    </w:p>
+    <w:p>
+      <w:pPr>
         <w:pStyle w:val="Heading2"/>
         <w:numPr>
           <w:ilvl w:val="0"/>
@@ -14666,14 +14660,15 @@
           <w:lang w:val="en-US"/>
         </w:rPr>
       </w:pPr>
-      <w:bookmarkStart w:id="38" w:name="_Toc234967011"/>
+      <w:bookmarkStart w:id="39" w:name="_Toc234967011"/>
       <w:r>
         <w:rPr>
           <w:lang w:val="en-US"/>
         </w:rPr>
+        <w:lastRenderedPageBreak/>
         <w:t>Metode Pengembangan Sistem</w:t>
       </w:r>
-      <w:bookmarkEnd w:id="38"/>
+      <w:bookmarkEnd w:id="39"/>
     </w:p>
     <w:p>
       <w:pPr>
@@ -14751,6 +14746,7 @@
     <w:p>
       <w:pPr>
         <w:pStyle w:val="Caption"/>
+        <w:spacing w:line="360" w:lineRule="auto"/>
         <w:jc w:val="center"/>
         <w:rPr>
           <w:b/>
@@ -14760,7 +14756,7 @@
           <w:szCs w:val="24"/>
         </w:rPr>
       </w:pPr>
-      <w:bookmarkStart w:id="39" w:name="_Toc233127916"/>
+      <w:bookmarkStart w:id="40" w:name="_Toc233127916"/>
       <w:r>
         <w:rPr>
           <w:b/>
@@ -14832,13 +14828,7 @@
         </w:rPr>
         <w:t xml:space="preserve"> Diagram PXP</w:t>
       </w:r>
-      <w:bookmarkEnd w:id="39"/>
-    </w:p>
-    <w:p>
-      <w:pPr>
-        <w:spacing w:line="360" w:lineRule="auto"/>
-        <w:jc w:val="center"/>
-      </w:pPr>
+      <w:bookmarkEnd w:id="40"/>
     </w:p>
     <w:p>
       <w:pPr>
@@ -14846,7 +14836,6 @@
         <w:ind w:firstLine="720"/>
       </w:pPr>
       <w:r>
-        <w:lastRenderedPageBreak/>
         <w:t>Metode pengembangan sistem yang digunakan dalam penelitian ini adalah Personal Extreme Programming (PXP). Metode ini dipilih karena pengembangan dilakukan oleh satu orang (solo developer) dan membutuhkan fleksibilitas tinggi dalam menyesuaikan kebutuhan pengguna. Mengingat batasan penelitian yang difokuskan pada perancangan model sistem dan evaluasi desain, tahapan PXP dalam penelitian ini diadaptasi agar sesuai dengan ruang lingkup tersebut. Setiap tahapan PXP dijelaskan secara rinci untuk menunjukkan aktivitas teknis yang dilakukan oleh peneliti.</w:t>
       </w:r>
     </w:p>
@@ -14856,6 +14845,7 @@
         <w:ind w:firstLine="720"/>
       </w:pPr>
       <w:r>
+        <w:lastRenderedPageBreak/>
         <w:t>Metode pengembangan sistem dalam penelitian ini dibatasi pada implementasi model sistem dalam bentuk prototype interaktif. Ruang lingkup pengembangan hanya mencakup fitur inti yang berhubungan langsung dengan proses pengecekan stok dan pengadaan material aluminium. Pengembangan tidak mencakup integrasi basis data produksi skala penuh, sistem keamanan lanjutan, maupun pengujian performa teknis. Pembatasan ini dilakukan agar proses pengembangan tetap terfokus pada validasi model sistem sesuai kebutuhan operasional pengguna.</w:t>
       </w:r>
     </w:p>
@@ -14869,11 +14859,11 @@
         <w:spacing w:line="360" w:lineRule="auto"/>
         <w:ind w:left="426"/>
       </w:pPr>
-      <w:bookmarkStart w:id="40" w:name="_Toc234967012"/>
+      <w:bookmarkStart w:id="41" w:name="_Toc234967012"/>
       <w:r>
         <w:t>Requirements</w:t>
       </w:r>
-      <w:bookmarkEnd w:id="40"/>
+      <w:bookmarkEnd w:id="41"/>
     </w:p>
     <w:p>
       <w:pPr>
@@ -15021,7 +15011,6 @@
         <w:ind w:left="851"/>
       </w:pPr>
       <w:r>
-        <w:lastRenderedPageBreak/>
         <w:t>Topik yang dibahas meliputi:</w:t>
       </w:r>
     </w:p>
@@ -15118,6 +15107,7 @@
         <w:ind w:left="851"/>
       </w:pPr>
       <w:r>
+        <w:lastRenderedPageBreak/>
         <w:t>Hasil observasi dan wawancara kemudian dirangkum menjadi User Stories, yang merepresentasikan kebutuhan pengguna dalam bentuk fungsional.</w:t>
       </w:r>
     </w:p>
@@ -15205,11 +15195,11 @@
         <w:spacing w:line="360" w:lineRule="auto"/>
         <w:ind w:left="426"/>
       </w:pPr>
-      <w:bookmarkStart w:id="41" w:name="_Toc234967013"/>
+      <w:bookmarkStart w:id="42" w:name="_Toc234967013"/>
       <w:r>
         <w:t>Planning</w:t>
       </w:r>
-      <w:bookmarkEnd w:id="41"/>
+      <w:bookmarkEnd w:id="42"/>
     </w:p>
     <w:p>
       <w:pPr>
@@ -15337,7 +15327,6 @@
         <w:ind w:left="851"/>
       </w:pPr>
       <w:r>
-        <w:lastRenderedPageBreak/>
         <w:t>Setiap User Story diterjemahkan ke dalam skenario penggunaan (use scenario) yang menggambarkan bagaimana pengguna berinteraksi dengan sistem dari awal hingga akhir.</w:t>
       </w:r>
     </w:p>
@@ -15359,11 +15348,12 @@
         <w:spacing w:line="360" w:lineRule="auto"/>
         <w:ind w:left="426"/>
       </w:pPr>
-      <w:bookmarkStart w:id="42" w:name="_Toc234967014"/>
-      <w:r>
+      <w:bookmarkStart w:id="43" w:name="_Toc234967014"/>
+      <w:r>
+        <w:lastRenderedPageBreak/>
         <w:t>Iteration Initialization</w:t>
       </w:r>
-      <w:bookmarkEnd w:id="42"/>
+      <w:bookmarkEnd w:id="43"/>
     </w:p>
     <w:p>
       <w:pPr>
@@ -15596,11 +15586,11 @@
         <w:spacing w:line="360" w:lineRule="auto"/>
         <w:ind w:left="426"/>
       </w:pPr>
-      <w:bookmarkStart w:id="43" w:name="_Toc234967015"/>
+      <w:bookmarkStart w:id="44" w:name="_Toc234967015"/>
       <w:r>
         <w:t>Design</w:t>
       </w:r>
-      <w:bookmarkEnd w:id="43"/>
+      <w:bookmarkEnd w:id="44"/>
     </w:p>
     <w:p>
       <w:pPr>
@@ -15629,7 +15619,6 @@
         <w:ind w:left="426"/>
       </w:pPr>
       <w:r>
-        <w:lastRenderedPageBreak/>
         <w:t>Perancangan diagram sistem</w:t>
       </w:r>
     </w:p>
@@ -15700,6 +15689,7 @@
         <w:ind w:left="851"/>
       </w:pPr>
       <w:r>
+        <w:lastRenderedPageBreak/>
         <w:t>Wireframe digunakan untuk menentukan tata letak awal elemen antarmuka.</w:t>
       </w:r>
     </w:p>
@@ -15755,11 +15745,11 @@
         <w:spacing w:line="360" w:lineRule="auto"/>
         <w:ind w:left="426"/>
       </w:pPr>
-      <w:bookmarkStart w:id="44" w:name="_Toc234967016"/>
+      <w:bookmarkStart w:id="45" w:name="_Toc234967016"/>
       <w:r>
         <w:t>Implementation</w:t>
       </w:r>
-      <w:bookmarkEnd w:id="44"/>
+      <w:bookmarkEnd w:id="45"/>
     </w:p>
     <w:p>
       <w:pPr>
@@ -15830,11 +15820,11 @@
         <w:spacing w:line="360" w:lineRule="auto"/>
         <w:ind w:left="426"/>
       </w:pPr>
-      <w:bookmarkStart w:id="45" w:name="_Toc234967017"/>
+      <w:bookmarkStart w:id="46" w:name="_Toc234967017"/>
       <w:r>
         <w:t>System Testing</w:t>
       </w:r>
-      <w:bookmarkEnd w:id="45"/>
+      <w:bookmarkEnd w:id="46"/>
     </w:p>
     <w:p>
       <w:pPr>
@@ -15870,16 +15860,9 @@
     </w:p>
     <w:p>
       <w:pPr>
-        <w:spacing w:after="240" w:line="360" w:lineRule="auto"/>
-        <w:ind w:firstLine="720"/>
-      </w:pPr>
-    </w:p>
-    <w:p>
-      <w:pPr>
-        <w:spacing w:line="360" w:lineRule="auto"/>
-      </w:pPr>
-      <w:r>
-        <w:lastRenderedPageBreak/>
+        <w:spacing w:line="360" w:lineRule="auto"/>
+      </w:pPr>
+      <w:r>
         <w:t>Alat (Tool) yang Digunakan:</w:t>
       </w:r>
     </w:p>
@@ -15928,6 +15911,7 @@
         <w:ind w:left="426"/>
       </w:pPr>
       <w:r>
+        <w:lastRenderedPageBreak/>
         <w:t>Skenario pengujian dibuat dalam bentuk rangkaian interaksi berurutan yang dijalankan secara konsisten untuk menguji alur sistem.</w:t>
       </w:r>
     </w:p>
@@ -16162,12 +16146,11 @@
         <w:spacing w:line="360" w:lineRule="auto"/>
         <w:ind w:left="426"/>
       </w:pPr>
-      <w:bookmarkStart w:id="46" w:name="_Toc234967018"/>
-      <w:r>
-        <w:lastRenderedPageBreak/>
+      <w:bookmarkStart w:id="47" w:name="_Toc234967018"/>
+      <w:r>
         <w:t>Retrospective</w:t>
       </w:r>
-      <w:bookmarkEnd w:id="46"/>
+      <w:bookmarkEnd w:id="47"/>
     </w:p>
     <w:p>
       <w:pPr>
@@ -16175,7 +16158,11 @@
         <w:ind w:firstLine="720"/>
       </w:pPr>
       <w:r>
-        <w:t>Pada tahap Retrospective, peneliti melakukan evaluasi terhadap hasil prototipe yang telah melalui proses perancangan dan pengujian fungsional. Evaluasi dilakukan secara mandiri oleh peneliti dengan membandingkan hasil prototipe terhadap User Stories dan skenario penggunaan sistem yang telah ditetapkan pada tahap Requirements dan Planning.</w:t>
+        <w:t xml:space="preserve">Pada tahap Retrospective, peneliti melakukan evaluasi terhadap hasil prototipe yang telah melalui proses perancangan dan pengujian fungsional. Evaluasi dilakukan secara mandiri oleh peneliti dengan membandingkan hasil </w:t>
+      </w:r>
+      <w:r>
+        <w:lastRenderedPageBreak/>
+        <w:t>prototipe terhadap User Stories dan skenario penggunaan sistem yang telah ditetapkan pada tahap Requirements dan Planning.</w:t>
       </w:r>
     </w:p>
     <w:p>
@@ -16330,11 +16317,11 @@
         </w:numPr>
         <w:spacing w:line="360" w:lineRule="auto"/>
       </w:pPr>
-      <w:bookmarkStart w:id="47" w:name="_Toc234967019"/>
+      <w:bookmarkStart w:id="48" w:name="_Toc234967019"/>
       <w:r>
         <w:t>Metode Pengujian User Acceptance Test (UAT)</w:t>
       </w:r>
-      <w:bookmarkEnd w:id="47"/>
+      <w:bookmarkEnd w:id="48"/>
     </w:p>
     <w:p>
       <w:pPr>
@@ -16355,20 +16342,23 @@
         <w:spacing w:line="360" w:lineRule="auto"/>
         <w:ind w:left="426"/>
       </w:pPr>
-      <w:bookmarkStart w:id="48" w:name="_Toc234967020"/>
+      <w:bookmarkStart w:id="49" w:name="_Toc234967020"/>
+      <w:r>
+        <w:t>Responden Penelitian</w:t>
+      </w:r>
+      <w:bookmarkEnd w:id="49"/>
+    </w:p>
+    <w:p>
+      <w:pPr>
+        <w:spacing w:line="360" w:lineRule="auto"/>
+        <w:ind w:firstLine="720"/>
+      </w:pPr>
+      <w:r>
+        <w:t xml:space="preserve">Responden dalam pengujian ini adalah pihak-pihak yang terlibat langsung dalam penggunaan sistem, yaitu Pemilik Usaha dan Staf Gudang/Administrasi King Aluminium Malang. Teknik pengambilan sampel menggunakan sampling jenuh </w:t>
+      </w:r>
       <w:r>
         <w:lastRenderedPageBreak/>
-        <w:t>Responden Penelitian</w:t>
-      </w:r>
-      <w:bookmarkEnd w:id="48"/>
-    </w:p>
-    <w:p>
-      <w:pPr>
-        <w:spacing w:line="360" w:lineRule="auto"/>
-        <w:ind w:firstLine="720"/>
-      </w:pPr>
-      <w:r>
-        <w:t>Responden dalam pengujian ini adalah pihak-pihak yang terlibat langsung dalam penggunaan sistem, yaitu Pemilik Usaha dan Staf Gudang/Administrasi King Aluminium Malang. Teknik pengambilan sampel menggunakan sampling jenuh (sensus), di mana seluruh pengguna potensial sistem dijadikan responden agar hasil evaluasi mencerminkan kebutuhan nyata di lapangan.</w:t>
+        <w:t>(sensus), di mana seluruh pengguna potensial sistem dijadikan responden agar hasil evaluasi mencerminkan kebutuhan nyata di lapangan.</w:t>
       </w:r>
     </w:p>
     <w:p>
@@ -16408,11 +16398,11 @@
         <w:spacing w:line="360" w:lineRule="auto"/>
         <w:ind w:left="426"/>
       </w:pPr>
-      <w:bookmarkStart w:id="49" w:name="_Toc234967021"/>
+      <w:bookmarkStart w:id="50" w:name="_Toc234967021"/>
       <w:r>
         <w:t>Instrumen Pengujian</w:t>
       </w:r>
-      <w:bookmarkEnd w:id="49"/>
+      <w:bookmarkEnd w:id="50"/>
     </w:p>
     <w:p>
       <w:pPr>
@@ -16429,8 +16419,11 @@
         <w:ind w:firstLine="720"/>
       </w:pPr>
       <w:r>
+        <w:t xml:space="preserve">Pada tahap usability testing, prototype yang telah dibuat menggunakan Figma diintegrasikan dengan aplikasi Maze. Melalui aplikasi tersebut, responden diminta menyelesaikan beberapa skenario tugas (task scenario) sesuai dengan proses bisnis sistem pengecekan stok dan pengadaan material. Selama proses pengujian, Maze secara otomatis mencatat aktivitas pengguna, seperti tingkat </w:t>
+      </w:r>
+      <w:r>
         <w:lastRenderedPageBreak/>
-        <w:t>Pada tahap usability testing, prototype yang telah dibuat menggunakan Figma diintegrasikan dengan aplikasi Maze. Melalui aplikasi tersebut, responden diminta menyelesaikan beberapa skenario tugas (task scenario) sesuai dengan proses bisnis sistem pengecekan stok dan pengadaan material. Selama proses pengujian, Maze secara otomatis mencatat aktivitas pengguna, seperti tingkat keberhasilan penyelesaian tugas (task success rate), waktu penyelesaian (task completion time), jumlah kesalahan (misclick), serta jalur navigasi yang ditempuh pengguna.</w:t>
+        <w:t>keberhasilan penyelesaian tugas (task success rate), waktu penyelesaian (task completion time), jumlah kesalahan (misclick), serta jalur navigasi yang ditempuh pengguna.</w:t>
       </w:r>
     </w:p>
     <w:p>
@@ -16594,7 +16587,6 @@
         <w:spacing w:after="240" w:line="360" w:lineRule="auto"/>
       </w:pPr>
       <w:r>
-        <w:lastRenderedPageBreak/>
         <w:t>Hasil usability testing dan hasil kuesioner dianalisis sebagai dasar evaluasi prototype.</w:t>
       </w:r>
     </w:p>
@@ -16608,11 +16600,11 @@
         <w:spacing w:line="360" w:lineRule="auto"/>
         <w:ind w:left="426"/>
       </w:pPr>
-      <w:bookmarkStart w:id="50" w:name="_Toc234967022"/>
+      <w:bookmarkStart w:id="51" w:name="_Toc234967022"/>
       <w:r>
         <w:t>Skenario Usability Testing</w:t>
       </w:r>
-      <w:bookmarkEnd w:id="50"/>
+      <w:bookmarkEnd w:id="51"/>
     </w:p>
     <w:p>
       <w:pPr>
@@ -16620,7 +16612,11 @@
         <w:ind w:firstLine="720"/>
       </w:pPr>
       <w:r>
-        <w:t>Sebelum responden mengisi kuesioner, dilakukan usability testing menggunakan aplikasi Maze. Pengujian dilakukan dengan memberikan beberapa skenario tugas yang mewakili fungsi utama pada prototype sistem. Setiap responden diminta menyelesaikan seluruh tugas secara mandiri tanpa diberikan petunjuk mengenai alur navigasi. Pendekatan ini bertujuan untuk mengetahui tingkat kemudahan penggunaan prototype berdasarkan interaksi nyata pengguna.</w:t>
+        <w:t xml:space="preserve">Sebelum responden mengisi kuesioner, dilakukan usability testing menggunakan aplikasi Maze. Pengujian dilakukan dengan memberikan beberapa </w:t>
+      </w:r>
+      <w:r>
+        <w:lastRenderedPageBreak/>
+        <w:t>skenario tugas yang mewakili fungsi utama pada prototype sistem. Setiap responden diminta menyelesaikan seluruh tugas secara mandiri tanpa diberikan petunjuk mengenai alur navigasi. Pendekatan ini bertujuan untuk mengetahui tingkat kemudahan penggunaan prototype berdasarkan interaksi nyata pengguna.</w:t>
       </w:r>
     </w:p>
     <w:p>
@@ -16636,7 +16632,7 @@
           <w:szCs w:val="24"/>
         </w:rPr>
       </w:pPr>
-      <w:bookmarkStart w:id="51" w:name="_Toc234966709"/>
+      <w:bookmarkStart w:id="52" w:name="_Toc234966709"/>
       <w:r>
         <w:rPr>
           <w:b/>
@@ -16708,7 +16704,7 @@
         </w:rPr>
         <w:t xml:space="preserve"> Skenario Usability Testing</w:t>
       </w:r>
-      <w:bookmarkEnd w:id="51"/>
+      <w:bookmarkEnd w:id="52"/>
     </w:p>
     <w:tbl>
       <w:tblPr>
@@ -17125,15 +17121,14 @@
         <w:spacing w:line="360" w:lineRule="auto"/>
         <w:ind w:left="426"/>
       </w:pPr>
-      <w:bookmarkStart w:id="52" w:name="_Toc234967023"/>
-      <w:r>
-        <w:lastRenderedPageBreak/>
+      <w:bookmarkStart w:id="53" w:name="_Toc234967023"/>
+      <w:r>
         <w:t>Teknik Analisis Dat</w:t>
       </w:r>
       <w:r>
         <w:t>a</w:t>
       </w:r>
-      <w:bookmarkEnd w:id="52"/>
+      <w:bookmarkEnd w:id="53"/>
     </w:p>
     <w:p>
       <w:pPr>
@@ -17144,215 +17139,16 @@
         <w:t>Data hasil kuesioner diolah menggunakan analisis deskriptif kuantitatif untuk memperoleh persentase kelayakan model sistem. Perhitungan dilakukan menggunakan rumus sebagai berikut:</w:t>
       </w:r>
     </w:p>
-    <w:tbl>
-      <w:tblPr>
-        <w:tblStyle w:val="TableGrid"/>
-        <w:tblW w:w="0" w:type="auto"/>
-        <w:tblBorders>
-          <w:top w:val="none" w:sz="0" w:space="0" w:color="auto"/>
-          <w:left w:val="none" w:sz="0" w:space="0" w:color="auto"/>
-          <w:bottom w:val="none" w:sz="0" w:space="0" w:color="auto"/>
-          <w:right w:val="none" w:sz="0" w:space="0" w:color="auto"/>
-          <w:insideH w:val="none" w:sz="0" w:space="0" w:color="auto"/>
-          <w:insideV w:val="none" w:sz="0" w:space="0" w:color="auto"/>
-        </w:tblBorders>
-        <w:tblCellMar>
-          <w:left w:w="0" w:type="dxa"/>
-          <w:right w:w="0" w:type="dxa"/>
-        </w:tblCellMar>
-        <w:tblLook w:val="04A0" w:firstRow="1" w:lastRow="0" w:firstColumn="1" w:lastColumn="0" w:noHBand="0" w:noVBand="1"/>
-      </w:tblPr>
-      <w:tblGrid>
-        <w:gridCol w:w="5807"/>
-        <w:gridCol w:w="2120"/>
-      </w:tblGrid>
-      <w:tr>
-        <w:tc>
-          <w:tcPr>
-            <w:tcW w:w="5807" w:type="dxa"/>
-          </w:tcPr>
-          <w:p>
-            <w:pPr>
-              <w:spacing w:after="240" w:line="360" w:lineRule="auto"/>
-            </w:pPr>
-            <m:oMathPara>
-              <m:oMath>
-                <m:r>
-                  <w:rPr>
-                    <w:rStyle w:val="Strong"/>
-                    <w:rFonts w:ascii="Cambria Math" w:hAnsi="Cambria Math" w:cs="Cambria Math"/>
-                  </w:rPr>
-                  <m:t>Persentase</m:t>
-                </m:r>
-                <m:r>
-                  <m:rPr>
-                    <m:sty m:val="p"/>
-                  </m:rPr>
-                  <w:rPr>
-                    <w:rStyle w:val="Strong"/>
-                    <w:rFonts w:ascii="Cambria Math" w:hAnsi="Cambria Math" w:cs="Cambria Math"/>
-                  </w:rPr>
-                  <m:t>=</m:t>
-                </m:r>
-                <m:f>
-                  <m:fPr>
-                    <m:ctrlPr>
-                      <w:rPr>
-                        <w:rStyle w:val="Strong"/>
-                        <w:rFonts w:ascii="Cambria Math" w:hAnsi="Cambria Math" w:cs="Times New Roman"/>
-                        <w:b w:val="0"/>
-                        <w:bCs w:val="0"/>
-                      </w:rPr>
-                    </m:ctrlPr>
-                  </m:fPr>
-                  <m:num>
-                    <m:r>
-                      <m:rPr>
-                        <m:sty m:val="p"/>
-                      </m:rPr>
-                      <w:rPr>
-                        <w:rStyle w:val="Strong"/>
-                        <w:rFonts w:ascii="Cambria Math" w:hAnsi="Cambria Math" w:cs="Cambria Math"/>
-                      </w:rPr>
-                      <m:t>Total Skor Aktual</m:t>
-                    </m:r>
-                  </m:num>
-                  <m:den>
-                    <m:r>
-                      <m:rPr>
-                        <m:sty m:val="p"/>
-                      </m:rPr>
-                      <w:rPr>
-                        <w:rStyle w:val="Strong"/>
-                        <w:rFonts w:ascii="Cambria Math" w:hAnsi="Cambria Math" w:cs="Cambria Math"/>
-                      </w:rPr>
-                      <m:t>Total Skor Ideal</m:t>
-                    </m:r>
-                  </m:den>
-                </m:f>
-                <m:r>
-                  <w:rPr>
-                    <w:rStyle w:val="Strong"/>
-                    <w:rFonts w:ascii="Cambria Math" w:hAnsi="Cambria Math" w:cs="Times New Roman"/>
-                  </w:rPr>
-                  <m:t xml:space="preserve"> ×100%</m:t>
-                </m:r>
-              </m:oMath>
-            </m:oMathPara>
-          </w:p>
-        </w:tc>
-        <w:tc>
-          <w:tcPr>
-            <w:tcW w:w="2120" w:type="dxa"/>
-            <w:vAlign w:val="center"/>
-          </w:tcPr>
-          <w:p>
-            <w:pPr>
-              <w:keepNext/>
-              <w:spacing w:after="240" w:line="360" w:lineRule="auto"/>
-              <w:jc w:val="left"/>
-              <w:rPr>
-                <w:b/>
-                <w:iCs/>
-              </w:rPr>
-            </w:pPr>
-            <w:bookmarkStart w:id="53" w:name="_Toc234966827"/>
-            <w:r>
-              <w:rPr>
-                <w:b/>
-                <w:iCs/>
-              </w:rPr>
-              <w:t>(</w:t>
-            </w:r>
-            <w:r>
-              <w:rPr>
-                <w:b/>
-                <w:iCs/>
-              </w:rPr>
-              <w:fldChar w:fldCharType="begin"/>
-            </w:r>
-            <w:r>
-              <w:rPr>
-                <w:b/>
-                <w:iCs/>
-              </w:rPr>
-              <w:instrText xml:space="preserve"> SEQ Rumus \* ARABIC </w:instrText>
-            </w:r>
-            <w:r>
-              <w:rPr>
-                <w:b/>
-                <w:iCs/>
-              </w:rPr>
-              <w:fldChar w:fldCharType="separate"/>
-            </w:r>
-            <w:r>
-              <w:rPr>
-                <w:b/>
-                <w:iCs/>
-                <w:noProof/>
-              </w:rPr>
-              <w:t>2</w:t>
-            </w:r>
-            <w:r>
-              <w:rPr>
-                <w:b/>
-              </w:rPr>
-              <w:fldChar w:fldCharType="end"/>
-            </w:r>
-            <w:r>
-              <w:rPr>
-                <w:b/>
-              </w:rPr>
-              <w:t>)</w:t>
-            </w:r>
-            <w:bookmarkEnd w:id="53"/>
-          </w:p>
-        </w:tc>
-      </w:tr>
-    </w:tbl>
-    <w:p>
-      <w:pPr>
-        <w:spacing w:line="360" w:lineRule="auto"/>
-      </w:pPr>
-      <w:r>
-        <w:t>Keterangan:</w:t>
-      </w:r>
-    </w:p>
-    <w:p>
-      <w:pPr>
-        <w:pStyle w:val="ListParagraph"/>
-        <w:numPr>
-          <w:ilvl w:val="0"/>
-          <w:numId w:val="56"/>
-        </w:numPr>
-        <w:spacing w:after="240" w:line="360" w:lineRule="auto"/>
-      </w:pPr>
-      <w:r>
-        <w:t>Total Skor Aktual = Jumlah jawaban responden.</w:t>
-      </w:r>
-    </w:p>
-    <w:p>
-      <w:pPr>
-        <w:pStyle w:val="ListParagraph"/>
-        <w:numPr>
-          <w:ilvl w:val="0"/>
-          <w:numId w:val="56"/>
-        </w:numPr>
-        <w:spacing w:after="240" w:line="360" w:lineRule="auto"/>
-      </w:pPr>
-      <w:r>
-        <w:t>Total Skor Ideal = Skor maksimal x Jumlah responden.</w:t>
-      </w:r>
-    </w:p>
-    <w:p>
-      <w:pPr>
-        <w:spacing w:line="360" w:lineRule="auto"/>
-      </w:pPr>
-      <w:r>
+    <w:p>
+      <w:pPr>
+        <w:spacing w:line="360" w:lineRule="auto"/>
+      </w:pPr>
+      <w:r>
+        <w:lastRenderedPageBreak/>
         <w:t>Rumus (</w:t>
       </w:r>
       <w:r>
-        <w:t>2</w:t>
+        <w:t>1</w:t>
       </w:r>
       <w:r>
         <w:t>) digunakan untuk menghitung persentase kelayakan sistem berdasarkan hasil User Acceptance Test (UAT) yang diperoleh melalui kuesioner skala Likert. Perhitungan dilakukan dengan membandingkan Total Skor Aktual, yaitu akumulasi seluruh skor jawaban responden terhadap pernyataan yang diberikan, dengan Total Skor Ideal, yaitu skor maksimum yang diperoleh dari perkalian skor tertinggi skala Likert dengan jumlah responden. Hasil perbandingan tersebut kemudian dikalikan 100% untuk memperoleh nilai persentase, yang menunjukkan tingkat penerimaan pengguna terhadap sistem, di mana semakin tinggi persentase yang dihasilkan maka semakin baik tingkat kelayakan dan penerimaan sistem oleh pengguna.</w:t>
@@ -17377,6 +17173,78 @@
         <w:t>BAB IV HASIL DAN PEMBAHASAN</w:t>
       </w:r>
       <w:bookmarkEnd w:id="54"/>
+    </w:p>
+    <w:p>
+      <w:pPr>
+        <w:spacing w:after="240" w:line="360" w:lineRule="auto"/>
+        <w:jc w:val="center"/>
+        <w:rPr>
+          <w:lang w:val="en-US"/>
+        </w:rPr>
+      </w:pPr>
+      <w:r>
+        <w:rPr>
+          <w:noProof/>
+          <w:lang w:val="en-US"/>
+        </w:rPr>
+        <w:drawing>
+          <wp:inline distT="0" distB="0" distL="0" distR="0" wp14:anchorId="308BC7F8" wp14:editId="0CE90DDE">
+            <wp:extent cx="3069590" cy="6390005"/>
+            <wp:effectExtent l="0" t="0" r="0" b="0"/>
+            <wp:docPr id="7" name="Picture 7" descr="C:\Users\user\Downloads\Diagram Tanpa Judul.drawio.png"/>
+            <wp:cNvGraphicFramePr>
+              <a:graphicFrameLocks xmlns:a="http://schemas.openxmlformats.org/drawingml/2006/main" noChangeAspect="1"/>
+            </wp:cNvGraphicFramePr>
+            <a:graphic xmlns:a="http://schemas.openxmlformats.org/drawingml/2006/main">
+              <a:graphicData uri="http://schemas.openxmlformats.org/drawingml/2006/picture">
+                <pic:pic xmlns:pic="http://schemas.openxmlformats.org/drawingml/2006/picture">
+                  <pic:nvPicPr>
+                    <pic:cNvPr id="0" name="Picture 1" descr="C:\Users\user\Downloads\Diagram Tanpa Judul.drawio.png"/>
+                    <pic:cNvPicPr>
+                      <a:picLocks noChangeAspect="1" noChangeArrowheads="1"/>
+                    </pic:cNvPicPr>
+                  </pic:nvPicPr>
+                  <pic:blipFill>
+                    <a:blip r:embed="rId20">
+                      <a:extLst>
+                        <a:ext uri="{28A0092B-C50C-407E-A947-70E740481C1C}">
+                          <a14:useLocalDpi xmlns:a14="http://schemas.microsoft.com/office/drawing/2010/main" val="0"/>
+                        </a:ext>
+                      </a:extLst>
+                    </a:blip>
+                    <a:srcRect/>
+                    <a:stretch>
+                      <a:fillRect/>
+                    </a:stretch>
+                  </pic:blipFill>
+                  <pic:spPr bwMode="auto">
+                    <a:xfrm>
+                      <a:off x="0" y="0"/>
+                      <a:ext cx="3069590" cy="6390005"/>
+                    </a:xfrm>
+                    <a:prstGeom prst="rect">
+                      <a:avLst/>
+                    </a:prstGeom>
+                    <a:noFill/>
+                    <a:ln>
+                      <a:noFill/>
+                    </a:ln>
+                  </pic:spPr>
+                </pic:pic>
+              </a:graphicData>
+            </a:graphic>
+          </wp:inline>
+        </w:drawing>
+      </w:r>
+    </w:p>
+    <w:p>
+      <w:pPr>
+        <w:spacing w:after="240" w:line="360" w:lineRule="auto"/>
+        <w:jc w:val="center"/>
+        <w:rPr>
+          <w:lang w:val="en-US"/>
+        </w:rPr>
+      </w:pPr>
     </w:p>
     <w:p>
       <w:pPr>
@@ -17390,6 +17258,7 @@
       </w:pPr>
       <w:bookmarkStart w:id="55" w:name="_Toc234967025"/>
       <w:r>
+        <w:lastRenderedPageBreak/>
         <w:t>Identifikasi Masalah</w:t>
       </w:r>
       <w:bookmarkEnd w:id="55"/>
@@ -17495,7 +17364,6 @@
         <w:ind w:left="426"/>
       </w:pPr>
       <w:r>
-        <w:lastRenderedPageBreak/>
         <w:t>Terjadi potensi miskomunikasi antar bagian dalam pengelolaan material.</w:t>
       </w:r>
     </w:p>
@@ -17519,6 +17387,7 @@
         <w:ind w:firstLine="720"/>
       </w:pPr>
       <w:r>
+        <w:lastRenderedPageBreak/>
         <w:t>Permasalahan-permasalahan tersebut menjadi dasar dalam perancangan model sistem yang diharapkan mampu meningkatkan efisiensi operasional serta mengurangi kesalahan dalam pengelolaan material di King Aluminium Malang.</w:t>
       </w:r>
     </w:p>
@@ -17578,7 +17447,7 @@
     <w:p>
       <w:pPr>
         <w:spacing w:line="360" w:lineRule="auto"/>
-        <w:ind w:left="142" w:firstLine="578"/>
+        <w:ind w:firstLine="720"/>
       </w:pPr>
       <w:r>
         <w:t>Dalam proses pengumpulan data, penelitian ini melibatkan beberapa pihak yang memiliki keterkaitan</w:t>
@@ -17586,21 +17455,9 @@
       <w:r>
         <w:t xml:space="preserve"> langsung dengan proses pengecekan stok dan pengadaan material. Pihak-pihak tersebut disebut sebagai stakeholder karena memiliki peran dalam alur operasional yang diteliti.</w:t>
       </w:r>
-    </w:p>
-    <w:p>
-      <w:pPr>
-        <w:spacing w:line="360" w:lineRule="auto"/>
-      </w:pPr>
-    </w:p>
-    <w:p>
-      <w:pPr>
-        <w:spacing w:line="360" w:lineRule="auto"/>
-      </w:pPr>
-    </w:p>
-    <w:p>
-      <w:pPr>
-        <w:spacing w:after="240" w:line="360" w:lineRule="auto"/>
-      </w:pPr>
+      <w:r>
+        <w:t xml:space="preserve"> </w:t>
+      </w:r>
       <w:r>
         <w:t>Adapun stakeholder yang terlibat adalah sebagai berikut:</w:t>
       </w:r>
@@ -17813,7 +17670,6 @@
               <w:jc w:val="center"/>
             </w:pPr>
             <w:r>
-              <w:lastRenderedPageBreak/>
               <w:t>2</w:t>
             </w:r>
           </w:p>
@@ -17904,6 +17760,7 @@
               <w:jc w:val="center"/>
             </w:pPr>
             <w:r>
+              <w:lastRenderedPageBreak/>
               <w:t>4</w:t>
             </w:r>
           </w:p>
@@ -18045,56 +17902,27 @@
         <w:t>Proses komunikasi antar bagian (pengawas, gudang, admin, dan pemilik).</w:t>
       </w:r>
     </w:p>
-    <w:p>
-      <w:pPr>
-        <w:spacing w:line="360" w:lineRule="auto"/>
-        <w:rPr>
-          <w:b/>
-          <w:sz w:val="28"/>
-          <w:szCs w:val="28"/>
-        </w:rPr>
-      </w:pPr>
-    </w:p>
+    <w:p/>
     <w:p>
       <w:pPr>
         <w:pStyle w:val="Caption"/>
+        <w:keepNext/>
+        <w:jc w:val="center"/>
         <w:rPr>
           <w:b/>
           <w:i w:val="0"/>
           <w:color w:val="auto"/>
           <w:sz w:val="24"/>
-          <w:szCs w:val="24"/>
-        </w:rPr>
-      </w:pPr>
-    </w:p>
-    <w:p/>
-    <w:p/>
-    <w:p/>
-    <w:p/>
-    <w:p/>
-    <w:p/>
-    <w:p/>
-    <w:p>
-      <w:pPr>
-        <w:pStyle w:val="Caption"/>
-        <w:keepNext/>
-        <w:jc w:val="center"/>
+        </w:rPr>
+      </w:pPr>
+      <w:bookmarkStart w:id="60" w:name="_Toc234966663"/>
+      <w:r>
         <w:rPr>
           <w:b/>
           <w:i w:val="0"/>
           <w:color w:val="auto"/>
           <w:sz w:val="24"/>
         </w:rPr>
-      </w:pPr>
-      <w:bookmarkStart w:id="60" w:name="_Toc234966663"/>
-      <w:r>
-        <w:rPr>
-          <w:b/>
-          <w:i w:val="0"/>
-          <w:color w:val="auto"/>
-          <w:sz w:val="24"/>
-        </w:rPr>
-        <w:lastRenderedPageBreak/>
         <w:t xml:space="preserve">Tabel 4. </w:t>
       </w:r>
       <w:r>
@@ -18323,6 +18151,7 @@
               <w:jc w:val="center"/>
             </w:pPr>
             <w:r>
+              <w:lastRenderedPageBreak/>
               <w:t>2</w:t>
             </w:r>
           </w:p>
@@ -18473,11 +18302,7 @@
               <w:jc w:val="left"/>
             </w:pPr>
             <w:r>
-              <w:t xml:space="preserve">Pengadaan material dilakukan setelah gudang menginformasikan kekurangan stok kepada admin dan diteruskan </w:t>
-            </w:r>
-            <w:r>
-              <w:lastRenderedPageBreak/>
-              <w:t>kepada pemilik untuk proses persetujuan pembelian.</w:t>
+              <w:t>Pengadaan material dilakukan setelah gudang menginformasikan kekurangan stok kepada admin dan diteruskan kepada pemilik untuk proses persetujuan pembelian.</w:t>
             </w:r>
           </w:p>
         </w:tc>
@@ -18491,7 +18316,6 @@
               <w:jc w:val="left"/>
             </w:pPr>
             <w:r>
-              <w:lastRenderedPageBreak/>
               <w:t>Proses pengadaan membutuhkan waktu cukup lama karena alur komunikasi dilakukan secara manual dan bertahap.</w:t>
             </w:r>
           </w:p>
@@ -18572,6 +18396,7 @@
               <w:jc w:val="center"/>
             </w:pPr>
             <w:r>
+              <w:lastRenderedPageBreak/>
               <w:t>6</w:t>
             </w:r>
           </w:p>
@@ -18765,7 +18590,6 @@
       </w:pPr>
       <w:bookmarkStart w:id="61" w:name="_Toc234967029"/>
       <w:r>
-        <w:lastRenderedPageBreak/>
         <w:t>Wawancara</w:t>
       </w:r>
       <w:bookmarkEnd w:id="61"/>
@@ -18827,6 +18651,7 @@
         <w:spacing w:line="360" w:lineRule="auto"/>
       </w:pPr>
       <w:r>
+        <w:lastRenderedPageBreak/>
         <w:t>Jelaskan proses pencatatan barang masuk dan barang keluar dilakukan dalam kegiatan operasional sehari-hari?</w:t>
       </w:r>
     </w:p>
@@ -18910,7 +18735,6 @@
     </w:p>
     <w:p>
       <w:pPr>
-        <w:pStyle w:val="ListParagraph"/>
         <w:spacing w:line="360" w:lineRule="auto"/>
       </w:pPr>
       <w:r>
@@ -23804,40 +23628,37 @@
           <w:numId w:val="77"/>
         </w:numPr>
         <w:spacing w:line="360" w:lineRule="auto"/>
-        <w:ind w:hanging="720"/>
-      </w:pPr>
-      <w:bookmarkStart w:id="72" w:name="_Toc234967032"/>
+        <w:ind w:left="709" w:hanging="709"/>
+      </w:pPr>
+      <w:bookmarkStart w:id="72" w:name="_Toc234967033"/>
       <w:r>
         <w:lastRenderedPageBreak/>
-        <w:t>Kebutuhan Non-Fungsional</w:t>
+        <w:t>Analisis Aktor Sistem</w:t>
       </w:r>
       <w:bookmarkEnd w:id="72"/>
     </w:p>
     <w:p>
       <w:pPr>
         <w:spacing w:line="360" w:lineRule="auto"/>
-        <w:ind w:firstLine="720"/>
-      </w:pPr>
-      <w:r>
-        <w:t>Kebutuhan non-fungsional merupakan kebutuhan yang berkaitan dengan karakteristik kualitas sistem yang harus dipenuhi agar sistem dapat digunakan secara optimal oleh pengguna. Berbeda dengan kebutuhan fungsional yang menjelaskan fungsi atau layanan yang disediakan sistem, kebutuhan non-fungsional menjelaskan bagaimana sistem harus bekerja, seperti aspek kemudahan penggunaan (usability), kinerja (performance), keamanan (security), kompatibilitas (compatibility), dan ketersediaan (availability).</w:t>
-      </w:r>
-    </w:p>
-    <w:p>
-      <w:pPr>
-        <w:spacing w:line="360" w:lineRule="auto"/>
-        <w:ind w:firstLine="720"/>
-      </w:pPr>
-      <w:r>
-        <w:t>Kebutuhan non-fungsional dalam penelitian ini diperoleh melalui proses analisis terhadap hasil observasi dan wawancara yang telah dilakukan kepada pemilik usaha, staf administrasi, staf gudang, dan pengawas lapangan. Analisis dilakukan dengan mengidentifikasi harapan pengguna mengenai karakteristik sistem yang diinginkan selama mendukung proses pengecekan stok dan pengadaan material. Informasi tersebut kemudian dikelompokkan berdasarkan aspek kualitas perangkat lunak sehingga diperoleh kebutuhan non-fungsional yang menjadi acuan dalam perancangan model sistem.</w:t>
+        <w:ind w:firstLine="709"/>
+      </w:pPr>
+      <w:r>
+        <w:t>Setelah kebutuhan fungsional dan non-fungsional berhasil diidentifikasi, tahap selanjutnya adalah menentukan aktor yang akan berinteraksi dengan sistem. Penentuan aktor dilakukan melalui analisis terhadap hasil wawancara dan observasi dengan mengidentifikasi pihak-pihak yang terlibat secara langsung dalam proses pengecekan stok dan pengadaan material. Setiap stakeholder dianalisis berdasarkan tugas, tanggung jawab, serta aktivitas yang dilakukan selama proses bisnis berlangsung. Dari hasil analisis tersebut kemudian ditentukan peran masing-masing stakeholder sebagai aktor yang akan berinteraksi dengan sistem beserta hak akses yang dimilikinya.</w:t>
       </w:r>
     </w:p>
     <w:p>
       <w:pPr>
         <w:spacing w:after="240" w:line="360" w:lineRule="auto"/>
-        <w:ind w:firstLine="720"/>
-      </w:pPr>
-      <w:r>
-        <w:t>Untuk memberikan gambaran mengenai proses analisis yang dilakukan, hasil transformasi dari temuan wawancara menjadi kebutuhan non-fungsional disajikan pada Tabel 4.11.</w:t>
+        <w:ind w:firstLine="709"/>
+      </w:pPr>
+      <w:r>
+        <w:t>Proses transformasi hasil wawancara menjadi aktor sistem disajikan pada Tabel 4.1</w:t>
+      </w:r>
+      <w:r>
+        <w:t>2</w:t>
+      </w:r>
+      <w:r>
+        <w:t>.</w:t>
       </w:r>
     </w:p>
     <w:p>
@@ -23848,12 +23669,11 @@
         <w:rPr>
           <w:b/>
           <w:i w:val="0"/>
-          <w:color w:val="auto"/>
           <w:sz w:val="24"/>
           <w:szCs w:val="24"/>
         </w:rPr>
       </w:pPr>
-      <w:bookmarkStart w:id="73" w:name="_Toc234966672"/>
+      <w:bookmarkStart w:id="73" w:name="_Toc234966673"/>
       <w:r>
         <w:rPr>
           <w:b/>
@@ -23903,7 +23723,7 @@
           <w:sz w:val="24"/>
           <w:szCs w:val="24"/>
         </w:rPr>
-        <w:t>11</w:t>
+        <w:t>12</w:t>
       </w:r>
       <w:r>
         <w:rPr>
@@ -23923,543 +23743,9 @@
           <w:sz w:val="24"/>
           <w:szCs w:val="24"/>
         </w:rPr>
-        <w:t xml:space="preserve"> Kebutuhan Non-Fungsional Sistem</w:t>
+        <w:t xml:space="preserve"> Proses Transformasi Hasil Wawancara Menjadi Aktor Sistem</w:t>
       </w:r>
       <w:bookmarkEnd w:id="73"/>
-    </w:p>
-    <w:tbl>
-      <w:tblPr>
-        <w:tblStyle w:val="TableGrid"/>
-        <w:tblW w:w="0" w:type="auto"/>
-        <w:tblLook w:val="04A0" w:firstRow="1" w:lastRow="0" w:firstColumn="1" w:lastColumn="0" w:noHBand="0" w:noVBand="1"/>
-      </w:tblPr>
-      <w:tblGrid>
-        <w:gridCol w:w="704"/>
-        <w:gridCol w:w="1701"/>
-        <w:gridCol w:w="5522"/>
-      </w:tblGrid>
-      <w:tr>
-        <w:tc>
-          <w:tcPr>
-            <w:tcW w:w="704" w:type="dxa"/>
-          </w:tcPr>
-          <w:p>
-            <w:pPr>
-              <w:spacing w:line="360" w:lineRule="auto"/>
-              <w:jc w:val="center"/>
-              <w:rPr>
-                <w:b/>
-              </w:rPr>
-            </w:pPr>
-            <w:r>
-              <w:rPr>
-                <w:b/>
-              </w:rPr>
-              <w:t>No</w:t>
-            </w:r>
-          </w:p>
-        </w:tc>
-        <w:tc>
-          <w:tcPr>
-            <w:tcW w:w="1701" w:type="dxa"/>
-          </w:tcPr>
-          <w:p>
-            <w:pPr>
-              <w:spacing w:line="360" w:lineRule="auto"/>
-              <w:jc w:val="center"/>
-              <w:rPr>
-                <w:b/>
-              </w:rPr>
-            </w:pPr>
-            <w:r>
-              <w:rPr>
-                <w:b/>
-              </w:rPr>
-              <w:t>Kode</w:t>
-            </w:r>
-          </w:p>
-        </w:tc>
-        <w:tc>
-          <w:tcPr>
-            <w:tcW w:w="5522" w:type="dxa"/>
-          </w:tcPr>
-          <w:p>
-            <w:pPr>
-              <w:spacing w:line="360" w:lineRule="auto"/>
-              <w:jc w:val="center"/>
-              <w:rPr>
-                <w:b/>
-              </w:rPr>
-            </w:pPr>
-            <w:r>
-              <w:rPr>
-                <w:b/>
-              </w:rPr>
-              <w:t>Kebutuhan Non-Fungsional</w:t>
-            </w:r>
-          </w:p>
-        </w:tc>
-      </w:tr>
-      <w:tr>
-        <w:tc>
-          <w:tcPr>
-            <w:tcW w:w="704" w:type="dxa"/>
-          </w:tcPr>
-          <w:p>
-            <w:pPr>
-              <w:spacing w:line="360" w:lineRule="auto"/>
-              <w:jc w:val="center"/>
-            </w:pPr>
-            <w:r>
-              <w:t>1</w:t>
-            </w:r>
-          </w:p>
-        </w:tc>
-        <w:tc>
-          <w:tcPr>
-            <w:tcW w:w="1701" w:type="dxa"/>
-          </w:tcPr>
-          <w:p>
-            <w:pPr>
-              <w:spacing w:line="360" w:lineRule="auto"/>
-              <w:jc w:val="center"/>
-            </w:pPr>
-            <w:r>
-              <w:t>KNF-01</w:t>
-            </w:r>
-          </w:p>
-        </w:tc>
-        <w:tc>
-          <w:tcPr>
-            <w:tcW w:w="5522" w:type="dxa"/>
-          </w:tcPr>
-          <w:p>
-            <w:pPr>
-              <w:spacing w:line="360" w:lineRule="auto"/>
-            </w:pPr>
-            <w:r>
-              <w:t>Sistem memiliki tampilan antarmuka yang sederhana dan mudah dipahami pengguna.</w:t>
-            </w:r>
-          </w:p>
-        </w:tc>
-      </w:tr>
-      <w:tr>
-        <w:tc>
-          <w:tcPr>
-            <w:tcW w:w="704" w:type="dxa"/>
-          </w:tcPr>
-          <w:p>
-            <w:pPr>
-              <w:spacing w:line="360" w:lineRule="auto"/>
-              <w:jc w:val="center"/>
-            </w:pPr>
-            <w:r>
-              <w:t>2</w:t>
-            </w:r>
-          </w:p>
-        </w:tc>
-        <w:tc>
-          <w:tcPr>
-            <w:tcW w:w="1701" w:type="dxa"/>
-          </w:tcPr>
-          <w:p>
-            <w:pPr>
-              <w:spacing w:line="360" w:lineRule="auto"/>
-              <w:jc w:val="center"/>
-            </w:pPr>
-            <w:r>
-              <w:t>KNF-02</w:t>
-            </w:r>
-          </w:p>
-        </w:tc>
-        <w:tc>
-          <w:tcPr>
-            <w:tcW w:w="5522" w:type="dxa"/>
-          </w:tcPr>
-          <w:p>
-            <w:pPr>
-              <w:spacing w:line="360" w:lineRule="auto"/>
-            </w:pPr>
-            <w:r>
-              <w:t>Sistem dapat diakses melalui perangkat laptop maupun smartphone.</w:t>
-            </w:r>
-          </w:p>
-        </w:tc>
-      </w:tr>
-      <w:tr>
-        <w:tc>
-          <w:tcPr>
-            <w:tcW w:w="704" w:type="dxa"/>
-          </w:tcPr>
-          <w:p>
-            <w:pPr>
-              <w:spacing w:line="360" w:lineRule="auto"/>
-              <w:jc w:val="center"/>
-            </w:pPr>
-            <w:r>
-              <w:t>3</w:t>
-            </w:r>
-          </w:p>
-        </w:tc>
-        <w:tc>
-          <w:tcPr>
-            <w:tcW w:w="1701" w:type="dxa"/>
-          </w:tcPr>
-          <w:p>
-            <w:pPr>
-              <w:spacing w:line="360" w:lineRule="auto"/>
-              <w:jc w:val="center"/>
-            </w:pPr>
-            <w:r>
-              <w:t>KNF-03</w:t>
-            </w:r>
-          </w:p>
-        </w:tc>
-        <w:tc>
-          <w:tcPr>
-            <w:tcW w:w="5522" w:type="dxa"/>
-          </w:tcPr>
-          <w:p>
-            <w:pPr>
-              <w:spacing w:line="360" w:lineRule="auto"/>
-            </w:pPr>
-            <w:r>
-              <w:t>Sistem mampu menampilkan informasi stok dan pengadaan secara tepat.</w:t>
-            </w:r>
-          </w:p>
-        </w:tc>
-      </w:tr>
-      <w:tr>
-        <w:tc>
-          <w:tcPr>
-            <w:tcW w:w="704" w:type="dxa"/>
-          </w:tcPr>
-          <w:p>
-            <w:pPr>
-              <w:spacing w:line="360" w:lineRule="auto"/>
-              <w:jc w:val="center"/>
-            </w:pPr>
-            <w:r>
-              <w:t>4</w:t>
-            </w:r>
-          </w:p>
-        </w:tc>
-        <w:tc>
-          <w:tcPr>
-            <w:tcW w:w="1701" w:type="dxa"/>
-          </w:tcPr>
-          <w:p>
-            <w:pPr>
-              <w:spacing w:line="360" w:lineRule="auto"/>
-              <w:jc w:val="center"/>
-            </w:pPr>
-            <w:r>
-              <w:t>KNF-04</w:t>
-            </w:r>
-          </w:p>
-        </w:tc>
-        <w:tc>
-          <w:tcPr>
-            <w:tcW w:w="5522" w:type="dxa"/>
-          </w:tcPr>
-          <w:p>
-            <w:pPr>
-              <w:spacing w:line="360" w:lineRule="auto"/>
-            </w:pPr>
-            <w:r>
-              <w:t>Sistem memiliki navigasi yang mudah digunakan oleh seluruh</w:t>
-            </w:r>
-            <w:r>
-              <w:t xml:space="preserve"> stakeholder.</w:t>
-            </w:r>
-          </w:p>
-        </w:tc>
-      </w:tr>
-      <w:tr>
-        <w:tc>
-          <w:tcPr>
-            <w:tcW w:w="704" w:type="dxa"/>
-          </w:tcPr>
-          <w:p>
-            <w:pPr>
-              <w:spacing w:line="360" w:lineRule="auto"/>
-              <w:jc w:val="center"/>
-            </w:pPr>
-            <w:r>
-              <w:lastRenderedPageBreak/>
-              <w:t>5</w:t>
-            </w:r>
-          </w:p>
-        </w:tc>
-        <w:tc>
-          <w:tcPr>
-            <w:tcW w:w="1701" w:type="dxa"/>
-          </w:tcPr>
-          <w:p>
-            <w:pPr>
-              <w:spacing w:line="360" w:lineRule="auto"/>
-              <w:jc w:val="center"/>
-            </w:pPr>
-            <w:r>
-              <w:t>KNF-05</w:t>
-            </w:r>
-          </w:p>
-        </w:tc>
-        <w:tc>
-          <w:tcPr>
-            <w:tcW w:w="5522" w:type="dxa"/>
-          </w:tcPr>
-          <w:p>
-            <w:pPr>
-              <w:spacing w:line="360" w:lineRule="auto"/>
-            </w:pPr>
-            <w:r>
-              <w:t>Sistem mampu menyimpan data material secara terpusat dan terstruktur.</w:t>
-            </w:r>
-          </w:p>
-        </w:tc>
-      </w:tr>
-      <w:tr>
-        <w:tc>
-          <w:tcPr>
-            <w:tcW w:w="704" w:type="dxa"/>
-          </w:tcPr>
-          <w:p>
-            <w:pPr>
-              <w:spacing w:line="360" w:lineRule="auto"/>
-              <w:jc w:val="center"/>
-            </w:pPr>
-            <w:r>
-              <w:t>6</w:t>
-            </w:r>
-          </w:p>
-        </w:tc>
-        <w:tc>
-          <w:tcPr>
-            <w:tcW w:w="1701" w:type="dxa"/>
-          </w:tcPr>
-          <w:p>
-            <w:pPr>
-              <w:spacing w:line="360" w:lineRule="auto"/>
-              <w:jc w:val="center"/>
-            </w:pPr>
-            <w:r>
-              <w:t>KNF-06</w:t>
-            </w:r>
-          </w:p>
-        </w:tc>
-        <w:tc>
-          <w:tcPr>
-            <w:tcW w:w="5522" w:type="dxa"/>
-          </w:tcPr>
-          <w:p>
-            <w:pPr>
-              <w:spacing w:line="360" w:lineRule="auto"/>
-            </w:pPr>
-            <w:r>
-              <w:t>Sistem mendukung proses monitoring operasional secara lebih efektif.</w:t>
-            </w:r>
-          </w:p>
-        </w:tc>
-      </w:tr>
-      <w:tr>
-        <w:tc>
-          <w:tcPr>
-            <w:tcW w:w="704" w:type="dxa"/>
-          </w:tcPr>
-          <w:p>
-            <w:pPr>
-              <w:spacing w:line="360" w:lineRule="auto"/>
-              <w:jc w:val="center"/>
-            </w:pPr>
-            <w:r>
-              <w:t>7</w:t>
-            </w:r>
-          </w:p>
-        </w:tc>
-        <w:tc>
-          <w:tcPr>
-            <w:tcW w:w="1701" w:type="dxa"/>
-          </w:tcPr>
-          <w:p>
-            <w:pPr>
-              <w:spacing w:line="360" w:lineRule="auto"/>
-              <w:jc w:val="center"/>
-            </w:pPr>
-            <w:r>
-              <w:t>KNF-07</w:t>
-            </w:r>
-          </w:p>
-        </w:tc>
-        <w:tc>
-          <w:tcPr>
-            <w:tcW w:w="5522" w:type="dxa"/>
-          </w:tcPr>
-          <w:p>
-            <w:pPr>
-              <w:spacing w:line="360" w:lineRule="auto"/>
-            </w:pPr>
-            <w:r>
-              <w:t>Sistem dirancang dalam bentuk prototype interaktif menggunakan Figma.</w:t>
-            </w:r>
-          </w:p>
-        </w:tc>
-      </w:tr>
-    </w:tbl>
-    <w:p>
-      <w:pPr>
-        <w:spacing w:line="360" w:lineRule="auto"/>
-      </w:pPr>
-    </w:p>
-    <w:p>
-      <w:pPr>
-        <w:spacing w:after="240" w:line="360" w:lineRule="auto"/>
-        <w:ind w:firstLine="720"/>
-      </w:pPr>
-      <w:r>
-        <w:t>Kebutuhan</w:t>
-      </w:r>
-      <w:r>
-        <w:t xml:space="preserve"> </w:t>
-      </w:r>
-      <w:r>
-        <w:t>non-</w:t>
-      </w:r>
-      <w:r>
-        <w:t xml:space="preserve">fungsional ini menjadi dasar untuk menciptakan antarmuka dan prototipe sistem guna memenuhi kebutuhan pengguna di lapangan. Selain itu, kemudahan penggunaan merupakan prioritas utama karena sistem ini akan digunakan oleh </w:t>
-      </w:r>
-      <w:r>
-        <w:t>stakeholder</w:t>
-      </w:r>
-      <w:r>
-        <w:t xml:space="preserve"> yang memiliki tugas operasional yang berbeda.</w:t>
-      </w:r>
-    </w:p>
-    <w:p>
-      <w:pPr>
-        <w:pStyle w:val="Heading3"/>
-        <w:numPr>
-          <w:ilvl w:val="0"/>
-          <w:numId w:val="77"/>
-        </w:numPr>
-        <w:spacing w:line="360" w:lineRule="auto"/>
-        <w:ind w:left="709" w:hanging="709"/>
-      </w:pPr>
-      <w:bookmarkStart w:id="74" w:name="_Toc234967033"/>
-      <w:r>
-        <w:t>Analisis Aktor Sistem</w:t>
-      </w:r>
-      <w:bookmarkEnd w:id="74"/>
-    </w:p>
-    <w:p>
-      <w:pPr>
-        <w:spacing w:line="360" w:lineRule="auto"/>
-        <w:ind w:firstLine="709"/>
-      </w:pPr>
-      <w:r>
-        <w:t>Setelah kebutuhan fungsional dan non-fungsional berhasil diidentifikasi, tahap selanjutnya adalah menentukan aktor yang akan berinteraksi dengan sistem. Penentuan aktor dilakukan melalui analisis terhadap hasil wawancara dan observasi dengan mengidentifikasi pihak-pihak yang terlibat secara langsung dalam proses pengecekan stok dan pengadaan material. Setiap stakeholder dianalisis berdasarkan tugas, tanggung jawab, serta aktivitas yang dilakukan selama proses bisnis berlangsung. Dari hasil analisis tersebut kemudian ditentukan peran masing-masing stakeholder sebagai aktor yang akan berinteraksi dengan sistem beserta hak akses yang dimilikinya.</w:t>
-      </w:r>
-    </w:p>
-    <w:p>
-      <w:pPr>
-        <w:spacing w:after="240" w:line="360" w:lineRule="auto"/>
-        <w:ind w:firstLine="709"/>
-      </w:pPr>
-      <w:r>
-        <w:t>Proses transformasi hasil wawancara menjadi aktor sistem disajikan pada Tabel 4.1</w:t>
-      </w:r>
-      <w:r>
-        <w:t>2</w:t>
-      </w:r>
-      <w:r>
-        <w:t>.</w:t>
-      </w:r>
-    </w:p>
-    <w:p>
-      <w:pPr>
-        <w:pStyle w:val="Caption"/>
-        <w:keepNext/>
-        <w:jc w:val="center"/>
-        <w:rPr>
-          <w:b/>
-          <w:i w:val="0"/>
-          <w:sz w:val="24"/>
-          <w:szCs w:val="24"/>
-        </w:rPr>
-      </w:pPr>
-      <w:bookmarkStart w:id="75" w:name="_Toc234966673"/>
-      <w:r>
-        <w:rPr>
-          <w:b/>
-          <w:i w:val="0"/>
-          <w:color w:val="auto"/>
-          <w:sz w:val="24"/>
-          <w:szCs w:val="24"/>
-        </w:rPr>
-        <w:t xml:space="preserve">Tabel 4. </w:t>
-      </w:r>
-      <w:r>
-        <w:rPr>
-          <w:b/>
-          <w:i w:val="0"/>
-          <w:color w:val="auto"/>
-          <w:sz w:val="24"/>
-          <w:szCs w:val="24"/>
-        </w:rPr>
-        <w:fldChar w:fldCharType="begin"/>
-      </w:r>
-      <w:r>
-        <w:rPr>
-          <w:b/>
-          <w:i w:val="0"/>
-          <w:color w:val="auto"/>
-          <w:sz w:val="24"/>
-          <w:szCs w:val="24"/>
-        </w:rPr>
-        <w:instrText xml:space="preserve"> SEQ Tabel_4. \* ARABIC </w:instrText>
-      </w:r>
-      <w:r>
-        <w:rPr>
-          <w:b/>
-          <w:i w:val="0"/>
-          <w:color w:val="auto"/>
-          <w:sz w:val="24"/>
-          <w:szCs w:val="24"/>
-        </w:rPr>
-        <w:fldChar w:fldCharType="separate"/>
-      </w:r>
-      <w:r>
-        <w:rPr>
-          <w:b/>
-          <w:i w:val="0"/>
-          <w:noProof/>
-          <w:color w:val="auto"/>
-          <w:sz w:val="24"/>
-          <w:szCs w:val="24"/>
-        </w:rPr>
-        <w:t>12</w:t>
-      </w:r>
-      <w:r>
-        <w:rPr>
-          <w:b/>
-          <w:i w:val="0"/>
-          <w:color w:val="auto"/>
-          <w:sz w:val="24"/>
-          <w:szCs w:val="24"/>
-        </w:rPr>
-        <w:fldChar w:fldCharType="end"/>
-      </w:r>
-      <w:r>
-        <w:rPr>
-          <w:b/>
-          <w:i w:val="0"/>
-          <w:color w:val="auto"/>
-          <w:sz w:val="24"/>
-          <w:szCs w:val="24"/>
-        </w:rPr>
-        <w:t xml:space="preserve"> Proses Transformasi Hasil Wawancara Menjadi Aktor Sistem</w:t>
-      </w:r>
-      <w:bookmarkEnd w:id="75"/>
     </w:p>
     <w:tbl>
       <w:tblPr>
@@ -24625,7 +23911,6 @@
               <w:jc w:val="left"/>
             </w:pPr>
             <w:r>
-              <w:lastRenderedPageBreak/>
               <w:t>2</w:t>
             </w:r>
           </w:p>
@@ -24780,7 +24065,11 @@
               <w:jc w:val="left"/>
             </w:pPr>
             <w:r>
-              <w:t>Pengawas lapangan menggunakan sistem untuk mengajukan permintaan material.</w:t>
+              <w:t xml:space="preserve">Pengawas lapangan menggunakan sistem </w:t>
+            </w:r>
+            <w:r>
+              <w:lastRenderedPageBreak/>
+              <w:t>untuk mengajukan permintaan material.</w:t>
             </w:r>
           </w:p>
         </w:tc>
@@ -24795,6 +24084,7 @@
               <w:jc w:val="left"/>
             </w:pPr>
             <w:r>
+              <w:lastRenderedPageBreak/>
               <w:t>Pengawas Lapangan</w:t>
             </w:r>
           </w:p>
@@ -24823,8 +24113,6 @@
       <w:r>
         <w:t xml:space="preserve"> Analisis Aktor Sistem</w:t>
       </w:r>
-      <w:bookmarkStart w:id="76" w:name="_GoBack"/>
-      <w:bookmarkEnd w:id="76"/>
       <w:r>
         <w:t>.</w:t>
       </w:r>
@@ -24842,7 +24130,7 @@
           <w:szCs w:val="24"/>
         </w:rPr>
       </w:pPr>
-      <w:bookmarkStart w:id="77" w:name="_Toc234966674"/>
+      <w:bookmarkStart w:id="74" w:name="_Toc234966674"/>
       <w:r>
         <w:rPr>
           <w:b/>
@@ -24914,7 +24202,7 @@
         </w:rPr>
         <w:t xml:space="preserve"> Analisis Aktor Sistem</w:t>
       </w:r>
-      <w:bookmarkEnd w:id="77"/>
+      <w:bookmarkEnd w:id="74"/>
     </w:p>
     <w:tbl>
       <w:tblPr>
@@ -25267,7 +24555,6 @@
         <w:ind w:firstLine="720"/>
       </w:pPr>
       <w:r>
-        <w:lastRenderedPageBreak/>
         <w:t>Analisis aktor sistem digunakan sebagai dasar dalam penyusunan Use Case Diagram dan perancangan hak akses pengguna pada prototype sistem.</w:t>
       </w:r>
     </w:p>
@@ -25281,11 +24568,11 @@
         <w:spacing w:line="360" w:lineRule="auto"/>
         <w:ind w:hanging="720"/>
       </w:pPr>
-      <w:bookmarkStart w:id="78" w:name="_Toc234967034"/>
+      <w:bookmarkStart w:id="75" w:name="_Toc234967034"/>
       <w:r>
         <w:t>User Stories</w:t>
       </w:r>
-      <w:bookmarkEnd w:id="78"/>
+      <w:bookmarkEnd w:id="75"/>
     </w:p>
     <w:p>
       <w:pPr>
@@ -25315,6 +24602,7 @@
         <w:ind w:left="426"/>
       </w:pPr>
       <w:r>
+        <w:lastRenderedPageBreak/>
         <w:t>Sebagai (aktor), saya ingin (kebutuhan), sehingga (manfaat yang diperoleh).</w:t>
       </w:r>
     </w:p>
@@ -25349,7 +24637,7 @@
           <w:szCs w:val="24"/>
         </w:rPr>
       </w:pPr>
-      <w:bookmarkStart w:id="79" w:name="_Toc234966675"/>
+      <w:bookmarkStart w:id="76" w:name="_Toc234966675"/>
       <w:r>
         <w:rPr>
           <w:b/>
@@ -25421,7 +24709,7 @@
         </w:rPr>
         <w:t xml:space="preserve"> Proses Transformasi Hasil Wawancara Menjadi User Story</w:t>
       </w:r>
-      <w:bookmarkEnd w:id="79"/>
+      <w:bookmarkEnd w:id="76"/>
     </w:p>
     <w:tbl>
       <w:tblPr>
@@ -25603,7 +24891,6 @@
               <w:jc w:val="left"/>
             </w:pPr>
             <w:r>
-              <w:lastRenderedPageBreak/>
               <w:t>2</w:t>
             </w:r>
           </w:p>
@@ -25751,7 +25038,11 @@
               <w:jc w:val="left"/>
             </w:pPr>
             <w:r>
-              <w:t>Pemilik harus memberikan persetujuan pembelian.</w:t>
+              <w:t xml:space="preserve">Pemilik harus memberikan </w:t>
+            </w:r>
+            <w:r>
+              <w:lastRenderedPageBreak/>
+              <w:t>persetujuan pembelian.</w:t>
             </w:r>
           </w:p>
         </w:tc>
@@ -25766,7 +25057,12 @@
               <w:jc w:val="left"/>
             </w:pPr>
             <w:r>
-              <w:t>Pemilik membutuhkan media untuk memproses persetujuan.</w:t>
+              <w:lastRenderedPageBreak/>
+              <w:t xml:space="preserve">Pemilik membutuhkan media untuk </w:t>
+            </w:r>
+            <w:r>
+              <w:lastRenderedPageBreak/>
+              <w:t>memproses persetujuan.</w:t>
             </w:r>
           </w:p>
         </w:tc>
@@ -25785,7 +25081,16 @@
                 <w:rStyle w:val="Strong"/>
                 <w:b w:val="0"/>
               </w:rPr>
-              <w:t>Sebagai Pemilik, saya ingin memberikan persetujuan pengadaan material sehingga proses pembelian dapat segera dilakukan.</w:t>
+              <w:lastRenderedPageBreak/>
+              <w:t xml:space="preserve">Sebagai Pemilik, saya ingin memberikan persetujuan pengadaan material sehingga </w:t>
+            </w:r>
+            <w:r>
+              <w:rPr>
+                <w:rStyle w:val="Strong"/>
+                <w:b w:val="0"/>
+              </w:rPr>
+              <w:lastRenderedPageBreak/>
+              <w:t>proses pembelian dapat segera dilakukan.</w:t>
             </w:r>
           </w:p>
         </w:tc>
@@ -25802,6 +25107,7 @@
               <w:jc w:val="left"/>
             </w:pPr>
             <w:r>
+              <w:lastRenderedPageBreak/>
               <w:t>5</w:t>
             </w:r>
           </w:p>
@@ -25908,7 +25214,7 @@
           <w:szCs w:val="24"/>
         </w:rPr>
       </w:pPr>
-      <w:bookmarkStart w:id="80" w:name="_Toc234966676"/>
+      <w:bookmarkStart w:id="77" w:name="_Toc234966676"/>
       <w:r>
         <w:rPr>
           <w:b/>
@@ -25917,7 +25223,6 @@
           <w:sz w:val="24"/>
           <w:szCs w:val="24"/>
         </w:rPr>
-        <w:lastRenderedPageBreak/>
         <w:t xml:space="preserve">Tabel 4. </w:t>
       </w:r>
       <w:r>
@@ -25981,7 +25286,7 @@
         </w:rPr>
         <w:t xml:space="preserve"> User Stories Sistem</w:t>
       </w:r>
-      <w:bookmarkEnd w:id="80"/>
+      <w:bookmarkEnd w:id="77"/>
     </w:p>
     <w:tbl>
       <w:tblPr>
@@ -26235,6 +25540,7 @@
               <w:jc w:val="center"/>
             </w:pPr>
             <w:r>
+              <w:lastRenderedPageBreak/>
               <w:t>5</w:t>
             </w:r>
           </w:p>
@@ -26333,11 +25639,11 @@
         <w:spacing w:line="360" w:lineRule="auto"/>
         <w:ind w:hanging="578"/>
       </w:pPr>
-      <w:bookmarkStart w:id="81" w:name="_Toc234967035"/>
+      <w:bookmarkStart w:id="78" w:name="_Toc234967035"/>
       <w:r>
         <w:t>Pengembangan Model Sistem Menggunakan Metode Personal Extreme Programming (PXP)</w:t>
       </w:r>
-      <w:bookmarkEnd w:id="81"/>
+      <w:bookmarkEnd w:id="78"/>
     </w:p>
     <w:p>
       <w:pPr>
@@ -26345,11 +25651,7 @@
         <w:ind w:firstLine="720"/>
       </w:pPr>
       <w:r>
-        <w:t xml:space="preserve">Pengembangan model sistem pada penelitian ini dilakukan menggunakan metode Personal Extreme Programming (PXP). Metode ini dipilih karena proses pengembangan dilakukan oleh satu orang pengembang (solo developer) serta memiliki fleksibilitas yang tinggi dalam menyesuaikan kebutuhan pengguna. </w:t>
-      </w:r>
-      <w:r>
-        <w:lastRenderedPageBreak/>
-        <w:t>Tahapan pengembangan meliputi Requirements, Planning, Iteration Initialization, Design, Implementation, System Testing, dan Retrospective.</w:t>
+        <w:t>Pengembangan model sistem pada penelitian ini dilakukan menggunakan metode Personal Extreme Programming (PXP). Metode ini dipilih karena proses pengembangan dilakukan oleh satu orang pengembang (solo developer) serta memiliki fleksibilitas yang tinggi dalam menyesuaikan kebutuhan pengguna. Tahapan pengembangan meliputi Requirements, Planning, Iteration Initialization, Design, Implementation, System Testing, dan Retrospective.</w:t>
       </w:r>
     </w:p>
     <w:p>
@@ -26362,11 +25664,11 @@
         <w:spacing w:line="360" w:lineRule="auto"/>
         <w:ind w:hanging="720"/>
       </w:pPr>
-      <w:bookmarkStart w:id="82" w:name="_Toc234967036"/>
+      <w:bookmarkStart w:id="79" w:name="_Toc234967036"/>
       <w:r>
         <w:t>Requirements</w:t>
       </w:r>
-      <w:bookmarkEnd w:id="82"/>
+      <w:bookmarkEnd w:id="79"/>
     </w:p>
     <w:p>
       <w:pPr>
@@ -26391,6 +25693,7 @@
         <w:spacing w:line="360" w:lineRule="auto"/>
       </w:pPr>
       <w:r>
+        <w:lastRenderedPageBreak/>
         <w:t>Penyusunan User Story dilakukan dengan format:</w:t>
       </w:r>
     </w:p>
@@ -26445,7 +25748,7 @@
           <w:szCs w:val="24"/>
         </w:rPr>
       </w:pPr>
-      <w:bookmarkStart w:id="83" w:name="_Toc234966677"/>
+      <w:bookmarkStart w:id="80" w:name="_Toc234966677"/>
       <w:r>
         <w:rPr>
           <w:b/>
@@ -26517,7 +25820,7 @@
         </w:rPr>
         <w:t xml:space="preserve"> User Stories</w:t>
       </w:r>
-      <w:bookmarkEnd w:id="83"/>
+      <w:bookmarkEnd w:id="80"/>
     </w:p>
     <w:tbl>
       <w:tblPr>
@@ -26648,7 +25951,6 @@
               <w:jc w:val="center"/>
             </w:pPr>
             <w:r>
-              <w:lastRenderedPageBreak/>
               <w:t>US-0</w:t>
             </w:r>
             <w:r>
@@ -26829,6 +26131,7 @@
               <w:jc w:val="center"/>
             </w:pPr>
             <w:r>
+              <w:lastRenderedPageBreak/>
               <w:t>US-06</w:t>
             </w:r>
           </w:p>
@@ -26876,11 +26179,11 @@
         <w:spacing w:line="360" w:lineRule="auto"/>
         <w:ind w:hanging="720"/>
       </w:pPr>
-      <w:bookmarkStart w:id="84" w:name="_Toc234967037"/>
+      <w:bookmarkStart w:id="81" w:name="_Toc234967037"/>
       <w:r>
         <w:t>Planning</w:t>
       </w:r>
-      <w:bookmarkEnd w:id="84"/>
+      <w:bookmarkEnd w:id="81"/>
     </w:p>
     <w:p>
       <w:pPr>
@@ -26897,11 +26200,7 @@
         <w:ind w:firstLine="720"/>
       </w:pPr>
       <w:r>
-        <w:t xml:space="preserve">Penentuan prioritas dilakukan melalui diskusi bersama stakeholder yang terdiri atas pemilik usaha, staf administrasi, staf gudang, dan pengawas lapangan. Setiap fitur dievaluasi berdasarkan tingkat urgensi terhadap proses bisnis, frekuensi penggunaan dalam kegiatan operasional, serta dampaknya terhadap penyelesaian permasalahan yang ditemukan selama observasi dan wawancara. Hasil evaluasi </w:t>
-      </w:r>
-      <w:r>
-        <w:lastRenderedPageBreak/>
-        <w:t>kemudian digunakan untuk mengelompokkan fitur ke dalam kategori prioritas tinggi, sedang, atau rendah.</w:t>
+        <w:t>Penentuan prioritas dilakukan melalui diskusi bersama stakeholder yang terdiri atas pemilik usaha, staf administrasi, staf gudang, dan pengawas lapangan. Setiap fitur dievaluasi berdasarkan tingkat urgensi terhadap proses bisnis, frekuensi penggunaan dalam kegiatan operasional, serta dampaknya terhadap penyelesaian permasalahan yang ditemukan selama observasi dan wawancara. Hasil evaluasi kemudian digunakan untuk mengelompokkan fitur ke dalam kategori prioritas tinggi, sedang, atau rendah.</w:t>
       </w:r>
     </w:p>
     <w:p>
@@ -26916,7 +26215,7 @@
           <w:szCs w:val="24"/>
         </w:rPr>
       </w:pPr>
-      <w:bookmarkStart w:id="85" w:name="_Toc234966678"/>
+      <w:bookmarkStart w:id="82" w:name="_Toc234966678"/>
       <w:r>
         <w:rPr>
           <w:b/>
@@ -26988,7 +26287,7 @@
         </w:rPr>
         <w:t xml:space="preserve"> Proses Planning Penentuan Prioritas Fitur</w:t>
       </w:r>
-      <w:bookmarkEnd w:id="85"/>
+      <w:bookmarkEnd w:id="82"/>
     </w:p>
     <w:tbl>
       <w:tblPr>
@@ -27290,6 +26589,7 @@
               <w:rPr>
                 <w:rFonts w:cs="Times New Roman"/>
               </w:rPr>
+              <w:lastRenderedPageBreak/>
               <w:t>2</w:t>
             </w:r>
           </w:p>
@@ -27674,7 +26974,6 @@
               <w:rPr>
                 <w:rFonts w:cs="Times New Roman"/>
               </w:rPr>
-              <w:lastRenderedPageBreak/>
               <w:t>5</w:t>
             </w:r>
           </w:p>
@@ -27973,7 +27272,14 @@
               <w:rPr>
                 <w:rFonts w:cs="Times New Roman"/>
               </w:rPr>
-              <w:t>Informasi detail material diperlukan sebagai referensi.</w:t>
+              <w:t xml:space="preserve">Informasi detail material </w:t>
+            </w:r>
+            <w:r>
+              <w:rPr>
+                <w:rFonts w:cs="Times New Roman"/>
+              </w:rPr>
+              <w:lastRenderedPageBreak/>
+              <w:t>diperlukan sebagai referensi.</w:t>
             </w:r>
           </w:p>
         </w:tc>
@@ -27994,6 +27300,7 @@
               <w:rPr>
                 <w:rFonts w:cs="Times New Roman"/>
               </w:rPr>
+              <w:lastRenderedPageBreak/>
               <w:t>Data Material</w:t>
             </w:r>
           </w:p>
@@ -28036,7 +27343,14 @@
               <w:rPr>
                 <w:rFonts w:cs="Times New Roman"/>
               </w:rPr>
-              <w:t>Menjadi data master yang digunakan fitur lain.</w:t>
+              <w:t xml:space="preserve">Menjadi data master yang </w:t>
+            </w:r>
+            <w:r>
+              <w:rPr>
+                <w:rFonts w:cs="Times New Roman"/>
+              </w:rPr>
+              <w:lastRenderedPageBreak/>
+              <w:t>digunakan fitur lain.</w:t>
             </w:r>
           </w:p>
         </w:tc>
@@ -28059,6 +27373,7 @@
               <w:rPr>
                 <w:rFonts w:cs="Times New Roman"/>
               </w:rPr>
+              <w:lastRenderedPageBreak/>
               <w:t>8</w:t>
             </w:r>
           </w:p>
@@ -28309,7 +27624,6 @@
         <w:ind w:firstLine="720"/>
       </w:pPr>
       <w:r>
-        <w:lastRenderedPageBreak/>
         <w:t>Berdasarkan hasil proses planning, diperoleh daftar fitur yang akan dikembangkan beserta tingkat prioritasnya. Fitur dengan prioritas tinggi dipilih karena mendukung aktivitas operasional utama, seperti pengecekan stok, pencatatan material, pengajuan, dan persetujuan pengadaan. Sementara itu, fitur dengan prioritas sedang merupakan fitur pendukung yang meningkatkan efektivitas pengelolaan data dan proses monitoring. Penentuan prioritas tersebut menjadi dasar dalam penyusunan rancangan model sistem pada tahapan berikutnya dalam metode Personal Extreme Programming (PXP).</w:t>
       </w:r>
     </w:p>
@@ -28335,7 +27649,7 @@
           <w:szCs w:val="24"/>
         </w:rPr>
       </w:pPr>
-      <w:bookmarkStart w:id="86" w:name="_Toc234966679"/>
+      <w:bookmarkStart w:id="83" w:name="_Toc234966679"/>
       <w:r>
         <w:rPr>
           <w:b/>
@@ -28407,7 +27721,7 @@
         </w:rPr>
         <w:t xml:space="preserve"> Prioritas Pengembangan Fitur</w:t>
       </w:r>
-      <w:bookmarkEnd w:id="86"/>
+      <w:bookmarkEnd w:id="83"/>
     </w:p>
     <w:tbl>
       <w:tblPr>
@@ -28535,6 +27849,7 @@
               <w:jc w:val="center"/>
             </w:pPr>
             <w:r>
+              <w:lastRenderedPageBreak/>
               <w:t>FT-02</w:t>
             </w:r>
           </w:p>
@@ -28885,11 +28200,11 @@
         <w:spacing w:line="360" w:lineRule="auto"/>
         <w:ind w:hanging="720"/>
       </w:pPr>
-      <w:bookmarkStart w:id="87" w:name="_Toc234967038"/>
+      <w:bookmarkStart w:id="84" w:name="_Toc234967038"/>
       <w:r>
         <w:t>Iteration Initialization</w:t>
       </w:r>
-      <w:bookmarkEnd w:id="87"/>
+      <w:bookmarkEnd w:id="84"/>
     </w:p>
     <w:p>
       <w:pPr>
@@ -28897,11 +28212,7 @@
         <w:ind w:firstLine="720"/>
       </w:pPr>
       <w:r>
-        <w:t xml:space="preserve">Setelah prioritas pengembangan fitur ditetapkan pada tahap Planning, langkah selanjutnya dalam metode Personal Extreme Programming (PXP) adalah menentukan ruang lingkup setiap iterasi pengembangan. Penentuan iterasi </w:t>
-      </w:r>
-      <w:r>
-        <w:lastRenderedPageBreak/>
-        <w:t>bertujuan untuk membagi proses pengembangan menjadi beberapa tahapan yang lebih terstruktur sehingga setiap fitur dapat dirancang secara bertahap sesuai dengan tingkat prioritas dan keterkaitannya dengan proses bisnis.</w:t>
+        <w:t>Setelah prioritas pengembangan fitur ditetapkan pada tahap Planning, langkah selanjutnya dalam metode Personal Extreme Programming (PXP) adalah menentukan ruang lingkup setiap iterasi pengembangan. Penentuan iterasi bertujuan untuk membagi proses pengembangan menjadi beberapa tahapan yang lebih terstruktur sehingga setiap fitur dapat dirancang secara bertahap sesuai dengan tingkat prioritas dan keterkaitannya dengan proses bisnis.</w:t>
       </w:r>
     </w:p>
     <w:p>
@@ -28926,7 +28237,7 @@
           <w:szCs w:val="24"/>
         </w:rPr>
       </w:pPr>
-      <w:bookmarkStart w:id="88" w:name="_Toc234966680"/>
+      <w:bookmarkStart w:id="85" w:name="_Toc234966680"/>
       <w:r>
         <w:rPr>
           <w:b/>
@@ -28935,6 +28246,7 @@
           <w:sz w:val="24"/>
           <w:szCs w:val="24"/>
         </w:rPr>
+        <w:lastRenderedPageBreak/>
         <w:t xml:space="preserve">Tabel 4. </w:t>
       </w:r>
       <w:r>
@@ -28998,7 +28310,7 @@
         </w:rPr>
         <w:t xml:space="preserve"> Proses Penentuan Ruang Lingkup Iterasi</w:t>
       </w:r>
-      <w:bookmarkEnd w:id="88"/>
+      <w:bookmarkEnd w:id="85"/>
     </w:p>
     <w:tbl>
       <w:tblPr>
@@ -29353,7 +28665,6 @@
               <w:jc w:val="left"/>
             </w:pPr>
             <w:r>
-              <w:lastRenderedPageBreak/>
               <w:t>4</w:t>
             </w:r>
           </w:p>
@@ -29585,6 +28896,7 @@
               <w:jc w:val="left"/>
             </w:pPr>
             <w:r>
+              <w:lastRenderedPageBreak/>
               <w:t>7</w:t>
             </w:r>
           </w:p>
@@ -29687,7 +28999,7 @@
           <w:szCs w:val="24"/>
         </w:rPr>
       </w:pPr>
-      <w:bookmarkStart w:id="89" w:name="_Toc234966681"/>
+      <w:bookmarkStart w:id="86" w:name="_Toc234966681"/>
       <w:r>
         <w:rPr>
           <w:b/>
@@ -29696,7 +29008,6 @@
           <w:sz w:val="24"/>
           <w:szCs w:val="24"/>
         </w:rPr>
-        <w:lastRenderedPageBreak/>
         <w:t xml:space="preserve">Tabel 4. </w:t>
       </w:r>
       <w:r>
@@ -29760,7 +29071,7 @@
         </w:rPr>
         <w:t xml:space="preserve"> Ruang Lingkup Iterasi</w:t>
       </w:r>
-      <w:bookmarkEnd w:id="89"/>
+      <w:bookmarkEnd w:id="86"/>
     </w:p>
     <w:tbl>
       <w:tblPr>
@@ -30033,11 +29344,11 @@
         <w:spacing w:line="360" w:lineRule="auto"/>
         <w:ind w:hanging="720"/>
       </w:pPr>
-      <w:bookmarkStart w:id="90" w:name="_Toc234967039"/>
+      <w:bookmarkStart w:id="87" w:name="_Toc234967039"/>
       <w:r>
         <w:t>Design</w:t>
       </w:r>
-      <w:bookmarkEnd w:id="90"/>
+      <w:bookmarkEnd w:id="87"/>
     </w:p>
     <w:p>
       <w:pPr>
@@ -30045,7 +29356,11 @@
         <w:ind w:firstLine="720"/>
       </w:pPr>
       <w:r>
-        <w:t xml:space="preserve">Tahap perancangan dilakukan untuk menerjemahkan persyaratan sistem yang diperoleh pada tahap sebelumnya menjadi rencana sistem yang terstruktur. Perancangan ini bertujuan untuk menunjukkan alur proses, cara pengguna berinteraksi dengan sistem, serta struktur data yang digunakan dalam model sistem untuk pengecekan stok dan pengadaan bahan. Dalam penelitian ini, perancangan dilakukan dengan menggunakan Unified Modeling Language (UML), yang meliputi Diagram Use Case, </w:t>
+        <w:t xml:space="preserve">Tahap perancangan dilakukan untuk menerjemahkan persyaratan sistem yang diperoleh pada tahap sebelumnya menjadi rencana sistem yang terstruktur. Perancangan ini bertujuan untuk menunjukkan alur proses, cara pengguna </w:t>
+      </w:r>
+      <w:r>
+        <w:lastRenderedPageBreak/>
+        <w:t xml:space="preserve">berinteraksi dengan sistem, serta struktur data yang digunakan dalam model sistem untuk pengecekan stok dan pengadaan bahan. Dalam penelitian ini, perancangan dilakukan dengan menggunakan Unified Modeling Language (UML), yang meliputi Diagram Use Case, </w:t>
       </w:r>
       <w:r>
         <w:t xml:space="preserve">Activity </w:t>
@@ -30072,7 +29387,7 @@
           <w:szCs w:val="24"/>
         </w:rPr>
       </w:pPr>
-      <w:bookmarkStart w:id="91" w:name="_Toc234966682"/>
+      <w:bookmarkStart w:id="88" w:name="_Toc234966682"/>
       <w:r>
         <w:rPr>
           <w:b/>
@@ -30144,7 +29459,7 @@
         </w:rPr>
         <w:t xml:space="preserve"> Daftar Diagram UML</w:t>
       </w:r>
-      <w:bookmarkEnd w:id="91"/>
+      <w:bookmarkEnd w:id="88"/>
     </w:p>
     <w:tbl>
       <w:tblPr>
@@ -30373,7 +29688,6 @@
         <w:rPr>
           <w:b/>
         </w:rPr>
-        <w:lastRenderedPageBreak/>
         <w:t>Use Case Diagram</w:t>
       </w:r>
     </w:p>
@@ -30430,7 +29744,7 @@
                     </pic:cNvPicPr>
                   </pic:nvPicPr>
                   <pic:blipFill>
-                    <a:blip r:embed="rId20">
+                    <a:blip r:embed="rId21">
                       <a:extLst>
                         <a:ext uri="{28A0092B-C50C-407E-A947-70E740481C1C}">
                           <a14:useLocalDpi xmlns:a14="http://schemas.microsoft.com/office/drawing/2010/main" val="0"/>
@@ -30474,7 +29788,7 @@
           <w:szCs w:val="24"/>
         </w:rPr>
       </w:pPr>
-      <w:bookmarkStart w:id="92" w:name="_Toc233127903"/>
+      <w:bookmarkStart w:id="89" w:name="_Toc233127903"/>
       <w:r>
         <w:rPr>
           <w:b/>
@@ -30546,7 +29860,7 @@
         </w:rPr>
         <w:t xml:space="preserve"> Use Case Diagram Sistem Pengecekan Stok dan Pengadaan Material</w:t>
       </w:r>
-      <w:bookmarkEnd w:id="92"/>
+      <w:bookmarkEnd w:id="89"/>
     </w:p>
     <w:p>
       <w:pPr>
@@ -30818,7 +30132,7 @@
                     </pic:cNvPicPr>
                   </pic:nvPicPr>
                   <pic:blipFill>
-                    <a:blip r:embed="rId21">
+                    <a:blip r:embed="rId22">
                       <a:extLst>
                         <a:ext uri="{28A0092B-C50C-407E-A947-70E740481C1C}">
                           <a14:useLocalDpi xmlns:a14="http://schemas.microsoft.com/office/drawing/2010/main" val="0"/>
@@ -30862,7 +30176,7 @@
           <w:szCs w:val="24"/>
         </w:rPr>
       </w:pPr>
-      <w:bookmarkStart w:id="93" w:name="_Toc233127904"/>
+      <w:bookmarkStart w:id="90" w:name="_Toc233127904"/>
       <w:r>
         <w:rPr>
           <w:b/>
@@ -30934,7 +30248,7 @@
         </w:rPr>
         <w:t xml:space="preserve"> Activity Diagram Pengajuan Material</w:t>
       </w:r>
-      <w:bookmarkEnd w:id="93"/>
+      <w:bookmarkEnd w:id="90"/>
     </w:p>
     <w:p>
       <w:pPr>
@@ -31000,7 +30314,7 @@
                     </pic:cNvPicPr>
                   </pic:nvPicPr>
                   <pic:blipFill>
-                    <a:blip r:embed="rId22">
+                    <a:blip r:embed="rId23">
                       <a:extLst>
                         <a:ext uri="{28A0092B-C50C-407E-A947-70E740481C1C}">
                           <a14:useLocalDpi xmlns:a14="http://schemas.microsoft.com/office/drawing/2010/main" val="0"/>
@@ -31044,7 +30358,7 @@
           <w:szCs w:val="24"/>
         </w:rPr>
       </w:pPr>
-      <w:bookmarkStart w:id="94" w:name="_Toc233127905"/>
+      <w:bookmarkStart w:id="91" w:name="_Toc233127905"/>
       <w:r>
         <w:rPr>
           <w:b/>
@@ -31116,7 +30430,7 @@
         </w:rPr>
         <w:t xml:space="preserve"> Activity Diagram Pengadaan Material</w:t>
       </w:r>
-      <w:bookmarkEnd w:id="94"/>
+      <w:bookmarkEnd w:id="91"/>
     </w:p>
     <w:p>
       <w:pPr>
@@ -31182,7 +30496,7 @@
                     </pic:cNvPicPr>
                   </pic:nvPicPr>
                   <pic:blipFill>
-                    <a:blip r:embed="rId23">
+                    <a:blip r:embed="rId24">
                       <a:extLst>
                         <a:ext uri="{28A0092B-C50C-407E-A947-70E740481C1C}">
                           <a14:useLocalDpi xmlns:a14="http://schemas.microsoft.com/office/drawing/2010/main" val="0"/>
@@ -31226,7 +30540,7 @@
           <w:szCs w:val="24"/>
         </w:rPr>
       </w:pPr>
-      <w:bookmarkStart w:id="95" w:name="_Toc233127906"/>
+      <w:bookmarkStart w:id="92" w:name="_Toc233127906"/>
       <w:r>
         <w:rPr>
           <w:b/>
@@ -31298,7 +30612,7 @@
         </w:rPr>
         <w:t xml:space="preserve"> Activity Diagram Material Keluar</w:t>
       </w:r>
-      <w:bookmarkEnd w:id="95"/>
+      <w:bookmarkEnd w:id="92"/>
     </w:p>
     <w:p>
       <w:pPr>
@@ -31386,7 +30700,7 @@
                     </pic:cNvPicPr>
                   </pic:nvPicPr>
                   <pic:blipFill>
-                    <a:blip r:embed="rId24">
+                    <a:blip r:embed="rId25">
                       <a:extLst>
                         <a:ext uri="{28A0092B-C50C-407E-A947-70E740481C1C}">
                           <a14:useLocalDpi xmlns:a14="http://schemas.microsoft.com/office/drawing/2010/main" val="0"/>
@@ -31431,7 +30745,7 @@
           <w:szCs w:val="24"/>
         </w:rPr>
       </w:pPr>
-      <w:bookmarkStart w:id="96" w:name="_Toc233127907"/>
+      <w:bookmarkStart w:id="93" w:name="_Toc233127907"/>
       <w:r>
         <w:rPr>
           <w:b/>
@@ -31503,7 +30817,7 @@
         </w:rPr>
         <w:t xml:space="preserve"> Class Diagram Sistem Pengecekan Stok dan Pengadaan Material</w:t>
       </w:r>
-      <w:bookmarkEnd w:id="96"/>
+      <w:bookmarkEnd w:id="93"/>
     </w:p>
     <w:p>
       <w:pPr>
@@ -31522,12 +30836,12 @@
       <w:pPr>
         <w:pStyle w:val="Heading1"/>
       </w:pPr>
-      <w:bookmarkStart w:id="97" w:name="_Toc234967040"/>
+      <w:bookmarkStart w:id="94" w:name="_Toc234967040"/>
       <w:r>
         <w:lastRenderedPageBreak/>
         <w:t>DAFTAR PUSTAKA</w:t>
       </w:r>
-      <w:bookmarkEnd w:id="97"/>
+      <w:bookmarkEnd w:id="94"/>
     </w:p>
     <w:p>
       <w:pPr>
@@ -31893,7 +31207,7 @@
       </w:r>
     </w:p>
     <w:sectPr>
-      <w:footerReference w:type="first" r:id="rId25"/>
+      <w:footerReference w:type="first" r:id="rId26"/>
       <w:pgSz w:w="11906" w:h="16838" w:code="9"/>
       <w:pgMar w:top="2268" w:right="1701" w:bottom="1701" w:left="2268" w:header="720" w:footer="720" w:gutter="0"/>
       <w:pgNumType w:start="1"/>
@@ -40829,7 +40143,7 @@
 </file>
 
 <file path=customXml/itemProps1.xml><?xml version="1.0" encoding="utf-8"?>
-<ds:datastoreItem xmlns:ds="http://schemas.openxmlformats.org/officeDocument/2006/customXml" ds:itemID="{5EBBEFFC-24F9-49DD-A71C-D19AC4E004AD}">
+<ds:datastoreItem xmlns:ds="http://schemas.openxmlformats.org/officeDocument/2006/customXml" ds:itemID="{53075B3C-D38B-4AC5-A5D5-846966796334}">
   <ds:schemaRefs>
     <ds:schemaRef ds:uri="http://schemas.openxmlformats.org/officeDocument/2006/bibliography"/>
   </ds:schemaRefs>

--- a/Dokumen Laporan Skripsi/TA Skripsi - 202210370311094 - M. Heykal Dhafariel Rajendra.docx
+++ b/Dokumen Laporan Skripsi/TA Skripsi - 202210370311094 - M. Heykal Dhafariel Rajendra.docx
@@ -5352,7 +5352,7 @@
                 <w:noProof/>
                 <w:webHidden/>
               </w:rPr>
-              <w:t>10</w:t>
+              <w:t>11</w:t>
             </w:r>
             <w:r>
               <w:rPr>
@@ -5603,20 +5603,17 @@
                 <w:noProof/>
                 <w:webHidden/>
               </w:rPr>
-            </w:r>
-            <w:r>
-              <w:rPr>
-                <w:noProof/>
-                <w:webHidden/>
-              </w:rPr>
               <w:fldChar w:fldCharType="separate"/>
             </w:r>
             <w:r>
               <w:rPr>
-                <w:noProof/>
-                <w:webHidden/>
-              </w:rPr>
-              <w:t>15</w:t>
+                <w:b/>
+                <w:bCs/>
+                <w:noProof/>
+                <w:webHidden/>
+                <w:lang w:val="en-US"/>
+              </w:rPr>
+              <w:t>Error! Bookmark not defined.</w:t>
             </w:r>
             <w:r>
               <w:rPr>
@@ -5957,7 +5954,7 @@
                 <w:noProof/>
                 <w:webHidden/>
               </w:rPr>
-              <w:t>18</w:t>
+              <w:t>19</w:t>
             </w:r>
             <w:r>
               <w:rPr>
@@ -6047,7 +6044,7 @@
                 <w:noProof/>
                 <w:webHidden/>
               </w:rPr>
-              <w:t>18</w:t>
+              <w:t>19</w:t>
             </w:r>
             <w:r>
               <w:rPr>
@@ -6137,7 +6134,7 @@
                 <w:noProof/>
                 <w:webHidden/>
               </w:rPr>
-              <w:t>18</w:t>
+              <w:t>19</w:t>
             </w:r>
             <w:r>
               <w:rPr>
@@ -6317,7 +6314,7 @@
                 <w:noProof/>
                 <w:webHidden/>
               </w:rPr>
-              <w:t>20</w:t>
+              <w:t>21</w:t>
             </w:r>
             <w:r>
               <w:rPr>
@@ -6405,7 +6402,7 @@
                 <w:noProof/>
                 <w:webHidden/>
               </w:rPr>
-              <w:t>21</w:t>
+              <w:t>22</w:t>
             </w:r>
             <w:r>
               <w:rPr>
@@ -6493,7 +6490,7 @@
                 <w:noProof/>
                 <w:webHidden/>
               </w:rPr>
-              <w:t>22</w:t>
+              <w:t>23</w:t>
             </w:r>
             <w:r>
               <w:rPr>
@@ -6581,7 +6578,7 @@
                 <w:noProof/>
                 <w:webHidden/>
               </w:rPr>
-              <w:t>23</w:t>
+              <w:t>24</w:t>
             </w:r>
             <w:r>
               <w:rPr>
@@ -6669,7 +6666,7 @@
                 <w:noProof/>
                 <w:webHidden/>
               </w:rPr>
-              <w:t>23</w:t>
+              <w:t>24</w:t>
             </w:r>
             <w:r>
               <w:rPr>
@@ -6757,7 +6754,7 @@
                 <w:noProof/>
                 <w:webHidden/>
               </w:rPr>
-              <w:t>24</w:t>
+              <w:t>25</w:t>
             </w:r>
             <w:r>
               <w:rPr>
@@ -6845,7 +6842,7 @@
                 <w:noProof/>
                 <w:webHidden/>
               </w:rPr>
-              <w:t>24</w:t>
+              <w:t>25</w:t>
             </w:r>
             <w:r>
               <w:rPr>
@@ -6933,7 +6930,7 @@
                 <w:noProof/>
                 <w:webHidden/>
               </w:rPr>
-              <w:t>25</w:t>
+              <w:t>26</w:t>
             </w:r>
             <w:r>
               <w:rPr>
@@ -7285,7 +7282,7 @@
                 <w:noProof/>
                 <w:webHidden/>
               </w:rPr>
-              <w:t>28</w:t>
+              <w:t>30</w:t>
             </w:r>
             <w:r>
               <w:rPr>
@@ -7373,7 +7370,7 @@
                 <w:noProof/>
                 <w:webHidden/>
               </w:rPr>
-              <w:t>29</w:t>
+              <w:t>31</w:t>
             </w:r>
             <w:r>
               <w:rPr>
@@ -7444,7 +7441,7 @@
                 <w:noProof/>
                 <w:webHidden/>
               </w:rPr>
-              <w:t>31</w:t>
+              <w:t>32</w:t>
             </w:r>
             <w:r>
               <w:rPr>
@@ -8060,7 +8057,7 @@
                 <w:noProof/>
                 <w:webHidden/>
               </w:rPr>
-              <w:t>48</w:t>
+              <w:t>47</w:t>
             </w:r>
             <w:r>
               <w:rPr>
@@ -8148,7 +8145,7 @@
                 <w:noProof/>
                 <w:webHidden/>
               </w:rPr>
-              <w:t>50</w:t>
+              <w:t>49</w:t>
             </w:r>
             <w:r>
               <w:rPr>
@@ -9051,7 +9048,7 @@
             <w:noProof/>
             <w:webHidden/>
           </w:rPr>
-          <w:t>20</w:t>
+          <w:t>21</w:t>
         </w:r>
         <w:r>
           <w:rPr>
@@ -9127,20 +9124,17 @@
             <w:noProof/>
             <w:webHidden/>
           </w:rPr>
-        </w:r>
-        <w:r>
-          <w:rPr>
-            <w:noProof/>
-            <w:webHidden/>
-          </w:rPr>
           <w:fldChar w:fldCharType="separate"/>
         </w:r>
         <w:r>
           <w:rPr>
+            <w:b/>
+            <w:bCs/>
             <w:noProof/>
             <w:webHidden/>
+            <w:lang w:val="en-US"/>
           </w:rPr>
-          <w:t>31</w:t>
+          <w:t>Error! Bookmark not defined.</w:t>
         </w:r>
         <w:r>
           <w:rPr>
@@ -9726,7 +9720,7 @@
             <w:noProof/>
             <w:webHidden/>
           </w:rPr>
-          <w:t>29</w:t>
+          <w:t>30</w:t>
         </w:r>
         <w:r>
           <w:rPr>
@@ -10463,7 +10457,7 @@
             <w:noProof/>
             <w:webHidden/>
           </w:rPr>
-          <w:t>49</w:t>
+          <w:t>48</w:t>
         </w:r>
         <w:r>
           <w:rPr>
@@ -11198,7 +11192,7 @@
             <w:noProof/>
             <w:webHidden/>
           </w:rPr>
-          <w:t>62</w:t>
+          <w:t>61</w:t>
         </w:r>
         <w:r>
           <w:rPr>
@@ -11344,7 +11338,7 @@
             <w:noProof/>
             <w:webHidden/>
           </w:rPr>
-          <w:t>16</w:t>
+          <w:t>15</w:t>
         </w:r>
         <w:r>
           <w:rPr>
@@ -12950,6 +12944,12 @@
     </w:p>
     <w:p>
       <w:pPr>
+        <w:spacing w:after="240" w:line="360" w:lineRule="auto"/>
+        <w:ind w:firstLine="720"/>
+      </w:pPr>
+    </w:p>
+    <w:p>
+      <w:pPr>
         <w:pStyle w:val="Heading3"/>
         <w:numPr>
           <w:ilvl w:val="0"/>
@@ -12960,6 +12960,7 @@
       </w:pPr>
       <w:bookmarkStart w:id="24" w:name="_Toc236063923"/>
       <w:r>
+        <w:lastRenderedPageBreak/>
         <w:t>Business Process Model and Notation</w:t>
       </w:r>
       <w:r>
@@ -12973,11 +12974,13 @@
         <w:ind w:firstLine="720"/>
       </w:pPr>
       <w:r>
-        <w:t xml:space="preserve">Untuk memberikan gambaran menyeluruh mengenai alur pengadaan material yang berjalan saat ini di King Aluminium Malang, proses tersebut </w:t>
-      </w:r>
-      <w:r>
-        <w:lastRenderedPageBreak/>
-        <w:t>dimodelkan menggunakan Business Process Model and Notation (BPMN). Pemodelan ini menggambarkan interaksi antar pihak yang terlibat, mulai dari pengajuan kebutuhan material hingga proses penerimaan dan pencatatan material di gudang. Diagram BPMN As-Is disajikan untuk menunjukkan alur kerja aktual yang berlangsung di lapangan secara visual.</w:t>
+        <w:t>Untuk memberikan gambaran menyeluruh mengenai alur pengadaan material yang berjalan saat ini di King Aluminium Malang, proses tersebut dimodelkan menggunakan Business Process Model and Notation (BPMN). Diagram BPMN As-Is disusun oleh peneliti berdasarkan hasil observasi yang dilakukan selama periode magang di King Aluminium Malang pada</w:t>
+      </w:r>
+      <w:r>
+        <w:t xml:space="preserve"> </w:t>
+      </w:r>
+      <w:r>
+        <w:t>3 (tiga) bulan, terhitung mulai bulan Juni hingga Agustus 2025, serta diperkuat dengan hasil wawancara terhadap pemilik usaha, staf administrasi, staf gudang, dan pengawas lapangan. Seluruh informasi yang diperoleh kemudian dianalisis dan dipetakan ke dalam diagram BPMN sehingga mampu merepresentasikan kondisi aktual proses bisnis pengadaan material yang berlangsung di lapangan secara visual.</w:t>
       </w:r>
       <w:r>
         <w:br w:type="page"/>
@@ -13150,7 +13153,13 @@
       </w:pPr>
       <w:r>
         <w:lastRenderedPageBreak/>
-        <w:t>Subbab ini menjelaskan proses pengadaan material yang berjalan saat ini di King Aluminium Malang sebagai gambaran kondisi eksisting. Pemodelan dilakukan menggunakan Business Process Model and Notation (BPMN) dengan tujuan mendokumentasikan alur kerja aktual yang terjadi di lapangan. Pemodelan ini tidak dimaksudkan untuk melakukan perancangan ulang proses bisnis maupun Business Process Reengineering (BPR), melainkan sebagai deskripsi kondisi nyata yang menjadi latar belakang permasalahan penelitian.</w:t>
+        <w:t xml:space="preserve">Subbab ini menjelaskan proses pengadaan material yang berjalan saat ini di King Aluminium Malang sebagai gambaran kondisi </w:t>
+      </w:r>
+      <w:r>
+        <w:t>saat ini</w:t>
+      </w:r>
+      <w:r>
+        <w:t>. Pemodelan dilakukan menggunakan Business Process Model and Notation (BPMN) dengan tujuan mendokumentasikan alur kerja aktual yang terjadi di lapangan. Pemodelan ini tidak dimaksudkan untuk melakukan perancangan ulang proses bisnis maupun Business Process Reengineering (BPR), melainkan sebagai deskripsi kondisi nyata yang menjadi latar belakang permasalahan penelitian.</w:t>
       </w:r>
     </w:p>
     <w:p>
@@ -13429,9 +13438,9 @@
         <w:spacing w:line="360" w:lineRule="auto"/>
         <w:ind w:left="426"/>
       </w:pPr>
-      <w:bookmarkStart w:id="28" w:name="_Toc236063926"/>
-      <w:r>
-        <w:t>Prototipe (Prototyping)</w:t>
+      <w:bookmarkStart w:id="28" w:name="_Toc236063927"/>
+      <w:r>
+        <w:t>Pengujian Kuantitatif dan User Acceptance Test (UAT)</w:t>
       </w:r>
       <w:bookmarkEnd w:id="28"/>
     </w:p>
@@ -13441,40 +13450,20 @@
         <w:ind w:firstLine="720"/>
       </w:pPr>
       <w:r>
-        <w:t>Prototipe adalah versi awal dari sistem perangkat lunak yang digunakan untuk mendemonstrasikan konsep, mencoba opsi desain, dan menemukan masalah serta solusi yang mungkin [12]. Dalam penelitian ini, implementasi dilakukan hingga tahap High-Fidelity Prototype, yaitu model interaktif yang menyerupai hasil akhir namun belum terhubung ke basis data produksi yang kompleks. Hal ini sesuai dengan batasan masalah yang tidak mencakup pengkodean sistem penuh.</w:t>
-      </w:r>
-    </w:p>
-    <w:p>
-      <w:pPr>
-        <w:pStyle w:val="Heading3"/>
-        <w:numPr>
-          <w:ilvl w:val="0"/>
-          <w:numId w:val="7"/>
-        </w:numPr>
-        <w:spacing w:line="360" w:lineRule="auto"/>
-        <w:ind w:left="426"/>
-      </w:pPr>
-      <w:bookmarkStart w:id="29" w:name="_Toc236063927"/>
-      <w:r>
-        <w:t>Pengujian Kuantitatif dan User Acceptance Test (UAT)</w:t>
-      </w:r>
-      <w:bookmarkEnd w:id="29"/>
+        <w:t xml:space="preserve">Untuk memvalidasi model sistem yang dirancang, diperlukan pengujian yang dapat diukur (kuantitatif). User Acceptance Test (UAT) adalah proses verifikasi bahwa solusi yang dibuat bekerja untuk pengguna [13]. Pengukuran kuantitatif dalam UAT sering menggunakan Skala Likert. Skala Likert digunakan untuk mengukur sikap, pendapat, dan persepsi seseorang atau sekelompok orang tentang fenomena sosial [14]. Responden (karyawan King Aluminium) akan diminta memberikan skor persetujuan terhadap pernyataan terkait kemudahan dan kegunaan model sistem, misalnya dengan skala 1 (Sangat Tidak Setuju) hingga </w:t>
+      </w:r>
+      <w:r>
+        <w:t>4</w:t>
+      </w:r>
+      <w:r>
+        <w:t xml:space="preserve"> (Sangat Setuju). Hasil skor kemudian dihitung persentasenya untuk menarik kesimpulan kelayakan sistem.</w:t>
+      </w:r>
     </w:p>
     <w:p>
       <w:pPr>
         <w:spacing w:after="240" w:line="360" w:lineRule="auto"/>
-        <w:ind w:firstLine="720"/>
-      </w:pPr>
-      <w:r>
-        <w:t>Untuk memvalidasi model sistem yang dirancang, diperlukan pengujian yang dapat diukur (kuantitatif). User Acceptance Test (UAT) adalah proses verifikasi bahwa solusi yang dibuat bekerja untuk pengguna [13]. Pengukuran kuantitatif dalam UAT sering menggunakan Skala Likert. Skala Likert digunakan untuk mengukur sikap, pendapat, dan persepsi seseorang atau sekelompok orang tentang fenomena sosial [14]. Responden (karyawan King Aluminium) akan diminta memberikan skor persetujuan terhadap pernyataan terkait kemudahan dan kegunaan model sistem, misalnya dengan skala 1 (Sangat Tidak Setuju) hingga 5 (Sangat Setuju). Hasil skor kemudian dihitung persentasenya untuk menarik kesimpulan kelayakan sistem.</w:t>
-      </w:r>
-    </w:p>
-    <w:p>
-      <w:pPr>
-        <w:spacing w:after="240" w:line="360" w:lineRule="auto"/>
-      </w:pPr>
-      <w:r>
-        <w:lastRenderedPageBreak/>
+      </w:pPr>
+      <w:r>
         <w:t>Rumus perhitungan persentase kelayakan [15]:</w:t>
       </w:r>
     </w:p>
@@ -13590,7 +13579,7 @@
                 <w:iCs/>
               </w:rPr>
             </w:pPr>
-            <w:bookmarkStart w:id="30" w:name="_Toc236063664"/>
+            <w:bookmarkStart w:id="29" w:name="_Toc236063664"/>
             <w:r>
               <w:rPr>
                 <w:b/>
@@ -13639,7 +13628,7 @@
               </w:rPr>
               <w:t>)</w:t>
             </w:r>
-            <w:bookmarkEnd w:id="30"/>
+            <w:bookmarkEnd w:id="29"/>
           </w:p>
         </w:tc>
       </w:tr>
@@ -13686,6 +13675,7 @@
         <w:ind w:firstLine="720"/>
       </w:pPr>
       <w:r>
+        <w:lastRenderedPageBreak/>
         <w:t>Rumus (1) digunakan untuk menghitung persentase kelayakan sistem berdasarkan hasil User Acceptance Test (UAT) yang diperoleh melalui kuesioner skala Likert. Perhitungan dilakukan dengan membandingkan Total Skor Aktual, yaitu akumulasi seluruh skor jawaban responden terhadap pernyataan yang diberikan, dengan Total Skor Ideal, yaitu skor maksimum yang diperoleh dari perkalian skor tertinggi skala Likert dengan jumlah responden. Hasil perbandingan tersebut kemudian dikalikan 100% untuk memperoleh nilai persentase, yang menunjukkan tingkat penerimaan pengguna terhadap sistem, di mana semakin tinggi persentase yang dihasilkan maka semakin baik tingkat kelayakan dan penerimaan sistem oleh pengguna.</w:t>
       </w:r>
       <w:r>
@@ -13696,12 +13686,12 @@
       <w:pPr>
         <w:pStyle w:val="Heading1"/>
       </w:pPr>
-      <w:bookmarkStart w:id="31" w:name="_Toc236063928"/>
+      <w:bookmarkStart w:id="30" w:name="_Toc236063928"/>
       <w:r>
         <w:lastRenderedPageBreak/>
         <w:t>BAB III METODOLOGI PENELITIAN</w:t>
       </w:r>
-      <w:bookmarkEnd w:id="31"/>
+      <w:bookmarkEnd w:id="30"/>
     </w:p>
     <w:p>
       <w:pPr>
@@ -13714,12 +13704,13 @@
       <w:r>
         <w:rPr>
           <w:noProof/>
+          <w:lang w:val="en-US"/>
         </w:rPr>
         <w:drawing>
-          <wp:inline distT="0" distB="0" distL="0" distR="0" wp14:anchorId="30866EE4" wp14:editId="4734B748">
-            <wp:extent cx="3168015" cy="3069590"/>
+          <wp:inline distT="0" distB="0" distL="0" distR="0" wp14:anchorId="71B078CC" wp14:editId="646E4047">
+            <wp:extent cx="3073400" cy="5740400"/>
             <wp:effectExtent l="0" t="0" r="0" b="0"/>
-            <wp:docPr id="10" name="Picture 10" descr="C:\Users\user\Downloads\Diagram Tanpa Judul.drawio (1).png"/>
+            <wp:docPr id="10" name="Picture 10" descr="C:\Users\user\Downloads\Diagram Tanpa Judul.drawio (3).png"/>
             <wp:cNvGraphicFramePr>
               <a:graphicFrameLocks xmlns:a="http://schemas.openxmlformats.org/drawingml/2006/main" noChangeAspect="1"/>
             </wp:cNvGraphicFramePr>
@@ -13727,7 +13718,7 @@
               <a:graphicData uri="http://schemas.openxmlformats.org/drawingml/2006/picture">
                 <pic:pic xmlns:pic="http://schemas.openxmlformats.org/drawingml/2006/picture">
                   <pic:nvPicPr>
-                    <pic:cNvPr id="0" name="Picture 2" descr="C:\Users\user\Downloads\Diagram Tanpa Judul.drawio (1).png"/>
+                    <pic:cNvPr id="0" name="Picture 1" descr="C:\Users\user\Downloads\Diagram Tanpa Judul.drawio (3).png"/>
                     <pic:cNvPicPr>
                       <a:picLocks noChangeAspect="1" noChangeArrowheads="1"/>
                     </pic:cNvPicPr>
@@ -13748,7 +13739,7 @@
                   <pic:spPr bwMode="auto">
                     <a:xfrm>
                       <a:off x="0" y="0"/>
-                      <a:ext cx="3168015" cy="3069590"/>
+                      <a:ext cx="3073400" cy="5740400"/>
                     </a:xfrm>
                     <a:prstGeom prst="rect">
                       <a:avLst/>
@@ -13778,7 +13769,7 @@
           <w:szCs w:val="24"/>
         </w:rPr>
       </w:pPr>
-      <w:bookmarkStart w:id="32" w:name="_Toc233127915"/>
+      <w:bookmarkStart w:id="31" w:name="_Toc233127915"/>
       <w:r>
         <w:rPr>
           <w:b/>
@@ -13850,22 +13841,7 @@
         </w:rPr>
         <w:t xml:space="preserve"> Diagram Metodologi Penelitian</w:t>
       </w:r>
-      <w:bookmarkEnd w:id="32"/>
-    </w:p>
-    <w:p>
-      <w:pPr>
-        <w:spacing w:after="240" w:line="360" w:lineRule="auto"/>
-        <w:ind w:firstLine="720"/>
-        <w:rPr>
-          <w:lang w:val="en-US"/>
-        </w:rPr>
-      </w:pPr>
-      <w:r>
-        <w:rPr>
-          <w:lang w:val="en-US"/>
-        </w:rPr>
-        <w:t>Diagram metodologi penelitian pada Gambar 3.1 menggambarkan alur penelitian yang disusun berdasarkan metode Personal Extreme Programming (PXP). Penelitian diawali dengan identifikasi masalah dan studi literatur, dilanjutkan dengan pengumpulan data melalui observasi dan wawancara untuk memperoleh kebutuhan sistem. Kebutuhan tersebut dianalisis dan dikembangkan menjadi model sistem menggunakan tahapan PXP yang meliputi requirements, planning, iteration, design, implementation, testing, dan retrospective. Implementasi dilakukan dalam bentuk prototype sistem, yang kemudian diuji menggunakan automated black box testing untuk memastikan fungsionalitas sistem. Selanjutnya dilakukan evaluasi dan perbaikan sebelum prototype diuji kepada pengguna melalui User Acceptance Test (UAT). Tahap akhir penelitian adalah analisis hasil pengujian serta penyusunan kesimpulan dan rekomendasi.</w:t>
-      </w:r>
+      <w:bookmarkEnd w:id="31"/>
     </w:p>
     <w:p>
       <w:pPr>
@@ -13879,39 +13855,18 @@
           <w:lang w:val="en-US"/>
         </w:rPr>
       </w:pPr>
-      <w:bookmarkStart w:id="33" w:name="_Toc236063929"/>
+      <w:bookmarkStart w:id="32" w:name="_Toc236063929"/>
       <w:r>
         <w:rPr>
           <w:lang w:val="en-US"/>
         </w:rPr>
-        <w:t>Waktu dan Tempat Penelitian</w:t>
-      </w:r>
-      <w:bookmarkEnd w:id="33"/>
-    </w:p>
-    <w:p>
-      <w:pPr>
-        <w:pStyle w:val="NormalWeb"/>
-        <w:spacing w:before="0" w:beforeAutospacing="0" w:after="0" w:afterAutospacing="0" w:line="360" w:lineRule="auto"/>
-        <w:ind w:firstLine="720"/>
-        <w:rPr>
-          <w:rFonts w:eastAsia="Calibri"/>
+        <w:t>Diagram Alur Pen</w:t>
+      </w:r>
+      <w:r>
+        <w:rPr>
           <w:lang w:val="en-US"/>
         </w:rPr>
-      </w:pPr>
-      <w:r>
-        <w:rPr>
-          <w:rFonts w:eastAsia="Calibri"/>
-          <w:lang w:val="en-US"/>
-        </w:rPr>
-        <w:t xml:space="preserve">Penelitian ini dilaksanakan pada King Aluminium Malang, sebuah usaha yang bergerak di bidang konstruksi dan manufaktur aluminium. Lokasi usaha </w:t>
-      </w:r>
-      <w:r>
-        <w:rPr>
-          <w:rFonts w:eastAsia="Calibri"/>
-          <w:lang w:val="en-US"/>
-        </w:rPr>
-        <w:lastRenderedPageBreak/>
-        <w:t>menjadi tempat utama pengambilan data terkait proses bisnis pengecekan stok dan pengadaan material yang menjadi fokus studi kasus.</w:t>
+        <w:t>elitian</w:t>
       </w:r>
     </w:p>
     <w:p>
@@ -13919,16 +13874,21 @@
         <w:spacing w:after="240" w:line="360" w:lineRule="auto"/>
         <w:ind w:firstLine="720"/>
         <w:rPr>
-          <w:rFonts w:eastAsia="Calibri"/>
           <w:lang w:val="en-US"/>
         </w:rPr>
       </w:pPr>
       <w:r>
         <w:rPr>
-          <w:rFonts w:eastAsia="Calibri"/>
           <w:lang w:val="en-US"/>
         </w:rPr>
-        <w:t>Pengambilan data primer dilakukan bertepatan dengan pelaksanaan kegiatan magang penulis selama 3 (tiga) bulan, terhitung mulai bulan Juni hingga Agustus 2025. Selama periode tersebut, penulis melakukan observasi partisipatif terhadap kegiatan operasional sehari-hari. Selanjutnya, proses perancangan model, pembuatan prototipe, dan pengujian dilakukan pada semester berjalan setelah masa magang berakhir.</w:t>
+        <w:t xml:space="preserve">Diagram metodologi penelitian pada Gambar 3.1 menggambarkan alur penelitian yang disusun berdasarkan metode Personal Extreme Programming (PXP). Penelitian diawali dengan identifikasi masalah, dilanjutkan dengan pengumpulan data melalui observasi dan wawancara untuk memperoleh kebutuhan </w:t>
+      </w:r>
+      <w:r>
+        <w:rPr>
+          <w:lang w:val="en-US"/>
+        </w:rPr>
+        <w:lastRenderedPageBreak/>
+        <w:t>sistem. Kebutuhan tersebut dianalisis dan dikembangkan menjadi model sistem menggunakan tahapan PXP yang meliputi requirements, planning, iteration, design, implementation, testing, dan retrospective. Implementasi dilakukan dalam bentuk prototype sistem, yang kemudian diuji menggunakan platform usability testing (maze) untuk menguji bagaimana pengguna berinteraksi dengan prototype. Selanjutnya dilakukan evaluasi dan perbaikan sebelum prototype diuji kepada pengguna melalui User Acceptance Test (UAT). Tahap akhir penelitian adalah analisis hasil pengujian serta penyusunan kesimpulan dan rekomendasi.</w:t>
       </w:r>
     </w:p>
     <w:p>
@@ -13940,19 +13900,276 @@
         </w:numPr>
         <w:spacing w:line="360" w:lineRule="auto"/>
         <w:rPr>
+          <w:lang w:val="en-US"/>
+        </w:rPr>
+      </w:pPr>
+      <w:r>
+        <w:rPr>
+          <w:lang w:val="en-US"/>
+        </w:rPr>
+        <w:t>Waktu dan Tempat Penelitian</w:t>
+      </w:r>
+      <w:bookmarkEnd w:id="32"/>
+    </w:p>
+    <w:p>
+      <w:pPr>
+        <w:pStyle w:val="NormalWeb"/>
+        <w:spacing w:before="0" w:beforeAutospacing="0" w:after="0" w:afterAutospacing="0" w:line="360" w:lineRule="auto"/>
+        <w:ind w:firstLine="720"/>
+        <w:rPr>
           <w:rFonts w:eastAsia="Calibri"/>
           <w:lang w:val="en-US"/>
         </w:rPr>
       </w:pPr>
-      <w:bookmarkStart w:id="34" w:name="_Toc236063930"/>
       <w:r>
         <w:rPr>
           <w:rFonts w:eastAsia="Calibri"/>
           <w:lang w:val="en-US"/>
         </w:rPr>
+        <w:t>Penelitian ini dilaksanakan pada King Aluminium Malang</w:t>
+      </w:r>
+      <w:r>
+        <w:rPr>
+          <w:rFonts w:eastAsia="Calibri"/>
+          <w:lang w:val="en-US"/>
+        </w:rPr>
+        <w:t xml:space="preserve"> yang berada di </w:t>
+      </w:r>
+      <w:r>
+        <w:rPr>
+          <w:rFonts w:eastAsia="Calibri"/>
+          <w:lang w:val="en-US"/>
+        </w:rPr>
+        <w:t>Ruko Mutiara Jingga Residence, Jl. Loncat Indah Blk AA 9, Tasikmadu, Kec. Lowokwaru, Kota Malang, Jawa Timur 65143</w:t>
+      </w:r>
+      <w:r>
+        <w:rPr>
+          <w:rFonts w:eastAsia="Calibri"/>
+          <w:lang w:val="en-US"/>
+        </w:rPr>
+        <w:t>, sebuah usaha yang bergerak di bidang konstruksi dan manufaktur aluminium. Lokasi usaha menjadi tempat utama pengambilan data terkait proses bisnis pengecekan stok dan pengadaan material yang menjadi fokus studi kasus.</w:t>
+      </w:r>
+    </w:p>
+    <w:p>
+      <w:pPr>
+        <w:spacing w:line="360" w:lineRule="auto"/>
+        <w:ind w:firstLine="720"/>
+        <w:rPr>
+          <w:rFonts w:eastAsia="Calibri"/>
+          <w:lang w:val="en-US"/>
+        </w:rPr>
+      </w:pPr>
+      <w:r>
+        <w:rPr>
+          <w:rFonts w:eastAsia="Calibri"/>
+          <w:lang w:val="en-US"/>
+        </w:rPr>
+        <w:t>Pengambilan data primer dilakukan bertepatan dengan pelaksanaan kegiatan magang penulis selama 3 (tiga) bulan, terhitung mulai bulan Juni hingga Agustus 2025. Selama periode tersebut, penulis melakukan observasi partisipatif terhadap kegiatan operasional sehari-hari. Selanjutnya, proses perancangan model, pembuatan prototipe, dan pengujian dilakukan pada semester berjalan setelah masa magang berakhir.</w:t>
+      </w:r>
+    </w:p>
+    <w:p>
+      <w:pPr>
+        <w:spacing w:line="360" w:lineRule="auto"/>
+        <w:rPr>
+          <w:rFonts w:eastAsia="Calibri"/>
+          <w:lang w:val="en-US"/>
+        </w:rPr>
+      </w:pPr>
+      <w:r>
+        <w:rPr>
+          <w:rFonts w:eastAsia="Calibri"/>
+          <w:lang w:val="en-US"/>
+        </w:rPr>
+        <w:br w:type="page"/>
+      </w:r>
+    </w:p>
+    <w:p>
+      <w:pPr>
+        <w:spacing w:line="360" w:lineRule="auto"/>
+        <w:rPr>
+          <w:rFonts w:eastAsia="Calibri"/>
+          <w:lang w:val="en-US"/>
+        </w:rPr>
+      </w:pPr>
+      <w:r>
+        <w:rPr>
+          <w:rFonts w:eastAsia="Calibri"/>
+          <w:lang w:val="en-US"/>
+        </w:rPr>
+        <w:lastRenderedPageBreak/>
+        <w:t>Lokasi secara lebih jelas dapat dilihat pada</w:t>
+      </w:r>
+      <w:r>
+        <w:rPr>
+          <w:rFonts w:eastAsia="Calibri"/>
+          <w:lang w:val="en-US"/>
+        </w:rPr>
+        <w:t xml:space="preserve"> Gambar 3.2.</w:t>
+      </w:r>
+    </w:p>
+    <w:p>
+      <w:pPr>
+        <w:keepNext/>
+        <w:spacing w:line="360" w:lineRule="auto"/>
+      </w:pPr>
+      <w:r>
+        <w:rPr>
+          <w:rFonts w:eastAsia="Calibri"/>
+          <w:lang w:val="en-US"/>
+        </w:rPr>
+        <w:drawing>
+          <wp:inline distT="0" distB="0" distL="0" distR="0" wp14:anchorId="3F8C2B84" wp14:editId="218ADA45">
+            <wp:extent cx="5039995" cy="2394585"/>
+            <wp:effectExtent l="0" t="0" r="8255" b="5715"/>
+            <wp:docPr id="7" name="Picture 7"/>
+            <wp:cNvGraphicFramePr>
+              <a:graphicFrameLocks xmlns:a="http://schemas.openxmlformats.org/drawingml/2006/main" noChangeAspect="1"/>
+            </wp:cNvGraphicFramePr>
+            <a:graphic xmlns:a="http://schemas.openxmlformats.org/drawingml/2006/main">
+              <a:graphicData uri="http://schemas.openxmlformats.org/drawingml/2006/picture">
+                <pic:pic xmlns:pic="http://schemas.openxmlformats.org/drawingml/2006/picture">
+                  <pic:nvPicPr>
+                    <pic:cNvPr id="1" name=""/>
+                    <pic:cNvPicPr/>
+                  </pic:nvPicPr>
+                  <pic:blipFill>
+                    <a:blip r:embed="rId19"/>
+                    <a:stretch>
+                      <a:fillRect/>
+                    </a:stretch>
+                  </pic:blipFill>
+                  <pic:spPr>
+                    <a:xfrm>
+                      <a:off x="0" y="0"/>
+                      <a:ext cx="5039995" cy="2394585"/>
+                    </a:xfrm>
+                    <a:prstGeom prst="rect">
+                      <a:avLst/>
+                    </a:prstGeom>
+                  </pic:spPr>
+                </pic:pic>
+              </a:graphicData>
+            </a:graphic>
+          </wp:inline>
+        </w:drawing>
+      </w:r>
+    </w:p>
+    <w:p>
+      <w:pPr>
+        <w:pStyle w:val="Caption"/>
+        <w:spacing w:line="360" w:lineRule="auto"/>
+        <w:jc w:val="center"/>
+        <w:rPr>
+          <w:rFonts w:eastAsia="Calibri"/>
+          <w:b/>
+          <w:i w:val="0"/>
+          <w:color w:val="auto"/>
+          <w:sz w:val="24"/>
+          <w:szCs w:val="24"/>
+          <w:lang w:val="en-US"/>
+        </w:rPr>
+      </w:pPr>
+      <w:r>
+        <w:rPr>
+          <w:b/>
+          <w:i w:val="0"/>
+          <w:color w:val="auto"/>
+          <w:sz w:val="24"/>
+          <w:szCs w:val="24"/>
+        </w:rPr>
+        <w:t xml:space="preserve">Gambar 3. </w:t>
+      </w:r>
+      <w:r>
+        <w:rPr>
+          <w:b/>
+          <w:i w:val="0"/>
+          <w:color w:val="auto"/>
+          <w:sz w:val="24"/>
+          <w:szCs w:val="24"/>
+        </w:rPr>
+        <w:fldChar w:fldCharType="begin"/>
+      </w:r>
+      <w:r>
+        <w:rPr>
+          <w:b/>
+          <w:i w:val="0"/>
+          <w:color w:val="auto"/>
+          <w:sz w:val="24"/>
+          <w:szCs w:val="24"/>
+        </w:rPr>
+        <w:instrText xml:space="preserve"> SEQ Gambar_3. \* ARABIC </w:instrText>
+      </w:r>
+      <w:r>
+        <w:rPr>
+          <w:b/>
+          <w:i w:val="0"/>
+          <w:color w:val="auto"/>
+          <w:sz w:val="24"/>
+          <w:szCs w:val="24"/>
+        </w:rPr>
+        <w:fldChar w:fldCharType="separate"/>
+      </w:r>
+      <w:r>
+        <w:rPr>
+          <w:b/>
+          <w:i w:val="0"/>
+          <w:noProof/>
+          <w:color w:val="auto"/>
+          <w:sz w:val="24"/>
+          <w:szCs w:val="24"/>
+        </w:rPr>
+        <w:t>2</w:t>
+      </w:r>
+      <w:r>
+        <w:rPr>
+          <w:b/>
+          <w:i w:val="0"/>
+          <w:color w:val="auto"/>
+          <w:sz w:val="24"/>
+          <w:szCs w:val="24"/>
+        </w:rPr>
+        <w:fldChar w:fldCharType="end"/>
+      </w:r>
+      <w:r>
+        <w:rPr>
+          <w:b/>
+          <w:i w:val="0"/>
+          <w:color w:val="auto"/>
+          <w:sz w:val="24"/>
+          <w:szCs w:val="24"/>
+        </w:rPr>
+        <w:t xml:space="preserve"> Lokasi Kantor King Aluminium Malang</w:t>
+      </w:r>
+    </w:p>
+    <w:p>
+      <w:pPr>
+        <w:pStyle w:val="Heading2"/>
+        <w:numPr>
+          <w:ilvl w:val="0"/>
+          <w:numId w:val="11"/>
+        </w:numPr>
+        <w:spacing w:line="360" w:lineRule="auto"/>
+        <w:rPr>
+          <w:rFonts w:eastAsia="Calibri"/>
+          <w:lang w:val="en-US"/>
+        </w:rPr>
+      </w:pPr>
+      <w:bookmarkStart w:id="33" w:name="_Toc236063930"/>
+      <w:r>
+        <w:rPr>
+          <w:rFonts w:eastAsia="Calibri"/>
+          <w:lang w:val="en-US"/>
+        </w:rPr>
         <w:t>Alat dan Bahan</w:t>
       </w:r>
-      <w:bookmarkEnd w:id="34"/>
+      <w:bookmarkEnd w:id="33"/>
+      <w:r>
+        <w:rPr>
+          <w:rFonts w:eastAsia="Calibri"/>
+          <w:lang w:val="en-US"/>
+        </w:rPr>
+        <w:t xml:space="preserve"> Penelitian</w:t>
+      </w:r>
     </w:p>
     <w:p>
       <w:pPr>
@@ -13982,14 +14199,14 @@
           <w:lang w:val="en-US"/>
         </w:rPr>
       </w:pPr>
-      <w:bookmarkStart w:id="35" w:name="_Toc236063931"/>
+      <w:bookmarkStart w:id="34" w:name="_Toc236063931"/>
       <w:r>
         <w:rPr>
           <w:lang w:val="en-US"/>
         </w:rPr>
         <w:t>Perangkat Keras (Hardware)</w:t>
       </w:r>
-      <w:bookmarkEnd w:id="35"/>
+      <w:bookmarkEnd w:id="34"/>
     </w:p>
     <w:p>
       <w:pPr>
@@ -14099,14 +14316,14 @@
           <w:lang w:val="en-US"/>
         </w:rPr>
       </w:pPr>
-      <w:bookmarkStart w:id="36" w:name="_Toc236063932"/>
+      <w:bookmarkStart w:id="35" w:name="_Toc236063932"/>
       <w:r>
         <w:rPr>
           <w:lang w:val="en-US"/>
         </w:rPr>
         <w:t>Perangkat Lunak (Software)</w:t>
       </w:r>
-      <w:bookmarkEnd w:id="36"/>
+      <w:bookmarkEnd w:id="35"/>
     </w:p>
     <w:p>
       <w:pPr>
@@ -14159,7 +14376,7 @@
         <w:rPr>
           <w:lang w:val="en-US"/>
         </w:rPr>
-        <w:t>Draw.io / Lucidchart: Untuk pembuatan diagram alur proses bisnis (BPMN) dan diagram UML (Unified Modeling Language).</w:t>
+        <w:t>Draw.io: Untuk pembuatan diagram alur proses bisnis (BPMN) dan diagram UML (Unified Modeling Language).</w:t>
       </w:r>
     </w:p>
     <w:p>
@@ -14180,6 +14397,33 @@
           <w:lang w:val="en-US"/>
         </w:rPr>
         <w:t>Figma: Untuk pembuatan desain antarmuka (User Interface) dan implementasi High-Fidelity Prototype yang interaktif.</w:t>
+      </w:r>
+    </w:p>
+    <w:p>
+      <w:pPr>
+        <w:pStyle w:val="ListParagraph"/>
+        <w:numPr>
+          <w:ilvl w:val="0"/>
+          <w:numId w:val="14"/>
+        </w:numPr>
+        <w:spacing w:line="360" w:lineRule="auto"/>
+        <w:ind w:left="426"/>
+        <w:rPr>
+          <w:lang w:val="en-US"/>
+        </w:rPr>
+      </w:pPr>
+      <w:r>
+        <w:rPr>
+          <w:lang w:val="en-US"/>
+        </w:rPr>
+        <w:lastRenderedPageBreak/>
+        <w:t>Maze: P</w:t>
+      </w:r>
+      <w:r>
+        <w:rPr>
+          <w:lang w:val="en-US"/>
+        </w:rPr>
+        <w:t>latform usability testing yang digunakan untuk menguji bagaimana pengguna berinteraksi dengan prototype (misalnya dari Figma)</w:t>
       </w:r>
     </w:p>
     <w:p>
@@ -14199,7 +14443,7 @@
         <w:rPr>
           <w:lang w:val="en-US"/>
         </w:rPr>
-        <w:t>Google Forms: Untuk menyebarkan kuesioner pengujian (User Acceptance Test) kepada responden.</w:t>
+        <w:t>Google Form: Untuk menyebarkan kuesioner pengujian (User Acceptance Test) kepada responden.</w:t>
       </w:r>
     </w:p>
     <w:p>
@@ -14214,15 +14458,14 @@
           <w:lang w:val="en-US"/>
         </w:rPr>
       </w:pPr>
-      <w:bookmarkStart w:id="37" w:name="_Toc236063933"/>
+      <w:bookmarkStart w:id="36" w:name="_Toc236063933"/>
       <w:r>
         <w:rPr>
           <w:lang w:val="en-US"/>
         </w:rPr>
-        <w:lastRenderedPageBreak/>
         <w:t>Metode Pengumpulan Data</w:t>
       </w:r>
-      <w:bookmarkEnd w:id="37"/>
+      <w:bookmarkEnd w:id="36"/>
     </w:p>
     <w:p>
       <w:pPr>
@@ -14272,7 +14515,51 @@
         <w:rPr>
           <w:lang w:val="en-US"/>
         </w:rPr>
-        <w:t>Penulis melakukan pengamatan langsung di lokasi King Aluminium Malang selama periode magang (Juni-Agustus). Fokus observasi adalah melihat bagaimana staf gudang melakukan pencatatan stok material secara manual, proses pengecekan fisik barang, serta alur komunikasi saat melakukan pemesanan material ke supplier. Data ini digunakan untuk memetakan kondisi sistem yang sedang berjalan (current state).</w:t>
+        <w:t>Observasi yang dilakukan dalam penelitian ini menggunakan observasi partisipatif, yaitu teknik pengumpulan data dengan cara peneliti terlibat secara langsung dalam lingkungan kerja selama kegiatan magang di King Aluminium Malang. Melalui pendekatan ini, peneliti tidak hanya mengamati proses bisnis yang berlangsung, tetapi juga berpartisipasi dalam aktivitas operasional sehingga memperoleh pemahaman yang lebih mendalam mengenai alur kerja, kendala yang dihadapi, serta kebutuhan pengguna terhadap sistem.</w:t>
+      </w:r>
+    </w:p>
+    <w:p>
+      <w:pPr>
+        <w:pStyle w:val="ListParagraph"/>
+        <w:spacing w:line="360" w:lineRule="auto"/>
+        <w:ind w:left="426"/>
+        <w:rPr>
+          <w:lang w:val="en-US"/>
+        </w:rPr>
+      </w:pPr>
+      <w:r>
+        <w:rPr>
+          <w:lang w:val="en-US"/>
+        </w:rPr>
+        <w:t>Penulis melakukan pengamatan langsung di King Aluminium Malang selama periode magang, yaitu Juni hingga Agustus</w:t>
+      </w:r>
+      <w:r>
+        <w:rPr>
+          <w:lang w:val="en-US"/>
+        </w:rPr>
+        <w:t xml:space="preserve"> 2025</w:t>
+      </w:r>
+      <w:r>
+        <w:rPr>
+          <w:lang w:val="en-US"/>
+        </w:rPr>
+        <w:t>. Fokus observasi meliputi proses pencatatan stok material yang masih dilakukan secara manual, kegiatan pengecekan fisik ketersediaan material di gudang, proses permintaan dan pengadaan material, serta alur komunikasi antara staf gudang, admin, pemilik usaha, dan pemasok (supplier) dalam memenuhi kebutuhan material. Selain itu, peneliti juga mengamati proses pencatatan barang masuk dan barang keluar serta mekanisme pelaporan stok yang diterapkan oleh perusahaan.</w:t>
+      </w:r>
+    </w:p>
+    <w:p>
+      <w:pPr>
+        <w:pStyle w:val="ListParagraph"/>
+        <w:spacing w:line="360" w:lineRule="auto"/>
+        <w:ind w:left="426"/>
+        <w:rPr>
+          <w:lang w:val="en-US"/>
+        </w:rPr>
+      </w:pPr>
+      <w:r>
+        <w:rPr>
+          <w:lang w:val="en-US"/>
+        </w:rPr>
+        <w:t>Data yang diperoleh melalui observasi partisipatif digunakan sebagai dasar untuk memahami proses bisnis yang sedang berjalan (current state), mengidentifikasi permasalahan yang terjadi pada proses pengecekan stok dan pengadaan material, serta menyusun kebutuhan sistem yang kemudian dimodelkan menggunakan Business Process Model and Notation (BPMN) dan dikembangkan melalui metode Personal Extreme Programming (PXP).</w:t>
       </w:r>
     </w:p>
     <w:p>
@@ -14292,6 +14579,7 @@
         <w:rPr>
           <w:lang w:val="en-US"/>
         </w:rPr>
+        <w:lastRenderedPageBreak/>
         <w:t xml:space="preserve">Wawancara (Interview) </w:t>
       </w:r>
     </w:p>
@@ -14349,61 +14637,39 @@
     </w:p>
     <w:p>
       <w:pPr>
-        <w:spacing w:after="160"/>
-        <w:jc w:val="left"/>
-        <w:rPr>
-          <w:lang w:val="en-US"/>
-        </w:rPr>
-      </w:pPr>
-      <w:r>
-        <w:rPr>
-          <w:lang w:val="en-US"/>
-        </w:rPr>
-        <w:br w:type="page"/>
-      </w:r>
-    </w:p>
-    <w:p>
-      <w:pPr>
         <w:pStyle w:val="Heading2"/>
         <w:numPr>
           <w:ilvl w:val="0"/>
           <w:numId w:val="11"/>
         </w:numPr>
-        <w:spacing w:line="360" w:lineRule="auto"/>
+        <w:spacing w:after="240" w:line="360" w:lineRule="auto"/>
         <w:rPr>
           <w:lang w:val="en-US"/>
         </w:rPr>
       </w:pPr>
-      <w:bookmarkStart w:id="38" w:name="_Toc236063934"/>
+      <w:bookmarkStart w:id="37" w:name="_Toc236063934"/>
       <w:r>
         <w:rPr>
           <w:lang w:val="en-US"/>
         </w:rPr>
-        <w:lastRenderedPageBreak/>
         <w:t>Metode Pengembangan Sistem</w:t>
       </w:r>
-      <w:bookmarkEnd w:id="38"/>
-    </w:p>
-    <w:p>
-      <w:pPr>
-        <w:spacing w:line="360" w:lineRule="auto"/>
+      <w:bookmarkEnd w:id="37"/>
+    </w:p>
+    <w:p>
+      <w:pPr>
+        <w:keepNext/>
+        <w:spacing w:after="240" w:line="360" w:lineRule="auto"/>
         <w:jc w:val="center"/>
       </w:pPr>
-    </w:p>
-    <w:p>
-      <w:pPr>
-        <w:keepNext/>
-        <w:spacing w:line="360" w:lineRule="auto"/>
-        <w:jc w:val="center"/>
-      </w:pPr>
       <w:r>
         <w:rPr>
           <w:noProof/>
         </w:rPr>
         <w:drawing>
-          <wp:inline distT="0" distB="0" distL="0" distR="0" wp14:anchorId="26BF14C6" wp14:editId="565CC31B">
-            <wp:extent cx="1485900" cy="4796074"/>
-            <wp:effectExtent l="0" t="0" r="0" b="5080"/>
+          <wp:inline distT="0" distB="0" distL="0" distR="0" wp14:anchorId="26BF14C6" wp14:editId="11DAD6D1">
+            <wp:extent cx="1346200" cy="4345160"/>
+            <wp:effectExtent l="0" t="0" r="6350" b="0"/>
             <wp:docPr id="4" name="Picture 4"/>
             <wp:cNvGraphicFramePr>
               <a:graphicFrameLocks xmlns:a="http://schemas.openxmlformats.org/drawingml/2006/main" noChangeAspect="1"/>
@@ -14413,3400 +14679,6 @@
                 <pic:pic xmlns:pic="http://schemas.openxmlformats.org/drawingml/2006/picture">
                   <pic:nvPicPr>
                     <pic:cNvPr id="0" name="Picture 1"/>
-                    <pic:cNvPicPr>
-                      <a:picLocks noChangeAspect="1" noChangeArrowheads="1"/>
-                    </pic:cNvPicPr>
-                  </pic:nvPicPr>
-                  <pic:blipFill>
-                    <a:blip r:embed="rId19">
-                      <a:extLst>
-                        <a:ext uri="{28A0092B-C50C-407E-A947-70E740481C1C}">
-                          <a14:useLocalDpi xmlns:a14="http://schemas.microsoft.com/office/drawing/2010/main" val="0"/>
-                        </a:ext>
-                      </a:extLst>
-                    </a:blip>
-                    <a:srcRect/>
-                    <a:stretch>
-                      <a:fillRect/>
-                    </a:stretch>
-                  </pic:blipFill>
-                  <pic:spPr bwMode="auto">
-                    <a:xfrm>
-                      <a:off x="0" y="0"/>
-                      <a:ext cx="1487540" cy="4801369"/>
-                    </a:xfrm>
-                    <a:prstGeom prst="rect">
-                      <a:avLst/>
-                    </a:prstGeom>
-                    <a:noFill/>
-                    <a:ln>
-                      <a:noFill/>
-                    </a:ln>
-                  </pic:spPr>
-                </pic:pic>
-              </a:graphicData>
-            </a:graphic>
-          </wp:inline>
-        </w:drawing>
-      </w:r>
-    </w:p>
-    <w:p>
-      <w:pPr>
-        <w:keepNext/>
-        <w:spacing w:line="360" w:lineRule="auto"/>
-        <w:jc w:val="center"/>
-      </w:pPr>
-    </w:p>
-    <w:p>
-      <w:pPr>
-        <w:pStyle w:val="Caption"/>
-        <w:spacing w:line="360" w:lineRule="auto"/>
-        <w:jc w:val="center"/>
-        <w:rPr>
-          <w:b/>
-          <w:i w:val="0"/>
-          <w:color w:val="auto"/>
-          <w:sz w:val="24"/>
-          <w:szCs w:val="24"/>
-        </w:rPr>
-      </w:pPr>
-      <w:bookmarkStart w:id="39" w:name="_Toc233127916"/>
-      <w:r>
-        <w:rPr>
-          <w:b/>
-          <w:i w:val="0"/>
-          <w:color w:val="auto"/>
-          <w:sz w:val="24"/>
-          <w:szCs w:val="24"/>
-        </w:rPr>
-        <w:t xml:space="preserve">Gambar 3. </w:t>
-      </w:r>
-      <w:r>
-        <w:rPr>
-          <w:b/>
-          <w:i w:val="0"/>
-          <w:color w:val="auto"/>
-          <w:sz w:val="24"/>
-          <w:szCs w:val="24"/>
-        </w:rPr>
-        <w:fldChar w:fldCharType="begin"/>
-      </w:r>
-      <w:r>
-        <w:rPr>
-          <w:b/>
-          <w:i w:val="0"/>
-          <w:color w:val="auto"/>
-          <w:sz w:val="24"/>
-          <w:szCs w:val="24"/>
-        </w:rPr>
-        <w:instrText xml:space="preserve"> SEQ Gambar_3. \* ARABIC </w:instrText>
-      </w:r>
-      <w:r>
-        <w:rPr>
-          <w:b/>
-          <w:i w:val="0"/>
-          <w:color w:val="auto"/>
-          <w:sz w:val="24"/>
-          <w:szCs w:val="24"/>
-        </w:rPr>
-        <w:fldChar w:fldCharType="separate"/>
-      </w:r>
-      <w:r>
-        <w:rPr>
-          <w:b/>
-          <w:i w:val="0"/>
-          <w:noProof/>
-          <w:color w:val="auto"/>
-          <w:sz w:val="24"/>
-          <w:szCs w:val="24"/>
-        </w:rPr>
-        <w:t>2</w:t>
-      </w:r>
-      <w:r>
-        <w:rPr>
-          <w:b/>
-          <w:i w:val="0"/>
-          <w:color w:val="auto"/>
-          <w:sz w:val="24"/>
-          <w:szCs w:val="24"/>
-        </w:rPr>
-        <w:fldChar w:fldCharType="end"/>
-      </w:r>
-      <w:r>
-        <w:rPr>
-          <w:b/>
-          <w:i w:val="0"/>
-          <w:color w:val="auto"/>
-          <w:sz w:val="24"/>
-          <w:szCs w:val="24"/>
-        </w:rPr>
-        <w:t xml:space="preserve"> Diagram PXP</w:t>
-      </w:r>
-      <w:bookmarkEnd w:id="39"/>
-    </w:p>
-    <w:p>
-      <w:pPr>
-        <w:spacing w:line="360" w:lineRule="auto"/>
-        <w:ind w:firstLine="720"/>
-      </w:pPr>
-      <w:r>
-        <w:t>Metode pengembangan sistem yang digunakan dalam penelitian ini adalah Personal Extreme Programming (PXP). Metode ini dipilih karena pengembangan dilakukan oleh satu orang (solo developer) dan membutuhkan fleksibilitas tinggi dalam menyesuaikan kebutuhan pengguna. Mengingat batasan penelitian yang difokuskan pada perancangan model sistem dan evaluasi desain, tahapan PXP dalam penelitian ini diadaptasi agar sesuai dengan ruang lingkup tersebut. Setiap tahapan PXP dijelaskan secara rinci untuk menunjukkan aktivitas teknis yang dilakukan oleh peneliti.</w:t>
-      </w:r>
-    </w:p>
-    <w:p>
-      <w:pPr>
-        <w:spacing w:after="240" w:line="360" w:lineRule="auto"/>
-        <w:ind w:firstLine="720"/>
-      </w:pPr>
-      <w:r>
-        <w:lastRenderedPageBreak/>
-        <w:t>Metode pengembangan sistem dalam penelitian ini dibatasi pada implementasi model sistem dalam bentuk prototype interaktif. Ruang lingkup pengembangan hanya mencakup fitur inti yang berhubungan langsung dengan proses pengecekan stok dan pengadaan material aluminium. Pengembangan tidak mencakup integrasi basis data produksi skala penuh, sistem keamanan lanjutan, maupun pengujian performa teknis. Pembatasan ini dilakukan agar proses pengembangan tetap terfokus pada validasi model sistem sesuai kebutuhan operasional pengguna.</w:t>
-      </w:r>
-    </w:p>
-    <w:p>
-      <w:pPr>
-        <w:pStyle w:val="Heading3"/>
-        <w:numPr>
-          <w:ilvl w:val="0"/>
-          <w:numId w:val="16"/>
-        </w:numPr>
-        <w:spacing w:line="360" w:lineRule="auto"/>
-        <w:ind w:left="426"/>
-      </w:pPr>
-      <w:bookmarkStart w:id="40" w:name="_Toc236063935"/>
-      <w:r>
-        <w:t>Requirements</w:t>
-      </w:r>
-      <w:bookmarkEnd w:id="40"/>
-    </w:p>
-    <w:p>
-      <w:pPr>
-        <w:spacing w:after="240" w:line="360" w:lineRule="auto"/>
-        <w:ind w:firstLine="720"/>
-      </w:pPr>
-      <w:r>
-        <w:t>Tahap Requirements bertujuan untuk mengidentifikasi kebutuhan sistem secara mendalam berdasarkan kondisi nyata di lapangan. Pada tahap ini, peneliti melakukan pengambilan data secara langsung melalui observasi dan wawancara.</w:t>
-      </w:r>
-    </w:p>
-    <w:p>
-      <w:pPr>
-        <w:spacing w:line="360" w:lineRule="auto"/>
-        <w:rPr>
-          <w:b/>
-        </w:rPr>
-      </w:pPr>
-      <w:r>
-        <w:rPr>
-          <w:b/>
-        </w:rPr>
-        <w:t>Aktivitas teknis yang dilakukan:</w:t>
-      </w:r>
-    </w:p>
-    <w:p>
-      <w:pPr>
-        <w:pStyle w:val="ListParagraph"/>
-        <w:numPr>
-          <w:ilvl w:val="0"/>
-          <w:numId w:val="17"/>
-        </w:numPr>
-        <w:spacing w:line="360" w:lineRule="auto"/>
-        <w:ind w:left="426"/>
-      </w:pPr>
-      <w:r>
-        <w:t>Observasi operasional</w:t>
-      </w:r>
-    </w:p>
-    <w:p>
-      <w:pPr>
-        <w:pStyle w:val="ListParagraph"/>
-        <w:numPr>
-          <w:ilvl w:val="1"/>
-          <w:numId w:val="18"/>
-        </w:numPr>
-        <w:spacing w:line="360" w:lineRule="auto"/>
-        <w:ind w:left="851"/>
-      </w:pPr>
-      <w:r>
-        <w:t>Peneliti mengamati aktivitas harian staf gudang dan admin, khususnya:</w:t>
-      </w:r>
-    </w:p>
-    <w:p>
-      <w:pPr>
-        <w:pStyle w:val="ListParagraph"/>
-        <w:numPr>
-          <w:ilvl w:val="2"/>
-          <w:numId w:val="19"/>
-        </w:numPr>
-        <w:spacing w:line="360" w:lineRule="auto"/>
-        <w:ind w:left="1134" w:hanging="283"/>
-      </w:pPr>
-      <w:r>
-        <w:t>Cara pengecekan stok material.</w:t>
-      </w:r>
-    </w:p>
-    <w:p>
-      <w:pPr>
-        <w:pStyle w:val="ListParagraph"/>
-        <w:numPr>
-          <w:ilvl w:val="2"/>
-          <w:numId w:val="19"/>
-        </w:numPr>
-        <w:spacing w:line="360" w:lineRule="auto"/>
-        <w:ind w:left="1134" w:hanging="283"/>
-      </w:pPr>
-      <w:r>
-        <w:t>Cara pencatatan barang masuk dan keluar.</w:t>
-      </w:r>
-    </w:p>
-    <w:p>
-      <w:pPr>
-        <w:pStyle w:val="ListParagraph"/>
-        <w:numPr>
-          <w:ilvl w:val="2"/>
-          <w:numId w:val="19"/>
-        </w:numPr>
-        <w:spacing w:line="360" w:lineRule="auto"/>
-        <w:ind w:left="1134" w:hanging="283"/>
-      </w:pPr>
-      <w:r>
-        <w:t>Alur permintaan material dari lapangan.</w:t>
-      </w:r>
-    </w:p>
-    <w:p>
-      <w:pPr>
-        <w:pStyle w:val="ListParagraph"/>
-        <w:numPr>
-          <w:ilvl w:val="1"/>
-          <w:numId w:val="18"/>
-        </w:numPr>
-        <w:spacing w:line="360" w:lineRule="auto"/>
-        <w:ind w:left="851"/>
-      </w:pPr>
-      <w:r>
-        <w:t>Observasi dilakukan tanpa intervensi, sehingga alur kerja yang diamati mencerminkan kondisi nyata.</w:t>
-      </w:r>
-    </w:p>
-    <w:p>
-      <w:pPr>
-        <w:pStyle w:val="ListParagraph"/>
-        <w:numPr>
-          <w:ilvl w:val="0"/>
-          <w:numId w:val="17"/>
-        </w:numPr>
-        <w:spacing w:line="360" w:lineRule="auto"/>
-        <w:ind w:left="426"/>
-      </w:pPr>
-      <w:r>
-        <w:t>Wawancara semi-terstruktur</w:t>
-      </w:r>
-    </w:p>
-    <w:p>
-      <w:pPr>
-        <w:pStyle w:val="ListParagraph"/>
-        <w:numPr>
-          <w:ilvl w:val="1"/>
-          <w:numId w:val="20"/>
-        </w:numPr>
-        <w:spacing w:line="360" w:lineRule="auto"/>
-        <w:ind w:left="851"/>
-      </w:pPr>
-      <w:r>
-        <w:t>Wawancara dilakukan dengan pemilik usaha dan staf gudang/administrasi.</w:t>
-      </w:r>
-    </w:p>
-    <w:p>
-      <w:pPr>
-        <w:pStyle w:val="ListParagraph"/>
-        <w:numPr>
-          <w:ilvl w:val="1"/>
-          <w:numId w:val="20"/>
-        </w:numPr>
-        <w:spacing w:line="360" w:lineRule="auto"/>
-        <w:ind w:left="851"/>
-      </w:pPr>
-      <w:r>
-        <w:t>Topik yang dibahas meliputi:</w:t>
-      </w:r>
-    </w:p>
-    <w:p>
-      <w:pPr>
-        <w:pStyle w:val="ListParagraph"/>
-        <w:numPr>
-          <w:ilvl w:val="2"/>
-          <w:numId w:val="21"/>
-        </w:numPr>
-        <w:spacing w:line="360" w:lineRule="auto"/>
-        <w:ind w:left="1134" w:hanging="283"/>
-      </w:pPr>
-      <w:r>
-        <w:t>Kendala yang sering terjadi dalam pengecekan stok</w:t>
-      </w:r>
-      <w:r>
-        <w:t>.</w:t>
-      </w:r>
-    </w:p>
-    <w:p>
-      <w:pPr>
-        <w:pStyle w:val="ListParagraph"/>
-        <w:numPr>
-          <w:ilvl w:val="2"/>
-          <w:numId w:val="21"/>
-        </w:numPr>
-        <w:spacing w:line="360" w:lineRule="auto"/>
-        <w:ind w:left="1134" w:hanging="283"/>
-      </w:pPr>
-      <w:r>
-        <w:t>Masalah keterlambatan pengadaan material</w:t>
-      </w:r>
-      <w:r>
-        <w:t>.</w:t>
-      </w:r>
-    </w:p>
-    <w:p>
-      <w:pPr>
-        <w:pStyle w:val="ListParagraph"/>
-        <w:numPr>
-          <w:ilvl w:val="2"/>
-          <w:numId w:val="21"/>
-        </w:numPr>
-        <w:spacing w:line="360" w:lineRule="auto"/>
-        <w:ind w:left="1134" w:hanging="283"/>
-      </w:pPr>
-      <w:r>
-        <w:t>Informasi apa saja yang dibutuhkan pengguna dari sebuah sistem</w:t>
-      </w:r>
-      <w:r>
-        <w:t>.</w:t>
-      </w:r>
-    </w:p>
-    <w:p>
-      <w:pPr>
-        <w:pStyle w:val="ListParagraph"/>
-        <w:numPr>
-          <w:ilvl w:val="2"/>
-          <w:numId w:val="21"/>
-        </w:numPr>
-        <w:spacing w:line="360" w:lineRule="auto"/>
-        <w:ind w:left="1134" w:hanging="283"/>
-      </w:pPr>
-      <w:r>
-        <w:t>Fitur yang diharapkan ada dalam sistem</w:t>
-      </w:r>
-      <w:r>
-        <w:t>.</w:t>
-      </w:r>
-    </w:p>
-    <w:p>
-      <w:pPr>
-        <w:pStyle w:val="ListParagraph"/>
-        <w:numPr>
-          <w:ilvl w:val="0"/>
-          <w:numId w:val="17"/>
-        </w:numPr>
-        <w:spacing w:line="360" w:lineRule="auto"/>
-        <w:ind w:left="426"/>
-      </w:pPr>
-      <w:r>
-        <w:t>Perumusan User Stories</w:t>
-      </w:r>
-    </w:p>
-    <w:p>
-      <w:pPr>
-        <w:pStyle w:val="ListParagraph"/>
-        <w:numPr>
-          <w:ilvl w:val="1"/>
-          <w:numId w:val="22"/>
-        </w:numPr>
-        <w:spacing w:line="360" w:lineRule="auto"/>
-        <w:ind w:left="851"/>
-      </w:pPr>
-      <w:r>
-        <w:lastRenderedPageBreak/>
-        <w:t>Hasil observasi dan wawancara kemudian dirangkum menjadi User Stories, yang merepresentasikan kebutuhan pengguna dalam bentuk fungsional.</w:t>
-      </w:r>
-    </w:p>
-    <w:p>
-      <w:pPr>
-        <w:pStyle w:val="ListParagraph"/>
-        <w:numPr>
-          <w:ilvl w:val="1"/>
-          <w:numId w:val="22"/>
-        </w:numPr>
-        <w:spacing w:line="360" w:lineRule="auto"/>
-        <w:ind w:left="851"/>
-      </w:pPr>
-      <w:r>
-        <w:t>Contoh User Stories:</w:t>
-      </w:r>
-    </w:p>
-    <w:p>
-      <w:pPr>
-        <w:pStyle w:val="ListParagraph"/>
-        <w:numPr>
-          <w:ilvl w:val="2"/>
-          <w:numId w:val="23"/>
-        </w:numPr>
-        <w:spacing w:line="360" w:lineRule="auto"/>
-        <w:ind w:left="1134" w:hanging="283"/>
-      </w:pPr>
-      <w:r>
-        <w:t>Pengguna dapat melihat jumlah stok material secara terkini</w:t>
-      </w:r>
-      <w:r>
-        <w:t>.</w:t>
-      </w:r>
-    </w:p>
-    <w:p>
-      <w:pPr>
-        <w:pStyle w:val="ListParagraph"/>
-        <w:numPr>
-          <w:ilvl w:val="2"/>
-          <w:numId w:val="23"/>
-        </w:numPr>
-        <w:spacing w:line="360" w:lineRule="auto"/>
-        <w:ind w:left="1134" w:hanging="283"/>
-      </w:pPr>
-      <w:r>
-        <w:t>Pengguna dapat mengajukan permintaan pengadaan material</w:t>
-      </w:r>
-      <w:r>
-        <w:t>.</w:t>
-      </w:r>
-    </w:p>
-    <w:p>
-      <w:pPr>
-        <w:pStyle w:val="ListParagraph"/>
-        <w:numPr>
-          <w:ilvl w:val="2"/>
-          <w:numId w:val="23"/>
-        </w:numPr>
-        <w:spacing w:after="240" w:line="360" w:lineRule="auto"/>
-        <w:ind w:left="1134" w:hanging="283"/>
-      </w:pPr>
-      <w:r>
-        <w:t>Pemilik dapat memberikan persetujuan pengadaan melalui sistem</w:t>
-      </w:r>
-      <w:r>
-        <w:t>.</w:t>
-      </w:r>
-    </w:p>
-    <w:p>
-      <w:pPr>
-        <w:spacing w:after="240" w:line="360" w:lineRule="auto"/>
-        <w:ind w:firstLine="720"/>
-      </w:pPr>
-      <w:r>
-        <w:t>Tahap ini menghasilkan daftar kebutuhan sistem yang menjadi dasar perancangan model.</w:t>
-      </w:r>
-    </w:p>
-    <w:p>
-      <w:pPr>
-        <w:pStyle w:val="Heading3"/>
-        <w:numPr>
-          <w:ilvl w:val="0"/>
-          <w:numId w:val="16"/>
-        </w:numPr>
-        <w:spacing w:line="360" w:lineRule="auto"/>
-        <w:ind w:left="426"/>
-      </w:pPr>
-      <w:bookmarkStart w:id="41" w:name="_Toc236063936"/>
-      <w:r>
-        <w:t>Planning</w:t>
-      </w:r>
-      <w:bookmarkEnd w:id="41"/>
-    </w:p>
-    <w:p>
-      <w:pPr>
-        <w:spacing w:line="360" w:lineRule="auto"/>
-        <w:ind w:firstLine="720"/>
-      </w:pPr>
-      <w:r>
-        <w:t>Tahap Planning dilakukan untuk menyusun strategi pengembangan model sistem berdasarkan User Stories yang telah diidentifikasi.</w:t>
-      </w:r>
-    </w:p>
-    <w:p>
-      <w:pPr>
-        <w:spacing w:line="360" w:lineRule="auto"/>
-      </w:pPr>
-      <w:r>
-        <w:t>Aktivitas teknis yang dilakukan:</w:t>
-      </w:r>
-    </w:p>
-    <w:p>
-      <w:pPr>
-        <w:pStyle w:val="ListParagraph"/>
-        <w:numPr>
-          <w:ilvl w:val="0"/>
-          <w:numId w:val="24"/>
-        </w:numPr>
-        <w:spacing w:line="360" w:lineRule="auto"/>
-        <w:ind w:left="426"/>
-      </w:pPr>
-      <w:r>
-        <w:t>Prioritisasi User Stories</w:t>
-      </w:r>
-    </w:p>
-    <w:p>
-      <w:pPr>
-        <w:pStyle w:val="ListParagraph"/>
-        <w:numPr>
-          <w:ilvl w:val="1"/>
-          <w:numId w:val="25"/>
-        </w:numPr>
-        <w:spacing w:line="360" w:lineRule="auto"/>
-        <w:ind w:left="851"/>
-      </w:pPr>
-      <w:r>
-        <w:t>User Stories dikelompokkan berdasarkan tingkat urgensi dan dampaknya terhadap penyelesaian masalah utama.</w:t>
-      </w:r>
-    </w:p>
-    <w:p>
-      <w:pPr>
-        <w:pStyle w:val="ListParagraph"/>
-        <w:numPr>
-          <w:ilvl w:val="1"/>
-          <w:numId w:val="25"/>
-        </w:numPr>
-        <w:spacing w:line="360" w:lineRule="auto"/>
-        <w:ind w:left="851"/>
-      </w:pPr>
-      <w:r>
-        <w:t>Fokus utama diberikan pada fitur inti, seperti pengecekan stok dan pengajuan pengadaan.</w:t>
-      </w:r>
-    </w:p>
-    <w:p>
-      <w:pPr>
-        <w:pStyle w:val="ListParagraph"/>
-        <w:numPr>
-          <w:ilvl w:val="0"/>
-          <w:numId w:val="24"/>
-        </w:numPr>
-        <w:spacing w:line="360" w:lineRule="auto"/>
-        <w:ind w:left="426"/>
-      </w:pPr>
-      <w:r>
-        <w:t>Perencanaan iterasi desain</w:t>
-      </w:r>
-    </w:p>
-    <w:p>
-      <w:pPr>
-        <w:pStyle w:val="ListParagraph"/>
-        <w:numPr>
-          <w:ilvl w:val="1"/>
-          <w:numId w:val="26"/>
-        </w:numPr>
-        <w:spacing w:line="360" w:lineRule="auto"/>
-        <w:ind w:left="851"/>
-      </w:pPr>
-      <w:r>
-        <w:t>Peneliti menentukan urutan pengerjaan fitur dalam setiap iterasi desain.</w:t>
-      </w:r>
-    </w:p>
-    <w:p>
-      <w:pPr>
-        <w:pStyle w:val="ListParagraph"/>
-        <w:numPr>
-          <w:ilvl w:val="1"/>
-          <w:numId w:val="26"/>
-        </w:numPr>
-        <w:spacing w:line="360" w:lineRule="auto"/>
-        <w:ind w:left="851"/>
-      </w:pPr>
-      <w:r>
-        <w:t>Iterasi awal difokuskan pada alur dasar sistem, sedangkan iterasi berikutnya menambahkan detail dan penyempurnaan.</w:t>
-      </w:r>
-    </w:p>
-    <w:p>
-      <w:pPr>
-        <w:pStyle w:val="ListParagraph"/>
-        <w:numPr>
-          <w:ilvl w:val="0"/>
-          <w:numId w:val="24"/>
-        </w:numPr>
-        <w:spacing w:line="360" w:lineRule="auto"/>
-        <w:ind w:left="426"/>
-      </w:pPr>
-      <w:r>
-        <w:t>Penyusunan skenario penggunaan sistem</w:t>
-      </w:r>
-    </w:p>
-    <w:p>
-      <w:pPr>
-        <w:pStyle w:val="ListParagraph"/>
-        <w:numPr>
-          <w:ilvl w:val="1"/>
-          <w:numId w:val="27"/>
-        </w:numPr>
-        <w:spacing w:after="240" w:line="360" w:lineRule="auto"/>
-        <w:ind w:left="851"/>
-      </w:pPr>
-      <w:r>
-        <w:t>Setiap User Story diterjemahkan ke dalam skenario penggunaan (use scenario) yang menggambarkan bagaimana pengguna berinteraksi dengan sistem dari awal hingga akhir.</w:t>
-      </w:r>
-    </w:p>
-    <w:p>
-      <w:pPr>
-        <w:spacing w:after="240" w:line="360" w:lineRule="auto"/>
-      </w:pPr>
-      <w:r>
-        <w:t>Tahap ini memastikan bahwa pengembangan model sistem berjalan terarah dan sesuai kebutuhan pengguna.</w:t>
-      </w:r>
-    </w:p>
-    <w:p>
-      <w:pPr>
-        <w:pStyle w:val="Heading3"/>
-        <w:numPr>
-          <w:ilvl w:val="0"/>
-          <w:numId w:val="16"/>
-        </w:numPr>
-        <w:spacing w:line="360" w:lineRule="auto"/>
-        <w:ind w:left="426"/>
-      </w:pPr>
-      <w:bookmarkStart w:id="42" w:name="_Toc236063937"/>
-      <w:r>
-        <w:lastRenderedPageBreak/>
-        <w:t>Iteration Initialization</w:t>
-      </w:r>
-      <w:bookmarkEnd w:id="42"/>
-    </w:p>
-    <w:p>
-      <w:pPr>
-        <w:spacing w:line="360" w:lineRule="auto"/>
-        <w:ind w:firstLine="720"/>
-      </w:pPr>
-      <w:r>
-        <w:t>Tahap Iteration Initialization merupakan tahap persiapan sebelum perancangan teknis dilakukan.</w:t>
-      </w:r>
-    </w:p>
-    <w:p>
-      <w:pPr>
-        <w:spacing w:line="360" w:lineRule="auto"/>
-      </w:pPr>
-      <w:r>
-        <w:t>Aktivitas teknis yang dilakukan:</w:t>
-      </w:r>
-    </w:p>
-    <w:p>
-      <w:pPr>
-        <w:pStyle w:val="ListParagraph"/>
-        <w:numPr>
-          <w:ilvl w:val="0"/>
-          <w:numId w:val="28"/>
-        </w:numPr>
-        <w:spacing w:line="360" w:lineRule="auto"/>
-        <w:ind w:left="426"/>
-      </w:pPr>
-      <w:r>
-        <w:t>Analisis alur fungsional sistem</w:t>
-      </w:r>
-    </w:p>
-    <w:p>
-      <w:pPr>
-        <w:pStyle w:val="ListParagraph"/>
-        <w:numPr>
-          <w:ilvl w:val="1"/>
-          <w:numId w:val="29"/>
-        </w:numPr>
-        <w:spacing w:line="360" w:lineRule="auto"/>
-        <w:ind w:left="851"/>
-      </w:pPr>
-      <w:r>
-        <w:t>Peneliti menyusun alur sistem berdasarkan User Stories tanpa memodelkan proses bisnis organisasi.</w:t>
-      </w:r>
-    </w:p>
-    <w:p>
-      <w:pPr>
-        <w:pStyle w:val="ListParagraph"/>
-        <w:numPr>
-          <w:ilvl w:val="1"/>
-          <w:numId w:val="29"/>
-        </w:numPr>
-        <w:spacing w:line="360" w:lineRule="auto"/>
-        <w:ind w:left="851"/>
-      </w:pPr>
-      <w:r>
-        <w:t>Alur ini menggambarkan urutan aktivitas sistem, seperti:</w:t>
-      </w:r>
-    </w:p>
-    <w:p>
-      <w:pPr>
-        <w:pStyle w:val="ListParagraph"/>
-        <w:numPr>
-          <w:ilvl w:val="1"/>
-          <w:numId w:val="30"/>
-        </w:numPr>
-        <w:spacing w:line="360" w:lineRule="auto"/>
-        <w:ind w:left="1276"/>
-      </w:pPr>
-      <w:r>
-        <w:t>Input data stok.</w:t>
-      </w:r>
-    </w:p>
-    <w:p>
-      <w:pPr>
-        <w:pStyle w:val="ListParagraph"/>
-        <w:numPr>
-          <w:ilvl w:val="1"/>
-          <w:numId w:val="30"/>
-        </w:numPr>
-        <w:spacing w:line="360" w:lineRule="auto"/>
-        <w:ind w:left="1276"/>
-      </w:pPr>
-      <w:r>
-        <w:t>Proses pengecekan ketersediaan.</w:t>
-      </w:r>
-    </w:p>
-    <w:p>
-      <w:pPr>
-        <w:pStyle w:val="ListParagraph"/>
-        <w:numPr>
-          <w:ilvl w:val="1"/>
-          <w:numId w:val="30"/>
-        </w:numPr>
-        <w:spacing w:line="360" w:lineRule="auto"/>
-        <w:ind w:left="1276"/>
-      </w:pPr>
-      <w:r>
-        <w:t>Pengajuan dan persetujuan pengadaan.</w:t>
-      </w:r>
-    </w:p>
-    <w:p>
-      <w:pPr>
-        <w:pStyle w:val="ListParagraph"/>
-        <w:numPr>
-          <w:ilvl w:val="0"/>
-          <w:numId w:val="28"/>
-        </w:numPr>
-        <w:spacing w:line="360" w:lineRule="auto"/>
-        <w:ind w:left="426"/>
-      </w:pPr>
-      <w:r>
-        <w:t>Penentuan aktor sistem</w:t>
-      </w:r>
-    </w:p>
-    <w:p>
-      <w:pPr>
-        <w:pStyle w:val="ListParagraph"/>
-        <w:numPr>
-          <w:ilvl w:val="1"/>
-          <w:numId w:val="31"/>
-        </w:numPr>
-        <w:spacing w:line="360" w:lineRule="auto"/>
-        <w:ind w:left="851"/>
-      </w:pPr>
-      <w:r>
-        <w:t>Aktor sistem didefinisikan, seperti:</w:t>
-      </w:r>
-    </w:p>
-    <w:p>
-      <w:pPr>
-        <w:pStyle w:val="ListParagraph"/>
-        <w:numPr>
-          <w:ilvl w:val="0"/>
-          <w:numId w:val="32"/>
-        </w:numPr>
-        <w:spacing w:line="360" w:lineRule="auto"/>
-        <w:ind w:left="1276"/>
-      </w:pPr>
-      <w:r>
-        <w:t>Staf Gudang.</w:t>
-      </w:r>
-    </w:p>
-    <w:p>
-      <w:pPr>
-        <w:pStyle w:val="ListParagraph"/>
-        <w:numPr>
-          <w:ilvl w:val="0"/>
-          <w:numId w:val="32"/>
-        </w:numPr>
-        <w:spacing w:line="360" w:lineRule="auto"/>
-        <w:ind w:left="1276"/>
-      </w:pPr>
-      <w:r>
-        <w:t>Admin.</w:t>
-      </w:r>
-    </w:p>
-    <w:p>
-      <w:pPr>
-        <w:pStyle w:val="ListParagraph"/>
-        <w:numPr>
-          <w:ilvl w:val="0"/>
-          <w:numId w:val="32"/>
-        </w:numPr>
-        <w:spacing w:line="360" w:lineRule="auto"/>
-        <w:ind w:left="1276"/>
-      </w:pPr>
-      <w:r>
-        <w:t>Pemilik.</w:t>
-      </w:r>
-    </w:p>
-    <w:p>
-      <w:pPr>
-        <w:pStyle w:val="ListParagraph"/>
-        <w:numPr>
-          <w:ilvl w:val="1"/>
-          <w:numId w:val="31"/>
-        </w:numPr>
-        <w:spacing w:line="360" w:lineRule="auto"/>
-        <w:ind w:left="851"/>
-      </w:pPr>
-      <w:r>
-        <w:t>Setiap aktor diidentifikasi hak akses dan perannya dalam sistem.</w:t>
-      </w:r>
-    </w:p>
-    <w:p>
-      <w:pPr>
-        <w:pStyle w:val="ListParagraph"/>
-        <w:numPr>
-          <w:ilvl w:val="0"/>
-          <w:numId w:val="28"/>
-        </w:numPr>
-        <w:spacing w:line="360" w:lineRule="auto"/>
-        <w:ind w:left="426"/>
-      </w:pPr>
-      <w:r>
-        <w:t>Penentuan ruang lingkup iterasi</w:t>
-      </w:r>
-    </w:p>
-    <w:p>
-      <w:pPr>
-        <w:pStyle w:val="ListParagraph"/>
-        <w:numPr>
-          <w:ilvl w:val="0"/>
-          <w:numId w:val="33"/>
-        </w:numPr>
-        <w:spacing w:after="240" w:line="360" w:lineRule="auto"/>
-        <w:ind w:left="851"/>
-      </w:pPr>
-      <w:r>
-        <w:t>Pada tahap ini ditentukan fitur apa saja yang akan diwujudkan dalam prototipe pada iterasi tersebut.</w:t>
-      </w:r>
-    </w:p>
-    <w:p>
-      <w:pPr>
-        <w:spacing w:after="240" w:line="360" w:lineRule="auto"/>
-      </w:pPr>
-      <w:r>
-        <w:t>Tahap ini berfungsi sebagai jembatan antara kebutuhan sistem dan tahap desain.</w:t>
-      </w:r>
-    </w:p>
-    <w:p>
-      <w:pPr>
-        <w:pStyle w:val="Heading3"/>
-        <w:numPr>
-          <w:ilvl w:val="0"/>
-          <w:numId w:val="16"/>
-        </w:numPr>
-        <w:spacing w:line="360" w:lineRule="auto"/>
-        <w:ind w:left="426"/>
-      </w:pPr>
-      <w:bookmarkStart w:id="43" w:name="_Toc236063938"/>
-      <w:r>
-        <w:t>Design</w:t>
-      </w:r>
-      <w:bookmarkEnd w:id="43"/>
-    </w:p>
-    <w:p>
-      <w:pPr>
-        <w:spacing w:line="360" w:lineRule="auto"/>
-      </w:pPr>
-      <w:r>
-        <w:t>Tahap Design difokuskan pada perancangan visual dan struktural model sistem.</w:t>
-      </w:r>
-    </w:p>
-    <w:p>
-      <w:pPr>
-        <w:spacing w:line="360" w:lineRule="auto"/>
-      </w:pPr>
-      <w:r>
-        <w:t>Aktivitas teknis yang dilakukan:</w:t>
-      </w:r>
-    </w:p>
-    <w:p>
-      <w:pPr>
-        <w:pStyle w:val="ListParagraph"/>
-        <w:numPr>
-          <w:ilvl w:val="0"/>
-          <w:numId w:val="34"/>
-        </w:numPr>
-        <w:spacing w:line="360" w:lineRule="auto"/>
-        <w:ind w:left="426"/>
-      </w:pPr>
-      <w:r>
-        <w:t>Perancangan diagram sistem</w:t>
-      </w:r>
-    </w:p>
-    <w:p>
-      <w:pPr>
-        <w:pStyle w:val="ListParagraph"/>
-        <w:numPr>
-          <w:ilvl w:val="1"/>
-          <w:numId w:val="35"/>
-        </w:numPr>
-        <w:spacing w:line="360" w:lineRule="auto"/>
-        <w:ind w:left="851"/>
-      </w:pPr>
-      <w:r>
-        <w:t>Use Case Diagram untuk menggambarkan interaksi aktor dengan sistem.</w:t>
-      </w:r>
-    </w:p>
-    <w:p>
-      <w:pPr>
-        <w:pStyle w:val="ListParagraph"/>
-        <w:numPr>
-          <w:ilvl w:val="1"/>
-          <w:numId w:val="35"/>
-        </w:numPr>
-        <w:spacing w:line="360" w:lineRule="auto"/>
-        <w:ind w:left="851"/>
-      </w:pPr>
-      <w:r>
-        <w:t>Activity Diagram untuk menggambarkan alur sistem secara fungsional.</w:t>
-      </w:r>
-    </w:p>
-    <w:p>
-      <w:pPr>
-        <w:pStyle w:val="ListParagraph"/>
-        <w:numPr>
-          <w:ilvl w:val="1"/>
-          <w:numId w:val="35"/>
-        </w:numPr>
-        <w:spacing w:line="360" w:lineRule="auto"/>
-        <w:ind w:left="851"/>
-      </w:pPr>
-      <w:r>
-        <w:t>Class Diagram untuk menggambarkan struktur data sistem.</w:t>
-      </w:r>
-    </w:p>
-    <w:p>
-      <w:pPr>
-        <w:pStyle w:val="ListParagraph"/>
-        <w:spacing w:line="360" w:lineRule="auto"/>
-        <w:ind w:left="851"/>
-      </w:pPr>
-    </w:p>
-    <w:p>
-      <w:pPr>
-        <w:pStyle w:val="ListParagraph"/>
-        <w:spacing w:line="360" w:lineRule="auto"/>
-        <w:ind w:left="851"/>
-      </w:pPr>
-    </w:p>
-    <w:p>
-      <w:pPr>
-        <w:pStyle w:val="ListParagraph"/>
-        <w:numPr>
-          <w:ilvl w:val="0"/>
-          <w:numId w:val="34"/>
-        </w:numPr>
-        <w:spacing w:line="360" w:lineRule="auto"/>
-        <w:ind w:left="426"/>
-      </w:pPr>
-      <w:r>
-        <w:lastRenderedPageBreak/>
-        <w:t>Pembuatan wireframe</w:t>
-      </w:r>
-    </w:p>
-    <w:p>
-      <w:pPr>
-        <w:pStyle w:val="ListParagraph"/>
-        <w:numPr>
-          <w:ilvl w:val="1"/>
-          <w:numId w:val="36"/>
-        </w:numPr>
-        <w:spacing w:line="360" w:lineRule="auto"/>
-        <w:ind w:left="851"/>
-      </w:pPr>
-      <w:r>
-        <w:t>Wireframe digunakan untuk menentukan tata letak awal elemen antarmuka.</w:t>
-      </w:r>
-    </w:p>
-    <w:p>
-      <w:pPr>
-        <w:pStyle w:val="ListParagraph"/>
-        <w:numPr>
-          <w:ilvl w:val="0"/>
-          <w:numId w:val="34"/>
-        </w:numPr>
-        <w:spacing w:line="360" w:lineRule="auto"/>
-        <w:ind w:left="426"/>
-      </w:pPr>
-      <w:r>
-        <w:t>Perancangan High-Fidelity Prototype</w:t>
-      </w:r>
-    </w:p>
-    <w:p>
-      <w:pPr>
-        <w:pStyle w:val="ListParagraph"/>
-        <w:numPr>
-          <w:ilvl w:val="1"/>
-          <w:numId w:val="37"/>
-        </w:numPr>
-        <w:spacing w:line="360" w:lineRule="auto"/>
-        <w:ind w:left="851"/>
-      </w:pPr>
-      <w:r>
-        <w:t>Prototype interaktif dibuat menggunakan Figma.</w:t>
-      </w:r>
-    </w:p>
-    <w:p>
-      <w:pPr>
-        <w:pStyle w:val="ListParagraph"/>
-        <w:numPr>
-          <w:ilvl w:val="1"/>
-          <w:numId w:val="37"/>
-        </w:numPr>
-        <w:spacing w:after="240" w:line="360" w:lineRule="auto"/>
-        <w:ind w:left="851"/>
-      </w:pPr>
-      <w:r>
-        <w:t>Prototype dirancang agar dapat diklik dan mensimulasikan alur penggunaan sistem.</w:t>
-      </w:r>
-    </w:p>
-    <w:p>
-      <w:pPr>
-        <w:pStyle w:val="Heading3"/>
-        <w:numPr>
-          <w:ilvl w:val="0"/>
-          <w:numId w:val="16"/>
-        </w:numPr>
-        <w:spacing w:line="360" w:lineRule="auto"/>
-        <w:ind w:left="426"/>
-      </w:pPr>
-      <w:bookmarkStart w:id="44" w:name="_Toc236063939"/>
-      <w:r>
-        <w:t>Implementation</w:t>
-      </w:r>
-      <w:bookmarkEnd w:id="44"/>
-    </w:p>
-    <w:p>
-      <w:pPr>
-        <w:spacing w:line="360" w:lineRule="auto"/>
-        <w:ind w:firstLine="720"/>
-      </w:pPr>
-      <w:r>
-        <w:t>Tahap Implementation dalam penelitian ini diwujudkan dalam bentuk pembuatan prototype fungsional, bukan pengkodean sistem penuh.</w:t>
-      </w:r>
-    </w:p>
-    <w:p>
-      <w:pPr>
-        <w:spacing w:line="360" w:lineRule="auto"/>
-      </w:pPr>
-      <w:r>
-        <w:t>Aktivitas teknis yang dilakukan:</w:t>
-      </w:r>
-    </w:p>
-    <w:p>
-      <w:pPr>
-        <w:pStyle w:val="ListParagraph"/>
-        <w:numPr>
-          <w:ilvl w:val="0"/>
-          <w:numId w:val="38"/>
-        </w:numPr>
-        <w:spacing w:line="360" w:lineRule="auto"/>
-        <w:ind w:left="426"/>
-      </w:pPr>
-      <w:r>
-        <w:t>Implementasi desain antarmuka ke dalam prototype interaktif.</w:t>
-      </w:r>
-    </w:p>
-    <w:p>
-      <w:pPr>
-        <w:pStyle w:val="ListParagraph"/>
-        <w:numPr>
-          <w:ilvl w:val="0"/>
-          <w:numId w:val="38"/>
-        </w:numPr>
-        <w:spacing w:line="360" w:lineRule="auto"/>
-        <w:ind w:left="426"/>
-      </w:pPr>
-      <w:r>
-        <w:t>Penghubungan antarhalaman untuk mensimulasikan alur kerja sistem.</w:t>
-      </w:r>
-    </w:p>
-    <w:p>
-      <w:pPr>
-        <w:pStyle w:val="ListParagraph"/>
-        <w:numPr>
-          <w:ilvl w:val="0"/>
-          <w:numId w:val="38"/>
-        </w:numPr>
-        <w:spacing w:after="240" w:line="360" w:lineRule="auto"/>
-        <w:ind w:left="426"/>
-      </w:pPr>
-      <w:r>
-        <w:t>Penyesuaian desain berdasarkan evaluasi internal peneliti.</w:t>
-      </w:r>
-    </w:p>
-    <w:p>
-      <w:pPr>
-        <w:pStyle w:val="Heading3"/>
-        <w:numPr>
-          <w:ilvl w:val="0"/>
-          <w:numId w:val="16"/>
-        </w:numPr>
-        <w:spacing w:line="360" w:lineRule="auto"/>
-        <w:ind w:left="426"/>
-      </w:pPr>
-      <w:bookmarkStart w:id="45" w:name="_Toc236063940"/>
-      <w:r>
-        <w:t>System Testing</w:t>
-      </w:r>
-      <w:bookmarkEnd w:id="45"/>
-    </w:p>
-    <w:p>
-      <w:pPr>
-        <w:spacing w:after="240" w:line="360" w:lineRule="auto"/>
-        <w:ind w:firstLine="720"/>
-      </w:pPr>
-      <w:r>
-        <w:t>Pengujian sistem dilakukan untuk memverifikasi logika fungsional pada model prototipe yang telah dirancang. Pengujian pada penelitian ini menggunakan pendekatan Black Box Testing berbasis automated testing, di mana fokus pengujian berada pada kesesuaian input, proses, dan output sistem tanpa memperhatikan struktur internal sistem.</w:t>
-      </w:r>
-    </w:p>
-    <w:p>
-      <w:pPr>
-        <w:spacing w:line="360" w:lineRule="auto"/>
-        <w:rPr>
-          <w:b/>
-        </w:rPr>
-      </w:pPr>
-      <w:r>
-        <w:rPr>
-          <w:b/>
-        </w:rPr>
-        <w:t>Pendekatan Pengujian</w:t>
-      </w:r>
-    </w:p>
-    <w:p>
-      <w:pPr>
-        <w:spacing w:after="240" w:line="360" w:lineRule="auto"/>
-        <w:ind w:firstLine="720"/>
-      </w:pPr>
-      <w:r>
-        <w:t>Pengujian dilakukan dengan memanfaatkan fitur prototyping dan interaksi otomatis pada platform perancangan antarmuka, sehingga proses pengujian dapat dilakukan secara terstruktur dan berulang.</w:t>
-      </w:r>
-    </w:p>
-    <w:p>
-      <w:pPr>
-        <w:spacing w:line="360" w:lineRule="auto"/>
-      </w:pPr>
-      <w:r>
-        <w:t>Alat (Tool) yang Digunakan:</w:t>
-      </w:r>
-    </w:p>
-    <w:p>
-      <w:pPr>
-        <w:pStyle w:val="ListParagraph"/>
-        <w:numPr>
-          <w:ilvl w:val="0"/>
-          <w:numId w:val="39"/>
-        </w:numPr>
-        <w:spacing w:line="360" w:lineRule="auto"/>
-        <w:ind w:left="426"/>
-      </w:pPr>
-      <w:r>
-        <w:t>Figma Prototype Interaction</w:t>
-      </w:r>
-    </w:p>
-    <w:p>
-      <w:pPr>
-        <w:pStyle w:val="ListParagraph"/>
-        <w:spacing w:line="360" w:lineRule="auto"/>
-        <w:ind w:left="426"/>
-      </w:pPr>
-      <w:r>
-        <w:t>Digunakan untuk mensimulasikan interaksi pengguna secara otomatis, seperti klik tombol, perpindahan halaman, dan alur navigasi antar fitur.</w:t>
-      </w:r>
-    </w:p>
-    <w:p>
-      <w:pPr>
-        <w:pStyle w:val="ListParagraph"/>
-        <w:spacing w:line="360" w:lineRule="auto"/>
-        <w:ind w:left="426"/>
-      </w:pPr>
-    </w:p>
-    <w:p>
-      <w:pPr>
-        <w:pStyle w:val="ListParagraph"/>
-        <w:numPr>
-          <w:ilvl w:val="0"/>
-          <w:numId w:val="39"/>
-        </w:numPr>
-        <w:spacing w:line="360" w:lineRule="auto"/>
-        <w:ind w:left="426"/>
-      </w:pPr>
-      <w:r>
-        <w:lastRenderedPageBreak/>
-        <w:t>Test Scenario Automation (Click-through Testing)</w:t>
-      </w:r>
-    </w:p>
-    <w:p>
-      <w:pPr>
-        <w:pStyle w:val="ListParagraph"/>
-        <w:spacing w:after="240" w:line="360" w:lineRule="auto"/>
-        <w:ind w:left="426"/>
-      </w:pPr>
-      <w:r>
-        <w:t>Skenario pengujian dibuat dalam bentuk rangkaian interaksi berurutan yang dijalankan secara konsisten untuk menguji alur sistem.</w:t>
-      </w:r>
-    </w:p>
-    <w:p>
-      <w:pPr>
-        <w:spacing w:line="360" w:lineRule="auto"/>
-      </w:pPr>
-      <w:r>
-        <w:t>Aktivitas Teknis Pengujian:</w:t>
-      </w:r>
-    </w:p>
-    <w:p>
-      <w:pPr>
-        <w:pStyle w:val="ListParagraph"/>
-        <w:numPr>
-          <w:ilvl w:val="0"/>
-          <w:numId w:val="40"/>
-        </w:numPr>
-        <w:spacing w:line="360" w:lineRule="auto"/>
-        <w:ind w:left="426"/>
-      </w:pPr>
-      <w:r>
-        <w:t>Penyusunan test case black box</w:t>
-      </w:r>
-    </w:p>
-    <w:p>
-      <w:pPr>
-        <w:pStyle w:val="ListParagraph"/>
-        <w:numPr>
-          <w:ilvl w:val="1"/>
-          <w:numId w:val="41"/>
-        </w:numPr>
-        <w:spacing w:line="360" w:lineRule="auto"/>
-        <w:ind w:left="851"/>
-      </w:pPr>
-      <w:r>
-        <w:t>Menentukan input berupa aksi pengguna (klik tombol, memilih menu, mengisi form).</w:t>
-      </w:r>
-    </w:p>
-    <w:p>
-      <w:pPr>
-        <w:pStyle w:val="ListParagraph"/>
-        <w:numPr>
-          <w:ilvl w:val="1"/>
-          <w:numId w:val="41"/>
-        </w:numPr>
-        <w:spacing w:line="360" w:lineRule="auto"/>
-        <w:ind w:left="851"/>
-      </w:pPr>
-      <w:r>
-        <w:t>Menentukan output berupa respons sistem (berpindah halaman, menampilkan notifikasi, atau perubahan status).</w:t>
-      </w:r>
-    </w:p>
-    <w:p>
-      <w:pPr>
-        <w:pStyle w:val="ListParagraph"/>
-        <w:numPr>
-          <w:ilvl w:val="0"/>
-          <w:numId w:val="40"/>
-        </w:numPr>
-        <w:spacing w:line="360" w:lineRule="auto"/>
-        <w:ind w:left="426"/>
-      </w:pPr>
-      <w:r>
-        <w:t>Eksekusi automated interaction testing</w:t>
-      </w:r>
-    </w:p>
-    <w:p>
-      <w:pPr>
-        <w:pStyle w:val="ListParagraph"/>
-        <w:numPr>
-          <w:ilvl w:val="1"/>
-          <w:numId w:val="42"/>
-        </w:numPr>
-        <w:spacing w:line="360" w:lineRule="auto"/>
-        <w:ind w:left="851"/>
-      </w:pPr>
-      <w:r>
-        <w:t>Menjalankan skenario klik dan navigasi secara berulang pada prototype.</w:t>
-      </w:r>
-    </w:p>
-    <w:p>
-      <w:pPr>
-        <w:pStyle w:val="ListParagraph"/>
-        <w:numPr>
-          <w:ilvl w:val="1"/>
-          <w:numId w:val="42"/>
-        </w:numPr>
-        <w:spacing w:line="360" w:lineRule="auto"/>
-        <w:ind w:left="851"/>
-      </w:pPr>
-      <w:r>
-        <w:t>Memastikan setiap tombol dan tautan bekerja sesuai fungsi yang dirancang.</w:t>
-      </w:r>
-    </w:p>
-    <w:p>
-      <w:pPr>
-        <w:pStyle w:val="ListParagraph"/>
-        <w:numPr>
-          <w:ilvl w:val="0"/>
-          <w:numId w:val="40"/>
-        </w:numPr>
-        <w:spacing w:line="360" w:lineRule="auto"/>
-        <w:ind w:left="426"/>
-      </w:pPr>
-      <w:r>
-        <w:t>Validasi alur sistem</w:t>
-      </w:r>
-    </w:p>
-    <w:p>
-      <w:pPr>
-        <w:pStyle w:val="ListParagraph"/>
-        <w:numPr>
-          <w:ilvl w:val="1"/>
-          <w:numId w:val="43"/>
-        </w:numPr>
-        <w:spacing w:line="360" w:lineRule="auto"/>
-        <w:ind w:left="851"/>
-      </w:pPr>
-      <w:r>
-        <w:t>Menguji alur utama seperti:</w:t>
-      </w:r>
-    </w:p>
-    <w:p>
-      <w:pPr>
-        <w:pStyle w:val="ListParagraph"/>
-        <w:numPr>
-          <w:ilvl w:val="2"/>
-          <w:numId w:val="44"/>
-        </w:numPr>
-        <w:spacing w:line="360" w:lineRule="auto"/>
-        <w:ind w:left="1134" w:hanging="283"/>
-      </w:pPr>
-      <w:r>
-        <w:t>Pengecekan stok</w:t>
-      </w:r>
-    </w:p>
-    <w:p>
-      <w:pPr>
-        <w:pStyle w:val="ListParagraph"/>
-        <w:numPr>
-          <w:ilvl w:val="2"/>
-          <w:numId w:val="44"/>
-        </w:numPr>
-        <w:spacing w:line="360" w:lineRule="auto"/>
-        <w:ind w:left="1134" w:hanging="283"/>
-      </w:pPr>
-      <w:r>
-        <w:t>Pengajuan pengadaan</w:t>
-      </w:r>
-    </w:p>
-    <w:p>
-      <w:pPr>
-        <w:pStyle w:val="ListParagraph"/>
-        <w:numPr>
-          <w:ilvl w:val="2"/>
-          <w:numId w:val="44"/>
-        </w:numPr>
-        <w:spacing w:line="360" w:lineRule="auto"/>
-        <w:ind w:left="1134" w:hanging="283"/>
-      </w:pPr>
-      <w:r>
-        <w:t>Persetujuan pemilik</w:t>
-      </w:r>
-    </w:p>
-    <w:p>
-      <w:pPr>
-        <w:pStyle w:val="ListParagraph"/>
-        <w:numPr>
-          <w:ilvl w:val="1"/>
-          <w:numId w:val="43"/>
-        </w:numPr>
-        <w:spacing w:line="360" w:lineRule="auto"/>
-        <w:ind w:left="851"/>
-      </w:pPr>
-      <w:r>
-        <w:t>Memastikan alur berjalan tanpa dead-end atau error navigasi.</w:t>
-      </w:r>
-    </w:p>
-    <w:p>
-      <w:pPr>
-        <w:pStyle w:val="ListParagraph"/>
-        <w:numPr>
-          <w:ilvl w:val="0"/>
-          <w:numId w:val="40"/>
-        </w:numPr>
-        <w:spacing w:line="360" w:lineRule="auto"/>
-        <w:ind w:left="426"/>
-      </w:pPr>
-      <w:r>
-        <w:t>Pencatatan hasil pengujian</w:t>
-      </w:r>
-    </w:p>
-    <w:p>
-      <w:pPr>
-        <w:pStyle w:val="ListParagraph"/>
-        <w:numPr>
-          <w:ilvl w:val="1"/>
-          <w:numId w:val="45"/>
-        </w:numPr>
-        <w:spacing w:after="240" w:line="360" w:lineRule="auto"/>
-        <w:ind w:left="851"/>
-      </w:pPr>
-      <w:r>
-        <w:t>Hasil pengujian dicatat dalam bentuk tabel pengujian black box yang memuat skenario, hasil yang diharapkan, dan hasil aktual.</w:t>
-      </w:r>
-    </w:p>
-    <w:p>
-      <w:pPr>
-        <w:spacing w:line="360" w:lineRule="auto"/>
-      </w:pPr>
-      <w:r>
-        <w:t>Output Tahap Pengujian:</w:t>
-      </w:r>
-    </w:p>
-    <w:p>
-      <w:pPr>
-        <w:spacing w:after="240" w:line="360" w:lineRule="auto"/>
-        <w:ind w:firstLine="720"/>
-      </w:pPr>
-      <w:r>
-        <w:t>Tahap ini menghasilkan laporan pengujian black box berbasis automated testing yang menunjukkan bahwa model prototipe telah berjalan sesuai dengan kebutuhan fungsional pengguna.</w:t>
-      </w:r>
-    </w:p>
-    <w:p>
-      <w:pPr>
-        <w:pStyle w:val="Heading3"/>
-        <w:numPr>
-          <w:ilvl w:val="0"/>
-          <w:numId w:val="16"/>
-        </w:numPr>
-        <w:spacing w:line="360" w:lineRule="auto"/>
-        <w:ind w:left="426"/>
-      </w:pPr>
-      <w:bookmarkStart w:id="46" w:name="_Toc236063941"/>
-      <w:r>
-        <w:t>Retrospective</w:t>
-      </w:r>
-      <w:bookmarkEnd w:id="46"/>
-    </w:p>
-    <w:p>
-      <w:pPr>
-        <w:spacing w:after="240" w:line="360" w:lineRule="auto"/>
-        <w:ind w:firstLine="720"/>
-      </w:pPr>
-      <w:r>
-        <w:t xml:space="preserve">Pada tahap Retrospective, peneliti melakukan evaluasi terhadap hasil prototipe yang telah melalui proses perancangan dan pengujian fungsional. </w:t>
-      </w:r>
-      <w:r>
-        <w:lastRenderedPageBreak/>
-        <w:t>Evaluasi dilakukan secara mandiri oleh peneliti dengan membandingkan hasil prototipe terhadap User Stories dan skenario penggunaan sistem yang telah ditetapkan pada tahap Requirements dan Planning.</w:t>
-      </w:r>
-    </w:p>
-    <w:p>
-      <w:pPr>
-        <w:spacing w:line="360" w:lineRule="auto"/>
-      </w:pPr>
-      <w:r>
-        <w:t>Aktivitas teknis yang dilakukan:</w:t>
-      </w:r>
-    </w:p>
-    <w:p>
-      <w:pPr>
-        <w:pStyle w:val="ListParagraph"/>
-        <w:numPr>
-          <w:ilvl w:val="0"/>
-          <w:numId w:val="46"/>
-        </w:numPr>
-        <w:spacing w:line="360" w:lineRule="auto"/>
-        <w:ind w:left="426"/>
-      </w:pPr>
-      <w:r>
-        <w:t>Evaluasi kesesuaian fitur</w:t>
-      </w:r>
-    </w:p>
-    <w:p>
-      <w:pPr>
-        <w:pStyle w:val="ListParagraph"/>
-        <w:numPr>
-          <w:ilvl w:val="1"/>
-          <w:numId w:val="47"/>
-        </w:numPr>
-        <w:spacing w:line="360" w:lineRule="auto"/>
-        <w:ind w:left="851"/>
-      </w:pPr>
-      <w:r>
-        <w:t>Memeriksa apakah setiap User Story telah terimplementasi dalam prototipe.</w:t>
-      </w:r>
-    </w:p>
-    <w:p>
-      <w:pPr>
-        <w:pStyle w:val="ListParagraph"/>
-        <w:numPr>
-          <w:ilvl w:val="1"/>
-          <w:numId w:val="47"/>
-        </w:numPr>
-        <w:spacing w:line="360" w:lineRule="auto"/>
-        <w:ind w:left="851"/>
-      </w:pPr>
-      <w:r>
-        <w:t>Mengidentifikasi fitur yang belum berjalan sesuai skenario.</w:t>
-      </w:r>
-    </w:p>
-    <w:p>
-      <w:pPr>
-        <w:pStyle w:val="ListParagraph"/>
-        <w:numPr>
-          <w:ilvl w:val="0"/>
-          <w:numId w:val="46"/>
-        </w:numPr>
-        <w:spacing w:line="360" w:lineRule="auto"/>
-        <w:ind w:left="426"/>
-      </w:pPr>
-      <w:r>
-        <w:t>Evaluasi alur sistem</w:t>
-      </w:r>
-    </w:p>
-    <w:p>
-      <w:pPr>
-        <w:pStyle w:val="ListParagraph"/>
-        <w:numPr>
-          <w:ilvl w:val="1"/>
-          <w:numId w:val="48"/>
-        </w:numPr>
-        <w:spacing w:line="360" w:lineRule="auto"/>
-        <w:ind w:left="851"/>
-      </w:pPr>
-      <w:r>
-        <w:t>Menilai kelancaran alur penggunaan dari sisi pengguna, seperti perpindahan halaman dan respons tombol.</w:t>
-      </w:r>
-    </w:p>
-    <w:p>
-      <w:pPr>
-        <w:pStyle w:val="ListParagraph"/>
-        <w:numPr>
-          <w:ilvl w:val="1"/>
-          <w:numId w:val="48"/>
-        </w:numPr>
-        <w:spacing w:line="360" w:lineRule="auto"/>
-        <w:ind w:left="851"/>
-      </w:pPr>
-      <w:r>
-        <w:t>Mengidentifikasi bagian antarmuka yang berpotensi membingungkan pengguna.</w:t>
-      </w:r>
-    </w:p>
-    <w:p>
-      <w:pPr>
-        <w:pStyle w:val="ListParagraph"/>
-        <w:numPr>
-          <w:ilvl w:val="0"/>
-          <w:numId w:val="46"/>
-        </w:numPr>
-        <w:spacing w:line="360" w:lineRule="auto"/>
-        <w:ind w:left="426"/>
-      </w:pPr>
-      <w:r>
-        <w:t>Pencatatan dan perbaikan desain</w:t>
-      </w:r>
-    </w:p>
-    <w:p>
-      <w:pPr>
-        <w:pStyle w:val="ListParagraph"/>
-        <w:numPr>
-          <w:ilvl w:val="1"/>
-          <w:numId w:val="49"/>
-        </w:numPr>
-        <w:spacing w:line="360" w:lineRule="auto"/>
-        <w:ind w:left="851"/>
-      </w:pPr>
-      <w:r>
-        <w:t>Setiap temuan dicatat sebagai bahan perbaikan.</w:t>
-      </w:r>
-    </w:p>
-    <w:p>
-      <w:pPr>
-        <w:pStyle w:val="ListParagraph"/>
-        <w:numPr>
-          <w:ilvl w:val="1"/>
-          <w:numId w:val="49"/>
-        </w:numPr>
-        <w:spacing w:after="240" w:line="360" w:lineRule="auto"/>
-        <w:ind w:left="851"/>
-      </w:pPr>
-      <w:r>
-        <w:t>Perbaikan dilakukan pada iterasi desain berikutnya sebelum prototipe diuji ke pengguna melalui UAT.</w:t>
-      </w:r>
-    </w:p>
-    <w:p>
-      <w:pPr>
-        <w:spacing w:after="240" w:line="360" w:lineRule="auto"/>
-        <w:ind w:firstLine="720"/>
-      </w:pPr>
-      <w:r>
-        <w:t>Tahap Retrospective memastikan bahwa prototipe yang diuji kepada pengguna telah berada pada kondisi layak dan sesuai dengan kebutuhan sistem.</w:t>
-      </w:r>
-    </w:p>
-    <w:p>
-      <w:pPr>
-        <w:pStyle w:val="Heading2"/>
-        <w:numPr>
-          <w:ilvl w:val="0"/>
-          <w:numId w:val="50"/>
-        </w:numPr>
-        <w:spacing w:line="360" w:lineRule="auto"/>
-      </w:pPr>
-      <w:bookmarkStart w:id="47" w:name="_Toc236063942"/>
-      <w:r>
-        <w:t>Metode Pengujian User Acceptance Test (UAT)</w:t>
-      </w:r>
-      <w:bookmarkEnd w:id="47"/>
-    </w:p>
-    <w:p>
-      <w:pPr>
-        <w:spacing w:after="240" w:line="360" w:lineRule="auto"/>
-        <w:ind w:firstLine="709"/>
-      </w:pPr>
-      <w:r>
-        <w:t>Metode User Acceptance Test (UAT) digunakan untuk mengevaluasi tingkat penerimaan pengguna terhadap model sistem yang telah dirancang. UAT dilakukan setelah prototipe melewati pengujian fungsional (black box automated testing) sehingga pengujian difokuskan pada aspek penerimaan pengguna, bukan kesalahan teknis sistem.</w:t>
-      </w:r>
-    </w:p>
-    <w:p>
-      <w:pPr>
-        <w:pStyle w:val="Heading3"/>
-        <w:numPr>
-          <w:ilvl w:val="0"/>
-          <w:numId w:val="51"/>
-        </w:numPr>
-        <w:spacing w:line="360" w:lineRule="auto"/>
-        <w:ind w:left="426"/>
-      </w:pPr>
-      <w:bookmarkStart w:id="48" w:name="_Toc236063943"/>
-      <w:r>
-        <w:t>Responden Penelitian</w:t>
-      </w:r>
-      <w:bookmarkEnd w:id="48"/>
-    </w:p>
-    <w:p>
-      <w:pPr>
-        <w:spacing w:line="360" w:lineRule="auto"/>
-        <w:ind w:firstLine="720"/>
-      </w:pPr>
-      <w:r>
-        <w:t xml:space="preserve">Responden dalam pengujian ini adalah pihak-pihak yang terlibat langsung dalam penggunaan sistem, yaitu Pemilik Usaha dan Staf Gudang/Administrasi King Aluminium Malang. Teknik pengambilan sampel menggunakan sampling jenuh </w:t>
-      </w:r>
-      <w:r>
-        <w:lastRenderedPageBreak/>
-        <w:t>(sensus), di mana seluruh pengguna potensial sistem dijadikan responden agar hasil evaluasi mencerminkan kebutuhan nyata di lapangan.</w:t>
-      </w:r>
-    </w:p>
-    <w:p>
-      <w:pPr>
-        <w:spacing w:line="360" w:lineRule="auto"/>
-        <w:ind w:firstLine="720"/>
-      </w:pPr>
-      <w:r>
-        <w:t>Teknik pengambilan sampel yang digunakan adalah sampling jenuh (sensus), di mana seluruh pengguna potensial sistem dijadikan responden penelitian. Teknik ini dipilih karena jumlah populasi pengguna sistem relatif kecil dan seluruhnya terlibat langsung dalam proses pengecekan stok serta pengadaan material. Dengan melibatkan seluruh aktor yang menggunakan sistem, hasil evaluasi dapat merepresentasikan kebutuhan nyata operasional tanpa melakukan generalisasi terhadap populasi yang lebih luas.</w:t>
-      </w:r>
-    </w:p>
-    <w:p>
-      <w:pPr>
-        <w:spacing w:line="360" w:lineRule="auto"/>
-        <w:ind w:firstLine="720"/>
-      </w:pPr>
-      <w:r>
-        <w:t>Penelitian ini tidak bertujuan untuk melakukan generalisasi statistik, melainkan untuk mengukur tingkat penerimaan pengguna (User Acceptance) terhadap model sistem yang dirancang. Oleh karena itu, penggunaan sampling jenuh dinilai paling sesuai dengan karakteristik penelitian dan metode UAT yang digunakan.</w:t>
-      </w:r>
-    </w:p>
-    <w:p>
-      <w:pPr>
-        <w:spacing w:after="240" w:line="360" w:lineRule="auto"/>
-        <w:ind w:firstLine="720"/>
-      </w:pPr>
-      <w:r>
-        <w:t>Dengan demikian, penggunaan teknik sampling jenuh dalam penelitian ini valid secara metodologis, karena sesuai dengan karakteristik populasi yang terbatas, tujuan penelitian yang bersifat evaluatif, serta metode UAT yang menekankan keterlibatan langsung seluruh pengguna sistem.</w:t>
-      </w:r>
-    </w:p>
-    <w:p>
-      <w:pPr>
-        <w:pStyle w:val="Heading3"/>
-        <w:numPr>
-          <w:ilvl w:val="0"/>
-          <w:numId w:val="51"/>
-        </w:numPr>
-        <w:spacing w:line="360" w:lineRule="auto"/>
-        <w:ind w:left="426"/>
-      </w:pPr>
-      <w:bookmarkStart w:id="49" w:name="_Toc236063944"/>
-      <w:r>
-        <w:t>Instrumen Pengujian</w:t>
-      </w:r>
-      <w:bookmarkEnd w:id="49"/>
-    </w:p>
-    <w:p>
-      <w:pPr>
-        <w:spacing w:line="360" w:lineRule="auto"/>
-        <w:ind w:firstLine="720"/>
-      </w:pPr>
-      <w:r>
-        <w:t>Instrumen pengujian pada penelitian ini terdiri atas dua jenis, yaitu usability testing menggunakan aplikasi Maze dan kuesioner tertutup menggunakan skala Likert. Penggunaan kedua instrumen tersebut bertujuan untuk memperoleh hasil evaluasi yang lebih komprehensif, yaitu melalui pengamatan terhadap interaksi pengguna saat menyelesaikan skenario penggunaan sistem serta penilaian subjektif pengguna terhadap prototype yang telah dirancang.</w:t>
-      </w:r>
-    </w:p>
-    <w:p>
-      <w:pPr>
-        <w:spacing w:line="360" w:lineRule="auto"/>
-        <w:ind w:firstLine="720"/>
-      </w:pPr>
-      <w:r>
-        <w:t xml:space="preserve">Pada tahap usability testing, prototype yang telah dibuat menggunakan Figma diintegrasikan dengan aplikasi Maze. Melalui aplikasi tersebut, responden diminta menyelesaikan beberapa skenario tugas (task scenario) sesuai dengan proses bisnis sistem pengecekan stok dan pengadaan material. Selama proses pengujian, Maze secara otomatis mencatat aktivitas pengguna, seperti tingkat </w:t>
-      </w:r>
-      <w:r>
-        <w:lastRenderedPageBreak/>
-        <w:t>keberhasilan penyelesaian tugas (task success rate), waktu penyelesaian (task completion time), jumlah kesalahan (misclick), serta jalur navigasi yang ditempuh pengguna.</w:t>
-      </w:r>
-    </w:p>
-    <w:p>
-      <w:pPr>
-        <w:spacing w:line="360" w:lineRule="auto"/>
-        <w:ind w:firstLine="720"/>
-      </w:pPr>
-      <w:r>
-        <w:t>Setelah seluruh skenario pengujian selesai dilaksanakan, responden diminta mengisi kuesioner tertutup untuk memberikan penilaian terhadap prototype berdasarkan aspek kegunaan (usability), kemudahan penggunaan (ease of use), serta kejelasan tampilan antarmuka (user interface). Hasil usability testing dan kuesioner kemudian dianalisis untuk mengevaluasi apakah model sistem yang dirancang telah memenuhi kebutuhan pengguna.</w:t>
-      </w:r>
-    </w:p>
-    <w:p>
-      <w:pPr>
-        <w:spacing w:line="360" w:lineRule="auto"/>
-      </w:pPr>
-      <w:r>
-        <w:t>Aktivitas teknis pengujian:</w:t>
-      </w:r>
-    </w:p>
-    <w:p>
-      <w:pPr>
-        <w:pStyle w:val="ListParagraph"/>
-        <w:numPr>
-          <w:ilvl w:val="0"/>
-          <w:numId w:val="52"/>
-        </w:numPr>
-        <w:spacing w:after="240" w:line="360" w:lineRule="auto"/>
-      </w:pPr>
-      <w:r>
-        <w:t>Peneliti menghubungkan prototype Figma dengan aplikasi Maze sebagai media usability testing.</w:t>
-      </w:r>
-    </w:p>
-    <w:p>
-      <w:pPr>
-        <w:pStyle w:val="ListParagraph"/>
-        <w:numPr>
-          <w:ilvl w:val="0"/>
-          <w:numId w:val="52"/>
-        </w:numPr>
-        <w:spacing w:after="240" w:line="360" w:lineRule="auto"/>
-      </w:pPr>
-      <w:r>
-        <w:t>Peneliti menyusun beberapa skenario tugas (task scenario) berdasarkan fitur-fitur utama sistem.</w:t>
-      </w:r>
-    </w:p>
-    <w:p>
-      <w:pPr>
-        <w:pStyle w:val="ListParagraph"/>
-        <w:numPr>
-          <w:ilvl w:val="0"/>
-          <w:numId w:val="52"/>
-        </w:numPr>
-        <w:spacing w:after="240" w:line="360" w:lineRule="auto"/>
-      </w:pPr>
-      <w:r>
-        <w:t>Responden membuka tautan pengujian Maze menggunakan perangkat masing-masing.</w:t>
-      </w:r>
-    </w:p>
-    <w:p>
-      <w:pPr>
-        <w:pStyle w:val="ListParagraph"/>
-        <w:numPr>
-          <w:ilvl w:val="0"/>
-          <w:numId w:val="52"/>
-        </w:numPr>
-        <w:spacing w:after="240" w:line="360" w:lineRule="auto"/>
-      </w:pPr>
-      <w:r>
-        <w:t>Responden menyelesaikan setiap skenario tugas tanpa arahan langsung dari peneliti.</w:t>
-      </w:r>
-    </w:p>
-    <w:p>
-      <w:pPr>
-        <w:pStyle w:val="ListParagraph"/>
-        <w:numPr>
-          <w:ilvl w:val="0"/>
-          <w:numId w:val="52"/>
-        </w:numPr>
-        <w:spacing w:after="240" w:line="360" w:lineRule="auto"/>
-      </w:pPr>
-      <w:r>
-        <w:t>Maze secara otomatis merekam data berupa:</w:t>
-      </w:r>
-    </w:p>
-    <w:p>
-      <w:pPr>
-        <w:pStyle w:val="ListParagraph"/>
-        <w:numPr>
-          <w:ilvl w:val="1"/>
-          <w:numId w:val="69"/>
-        </w:numPr>
-        <w:spacing w:after="240" w:line="360" w:lineRule="auto"/>
-        <w:ind w:left="1276"/>
-      </w:pPr>
-      <w:r>
-        <w:t>tingkat keberhasilan penyelesaian tugas,</w:t>
-      </w:r>
-    </w:p>
-    <w:p>
-      <w:pPr>
-        <w:pStyle w:val="ListParagraph"/>
-        <w:numPr>
-          <w:ilvl w:val="1"/>
-          <w:numId w:val="69"/>
-        </w:numPr>
-        <w:spacing w:after="240" w:line="360" w:lineRule="auto"/>
-        <w:ind w:left="1276"/>
-      </w:pPr>
-      <w:r>
-        <w:t>waktu penyelesaian,</w:t>
-      </w:r>
-    </w:p>
-    <w:p>
-      <w:pPr>
-        <w:pStyle w:val="ListParagraph"/>
-        <w:numPr>
-          <w:ilvl w:val="1"/>
-          <w:numId w:val="69"/>
-        </w:numPr>
-        <w:spacing w:after="240" w:line="360" w:lineRule="auto"/>
-        <w:ind w:left="1276"/>
-      </w:pPr>
-      <w:r>
-        <w:t>jumlah misclick,</w:t>
-      </w:r>
-    </w:p>
-    <w:p>
-      <w:pPr>
-        <w:pStyle w:val="ListParagraph"/>
-        <w:numPr>
-          <w:ilvl w:val="1"/>
-          <w:numId w:val="69"/>
-        </w:numPr>
-        <w:spacing w:after="240" w:line="360" w:lineRule="auto"/>
-        <w:ind w:left="1276"/>
-      </w:pPr>
-      <w:r>
-        <w:t>jalur navigasi pengguna.</w:t>
-      </w:r>
-    </w:p>
-    <w:p>
-      <w:pPr>
-        <w:pStyle w:val="ListParagraph"/>
-        <w:numPr>
-          <w:ilvl w:val="0"/>
-          <w:numId w:val="52"/>
-        </w:numPr>
-        <w:spacing w:after="240" w:line="360" w:lineRule="auto"/>
-      </w:pPr>
-      <w:r>
-        <w:t>Setelah seluruh tugas selesai, responden mengisi kuesioner menggunakan skala Likert.</w:t>
-      </w:r>
-    </w:p>
-    <w:p>
-      <w:pPr>
-        <w:pStyle w:val="ListParagraph"/>
-        <w:numPr>
-          <w:ilvl w:val="0"/>
-          <w:numId w:val="52"/>
-        </w:numPr>
-        <w:spacing w:after="240" w:line="360" w:lineRule="auto"/>
-      </w:pPr>
-      <w:r>
-        <w:t>Hasil usability testing dan hasil kuesioner dianalisis sebagai dasar evaluasi prototype.</w:t>
-      </w:r>
-    </w:p>
-    <w:p>
-      <w:pPr>
-        <w:pStyle w:val="Heading3"/>
-        <w:numPr>
-          <w:ilvl w:val="0"/>
-          <w:numId w:val="71"/>
-        </w:numPr>
-        <w:spacing w:line="360" w:lineRule="auto"/>
-        <w:ind w:left="709" w:hanging="709"/>
-      </w:pPr>
-      <w:r>
-        <w:t>Instrumen Kuisioner</w:t>
-      </w:r>
-    </w:p>
-    <w:p>
-      <w:pPr>
-        <w:spacing w:after="240" w:line="360" w:lineRule="auto"/>
-        <w:ind w:firstLine="709"/>
-      </w:pPr>
-      <w:r>
-        <w:t xml:space="preserve">Setelah seluruh skenario pengujian pada Maze selesai dilaksanakan, responden diminta untuk mengisi kuesioner User Acceptance Test (UAT). </w:t>
-      </w:r>
-      <w:r>
-        <w:lastRenderedPageBreak/>
-        <w:t>Kuesioner ini bertujuan untuk mengetahui tingkat penerimaan pengguna terhadap prototype sistem berdasarkan pengalaman mereka setelah menggunakan sistem secara langsung. Penggunaan kedua instrumen tersebut diharapkan mampu memberikan hasil evaluasi yang lebih komprehensif karena menggabungkan data objektif dari hasil usability testing dengan data subjektif berupa persepsi pengguna terhadap prototype sistem.</w:t>
-      </w:r>
-      <w:r>
-        <w:t xml:space="preserve"> </w:t>
-      </w:r>
-      <w:r>
-        <w:t>Kuesioner disusun menggunakan skala Likert lima tingkat untuk mengukur tingkat persetujuan responden terhadap setiap pernyataan yang diberikan. Skala penilaian yang digunakan ditunjukkan pada Tabel 3.1.</w:t>
-      </w:r>
-    </w:p>
-    <w:p>
-      <w:pPr>
-        <w:pStyle w:val="Caption"/>
-        <w:keepNext/>
-        <w:jc w:val="center"/>
-        <w:rPr>
-          <w:b/>
-          <w:i w:val="0"/>
-          <w:color w:val="000000" w:themeColor="text1"/>
-          <w:sz w:val="24"/>
-          <w:szCs w:val="24"/>
-        </w:rPr>
-      </w:pPr>
-      <w:r>
-        <w:rPr>
-          <w:b/>
-          <w:i w:val="0"/>
-          <w:color w:val="000000" w:themeColor="text1"/>
-          <w:sz w:val="24"/>
-          <w:szCs w:val="24"/>
-        </w:rPr>
-        <w:t xml:space="preserve">Tabel 3. </w:t>
-      </w:r>
-      <w:r>
-        <w:rPr>
-          <w:b/>
-          <w:i w:val="0"/>
-          <w:color w:val="000000" w:themeColor="text1"/>
-          <w:sz w:val="24"/>
-          <w:szCs w:val="24"/>
-        </w:rPr>
-        <w:fldChar w:fldCharType="begin"/>
-      </w:r>
-      <w:r>
-        <w:rPr>
-          <w:b/>
-          <w:i w:val="0"/>
-          <w:color w:val="000000" w:themeColor="text1"/>
-          <w:sz w:val="24"/>
-          <w:szCs w:val="24"/>
-        </w:rPr>
-        <w:instrText xml:space="preserve"> SEQ Tabel_3. \* ARABIC </w:instrText>
-      </w:r>
-      <w:r>
-        <w:rPr>
-          <w:b/>
-          <w:i w:val="0"/>
-          <w:color w:val="000000" w:themeColor="text1"/>
-          <w:sz w:val="24"/>
-          <w:szCs w:val="24"/>
-        </w:rPr>
-        <w:fldChar w:fldCharType="separate"/>
-      </w:r>
-      <w:r>
-        <w:rPr>
-          <w:b/>
-          <w:i w:val="0"/>
-          <w:noProof/>
-          <w:color w:val="000000" w:themeColor="text1"/>
-          <w:sz w:val="24"/>
-          <w:szCs w:val="24"/>
-        </w:rPr>
-        <w:t>1</w:t>
-      </w:r>
-      <w:r>
-        <w:rPr>
-          <w:b/>
-          <w:i w:val="0"/>
-          <w:color w:val="000000" w:themeColor="text1"/>
-          <w:sz w:val="24"/>
-          <w:szCs w:val="24"/>
-        </w:rPr>
-        <w:fldChar w:fldCharType="end"/>
-      </w:r>
-      <w:r>
-        <w:rPr>
-          <w:b/>
-          <w:i w:val="0"/>
-          <w:color w:val="000000" w:themeColor="text1"/>
-          <w:sz w:val="24"/>
-          <w:szCs w:val="24"/>
-        </w:rPr>
-        <w:t xml:space="preserve"> Skala Penilaian Kuisioner</w:t>
-      </w:r>
-    </w:p>
-    <w:tbl>
-      <w:tblPr>
-        <w:tblStyle w:val="TableGrid"/>
-        <w:tblW w:w="0" w:type="auto"/>
-        <w:jc w:val="center"/>
-        <w:tblLook w:val="04A0" w:firstRow="1" w:lastRow="0" w:firstColumn="1" w:lastColumn="0" w:noHBand="0" w:noVBand="1"/>
-      </w:tblPr>
-      <w:tblGrid>
-        <w:gridCol w:w="1696"/>
-        <w:gridCol w:w="3969"/>
-      </w:tblGrid>
-      <w:tr>
-        <w:trPr>
-          <w:jc w:val="center"/>
-        </w:trPr>
-        <w:tc>
-          <w:tcPr>
-            <w:tcW w:w="1696" w:type="dxa"/>
-            <w:vAlign w:val="center"/>
-          </w:tcPr>
-          <w:p>
-            <w:pPr>
-              <w:spacing w:line="360" w:lineRule="auto"/>
-              <w:jc w:val="center"/>
-            </w:pPr>
-            <w:r>
-              <w:rPr>
-                <w:b/>
-                <w:bCs/>
-              </w:rPr>
-              <w:t>Skor</w:t>
-            </w:r>
-          </w:p>
-        </w:tc>
-        <w:tc>
-          <w:tcPr>
-            <w:tcW w:w="3969" w:type="dxa"/>
-            <w:vAlign w:val="center"/>
-          </w:tcPr>
-          <w:p>
-            <w:pPr>
-              <w:spacing w:line="360" w:lineRule="auto"/>
-              <w:jc w:val="center"/>
-            </w:pPr>
-            <w:r>
-              <w:rPr>
-                <w:b/>
-                <w:bCs/>
-              </w:rPr>
-              <w:t>Keterangan</w:t>
-            </w:r>
-          </w:p>
-        </w:tc>
-      </w:tr>
-      <w:tr>
-        <w:trPr>
-          <w:jc w:val="center"/>
-        </w:trPr>
-        <w:tc>
-          <w:tcPr>
-            <w:tcW w:w="1696" w:type="dxa"/>
-            <w:vAlign w:val="center"/>
-          </w:tcPr>
-          <w:p>
-            <w:pPr>
-              <w:spacing w:line="360" w:lineRule="auto"/>
-              <w:jc w:val="center"/>
-            </w:pPr>
-            <w:r>
-              <w:t>5</w:t>
-            </w:r>
-          </w:p>
-        </w:tc>
-        <w:tc>
-          <w:tcPr>
-            <w:tcW w:w="3969" w:type="dxa"/>
-            <w:vAlign w:val="center"/>
-          </w:tcPr>
-          <w:p>
-            <w:pPr>
-              <w:spacing w:line="360" w:lineRule="auto"/>
-              <w:jc w:val="left"/>
-            </w:pPr>
-            <w:r>
-              <w:t>Sangat Setuju (SS)</w:t>
-            </w:r>
-          </w:p>
-        </w:tc>
-      </w:tr>
-      <w:tr>
-        <w:trPr>
-          <w:jc w:val="center"/>
-        </w:trPr>
-        <w:tc>
-          <w:tcPr>
-            <w:tcW w:w="1696" w:type="dxa"/>
-            <w:vAlign w:val="center"/>
-          </w:tcPr>
-          <w:p>
-            <w:pPr>
-              <w:spacing w:line="360" w:lineRule="auto"/>
-              <w:jc w:val="center"/>
-            </w:pPr>
-            <w:r>
-              <w:t>4</w:t>
-            </w:r>
-          </w:p>
-        </w:tc>
-        <w:tc>
-          <w:tcPr>
-            <w:tcW w:w="3969" w:type="dxa"/>
-            <w:vAlign w:val="center"/>
-          </w:tcPr>
-          <w:p>
-            <w:pPr>
-              <w:spacing w:line="360" w:lineRule="auto"/>
-              <w:jc w:val="left"/>
-            </w:pPr>
-            <w:r>
-              <w:t>Setuju (S)</w:t>
-            </w:r>
-          </w:p>
-        </w:tc>
-      </w:tr>
-      <w:tr>
-        <w:trPr>
-          <w:jc w:val="center"/>
-        </w:trPr>
-        <w:tc>
-          <w:tcPr>
-            <w:tcW w:w="1696" w:type="dxa"/>
-            <w:vAlign w:val="center"/>
-          </w:tcPr>
-          <w:p>
-            <w:pPr>
-              <w:spacing w:line="360" w:lineRule="auto"/>
-              <w:jc w:val="center"/>
-            </w:pPr>
-            <w:r>
-              <w:t>3</w:t>
-            </w:r>
-          </w:p>
-        </w:tc>
-        <w:tc>
-          <w:tcPr>
-            <w:tcW w:w="3969" w:type="dxa"/>
-            <w:vAlign w:val="center"/>
-          </w:tcPr>
-          <w:p>
-            <w:pPr>
-              <w:spacing w:line="360" w:lineRule="auto"/>
-              <w:jc w:val="left"/>
-            </w:pPr>
-            <w:r>
-              <w:t>Netral (N)</w:t>
-            </w:r>
-          </w:p>
-        </w:tc>
-      </w:tr>
-      <w:tr>
-        <w:trPr>
-          <w:jc w:val="center"/>
-        </w:trPr>
-        <w:tc>
-          <w:tcPr>
-            <w:tcW w:w="1696" w:type="dxa"/>
-            <w:vAlign w:val="center"/>
-          </w:tcPr>
-          <w:p>
-            <w:pPr>
-              <w:spacing w:line="360" w:lineRule="auto"/>
-              <w:jc w:val="center"/>
-            </w:pPr>
-            <w:r>
-              <w:t>2</w:t>
-            </w:r>
-          </w:p>
-        </w:tc>
-        <w:tc>
-          <w:tcPr>
-            <w:tcW w:w="3969" w:type="dxa"/>
-            <w:vAlign w:val="center"/>
-          </w:tcPr>
-          <w:p>
-            <w:pPr>
-              <w:spacing w:line="360" w:lineRule="auto"/>
-              <w:jc w:val="left"/>
-            </w:pPr>
-            <w:r>
-              <w:t>Tidak Setuju (TS)</w:t>
-            </w:r>
-          </w:p>
-        </w:tc>
-      </w:tr>
-      <w:tr>
-        <w:trPr>
-          <w:jc w:val="center"/>
-        </w:trPr>
-        <w:tc>
-          <w:tcPr>
-            <w:tcW w:w="1696" w:type="dxa"/>
-            <w:vAlign w:val="center"/>
-          </w:tcPr>
-          <w:p>
-            <w:pPr>
-              <w:spacing w:line="360" w:lineRule="auto"/>
-              <w:jc w:val="center"/>
-            </w:pPr>
-            <w:r>
-              <w:t>1</w:t>
-            </w:r>
-          </w:p>
-        </w:tc>
-        <w:tc>
-          <w:tcPr>
-            <w:tcW w:w="3969" w:type="dxa"/>
-            <w:vAlign w:val="center"/>
-          </w:tcPr>
-          <w:p>
-            <w:pPr>
-              <w:spacing w:line="360" w:lineRule="auto"/>
-              <w:jc w:val="left"/>
-            </w:pPr>
-            <w:r>
-              <w:t>Sangat Tidak Setuju (STS)</w:t>
-            </w:r>
-          </w:p>
-        </w:tc>
-      </w:tr>
-    </w:tbl>
-    <w:p>
-      <w:pPr>
-        <w:spacing w:line="360" w:lineRule="auto"/>
-      </w:pPr>
-    </w:p>
-    <w:p>
-      <w:pPr>
-        <w:spacing w:after="240" w:line="360" w:lineRule="auto"/>
-        <w:ind w:firstLine="720"/>
-      </w:pPr>
-      <w:r>
-        <w:t>Instrumen kuesioner disusun berdasarkan tujuan penelitian untuk mengevaluasi tingkat kemudahan penggunaan, kesesuaian fitur, serta penerimaan pengguna terhadap prototype sistem pengecekan stok dan pengadaan material. Daftar pernyataan kuesioner ditunjukkan pada Tabel 3.2.</w:t>
-      </w:r>
-      <w:bookmarkStart w:id="50" w:name="_GoBack"/>
-      <w:bookmarkEnd w:id="50"/>
-    </w:p>
-    <w:p>
-      <w:pPr>
-        <w:pStyle w:val="Caption"/>
-        <w:keepNext/>
-        <w:jc w:val="center"/>
-        <w:rPr>
-          <w:b/>
-          <w:i w:val="0"/>
-          <w:color w:val="000000" w:themeColor="text1"/>
-          <w:sz w:val="24"/>
-          <w:szCs w:val="24"/>
-        </w:rPr>
-      </w:pPr>
-      <w:r>
-        <w:rPr>
-          <w:b/>
-          <w:i w:val="0"/>
-          <w:color w:val="000000" w:themeColor="text1"/>
-          <w:sz w:val="24"/>
-          <w:szCs w:val="24"/>
-        </w:rPr>
-        <w:t xml:space="preserve">Tabel 3. </w:t>
-      </w:r>
-      <w:r>
-        <w:rPr>
-          <w:b/>
-          <w:i w:val="0"/>
-          <w:color w:val="000000" w:themeColor="text1"/>
-          <w:sz w:val="24"/>
-          <w:szCs w:val="24"/>
-        </w:rPr>
-        <w:fldChar w:fldCharType="begin"/>
-      </w:r>
-      <w:r>
-        <w:rPr>
-          <w:b/>
-          <w:i w:val="0"/>
-          <w:color w:val="000000" w:themeColor="text1"/>
-          <w:sz w:val="24"/>
-          <w:szCs w:val="24"/>
-        </w:rPr>
-        <w:instrText xml:space="preserve"> SEQ Tabel_3. \* ARABIC </w:instrText>
-      </w:r>
-      <w:r>
-        <w:rPr>
-          <w:b/>
-          <w:i w:val="0"/>
-          <w:color w:val="000000" w:themeColor="text1"/>
-          <w:sz w:val="24"/>
-          <w:szCs w:val="24"/>
-        </w:rPr>
-        <w:fldChar w:fldCharType="separate"/>
-      </w:r>
-      <w:r>
-        <w:rPr>
-          <w:b/>
-          <w:i w:val="0"/>
-          <w:noProof/>
-          <w:color w:val="000000" w:themeColor="text1"/>
-          <w:sz w:val="24"/>
-          <w:szCs w:val="24"/>
-        </w:rPr>
-        <w:t>2</w:t>
-      </w:r>
-      <w:r>
-        <w:rPr>
-          <w:b/>
-          <w:i w:val="0"/>
-          <w:color w:val="000000" w:themeColor="text1"/>
-          <w:sz w:val="24"/>
-          <w:szCs w:val="24"/>
-        </w:rPr>
-        <w:fldChar w:fldCharType="end"/>
-      </w:r>
-      <w:r>
-        <w:rPr>
-          <w:b/>
-          <w:i w:val="0"/>
-          <w:color w:val="000000" w:themeColor="text1"/>
-          <w:sz w:val="24"/>
-          <w:szCs w:val="24"/>
-        </w:rPr>
-        <w:t xml:space="preserve"> Instrumen Kuesioner User Acceptance Test (UAT)</w:t>
-      </w:r>
-    </w:p>
-    <w:tbl>
-      <w:tblPr>
-        <w:tblStyle w:val="TableGrid"/>
-        <w:tblW w:w="0" w:type="auto"/>
-        <w:tblLook w:val="04A0" w:firstRow="1" w:lastRow="0" w:firstColumn="1" w:lastColumn="0" w:noHBand="0" w:noVBand="1"/>
-      </w:tblPr>
-      <w:tblGrid>
-        <w:gridCol w:w="1271"/>
-        <w:gridCol w:w="6656"/>
-      </w:tblGrid>
-      <w:tr>
-        <w:tc>
-          <w:tcPr>
-            <w:tcW w:w="1271" w:type="dxa"/>
-            <w:vAlign w:val="center"/>
-          </w:tcPr>
-          <w:p>
-            <w:pPr>
-              <w:spacing w:line="360" w:lineRule="auto"/>
-              <w:jc w:val="center"/>
-            </w:pPr>
-            <w:r>
-              <w:rPr>
-                <w:b/>
-                <w:bCs/>
-              </w:rPr>
-              <w:t>No</w:t>
-            </w:r>
-          </w:p>
-        </w:tc>
-        <w:tc>
-          <w:tcPr>
-            <w:tcW w:w="6656" w:type="dxa"/>
-            <w:vAlign w:val="center"/>
-          </w:tcPr>
-          <w:p>
-            <w:pPr>
-              <w:spacing w:line="360" w:lineRule="auto"/>
-              <w:jc w:val="center"/>
-            </w:pPr>
-            <w:r>
-              <w:rPr>
-                <w:b/>
-                <w:bCs/>
-              </w:rPr>
-              <w:t>Pernyataan</w:t>
-            </w:r>
-          </w:p>
-        </w:tc>
-      </w:tr>
-      <w:tr>
-        <w:tc>
-          <w:tcPr>
-            <w:tcW w:w="1271" w:type="dxa"/>
-            <w:vAlign w:val="center"/>
-          </w:tcPr>
-          <w:p>
-            <w:pPr>
-              <w:spacing w:line="360" w:lineRule="auto"/>
-              <w:jc w:val="center"/>
-            </w:pPr>
-            <w:r>
-              <w:t>P1</w:t>
-            </w:r>
-          </w:p>
-        </w:tc>
-        <w:tc>
-          <w:tcPr>
-            <w:tcW w:w="6656" w:type="dxa"/>
-            <w:vAlign w:val="center"/>
-          </w:tcPr>
-          <w:p>
-            <w:pPr>
-              <w:spacing w:line="360" w:lineRule="auto"/>
-            </w:pPr>
-            <w:r>
-              <w:t>Saya dapat menyelesaikan seluruh tugas yang diberikan pada prototype sistem dengan baik.</w:t>
-            </w:r>
-          </w:p>
-        </w:tc>
-      </w:tr>
-      <w:tr>
-        <w:tc>
-          <w:tcPr>
-            <w:tcW w:w="1271" w:type="dxa"/>
-            <w:vAlign w:val="center"/>
-          </w:tcPr>
-          <w:p>
-            <w:pPr>
-              <w:spacing w:line="360" w:lineRule="auto"/>
-              <w:jc w:val="center"/>
-            </w:pPr>
-            <w:r>
-              <w:t>P2</w:t>
-            </w:r>
-          </w:p>
-        </w:tc>
-        <w:tc>
-          <w:tcPr>
-            <w:tcW w:w="6656" w:type="dxa"/>
-            <w:vAlign w:val="center"/>
-          </w:tcPr>
-          <w:p>
-            <w:pPr>
-              <w:spacing w:line="360" w:lineRule="auto"/>
-            </w:pPr>
-            <w:r>
-              <w:t>Prototype sistem mudah dipelajari ketika pertama kali digunakan.</w:t>
-            </w:r>
-          </w:p>
-        </w:tc>
-      </w:tr>
-      <w:tr>
-        <w:tc>
-          <w:tcPr>
-            <w:tcW w:w="1271" w:type="dxa"/>
-            <w:vAlign w:val="center"/>
-          </w:tcPr>
-          <w:p>
-            <w:pPr>
-              <w:spacing w:line="360" w:lineRule="auto"/>
-              <w:jc w:val="center"/>
-            </w:pPr>
-            <w:r>
-              <w:t>P3</w:t>
-            </w:r>
-          </w:p>
-        </w:tc>
-        <w:tc>
-          <w:tcPr>
-            <w:tcW w:w="6656" w:type="dxa"/>
-            <w:vAlign w:val="center"/>
-          </w:tcPr>
-          <w:p>
-            <w:pPr>
-              <w:spacing w:line="360" w:lineRule="auto"/>
-            </w:pPr>
-            <w:r>
-              <w:t>Menu dan tombol pada prototype sistem mudah ditemukan.</w:t>
-            </w:r>
-          </w:p>
-        </w:tc>
-      </w:tr>
-      <w:tr>
-        <w:tc>
-          <w:tcPr>
-            <w:tcW w:w="1271" w:type="dxa"/>
-            <w:vAlign w:val="center"/>
-          </w:tcPr>
-          <w:p>
-            <w:pPr>
-              <w:spacing w:line="360" w:lineRule="auto"/>
-              <w:jc w:val="center"/>
-            </w:pPr>
-            <w:r>
-              <w:t>P4</w:t>
-            </w:r>
-          </w:p>
-        </w:tc>
-        <w:tc>
-          <w:tcPr>
-            <w:tcW w:w="6656" w:type="dxa"/>
-            <w:vAlign w:val="center"/>
-          </w:tcPr>
-          <w:p>
-            <w:pPr>
-              <w:spacing w:line="360" w:lineRule="auto"/>
-            </w:pPr>
-            <w:r>
-              <w:t>Informasi yang ditampilkan pada setiap halaman mudah dipahami.</w:t>
-            </w:r>
-          </w:p>
-        </w:tc>
-      </w:tr>
-      <w:tr>
-        <w:tc>
-          <w:tcPr>
-            <w:tcW w:w="1271" w:type="dxa"/>
-            <w:vAlign w:val="center"/>
-          </w:tcPr>
-          <w:p>
-            <w:pPr>
-              <w:spacing w:line="360" w:lineRule="auto"/>
-              <w:jc w:val="center"/>
-            </w:pPr>
-            <w:r>
-              <w:t>P5</w:t>
-            </w:r>
-          </w:p>
-        </w:tc>
-        <w:tc>
-          <w:tcPr>
-            <w:tcW w:w="6656" w:type="dxa"/>
-            <w:vAlign w:val="center"/>
-          </w:tcPr>
-          <w:p>
-            <w:pPr>
-              <w:spacing w:line="360" w:lineRule="auto"/>
-            </w:pPr>
-            <w:r>
-              <w:t>Tampilan prototype sistem menarik, rapi, dan mudah dipahami.</w:t>
-            </w:r>
-          </w:p>
-        </w:tc>
-      </w:tr>
-      <w:tr>
-        <w:tc>
-          <w:tcPr>
-            <w:tcW w:w="1271" w:type="dxa"/>
-            <w:vAlign w:val="center"/>
-          </w:tcPr>
-          <w:p>
-            <w:pPr>
-              <w:spacing w:line="360" w:lineRule="auto"/>
-              <w:jc w:val="center"/>
-            </w:pPr>
-            <w:r>
-              <w:lastRenderedPageBreak/>
-              <w:t>P6</w:t>
-            </w:r>
-          </w:p>
-        </w:tc>
-        <w:tc>
-          <w:tcPr>
-            <w:tcW w:w="6656" w:type="dxa"/>
-            <w:vAlign w:val="center"/>
-          </w:tcPr>
-          <w:p>
-            <w:pPr>
-              <w:spacing w:line="360" w:lineRule="auto"/>
-            </w:pPr>
-            <w:r>
-              <w:t>Proses pengecekan stok material mudah dilakukan menggunakan prototype sistem.</w:t>
-            </w:r>
-          </w:p>
-        </w:tc>
-      </w:tr>
-      <w:tr>
-        <w:tc>
-          <w:tcPr>
-            <w:tcW w:w="1271" w:type="dxa"/>
-            <w:vAlign w:val="center"/>
-          </w:tcPr>
-          <w:p>
-            <w:pPr>
-              <w:spacing w:line="360" w:lineRule="auto"/>
-              <w:jc w:val="center"/>
-            </w:pPr>
-            <w:r>
-              <w:t>P7</w:t>
-            </w:r>
-          </w:p>
-        </w:tc>
-        <w:tc>
-          <w:tcPr>
-            <w:tcW w:w="6656" w:type="dxa"/>
-            <w:vAlign w:val="center"/>
-          </w:tcPr>
-          <w:p>
-            <w:pPr>
-              <w:spacing w:line="360" w:lineRule="auto"/>
-            </w:pPr>
-            <w:r>
-              <w:t>Proses pengajuan pengadaan material mudah dilakukan menggunakan prototype sistem.</w:t>
-            </w:r>
-          </w:p>
-        </w:tc>
-      </w:tr>
-      <w:tr>
-        <w:tc>
-          <w:tcPr>
-            <w:tcW w:w="1271" w:type="dxa"/>
-            <w:vAlign w:val="center"/>
-          </w:tcPr>
-          <w:p>
-            <w:pPr>
-              <w:spacing w:line="360" w:lineRule="auto"/>
-              <w:jc w:val="center"/>
-            </w:pPr>
-            <w:r>
-              <w:t>P8</w:t>
-            </w:r>
-          </w:p>
-        </w:tc>
-        <w:tc>
-          <w:tcPr>
-            <w:tcW w:w="6656" w:type="dxa"/>
-            <w:vAlign w:val="center"/>
-          </w:tcPr>
-          <w:p>
-            <w:pPr>
-              <w:spacing w:line="360" w:lineRule="auto"/>
-            </w:pPr>
-            <w:r>
-              <w:t>Prototype sistem membantu mempercepat proses pengecekan stok dan pengadaan material dibandingkan proses yang berjalan saat ini.</w:t>
-            </w:r>
-          </w:p>
-        </w:tc>
-      </w:tr>
-      <w:tr>
-        <w:tc>
-          <w:tcPr>
-            <w:tcW w:w="1271" w:type="dxa"/>
-            <w:vAlign w:val="center"/>
-          </w:tcPr>
-          <w:p>
-            <w:pPr>
-              <w:spacing w:line="360" w:lineRule="auto"/>
-              <w:jc w:val="center"/>
-            </w:pPr>
-            <w:r>
-              <w:t>P9</w:t>
-            </w:r>
-          </w:p>
-        </w:tc>
-        <w:tc>
-          <w:tcPr>
-            <w:tcW w:w="6656" w:type="dxa"/>
-            <w:vAlign w:val="center"/>
-          </w:tcPr>
-          <w:p>
-            <w:pPr>
-              <w:spacing w:line="360" w:lineRule="auto"/>
-            </w:pPr>
-            <w:r>
-              <w:t>Prototype sistem membantu mengurangi kemungkinan terjadinya kesalahan dalam pencatatan material.</w:t>
-            </w:r>
-          </w:p>
-        </w:tc>
-      </w:tr>
-      <w:tr>
-        <w:tc>
-          <w:tcPr>
-            <w:tcW w:w="1271" w:type="dxa"/>
-            <w:vAlign w:val="center"/>
-          </w:tcPr>
-          <w:p>
-            <w:pPr>
-              <w:spacing w:line="360" w:lineRule="auto"/>
-              <w:jc w:val="center"/>
-            </w:pPr>
-            <w:r>
-              <w:t>P10</w:t>
-            </w:r>
-          </w:p>
-        </w:tc>
-        <w:tc>
-          <w:tcPr>
-            <w:tcW w:w="6656" w:type="dxa"/>
-            <w:vAlign w:val="center"/>
-          </w:tcPr>
-          <w:p>
-            <w:pPr>
-              <w:spacing w:line="360" w:lineRule="auto"/>
-            </w:pPr>
-            <w:r>
-              <w:t>Fitur-fitur yang tersedia pada prototype sistem telah sesuai dengan kebutuhan pekerjaan saya.</w:t>
-            </w:r>
-          </w:p>
-        </w:tc>
-      </w:tr>
-      <w:tr>
-        <w:tc>
-          <w:tcPr>
-            <w:tcW w:w="1271" w:type="dxa"/>
-            <w:vAlign w:val="center"/>
-          </w:tcPr>
-          <w:p>
-            <w:pPr>
-              <w:spacing w:line="360" w:lineRule="auto"/>
-              <w:jc w:val="center"/>
-            </w:pPr>
-            <w:r>
-              <w:t>P11</w:t>
-            </w:r>
-          </w:p>
-        </w:tc>
-        <w:tc>
-          <w:tcPr>
-            <w:tcW w:w="6656" w:type="dxa"/>
-            <w:vAlign w:val="center"/>
-          </w:tcPr>
-          <w:p>
-            <w:pPr>
-              <w:spacing w:line="360" w:lineRule="auto"/>
-            </w:pPr>
-            <w:r>
-              <w:t>Saya merasa nyaman menggunakan prototype sistem ini.</w:t>
-            </w:r>
-          </w:p>
-        </w:tc>
-      </w:tr>
-      <w:tr>
-        <w:tc>
-          <w:tcPr>
-            <w:tcW w:w="1271" w:type="dxa"/>
-            <w:vAlign w:val="center"/>
-          </w:tcPr>
-          <w:p>
-            <w:pPr>
-              <w:spacing w:line="360" w:lineRule="auto"/>
-              <w:jc w:val="center"/>
-            </w:pPr>
-            <w:r>
-              <w:t>P12</w:t>
-            </w:r>
-          </w:p>
-        </w:tc>
-        <w:tc>
-          <w:tcPr>
-            <w:tcW w:w="6656" w:type="dxa"/>
-            <w:vAlign w:val="center"/>
-          </w:tcPr>
-          <w:p>
-            <w:pPr>
-              <w:spacing w:line="360" w:lineRule="auto"/>
-            </w:pPr>
-            <w:r>
-              <w:t>Secara keseluruhan saya menerima prototype sistem pengecekan stok dan pengadaan material yang telah dirancang.</w:t>
-            </w:r>
-          </w:p>
-        </w:tc>
-      </w:tr>
-    </w:tbl>
-    <w:p>
-      <w:pPr>
-        <w:spacing w:line="360" w:lineRule="auto"/>
-      </w:pPr>
-    </w:p>
-    <w:p>
-      <w:pPr>
-        <w:pStyle w:val="Heading3"/>
-        <w:numPr>
-          <w:ilvl w:val="0"/>
-          <w:numId w:val="70"/>
-        </w:numPr>
-        <w:spacing w:line="360" w:lineRule="auto"/>
-        <w:ind w:hanging="720"/>
-      </w:pPr>
-      <w:bookmarkStart w:id="51" w:name="_Toc236063945"/>
-      <w:r>
-        <w:t>Skenario Usability Testing</w:t>
-      </w:r>
-      <w:bookmarkEnd w:id="51"/>
-    </w:p>
-    <w:p>
-      <w:pPr>
-        <w:spacing w:after="240" w:line="360" w:lineRule="auto"/>
-        <w:ind w:firstLine="720"/>
-      </w:pPr>
-      <w:r>
-        <w:t>Sebelum responden mengisi kuesioner, dilakukan usability testing menggunakan aplikasi Maze. Pengujian dilakukan dengan memberikan beberapa skenario tugas yang mewakili fungsi utama pada prototype sistem. Setiap responden diminta menyelesaikan seluruh tugas secara mandiri tanpa diberikan petunjuk mengenai alur navigasi. Pendekatan ini bertujuan untuk mengetahui tingkat kemudahan penggunaan prototype berdasarkan interaksi nyata pengguna.</w:t>
-      </w:r>
-    </w:p>
-    <w:p>
-      <w:pPr>
-        <w:pStyle w:val="Caption"/>
-        <w:keepNext/>
-        <w:jc w:val="center"/>
-        <w:rPr>
-          <w:b/>
-          <w:i w:val="0"/>
-          <w:color w:val="auto"/>
-          <w:sz w:val="24"/>
-          <w:szCs w:val="24"/>
-        </w:rPr>
-      </w:pPr>
-      <w:bookmarkStart w:id="52" w:name="_Toc234966709"/>
-      <w:r>
-        <w:rPr>
-          <w:b/>
-          <w:i w:val="0"/>
-          <w:color w:val="auto"/>
-          <w:sz w:val="24"/>
-          <w:szCs w:val="24"/>
-        </w:rPr>
-        <w:t xml:space="preserve">Tabel 3. </w:t>
-      </w:r>
-      <w:r>
-        <w:rPr>
-          <w:b/>
-          <w:i w:val="0"/>
-          <w:color w:val="auto"/>
-          <w:sz w:val="24"/>
-          <w:szCs w:val="24"/>
-        </w:rPr>
-        <w:fldChar w:fldCharType="begin"/>
-      </w:r>
-      <w:r>
-        <w:rPr>
-          <w:b/>
-          <w:i w:val="0"/>
-          <w:color w:val="auto"/>
-          <w:sz w:val="24"/>
-          <w:szCs w:val="24"/>
-        </w:rPr>
-        <w:instrText xml:space="preserve"> SEQ Tabel_3. \* ARABIC </w:instrText>
-      </w:r>
-      <w:r>
-        <w:rPr>
-          <w:b/>
-          <w:i w:val="0"/>
-          <w:color w:val="auto"/>
-          <w:sz w:val="24"/>
-          <w:szCs w:val="24"/>
-        </w:rPr>
-        <w:fldChar w:fldCharType="separate"/>
-      </w:r>
-      <w:r>
-        <w:rPr>
-          <w:b/>
-          <w:i w:val="0"/>
-          <w:noProof/>
-          <w:color w:val="auto"/>
-          <w:sz w:val="24"/>
-          <w:szCs w:val="24"/>
-        </w:rPr>
-        <w:t>3</w:t>
-      </w:r>
-      <w:r>
-        <w:rPr>
-          <w:b/>
-          <w:i w:val="0"/>
-          <w:color w:val="auto"/>
-          <w:sz w:val="24"/>
-          <w:szCs w:val="24"/>
-        </w:rPr>
-        <w:fldChar w:fldCharType="end"/>
-      </w:r>
-      <w:r>
-        <w:rPr>
-          <w:b/>
-          <w:i w:val="0"/>
-          <w:color w:val="auto"/>
-          <w:sz w:val="24"/>
-          <w:szCs w:val="24"/>
-        </w:rPr>
-        <w:t xml:space="preserve"> Skenario Usability Testing</w:t>
-      </w:r>
-      <w:bookmarkEnd w:id="52"/>
-    </w:p>
-    <w:tbl>
-      <w:tblPr>
-        <w:tblStyle w:val="TableGrid"/>
-        <w:tblW w:w="0" w:type="auto"/>
-        <w:tblLook w:val="04A0" w:firstRow="1" w:lastRow="0" w:firstColumn="1" w:lastColumn="0" w:noHBand="0" w:noVBand="1"/>
-      </w:tblPr>
-      <w:tblGrid>
-        <w:gridCol w:w="510"/>
-        <w:gridCol w:w="3738"/>
-        <w:gridCol w:w="3679"/>
-      </w:tblGrid>
-      <w:tr>
-        <w:tc>
-          <w:tcPr>
-            <w:tcW w:w="510" w:type="dxa"/>
-            <w:vAlign w:val="center"/>
-          </w:tcPr>
-          <w:p>
-            <w:pPr>
-              <w:spacing w:after="240" w:line="360" w:lineRule="auto"/>
-              <w:jc w:val="center"/>
-            </w:pPr>
-            <w:r>
-              <w:rPr>
-                <w:b/>
-                <w:bCs/>
-              </w:rPr>
-              <w:t>No</w:t>
-            </w:r>
-          </w:p>
-        </w:tc>
-        <w:tc>
-          <w:tcPr>
-            <w:tcW w:w="3738" w:type="dxa"/>
-            <w:vAlign w:val="center"/>
-          </w:tcPr>
-          <w:p>
-            <w:pPr>
-              <w:spacing w:after="240" w:line="360" w:lineRule="auto"/>
-              <w:jc w:val="center"/>
-            </w:pPr>
-            <w:r>
-              <w:rPr>
-                <w:b/>
-                <w:bCs/>
-              </w:rPr>
-              <w:t>Skenario Tugas</w:t>
-            </w:r>
-          </w:p>
-        </w:tc>
-        <w:tc>
-          <w:tcPr>
-            <w:tcW w:w="3679" w:type="dxa"/>
-            <w:vAlign w:val="center"/>
-          </w:tcPr>
-          <w:p>
-            <w:pPr>
-              <w:spacing w:after="240" w:line="360" w:lineRule="auto"/>
-              <w:jc w:val="center"/>
-            </w:pPr>
-            <w:r>
-              <w:rPr>
-                <w:b/>
-                <w:bCs/>
-              </w:rPr>
-              <w:t>Tujuan</w:t>
-            </w:r>
-          </w:p>
-        </w:tc>
-      </w:tr>
-      <w:tr>
-        <w:tc>
-          <w:tcPr>
-            <w:tcW w:w="510" w:type="dxa"/>
-            <w:vAlign w:val="center"/>
-          </w:tcPr>
-          <w:p>
-            <w:pPr>
-              <w:spacing w:after="240" w:line="360" w:lineRule="auto"/>
-              <w:jc w:val="left"/>
-            </w:pPr>
-            <w:r>
-              <w:t>1</w:t>
-            </w:r>
-          </w:p>
-        </w:tc>
-        <w:tc>
-          <w:tcPr>
-            <w:tcW w:w="3738" w:type="dxa"/>
-            <w:vAlign w:val="center"/>
-          </w:tcPr>
-          <w:p>
-            <w:pPr>
-              <w:spacing w:after="240" w:line="360" w:lineRule="auto"/>
-              <w:jc w:val="left"/>
-            </w:pPr>
-            <w:r>
-              <w:t>Melihat stok material.</w:t>
-            </w:r>
-          </w:p>
-        </w:tc>
-        <w:tc>
-          <w:tcPr>
-            <w:tcW w:w="3679" w:type="dxa"/>
-            <w:vAlign w:val="center"/>
-          </w:tcPr>
-          <w:p>
-            <w:pPr>
-              <w:spacing w:after="240" w:line="360" w:lineRule="auto"/>
-              <w:jc w:val="left"/>
-            </w:pPr>
-            <w:r>
-              <w:t>Mengetahui apakah pengguna dapat menemukan informasi stok.</w:t>
-            </w:r>
-          </w:p>
-        </w:tc>
-      </w:tr>
-      <w:tr>
-        <w:tc>
-          <w:tcPr>
-            <w:tcW w:w="510" w:type="dxa"/>
-            <w:vAlign w:val="center"/>
-          </w:tcPr>
-          <w:p>
-            <w:pPr>
-              <w:spacing w:after="240" w:line="360" w:lineRule="auto"/>
-              <w:jc w:val="left"/>
-            </w:pPr>
-            <w:r>
-              <w:t>2</w:t>
-            </w:r>
-          </w:p>
-        </w:tc>
-        <w:tc>
-          <w:tcPr>
-            <w:tcW w:w="3738" w:type="dxa"/>
-            <w:vAlign w:val="center"/>
-          </w:tcPr>
-          <w:p>
-            <w:pPr>
-              <w:spacing w:after="240" w:line="360" w:lineRule="auto"/>
-              <w:jc w:val="left"/>
-            </w:pPr>
-            <w:r>
-              <w:t>Menambahkan data material.</w:t>
-            </w:r>
-          </w:p>
-        </w:tc>
-        <w:tc>
-          <w:tcPr>
-            <w:tcW w:w="3679" w:type="dxa"/>
-            <w:vAlign w:val="center"/>
-          </w:tcPr>
-          <w:p>
-            <w:pPr>
-              <w:spacing w:after="240" w:line="360" w:lineRule="auto"/>
-              <w:jc w:val="left"/>
-            </w:pPr>
-            <w:r>
-              <w:t>Menguji kemudahan pengelolaan data master.</w:t>
-            </w:r>
-          </w:p>
-        </w:tc>
-      </w:tr>
-      <w:tr>
-        <w:tc>
-          <w:tcPr>
-            <w:tcW w:w="510" w:type="dxa"/>
-            <w:vAlign w:val="center"/>
-          </w:tcPr>
-          <w:p>
-            <w:pPr>
-              <w:spacing w:after="240" w:line="360" w:lineRule="auto"/>
-              <w:jc w:val="left"/>
-            </w:pPr>
-            <w:r>
-              <w:lastRenderedPageBreak/>
-              <w:t>3</w:t>
-            </w:r>
-          </w:p>
-        </w:tc>
-        <w:tc>
-          <w:tcPr>
-            <w:tcW w:w="3738" w:type="dxa"/>
-            <w:vAlign w:val="center"/>
-          </w:tcPr>
-          <w:p>
-            <w:pPr>
-              <w:spacing w:after="240" w:line="360" w:lineRule="auto"/>
-              <w:jc w:val="left"/>
-            </w:pPr>
-            <w:r>
-              <w:t>Mencatat material masuk.</w:t>
-            </w:r>
-          </w:p>
-        </w:tc>
-        <w:tc>
-          <w:tcPr>
-            <w:tcW w:w="3679" w:type="dxa"/>
-            <w:vAlign w:val="center"/>
-          </w:tcPr>
-          <w:p>
-            <w:pPr>
-              <w:spacing w:after="240" w:line="360" w:lineRule="auto"/>
-              <w:jc w:val="left"/>
-            </w:pPr>
-            <w:r>
-              <w:t>Menguji alur pencatatan transaksi masuk.</w:t>
-            </w:r>
-          </w:p>
-        </w:tc>
-      </w:tr>
-      <w:tr>
-        <w:tc>
-          <w:tcPr>
-            <w:tcW w:w="510" w:type="dxa"/>
-            <w:vAlign w:val="center"/>
-          </w:tcPr>
-          <w:p>
-            <w:pPr>
-              <w:spacing w:after="240" w:line="360" w:lineRule="auto"/>
-              <w:jc w:val="left"/>
-            </w:pPr>
-            <w:r>
-              <w:t>4</w:t>
-            </w:r>
-          </w:p>
-        </w:tc>
-        <w:tc>
-          <w:tcPr>
-            <w:tcW w:w="3738" w:type="dxa"/>
-            <w:vAlign w:val="center"/>
-          </w:tcPr>
-          <w:p>
-            <w:pPr>
-              <w:spacing w:after="240" w:line="360" w:lineRule="auto"/>
-              <w:jc w:val="left"/>
-            </w:pPr>
-            <w:r>
-              <w:t>Mencatat material keluar.</w:t>
-            </w:r>
-          </w:p>
-        </w:tc>
-        <w:tc>
-          <w:tcPr>
-            <w:tcW w:w="3679" w:type="dxa"/>
-            <w:vAlign w:val="center"/>
-          </w:tcPr>
-          <w:p>
-            <w:pPr>
-              <w:spacing w:after="240" w:line="360" w:lineRule="auto"/>
-              <w:jc w:val="left"/>
-            </w:pPr>
-            <w:r>
-              <w:t>Menguji alur transaksi keluar.</w:t>
-            </w:r>
-          </w:p>
-        </w:tc>
-      </w:tr>
-      <w:tr>
-        <w:tc>
-          <w:tcPr>
-            <w:tcW w:w="510" w:type="dxa"/>
-            <w:vAlign w:val="center"/>
-          </w:tcPr>
-          <w:p>
-            <w:pPr>
-              <w:spacing w:after="240" w:line="360" w:lineRule="auto"/>
-              <w:jc w:val="left"/>
-            </w:pPr>
-            <w:r>
-              <w:t>5</w:t>
-            </w:r>
-          </w:p>
-        </w:tc>
-        <w:tc>
-          <w:tcPr>
-            <w:tcW w:w="3738" w:type="dxa"/>
-            <w:vAlign w:val="center"/>
-          </w:tcPr>
-          <w:p>
-            <w:pPr>
-              <w:spacing w:after="240" w:line="360" w:lineRule="auto"/>
-              <w:jc w:val="left"/>
-            </w:pPr>
-            <w:r>
-              <w:t>Mengajukan permintaan material.</w:t>
-            </w:r>
-          </w:p>
-        </w:tc>
-        <w:tc>
-          <w:tcPr>
-            <w:tcW w:w="3679" w:type="dxa"/>
-            <w:vAlign w:val="center"/>
-          </w:tcPr>
-          <w:p>
-            <w:pPr>
-              <w:spacing w:after="240" w:line="360" w:lineRule="auto"/>
-              <w:jc w:val="left"/>
-            </w:pPr>
-            <w:r>
-              <w:t>Menguji proses pengadaan.</w:t>
-            </w:r>
-          </w:p>
-        </w:tc>
-      </w:tr>
-      <w:tr>
-        <w:tc>
-          <w:tcPr>
-            <w:tcW w:w="510" w:type="dxa"/>
-            <w:vAlign w:val="center"/>
-          </w:tcPr>
-          <w:p>
-            <w:pPr>
-              <w:spacing w:after="240" w:line="360" w:lineRule="auto"/>
-              <w:jc w:val="left"/>
-            </w:pPr>
-            <w:r>
-              <w:t>6</w:t>
-            </w:r>
-          </w:p>
-        </w:tc>
-        <w:tc>
-          <w:tcPr>
-            <w:tcW w:w="3738" w:type="dxa"/>
-            <w:vAlign w:val="center"/>
-          </w:tcPr>
-          <w:p>
-            <w:pPr>
-              <w:spacing w:after="240" w:line="360" w:lineRule="auto"/>
-              <w:jc w:val="left"/>
-            </w:pPr>
-            <w:r>
-              <w:t>Memberikan persetujuan pengadaan.</w:t>
-            </w:r>
-          </w:p>
-        </w:tc>
-        <w:tc>
-          <w:tcPr>
-            <w:tcW w:w="3679" w:type="dxa"/>
-            <w:vAlign w:val="center"/>
-          </w:tcPr>
-          <w:p>
-            <w:pPr>
-              <w:spacing w:after="240" w:line="360" w:lineRule="auto"/>
-              <w:jc w:val="left"/>
-            </w:pPr>
-            <w:r>
-              <w:t>Menguji proses persetujuan pemilik.</w:t>
-            </w:r>
-          </w:p>
-        </w:tc>
-      </w:tr>
-      <w:tr>
-        <w:tc>
-          <w:tcPr>
-            <w:tcW w:w="510" w:type="dxa"/>
-            <w:vAlign w:val="center"/>
-          </w:tcPr>
-          <w:p>
-            <w:pPr>
-              <w:spacing w:after="240" w:line="360" w:lineRule="auto"/>
-              <w:jc w:val="left"/>
-            </w:pPr>
-            <w:r>
-              <w:t>7</w:t>
-            </w:r>
-          </w:p>
-        </w:tc>
-        <w:tc>
-          <w:tcPr>
-            <w:tcW w:w="3738" w:type="dxa"/>
-            <w:vAlign w:val="center"/>
-          </w:tcPr>
-          <w:p>
-            <w:pPr>
-              <w:spacing w:after="240" w:line="360" w:lineRule="auto"/>
-              <w:jc w:val="left"/>
-            </w:pPr>
-            <w:r>
-              <w:t>Melihat laporan material.</w:t>
-            </w:r>
-          </w:p>
-        </w:tc>
-        <w:tc>
-          <w:tcPr>
-            <w:tcW w:w="3679" w:type="dxa"/>
-            <w:vAlign w:val="center"/>
-          </w:tcPr>
-          <w:p>
-            <w:pPr>
-              <w:spacing w:after="240" w:line="360" w:lineRule="auto"/>
-              <w:jc w:val="left"/>
-            </w:pPr>
-            <w:r>
-              <w:t>Menguji kemudahan memperoleh informasi laporan.</w:t>
-            </w:r>
-          </w:p>
-        </w:tc>
-      </w:tr>
-    </w:tbl>
-    <w:p>
-      <w:pPr>
-        <w:spacing w:line="360" w:lineRule="auto"/>
-      </w:pPr>
-    </w:p>
-    <w:p>
-      <w:pPr>
-        <w:pStyle w:val="Heading3"/>
-        <w:numPr>
-          <w:ilvl w:val="0"/>
-          <w:numId w:val="70"/>
-        </w:numPr>
-        <w:spacing w:line="360" w:lineRule="auto"/>
-        <w:ind w:left="426"/>
-      </w:pPr>
-      <w:bookmarkStart w:id="53" w:name="_Toc236063946"/>
-      <w:r>
-        <w:t>Teknik Analisis Dat</w:t>
-      </w:r>
-      <w:r>
-        <w:t>a</w:t>
-      </w:r>
-      <w:bookmarkEnd w:id="53"/>
-    </w:p>
-    <w:p>
-      <w:pPr>
-        <w:spacing w:after="240" w:line="360" w:lineRule="auto"/>
-        <w:ind w:firstLine="720"/>
-      </w:pPr>
-      <w:r>
-        <w:t>Data hasil kuesioner diolah menggunakan analisis deskriptif kuantitatif untuk memperoleh persentase kelayakan model sistem. Perhitungan dilakukan menggunakan rumus sebagai berikut:</w:t>
-      </w:r>
-    </w:p>
-    <w:p>
-      <w:pPr>
-        <w:spacing w:line="360" w:lineRule="auto"/>
-      </w:pPr>
-      <w:r>
-        <w:t>Rumus (</w:t>
-      </w:r>
-      <w:r>
-        <w:t>1</w:t>
-      </w:r>
-      <w:r>
-        <w:t>) digunakan untuk menghitung persentase kelayakan sistem berdasarkan hasil User Acceptance Test (UAT) yang diperoleh melalui kuesioner skala Likert. Perhitungan dilakukan dengan membandingkan Total Skor Aktual, yaitu akumulasi seluruh skor jawaban responden terhadap pernyataan yang diberikan, dengan Total Skor Ideal, yaitu skor maksimum yang diperoleh dari perkalian skor tertinggi skala Likert dengan jumlah responden. Hasil perbandingan tersebut kemudian dikalikan 100% untuk memperoleh nilai persentase, yang menunjukkan tingkat penerimaan pengguna terhadap sistem, di mana semakin tinggi persentase yang dihasilkan maka semakin baik tingkat kelayakan dan penerimaan sistem oleh pengguna.</w:t>
-      </w:r>
-    </w:p>
-    <w:p>
-      <w:pPr>
-        <w:spacing w:after="160"/>
-        <w:jc w:val="left"/>
-      </w:pPr>
-      <w:r>
-        <w:br w:type="page"/>
-      </w:r>
-    </w:p>
-    <w:p>
-      <w:pPr>
-        <w:pStyle w:val="Heading1"/>
-      </w:pPr>
-      <w:bookmarkStart w:id="54" w:name="_Toc236063947"/>
-      <w:r>
-        <w:lastRenderedPageBreak/>
-        <w:t>BAB IV HASIL DAN PEMBAHASAN</w:t>
-      </w:r>
-      <w:bookmarkEnd w:id="54"/>
-    </w:p>
-    <w:p>
-      <w:pPr>
-        <w:keepNext/>
-        <w:spacing w:after="240" w:line="360" w:lineRule="auto"/>
-        <w:jc w:val="center"/>
-      </w:pPr>
-      <w:r>
-        <w:rPr>
-          <w:noProof/>
-          <w:lang w:val="en-US"/>
-        </w:rPr>
-        <w:drawing>
-          <wp:inline distT="0" distB="0" distL="0" distR="0" wp14:anchorId="308BC7F8" wp14:editId="0CE90DDE">
-            <wp:extent cx="3069590" cy="6390005"/>
-            <wp:effectExtent l="0" t="0" r="0" b="0"/>
-            <wp:docPr id="7" name="Picture 7" descr="C:\Users\user\Downloads\Diagram Tanpa Judul.drawio.png"/>
-            <wp:cNvGraphicFramePr>
-              <a:graphicFrameLocks xmlns:a="http://schemas.openxmlformats.org/drawingml/2006/main" noChangeAspect="1"/>
-            </wp:cNvGraphicFramePr>
-            <a:graphic xmlns:a="http://schemas.openxmlformats.org/drawingml/2006/main">
-              <a:graphicData uri="http://schemas.openxmlformats.org/drawingml/2006/picture">
-                <pic:pic xmlns:pic="http://schemas.openxmlformats.org/drawingml/2006/picture">
-                  <pic:nvPicPr>
-                    <pic:cNvPr id="0" name="Picture 1" descr="C:\Users\user\Downloads\Diagram Tanpa Judul.drawio.png"/>
                     <pic:cNvPicPr>
                       <a:picLocks noChangeAspect="1" noChangeArrowheads="1"/>
                     </pic:cNvPicPr>
@@ -17827,7 +14699,7 @@
                   <pic:spPr bwMode="auto">
                     <a:xfrm>
                       <a:off x="0" y="0"/>
-                      <a:ext cx="3069590" cy="6390005"/>
+                      <a:ext cx="1363497" cy="4400990"/>
                     </a:xfrm>
                     <a:prstGeom prst="rect">
                       <a:avLst/>
@@ -17847,6 +14719,1447 @@
     <w:p>
       <w:pPr>
         <w:pStyle w:val="Caption"/>
+        <w:spacing w:line="360" w:lineRule="auto"/>
+        <w:jc w:val="center"/>
+        <w:rPr>
+          <w:b/>
+          <w:i w:val="0"/>
+          <w:color w:val="auto"/>
+          <w:sz w:val="24"/>
+          <w:szCs w:val="24"/>
+        </w:rPr>
+      </w:pPr>
+      <w:bookmarkStart w:id="38" w:name="_Toc233127916"/>
+      <w:r>
+        <w:rPr>
+          <w:b/>
+          <w:i w:val="0"/>
+          <w:color w:val="auto"/>
+          <w:sz w:val="24"/>
+          <w:szCs w:val="24"/>
+        </w:rPr>
+        <w:t xml:space="preserve">Gambar 3. </w:t>
+      </w:r>
+      <w:r>
+        <w:rPr>
+          <w:b/>
+          <w:i w:val="0"/>
+          <w:color w:val="auto"/>
+          <w:sz w:val="24"/>
+          <w:szCs w:val="24"/>
+        </w:rPr>
+        <w:fldChar w:fldCharType="begin"/>
+      </w:r>
+      <w:r>
+        <w:rPr>
+          <w:b/>
+          <w:i w:val="0"/>
+          <w:color w:val="auto"/>
+          <w:sz w:val="24"/>
+          <w:szCs w:val="24"/>
+        </w:rPr>
+        <w:instrText xml:space="preserve"> SEQ Gambar_3. \* ARABIC </w:instrText>
+      </w:r>
+      <w:r>
+        <w:rPr>
+          <w:b/>
+          <w:i w:val="0"/>
+          <w:color w:val="auto"/>
+          <w:sz w:val="24"/>
+          <w:szCs w:val="24"/>
+        </w:rPr>
+        <w:fldChar w:fldCharType="separate"/>
+      </w:r>
+      <w:r>
+        <w:rPr>
+          <w:b/>
+          <w:i w:val="0"/>
+          <w:noProof/>
+          <w:color w:val="auto"/>
+          <w:sz w:val="24"/>
+          <w:szCs w:val="24"/>
+        </w:rPr>
+        <w:t>3</w:t>
+      </w:r>
+      <w:r>
+        <w:rPr>
+          <w:b/>
+          <w:i w:val="0"/>
+          <w:color w:val="auto"/>
+          <w:sz w:val="24"/>
+          <w:szCs w:val="24"/>
+        </w:rPr>
+        <w:fldChar w:fldCharType="end"/>
+      </w:r>
+      <w:r>
+        <w:rPr>
+          <w:b/>
+          <w:i w:val="0"/>
+          <w:color w:val="auto"/>
+          <w:sz w:val="24"/>
+          <w:szCs w:val="24"/>
+        </w:rPr>
+        <w:t xml:space="preserve"> Diagram PXP</w:t>
+      </w:r>
+      <w:bookmarkEnd w:id="38"/>
+    </w:p>
+    <w:p>
+      <w:pPr>
+        <w:spacing w:line="360" w:lineRule="auto"/>
+        <w:ind w:firstLine="720"/>
+      </w:pPr>
+      <w:r>
+        <w:lastRenderedPageBreak/>
+        <w:t>Metode pengembangan sistem yang digunakan dalam penelitian ini adalah Personal Extreme Programming (PXP). Metode ini dipilih karena pengembangan dilakukan oleh satu orang (solo developer) dan membutuhkan fleksibilitas tinggi dalam menyesuaikan kebutuhan pengguna. Mengingat batasan penelitian yang difokuskan pada perancangan model sistem dan evaluasi desain, tahapan PXP dalam penelitian ini diadaptasi agar sesuai dengan ruang lingkup tersebut. Setiap tahapan PXP dijelaskan secara rinci untuk menunjukkan aktivitas teknis yang dilakukan oleh peneliti.</w:t>
+      </w:r>
+    </w:p>
+    <w:p>
+      <w:pPr>
+        <w:spacing w:after="240" w:line="360" w:lineRule="auto"/>
+        <w:ind w:firstLine="720"/>
+      </w:pPr>
+      <w:r>
+        <w:t>Metode pengembangan sistem dalam penelitian ini dibatasi pada implementasi model sistem dalam bentuk prototype interaktif. Ruang lingkup pengembangan hanya mencakup fitur inti yang berhubungan langsung dengan proses pengecekan stok dan pengadaan material aluminium. Pengembangan tidak mencakup integrasi basis data produksi skala penuh, sistem keamanan lanjutan, maupun pengujian performa teknis. Pembatasan ini dilakukan agar proses pengembangan tetap terfokus pada validasi model sistem sesuai kebutuhan operasional pengguna.</w:t>
+      </w:r>
+    </w:p>
+    <w:p>
+      <w:pPr>
+        <w:pStyle w:val="Heading3"/>
+        <w:numPr>
+          <w:ilvl w:val="0"/>
+          <w:numId w:val="16"/>
+        </w:numPr>
+        <w:spacing w:line="360" w:lineRule="auto"/>
+        <w:ind w:left="426"/>
+      </w:pPr>
+      <w:bookmarkStart w:id="39" w:name="_Toc236063935"/>
+      <w:r>
+        <w:t>Requirements</w:t>
+      </w:r>
+      <w:bookmarkEnd w:id="39"/>
+    </w:p>
+    <w:p>
+      <w:pPr>
+        <w:spacing w:after="240" w:line="360" w:lineRule="auto"/>
+        <w:ind w:firstLine="720"/>
+      </w:pPr>
+      <w:r>
+        <w:t>Tahap Requirements bertujuan untuk mengidentifikasi kebutuhan sistem secara mendalam berdasarkan kondisi nyata di lapangan. Pada tahap ini, peneliti melakukan pengambilan data secara langsung melalui observasi dan wawancara.</w:t>
+      </w:r>
+    </w:p>
+    <w:p>
+      <w:pPr>
+        <w:spacing w:line="360" w:lineRule="auto"/>
+        <w:rPr>
+          <w:b/>
+        </w:rPr>
+      </w:pPr>
+      <w:r>
+        <w:rPr>
+          <w:b/>
+        </w:rPr>
+        <w:t>Aktivitas teknis yang dilakukan:</w:t>
+      </w:r>
+    </w:p>
+    <w:p>
+      <w:pPr>
+        <w:pStyle w:val="ListParagraph"/>
+        <w:numPr>
+          <w:ilvl w:val="0"/>
+          <w:numId w:val="17"/>
+        </w:numPr>
+        <w:spacing w:line="360" w:lineRule="auto"/>
+        <w:ind w:left="426"/>
+      </w:pPr>
+      <w:r>
+        <w:t>Observasi operasional</w:t>
+      </w:r>
+    </w:p>
+    <w:p>
+      <w:pPr>
+        <w:pStyle w:val="ListParagraph"/>
+        <w:numPr>
+          <w:ilvl w:val="1"/>
+          <w:numId w:val="18"/>
+        </w:numPr>
+        <w:spacing w:line="360" w:lineRule="auto"/>
+        <w:ind w:left="851"/>
+      </w:pPr>
+      <w:r>
+        <w:t>Peneliti mengamati aktivitas harian staf gudang dan admin, khususnya:</w:t>
+      </w:r>
+    </w:p>
+    <w:p>
+      <w:pPr>
+        <w:pStyle w:val="ListParagraph"/>
+        <w:numPr>
+          <w:ilvl w:val="2"/>
+          <w:numId w:val="19"/>
+        </w:numPr>
+        <w:spacing w:line="360" w:lineRule="auto"/>
+        <w:ind w:left="1134" w:hanging="283"/>
+      </w:pPr>
+      <w:r>
+        <w:t>Cara pengecekan stok material.</w:t>
+      </w:r>
+    </w:p>
+    <w:p>
+      <w:pPr>
+        <w:pStyle w:val="ListParagraph"/>
+        <w:numPr>
+          <w:ilvl w:val="2"/>
+          <w:numId w:val="19"/>
+        </w:numPr>
+        <w:spacing w:line="360" w:lineRule="auto"/>
+        <w:ind w:left="1134" w:hanging="283"/>
+      </w:pPr>
+      <w:r>
+        <w:t>Cara pencatatan barang masuk dan keluar.</w:t>
+      </w:r>
+    </w:p>
+    <w:p>
+      <w:pPr>
+        <w:pStyle w:val="ListParagraph"/>
+        <w:numPr>
+          <w:ilvl w:val="2"/>
+          <w:numId w:val="19"/>
+        </w:numPr>
+        <w:spacing w:line="360" w:lineRule="auto"/>
+        <w:ind w:left="1134" w:hanging="283"/>
+      </w:pPr>
+      <w:r>
+        <w:t>Alur permintaan material dari lapangan.</w:t>
+      </w:r>
+    </w:p>
+    <w:p>
+      <w:pPr>
+        <w:pStyle w:val="ListParagraph"/>
+        <w:numPr>
+          <w:ilvl w:val="1"/>
+          <w:numId w:val="18"/>
+        </w:numPr>
+        <w:spacing w:line="360" w:lineRule="auto"/>
+        <w:ind w:left="851"/>
+      </w:pPr>
+      <w:r>
+        <w:t>Observasi dilakukan tanpa intervensi, sehingga alur kerja yang diamati mencerminkan kondisi nyata.</w:t>
+      </w:r>
+    </w:p>
+    <w:p>
+      <w:pPr>
+        <w:pStyle w:val="ListParagraph"/>
+        <w:numPr>
+          <w:ilvl w:val="0"/>
+          <w:numId w:val="17"/>
+        </w:numPr>
+        <w:spacing w:line="360" w:lineRule="auto"/>
+        <w:ind w:left="426"/>
+      </w:pPr>
+      <w:r>
+        <w:t>Wawancara semi-terstruktur</w:t>
+      </w:r>
+    </w:p>
+    <w:p>
+      <w:pPr>
+        <w:pStyle w:val="ListParagraph"/>
+        <w:numPr>
+          <w:ilvl w:val="1"/>
+          <w:numId w:val="20"/>
+        </w:numPr>
+        <w:spacing w:line="360" w:lineRule="auto"/>
+        <w:ind w:left="851"/>
+      </w:pPr>
+      <w:r>
+        <w:t>Wawancara dilakukan dengan pemilik usaha dan staf gudang/administrasi.</w:t>
+      </w:r>
+    </w:p>
+    <w:p>
+      <w:pPr>
+        <w:pStyle w:val="ListParagraph"/>
+        <w:numPr>
+          <w:ilvl w:val="1"/>
+          <w:numId w:val="20"/>
+        </w:numPr>
+        <w:spacing w:line="360" w:lineRule="auto"/>
+        <w:ind w:left="851"/>
+      </w:pPr>
+      <w:r>
+        <w:lastRenderedPageBreak/>
+        <w:t>Topik yang dibahas meliputi:</w:t>
+      </w:r>
+    </w:p>
+    <w:p>
+      <w:pPr>
+        <w:pStyle w:val="ListParagraph"/>
+        <w:numPr>
+          <w:ilvl w:val="2"/>
+          <w:numId w:val="21"/>
+        </w:numPr>
+        <w:spacing w:line="360" w:lineRule="auto"/>
+        <w:ind w:left="1134" w:hanging="283"/>
+      </w:pPr>
+      <w:r>
+        <w:t>Kendala yang sering terjadi dalam pengecekan stok</w:t>
+      </w:r>
+      <w:r>
+        <w:t>.</w:t>
+      </w:r>
+    </w:p>
+    <w:p>
+      <w:pPr>
+        <w:pStyle w:val="ListParagraph"/>
+        <w:numPr>
+          <w:ilvl w:val="2"/>
+          <w:numId w:val="21"/>
+        </w:numPr>
+        <w:spacing w:line="360" w:lineRule="auto"/>
+        <w:ind w:left="1134" w:hanging="283"/>
+      </w:pPr>
+      <w:r>
+        <w:t>Masalah keterlambatan pengadaan material</w:t>
+      </w:r>
+      <w:r>
+        <w:t>.</w:t>
+      </w:r>
+    </w:p>
+    <w:p>
+      <w:pPr>
+        <w:pStyle w:val="ListParagraph"/>
+        <w:numPr>
+          <w:ilvl w:val="2"/>
+          <w:numId w:val="21"/>
+        </w:numPr>
+        <w:spacing w:line="360" w:lineRule="auto"/>
+        <w:ind w:left="1134" w:hanging="283"/>
+      </w:pPr>
+      <w:r>
+        <w:t>Informasi apa saja yang dibutuhkan pengguna dari sebuah sistem</w:t>
+      </w:r>
+      <w:r>
+        <w:t>.</w:t>
+      </w:r>
+    </w:p>
+    <w:p>
+      <w:pPr>
+        <w:pStyle w:val="ListParagraph"/>
+        <w:numPr>
+          <w:ilvl w:val="2"/>
+          <w:numId w:val="21"/>
+        </w:numPr>
+        <w:spacing w:line="360" w:lineRule="auto"/>
+        <w:ind w:left="1134" w:hanging="283"/>
+      </w:pPr>
+      <w:r>
+        <w:t>Fitur yang diharapkan ada dalam sistem</w:t>
+      </w:r>
+      <w:r>
+        <w:t>.</w:t>
+      </w:r>
+    </w:p>
+    <w:p>
+      <w:pPr>
+        <w:pStyle w:val="ListParagraph"/>
+        <w:numPr>
+          <w:ilvl w:val="0"/>
+          <w:numId w:val="17"/>
+        </w:numPr>
+        <w:spacing w:line="360" w:lineRule="auto"/>
+        <w:ind w:left="426"/>
+      </w:pPr>
+      <w:r>
+        <w:t>Perumusan User Stories</w:t>
+      </w:r>
+    </w:p>
+    <w:p>
+      <w:pPr>
+        <w:pStyle w:val="ListParagraph"/>
+        <w:numPr>
+          <w:ilvl w:val="1"/>
+          <w:numId w:val="22"/>
+        </w:numPr>
+        <w:spacing w:line="360" w:lineRule="auto"/>
+        <w:ind w:left="851"/>
+      </w:pPr>
+      <w:r>
+        <w:t>Hasil observasi dan wawancara kemudian dirangkum menjadi User Stories, yang merepresentasikan kebutuhan pengguna dalam bentuk fungsional.</w:t>
+      </w:r>
+    </w:p>
+    <w:p>
+      <w:pPr>
+        <w:pStyle w:val="ListParagraph"/>
+        <w:numPr>
+          <w:ilvl w:val="1"/>
+          <w:numId w:val="22"/>
+        </w:numPr>
+        <w:spacing w:line="360" w:lineRule="auto"/>
+        <w:ind w:left="851"/>
+      </w:pPr>
+      <w:r>
+        <w:t>Contoh User Stories:</w:t>
+      </w:r>
+    </w:p>
+    <w:p>
+      <w:pPr>
+        <w:pStyle w:val="ListParagraph"/>
+        <w:numPr>
+          <w:ilvl w:val="2"/>
+          <w:numId w:val="23"/>
+        </w:numPr>
+        <w:spacing w:line="360" w:lineRule="auto"/>
+        <w:ind w:left="1134" w:hanging="283"/>
+      </w:pPr>
+      <w:r>
+        <w:t>Pengguna dapat melihat jumlah stok material secara terkini</w:t>
+      </w:r>
+      <w:r>
+        <w:t>.</w:t>
+      </w:r>
+    </w:p>
+    <w:p>
+      <w:pPr>
+        <w:pStyle w:val="ListParagraph"/>
+        <w:numPr>
+          <w:ilvl w:val="2"/>
+          <w:numId w:val="23"/>
+        </w:numPr>
+        <w:spacing w:line="360" w:lineRule="auto"/>
+        <w:ind w:left="1134" w:hanging="283"/>
+      </w:pPr>
+      <w:r>
+        <w:t>Pengguna dapat mengajukan permintaan pengadaan material</w:t>
+      </w:r>
+      <w:r>
+        <w:t>.</w:t>
+      </w:r>
+    </w:p>
+    <w:p>
+      <w:pPr>
+        <w:pStyle w:val="ListParagraph"/>
+        <w:numPr>
+          <w:ilvl w:val="2"/>
+          <w:numId w:val="23"/>
+        </w:numPr>
+        <w:spacing w:after="240" w:line="360" w:lineRule="auto"/>
+        <w:ind w:left="1134" w:hanging="283"/>
+      </w:pPr>
+      <w:r>
+        <w:t>Pemilik dapat memberikan persetujuan pengadaan melalui sistem</w:t>
+      </w:r>
+      <w:r>
+        <w:t>.</w:t>
+      </w:r>
+    </w:p>
+    <w:p>
+      <w:pPr>
+        <w:spacing w:after="240" w:line="360" w:lineRule="auto"/>
+        <w:ind w:firstLine="720"/>
+      </w:pPr>
+      <w:r>
+        <w:t>Tahap ini menghasilkan daftar kebutuhan sistem yang menjadi dasar perancangan model.</w:t>
+      </w:r>
+    </w:p>
+    <w:p>
+      <w:pPr>
+        <w:pStyle w:val="Heading3"/>
+        <w:numPr>
+          <w:ilvl w:val="0"/>
+          <w:numId w:val="16"/>
+        </w:numPr>
+        <w:spacing w:line="360" w:lineRule="auto"/>
+        <w:ind w:left="426"/>
+      </w:pPr>
+      <w:bookmarkStart w:id="40" w:name="_Toc236063936"/>
+      <w:r>
+        <w:t>Planning</w:t>
+      </w:r>
+      <w:bookmarkEnd w:id="40"/>
+    </w:p>
+    <w:p>
+      <w:pPr>
+        <w:spacing w:line="360" w:lineRule="auto"/>
+        <w:ind w:firstLine="720"/>
+      </w:pPr>
+      <w:r>
+        <w:t>Tahap Planning dilakukan untuk menyusun strategi pengembangan model sistem berdasarkan User Stories yang telah diidentifikasi.</w:t>
+      </w:r>
+    </w:p>
+    <w:p>
+      <w:pPr>
+        <w:spacing w:line="360" w:lineRule="auto"/>
+      </w:pPr>
+      <w:r>
+        <w:t>Aktivitas teknis yang dilakukan:</w:t>
+      </w:r>
+    </w:p>
+    <w:p>
+      <w:pPr>
+        <w:pStyle w:val="ListParagraph"/>
+        <w:numPr>
+          <w:ilvl w:val="0"/>
+          <w:numId w:val="24"/>
+        </w:numPr>
+        <w:spacing w:line="360" w:lineRule="auto"/>
+        <w:ind w:left="426"/>
+      </w:pPr>
+      <w:r>
+        <w:t>Prioritisasi User Stories</w:t>
+      </w:r>
+    </w:p>
+    <w:p>
+      <w:pPr>
+        <w:pStyle w:val="ListParagraph"/>
+        <w:numPr>
+          <w:ilvl w:val="1"/>
+          <w:numId w:val="25"/>
+        </w:numPr>
+        <w:spacing w:line="360" w:lineRule="auto"/>
+        <w:ind w:left="851"/>
+      </w:pPr>
+      <w:r>
+        <w:t>User Stories dikelompokkan berdasarkan tingkat urgensi dan dampaknya terhadap penyelesaian masalah utama.</w:t>
+      </w:r>
+    </w:p>
+    <w:p>
+      <w:pPr>
+        <w:pStyle w:val="ListParagraph"/>
+        <w:numPr>
+          <w:ilvl w:val="1"/>
+          <w:numId w:val="25"/>
+        </w:numPr>
+        <w:spacing w:line="360" w:lineRule="auto"/>
+        <w:ind w:left="851"/>
+      </w:pPr>
+      <w:r>
+        <w:t>Fokus utama diberikan pada fitur inti, seperti pengecekan stok dan pengajuan pengadaan.</w:t>
+      </w:r>
+    </w:p>
+    <w:p>
+      <w:pPr>
+        <w:pStyle w:val="ListParagraph"/>
+        <w:numPr>
+          <w:ilvl w:val="0"/>
+          <w:numId w:val="24"/>
+        </w:numPr>
+        <w:spacing w:line="360" w:lineRule="auto"/>
+        <w:ind w:left="426"/>
+      </w:pPr>
+      <w:r>
+        <w:t>Perencanaan iterasi desain</w:t>
+      </w:r>
+    </w:p>
+    <w:p>
+      <w:pPr>
+        <w:pStyle w:val="ListParagraph"/>
+        <w:numPr>
+          <w:ilvl w:val="1"/>
+          <w:numId w:val="26"/>
+        </w:numPr>
+        <w:spacing w:line="360" w:lineRule="auto"/>
+        <w:ind w:left="851"/>
+      </w:pPr>
+      <w:r>
+        <w:t>Peneliti menentukan urutan pengerjaan fitur dalam setiap iterasi desain.</w:t>
+      </w:r>
+    </w:p>
+    <w:p>
+      <w:pPr>
+        <w:pStyle w:val="ListParagraph"/>
+        <w:numPr>
+          <w:ilvl w:val="1"/>
+          <w:numId w:val="26"/>
+        </w:numPr>
+        <w:spacing w:line="360" w:lineRule="auto"/>
+        <w:ind w:left="851"/>
+      </w:pPr>
+      <w:r>
+        <w:t>Iterasi awal difokuskan pada alur dasar sistem, sedangkan iterasi berikutnya menambahkan detail dan penyempurnaan.</w:t>
+      </w:r>
+    </w:p>
+    <w:p>
+      <w:pPr>
+        <w:pStyle w:val="ListParagraph"/>
+        <w:spacing w:line="360" w:lineRule="auto"/>
+        <w:ind w:left="851"/>
+      </w:pPr>
+    </w:p>
+    <w:p>
+      <w:pPr>
+        <w:pStyle w:val="ListParagraph"/>
+        <w:spacing w:line="360" w:lineRule="auto"/>
+        <w:ind w:left="851"/>
+      </w:pPr>
+    </w:p>
+    <w:p>
+      <w:pPr>
+        <w:pStyle w:val="ListParagraph"/>
+        <w:numPr>
+          <w:ilvl w:val="0"/>
+          <w:numId w:val="24"/>
+        </w:numPr>
+        <w:spacing w:line="360" w:lineRule="auto"/>
+        <w:ind w:left="426"/>
+      </w:pPr>
+      <w:r>
+        <w:lastRenderedPageBreak/>
+        <w:t>Penyusunan skenario penggunaan sistem</w:t>
+      </w:r>
+    </w:p>
+    <w:p>
+      <w:pPr>
+        <w:pStyle w:val="ListParagraph"/>
+        <w:numPr>
+          <w:ilvl w:val="1"/>
+          <w:numId w:val="27"/>
+        </w:numPr>
+        <w:spacing w:after="240" w:line="360" w:lineRule="auto"/>
+        <w:ind w:left="851"/>
+      </w:pPr>
+      <w:r>
+        <w:t>Setiap User Story diterjemahkan ke dalam skenario penggunaan (use scenario) yang menggambarkan bagaimana pengguna berinteraksi dengan sistem dari awal hingga akhir.</w:t>
+      </w:r>
+    </w:p>
+    <w:p>
+      <w:pPr>
+        <w:spacing w:after="240" w:line="360" w:lineRule="auto"/>
+      </w:pPr>
+      <w:r>
+        <w:t>Tahap ini memastikan bahwa pengembangan model sistem berjalan terarah dan sesuai kebutuhan pengguna.</w:t>
+      </w:r>
+    </w:p>
+    <w:p>
+      <w:pPr>
+        <w:pStyle w:val="Heading3"/>
+        <w:numPr>
+          <w:ilvl w:val="0"/>
+          <w:numId w:val="16"/>
+        </w:numPr>
+        <w:spacing w:line="360" w:lineRule="auto"/>
+        <w:ind w:left="426"/>
+      </w:pPr>
+      <w:bookmarkStart w:id="41" w:name="_Toc236063937"/>
+      <w:r>
+        <w:t>Iteration Initialization</w:t>
+      </w:r>
+      <w:bookmarkEnd w:id="41"/>
+    </w:p>
+    <w:p>
+      <w:pPr>
+        <w:spacing w:line="360" w:lineRule="auto"/>
+        <w:ind w:firstLine="720"/>
+      </w:pPr>
+      <w:r>
+        <w:t>Tahap Iteration Initialization merupakan tahap persiapan sebelum perancangan teknis dilakukan.</w:t>
+      </w:r>
+    </w:p>
+    <w:p>
+      <w:pPr>
+        <w:spacing w:line="360" w:lineRule="auto"/>
+      </w:pPr>
+      <w:r>
+        <w:t>Aktivitas teknis yang dilakukan:</w:t>
+      </w:r>
+    </w:p>
+    <w:p>
+      <w:pPr>
+        <w:pStyle w:val="ListParagraph"/>
+        <w:numPr>
+          <w:ilvl w:val="0"/>
+          <w:numId w:val="28"/>
+        </w:numPr>
+        <w:spacing w:line="360" w:lineRule="auto"/>
+        <w:ind w:left="426"/>
+      </w:pPr>
+      <w:r>
+        <w:t>Analisis alur fungsional sistem</w:t>
+      </w:r>
+    </w:p>
+    <w:p>
+      <w:pPr>
+        <w:pStyle w:val="ListParagraph"/>
+        <w:numPr>
+          <w:ilvl w:val="1"/>
+          <w:numId w:val="29"/>
+        </w:numPr>
+        <w:spacing w:line="360" w:lineRule="auto"/>
+        <w:ind w:left="851"/>
+      </w:pPr>
+      <w:r>
+        <w:t>Peneliti menyusun alur sistem berdasarkan User Stories tanpa memodelkan proses bisnis organisasi.</w:t>
+      </w:r>
+    </w:p>
+    <w:p>
+      <w:pPr>
+        <w:pStyle w:val="ListParagraph"/>
+        <w:numPr>
+          <w:ilvl w:val="1"/>
+          <w:numId w:val="29"/>
+        </w:numPr>
+        <w:spacing w:line="360" w:lineRule="auto"/>
+        <w:ind w:left="851"/>
+      </w:pPr>
+      <w:r>
+        <w:t>Alur ini menggambarkan urutan aktivitas sistem, seperti:</w:t>
+      </w:r>
+    </w:p>
+    <w:p>
+      <w:pPr>
+        <w:pStyle w:val="ListParagraph"/>
+        <w:numPr>
+          <w:ilvl w:val="1"/>
+          <w:numId w:val="30"/>
+        </w:numPr>
+        <w:spacing w:line="360" w:lineRule="auto"/>
+        <w:ind w:left="1276"/>
+      </w:pPr>
+      <w:r>
+        <w:t>Input data stok.</w:t>
+      </w:r>
+    </w:p>
+    <w:p>
+      <w:pPr>
+        <w:pStyle w:val="ListParagraph"/>
+        <w:numPr>
+          <w:ilvl w:val="1"/>
+          <w:numId w:val="30"/>
+        </w:numPr>
+        <w:spacing w:line="360" w:lineRule="auto"/>
+        <w:ind w:left="1276"/>
+      </w:pPr>
+      <w:r>
+        <w:t>Proses pengecekan ketersediaan.</w:t>
+      </w:r>
+    </w:p>
+    <w:p>
+      <w:pPr>
+        <w:pStyle w:val="ListParagraph"/>
+        <w:numPr>
+          <w:ilvl w:val="1"/>
+          <w:numId w:val="30"/>
+        </w:numPr>
+        <w:spacing w:line="360" w:lineRule="auto"/>
+        <w:ind w:left="1276"/>
+      </w:pPr>
+      <w:r>
+        <w:t>Pengajuan dan persetujuan pengadaan.</w:t>
+      </w:r>
+    </w:p>
+    <w:p>
+      <w:pPr>
+        <w:pStyle w:val="ListParagraph"/>
+        <w:numPr>
+          <w:ilvl w:val="0"/>
+          <w:numId w:val="28"/>
+        </w:numPr>
+        <w:spacing w:line="360" w:lineRule="auto"/>
+        <w:ind w:left="426"/>
+      </w:pPr>
+      <w:r>
+        <w:t>Penentuan aktor sistem</w:t>
+      </w:r>
+    </w:p>
+    <w:p>
+      <w:pPr>
+        <w:spacing w:line="360" w:lineRule="auto"/>
+        <w:ind w:firstLine="426"/>
+      </w:pPr>
+      <w:r>
+        <w:t>Aktor sistem didefinisikan, seperti:</w:t>
+      </w:r>
+    </w:p>
+    <w:p>
+      <w:pPr>
+        <w:pStyle w:val="ListParagraph"/>
+        <w:numPr>
+          <w:ilvl w:val="0"/>
+          <w:numId w:val="32"/>
+        </w:numPr>
+        <w:spacing w:line="360" w:lineRule="auto"/>
+        <w:ind w:left="1276"/>
+      </w:pPr>
+      <w:r>
+        <w:t>Staf Gudang.</w:t>
+      </w:r>
+    </w:p>
+    <w:p>
+      <w:pPr>
+        <w:pStyle w:val="ListParagraph"/>
+        <w:numPr>
+          <w:ilvl w:val="0"/>
+          <w:numId w:val="32"/>
+        </w:numPr>
+        <w:spacing w:line="360" w:lineRule="auto"/>
+        <w:ind w:left="1276"/>
+      </w:pPr>
+      <w:r>
+        <w:t>Admin.</w:t>
+      </w:r>
+    </w:p>
+    <w:p>
+      <w:pPr>
+        <w:pStyle w:val="ListParagraph"/>
+        <w:numPr>
+          <w:ilvl w:val="0"/>
+          <w:numId w:val="32"/>
+        </w:numPr>
+        <w:spacing w:line="360" w:lineRule="auto"/>
+        <w:ind w:left="1276"/>
+      </w:pPr>
+      <w:r>
+        <w:t>Pemilik.</w:t>
+      </w:r>
+    </w:p>
+    <w:p>
+      <w:pPr>
+        <w:pStyle w:val="ListParagraph"/>
+        <w:numPr>
+          <w:ilvl w:val="1"/>
+          <w:numId w:val="31"/>
+        </w:numPr>
+        <w:spacing w:line="360" w:lineRule="auto"/>
+        <w:ind w:left="851"/>
+      </w:pPr>
+      <w:r>
+        <w:t>Setiap aktor diidentifikasi hak akses dan perannya dalam sistem.</w:t>
+      </w:r>
+    </w:p>
+    <w:p>
+      <w:pPr>
+        <w:pStyle w:val="ListParagraph"/>
+        <w:numPr>
+          <w:ilvl w:val="0"/>
+          <w:numId w:val="28"/>
+        </w:numPr>
+        <w:spacing w:line="360" w:lineRule="auto"/>
+        <w:ind w:left="426"/>
+      </w:pPr>
+      <w:r>
+        <w:t>Penentuan ruang lingkup iterasi</w:t>
+      </w:r>
+    </w:p>
+    <w:p>
+      <w:pPr>
+        <w:spacing w:after="240" w:line="360" w:lineRule="auto"/>
+        <w:ind w:left="426"/>
+      </w:pPr>
+      <w:r>
+        <w:t>Pada tahap ini ditentukan fitur apa saja yang akan diwujudkan dalam prototipe pada iterasi tersebut.</w:t>
+      </w:r>
+    </w:p>
+    <w:p>
+      <w:pPr>
+        <w:spacing w:after="240" w:line="360" w:lineRule="auto"/>
+      </w:pPr>
+      <w:r>
+        <w:t>Tahap ini berfungsi sebagai jembatan antara kebutuhan sistem dan tahap desain.</w:t>
+      </w:r>
+    </w:p>
+    <w:p>
+      <w:pPr>
+        <w:pStyle w:val="Heading3"/>
+        <w:numPr>
+          <w:ilvl w:val="0"/>
+          <w:numId w:val="16"/>
+        </w:numPr>
+        <w:spacing w:line="360" w:lineRule="auto"/>
+        <w:ind w:left="426"/>
+      </w:pPr>
+      <w:bookmarkStart w:id="42" w:name="_Toc236063938"/>
+      <w:r>
+        <w:lastRenderedPageBreak/>
+        <w:t>Design</w:t>
+      </w:r>
+      <w:bookmarkEnd w:id="42"/>
+    </w:p>
+    <w:p>
+      <w:pPr>
+        <w:spacing w:after="240" w:line="360" w:lineRule="auto"/>
+        <w:ind w:firstLine="720"/>
+      </w:pPr>
+      <w:r>
+        <w:t>Tahap Design bertujuan untuk menghasilkan rancangan model sistem berdasarkan kebutuhan pengguna yang telah diperoleh pada tahap sebelumnya. Perancangan dilakukan dengan memodelkan proses bisnis menggunakan Business Process Model and Notation (BPMN) serta merancang sistem menggunakan Unified Modeling Language (UML) yang terdiri atas Use Case Diagram, Activity Diagram, dan Class Diagram. Selain itu, pada tahap ini juga dilakukan perancangan antarmuka pengguna menggunakan Figma sebagai dasar pembuatan prototype sistem yang akan digunakan pada tahap implementasi dan pengujian.</w:t>
+      </w:r>
+    </w:p>
+    <w:p>
+      <w:pPr>
+        <w:pStyle w:val="Heading3"/>
+        <w:numPr>
+          <w:ilvl w:val="0"/>
+          <w:numId w:val="16"/>
+        </w:numPr>
+        <w:spacing w:line="360" w:lineRule="auto"/>
+        <w:ind w:left="426"/>
+      </w:pPr>
+      <w:bookmarkStart w:id="43" w:name="_Toc236063939"/>
+      <w:r>
+        <w:t>Implementation</w:t>
+      </w:r>
+      <w:bookmarkEnd w:id="43"/>
+    </w:p>
+    <w:p>
+      <w:pPr>
+        <w:spacing w:line="360" w:lineRule="auto"/>
+        <w:ind w:firstLine="720"/>
+      </w:pPr>
+      <w:r>
+        <w:t>Tahap Implementation dalam penelitian ini diwujudkan dalam bentuk pembuatan prototype fungsional, bukan pengkodean sistem penuh.</w:t>
+      </w:r>
+    </w:p>
+    <w:p>
+      <w:pPr>
+        <w:spacing w:line="360" w:lineRule="auto"/>
+      </w:pPr>
+      <w:r>
+        <w:t>Aktivitas teknis yang dilakukan:</w:t>
+      </w:r>
+    </w:p>
+    <w:p>
+      <w:pPr>
+        <w:pStyle w:val="ListParagraph"/>
+        <w:numPr>
+          <w:ilvl w:val="0"/>
+          <w:numId w:val="38"/>
+        </w:numPr>
+        <w:spacing w:line="360" w:lineRule="auto"/>
+        <w:ind w:left="426"/>
+      </w:pPr>
+      <w:r>
+        <w:t>Implementasi desain antarmuka ke dalam prototype interaktif.</w:t>
+      </w:r>
+    </w:p>
+    <w:p>
+      <w:pPr>
+        <w:pStyle w:val="ListParagraph"/>
+        <w:numPr>
+          <w:ilvl w:val="0"/>
+          <w:numId w:val="38"/>
+        </w:numPr>
+        <w:spacing w:line="360" w:lineRule="auto"/>
+        <w:ind w:left="426"/>
+      </w:pPr>
+      <w:r>
+        <w:t>Penghubungan antarhalaman untuk mensimulasikan alur kerja sistem.</w:t>
+      </w:r>
+    </w:p>
+    <w:p>
+      <w:pPr>
+        <w:pStyle w:val="ListParagraph"/>
+        <w:numPr>
+          <w:ilvl w:val="0"/>
+          <w:numId w:val="38"/>
+        </w:numPr>
+        <w:spacing w:after="240" w:line="360" w:lineRule="auto"/>
+        <w:ind w:left="426"/>
+      </w:pPr>
+      <w:r>
+        <w:t>Penyesuaian desain berdasarkan evaluasi internal peneliti.</w:t>
+      </w:r>
+    </w:p>
+    <w:p>
+      <w:pPr>
+        <w:pStyle w:val="Heading3"/>
+        <w:numPr>
+          <w:ilvl w:val="0"/>
+          <w:numId w:val="16"/>
+        </w:numPr>
+        <w:spacing w:line="360" w:lineRule="auto"/>
+        <w:ind w:left="426"/>
+      </w:pPr>
+      <w:bookmarkStart w:id="44" w:name="_Toc236063940"/>
+      <w:r>
+        <w:t>System Testing</w:t>
+      </w:r>
+      <w:bookmarkEnd w:id="44"/>
+    </w:p>
+    <w:p>
+      <w:pPr>
+        <w:spacing w:line="360" w:lineRule="auto"/>
+        <w:ind w:firstLine="720"/>
+      </w:pPr>
+      <w:r>
+        <w:t>Tahap System Testing bertujuan untuk mengevaluasi prototype sistem yang telah dikembangkan pada tahap sebelumnya. Pengujian dilakukan menggunakan platform usability testing Maze yang terintegrasi dengan prototype Figma sehingga responden dapat mencoba alur penggunaan sistem secara interaktif berdasarkan skenario yang telah disusun.</w:t>
+      </w:r>
+    </w:p>
+    <w:p>
+      <w:pPr>
+        <w:spacing w:line="360" w:lineRule="auto"/>
+        <w:ind w:firstLine="720"/>
+      </w:pPr>
+      <w:r>
+        <w:t>Selama proses pengujian, Maze merekam interaksi pengguna, seperti penyelesaian tugas, jalur navigasi, serta tingkat keberhasilan dalam menyelesaikan skenario yang diberikan. Informasi tersebut digunakan untuk mengetahui kemudahan penggunaan (usability) prototype serta mengidentifikasi bagian antarmuka yang masih memerlukan perbaikan.</w:t>
+      </w:r>
+    </w:p>
+    <w:p>
+      <w:pPr>
+        <w:spacing w:after="240" w:line="360" w:lineRule="auto"/>
+        <w:ind w:firstLine="720"/>
+      </w:pPr>
+      <w:r>
+        <w:t xml:space="preserve">Setelah menyelesaikan pengujian melalui Maze, responden diminta mengisi kuesioner User Acceptance Test (UAT) untuk memberikan penilaian terhadap kesesuaian fungsi sistem dengan kebutuhan operasional di King Aluminium </w:t>
+      </w:r>
+      <w:r>
+        <w:lastRenderedPageBreak/>
+        <w:t>Malang. Hasil usability testing dan UAT kemudian menjadi dasar evaluasi pada tahap Retrospective.</w:t>
+      </w:r>
+    </w:p>
+    <w:p>
+      <w:pPr>
+        <w:spacing w:line="360" w:lineRule="auto"/>
+      </w:pPr>
+      <w:r>
+        <w:t>Aktivitas pada tahap Sys</w:t>
+      </w:r>
+      <w:r>
+        <w:t>tem Testing:</w:t>
+      </w:r>
+    </w:p>
+    <w:p>
+      <w:pPr>
+        <w:pStyle w:val="ListParagraph"/>
+        <w:numPr>
+          <w:ilvl w:val="0"/>
+          <w:numId w:val="72"/>
+        </w:numPr>
+        <w:spacing w:after="240" w:line="360" w:lineRule="auto"/>
+        <w:ind w:left="426"/>
+      </w:pPr>
+      <w:r>
+        <w:t>Mengunggah prototype Figma ke platform Maze.</w:t>
+      </w:r>
+    </w:p>
+    <w:p>
+      <w:pPr>
+        <w:pStyle w:val="ListParagraph"/>
+        <w:numPr>
+          <w:ilvl w:val="0"/>
+          <w:numId w:val="72"/>
+        </w:numPr>
+        <w:spacing w:after="240" w:line="360" w:lineRule="auto"/>
+        <w:ind w:left="426"/>
+      </w:pPr>
+      <w:r>
+        <w:t>Menyusun skenario pengujian sesuai alur sistem.</w:t>
+      </w:r>
+    </w:p>
+    <w:p>
+      <w:pPr>
+        <w:pStyle w:val="ListParagraph"/>
+        <w:numPr>
+          <w:ilvl w:val="0"/>
+          <w:numId w:val="72"/>
+        </w:numPr>
+        <w:spacing w:after="240" w:line="360" w:lineRule="auto"/>
+        <w:ind w:left="426"/>
+      </w:pPr>
+      <w:r>
+        <w:t>Mengundang responden untuk mengikuti usability testing melalui Maze.</w:t>
+      </w:r>
+    </w:p>
+    <w:p>
+      <w:pPr>
+        <w:pStyle w:val="ListParagraph"/>
+        <w:numPr>
+          <w:ilvl w:val="0"/>
+          <w:numId w:val="72"/>
+        </w:numPr>
+        <w:spacing w:after="240" w:line="360" w:lineRule="auto"/>
+        <w:ind w:left="426"/>
+      </w:pPr>
+      <w:r>
+        <w:t>Responden menyelesaikan seluruh tugas yang diberikan.</w:t>
+      </w:r>
+    </w:p>
+    <w:p>
+      <w:pPr>
+        <w:pStyle w:val="ListParagraph"/>
+        <w:numPr>
+          <w:ilvl w:val="0"/>
+          <w:numId w:val="72"/>
+        </w:numPr>
+        <w:spacing w:after="240" w:line="360" w:lineRule="auto"/>
+        <w:ind w:left="426"/>
+      </w:pPr>
+      <w:r>
+        <w:t>Mengumpulkan hasil pengujian dari Maze, seperti tingkat penyelesaian tugas dan jalur navigasi pengguna.</w:t>
+      </w:r>
+    </w:p>
+    <w:p>
+      <w:pPr>
+        <w:pStyle w:val="ListParagraph"/>
+        <w:numPr>
+          <w:ilvl w:val="0"/>
+          <w:numId w:val="72"/>
+        </w:numPr>
+        <w:spacing w:after="240" w:line="360" w:lineRule="auto"/>
+        <w:ind w:left="426"/>
+      </w:pPr>
+      <w:r>
+        <w:t>Responden mengisi kuesioner User Acceptance Test (UAT).</w:t>
+      </w:r>
+    </w:p>
+    <w:p>
+      <w:pPr>
+        <w:pStyle w:val="ListParagraph"/>
+        <w:numPr>
+          <w:ilvl w:val="0"/>
+          <w:numId w:val="72"/>
+        </w:numPr>
+        <w:spacing w:after="240" w:line="360" w:lineRule="auto"/>
+        <w:ind w:left="426"/>
+      </w:pPr>
+      <w:r>
+        <w:t>Menganalisis hasil usability testing dan UAT sebagai bahan evaluasi.</w:t>
+      </w:r>
+    </w:p>
+    <w:p>
+      <w:pPr>
+        <w:spacing w:after="240" w:line="360" w:lineRule="auto"/>
+        <w:ind w:left="66" w:firstLine="654"/>
+      </w:pPr>
+      <w:r>
+        <w:t>Output pada tahap System Testing berupa hasil pengujian usability yang diperoleh melalui platform Maze, meliputi data interaksi pengguna terhadap prototype, serta hasil penilaian User Acceptance Test (UAT) yang menunjukkan tingkat penerimaan pengguna terhadap model sistem pengecekan stok dan pengadaan material di King Aluminium Malang.</w:t>
+      </w:r>
+    </w:p>
+    <w:p>
+      <w:pPr>
+        <w:pStyle w:val="Heading3"/>
+        <w:numPr>
+          <w:ilvl w:val="0"/>
+          <w:numId w:val="16"/>
+        </w:numPr>
+        <w:spacing w:line="360" w:lineRule="auto"/>
+        <w:ind w:left="426"/>
+      </w:pPr>
+      <w:bookmarkStart w:id="45" w:name="_Toc236063941"/>
+      <w:r>
+        <w:t>Retrospective</w:t>
+      </w:r>
+      <w:bookmarkEnd w:id="45"/>
+    </w:p>
+    <w:p>
+      <w:pPr>
+        <w:spacing w:after="240" w:line="360" w:lineRule="auto"/>
+        <w:ind w:firstLine="720"/>
+      </w:pPr>
+      <w:r>
+        <w:t>Tahap Retrospective merupakan tahap evaluasi yang dilakukan setelah proses System Testing. Pada tahap ini, peneliti meninjau kembali hasil pengujian prototype menggunakan platform usability testing Maze serta hasil User Acceptance Test (UAT) untuk mengidentifikasi kelebihan, kekurangan, dan masukan dari pengguna. Hasil evaluasi tersebut digunakan sebagai dasar dalam melakukan penyempurnaan terhadap prototype sehingga model sistem yang dihasilkan lebih sesuai dengan kebutuhan operasional King Aluminium Malang.</w:t>
+      </w:r>
+    </w:p>
+    <w:p>
+      <w:pPr>
+        <w:pStyle w:val="Heading2"/>
+        <w:numPr>
+          <w:ilvl w:val="0"/>
+          <w:numId w:val="73"/>
+        </w:numPr>
+        <w:spacing w:line="360" w:lineRule="auto"/>
+      </w:pPr>
+      <w:bookmarkStart w:id="46" w:name="_Toc236063942"/>
+      <w:r>
+        <w:t>Metode Pengujian User Acceptance Test (UAT)</w:t>
+      </w:r>
+      <w:bookmarkEnd w:id="46"/>
+    </w:p>
+    <w:p>
+      <w:pPr>
+        <w:spacing w:after="240" w:line="360" w:lineRule="auto"/>
+        <w:ind w:firstLine="709"/>
+      </w:pPr>
+      <w:r>
+        <w:t xml:space="preserve">Metode User Acceptance Test (UAT) digunakan untuk mengevaluasi tingkat penerimaan pengguna terhadap model sistem yang telah dirancang. UAT dilakukan setelah prototipe melewati pengujian fungsional (black box automated </w:t>
+      </w:r>
+      <w:r>
+        <w:lastRenderedPageBreak/>
+        <w:t>testing) sehingga pengujian difokuskan pada aspek penerimaan pengguna, bukan kesalahan teknis sistem.</w:t>
+      </w:r>
+    </w:p>
+    <w:p>
+      <w:pPr>
+        <w:pStyle w:val="Heading3"/>
+        <w:numPr>
+          <w:ilvl w:val="0"/>
+          <w:numId w:val="51"/>
+        </w:numPr>
+        <w:spacing w:line="360" w:lineRule="auto"/>
+        <w:ind w:left="426"/>
+      </w:pPr>
+      <w:bookmarkStart w:id="47" w:name="_Toc236063943"/>
+      <w:r>
+        <w:t>Responden Penelitian</w:t>
+      </w:r>
+      <w:bookmarkEnd w:id="47"/>
+    </w:p>
+    <w:p>
+      <w:pPr>
+        <w:spacing w:line="360" w:lineRule="auto"/>
+        <w:ind w:firstLine="720"/>
+      </w:pPr>
+      <w:r>
+        <w:t>Responden dalam pengujian ini adalah pihak-pihak yang terlibat langsung dalam penggunaan sistem, yaitu Pemilik Usaha dan Staf Gudang/Administrasi King Aluminium Malang. Teknik pengambilan sampel menggunakan sampling jenuh (sensus), di mana seluruh pengguna potensial sistem dijadikan responden agar hasil evaluasi mencerminkan kebutuhan nyata di lapangan.</w:t>
+      </w:r>
+    </w:p>
+    <w:p>
+      <w:pPr>
+        <w:spacing w:line="360" w:lineRule="auto"/>
+        <w:ind w:firstLine="720"/>
+      </w:pPr>
+      <w:r>
+        <w:t>Teknik pengambilan sampel yang digunakan adalah sampling jenuh (sensus), di mana seluruh pengguna potensial sistem dijadikan responden penelitian. Teknik ini dipilih karena jumlah populasi pengguna sistem relatif kecil dan seluruhnya terlibat langsung dalam proses pengecekan stok serta pengadaan material. Dengan melibatkan seluruh aktor yang menggunakan sistem, hasil evaluasi dapat merepresentasikan kebutuhan nyata operasional tanpa melakukan generalisasi terhadap populasi yang lebih luas.</w:t>
+      </w:r>
+    </w:p>
+    <w:p>
+      <w:pPr>
+        <w:spacing w:line="360" w:lineRule="auto"/>
+        <w:ind w:firstLine="720"/>
+      </w:pPr>
+      <w:r>
+        <w:t>Penelitian ini tidak bertujuan untuk melakukan generalisasi statistik, melainkan untuk mengukur tingkat penerimaan pengguna (User Acceptance) terhadap model sistem yang dirancang. Oleh karena itu, penggunaan sampling jenuh dinilai paling sesuai dengan karakteristik penelitian dan metode UAT yang digunakan.</w:t>
+      </w:r>
+    </w:p>
+    <w:p>
+      <w:pPr>
+        <w:spacing w:after="240" w:line="360" w:lineRule="auto"/>
+        <w:ind w:firstLine="720"/>
+      </w:pPr>
+      <w:r>
+        <w:t>Dengan demikian, penggunaan teknik sampling jenuh dalam penelitian ini valid secara metodologis, karena sesuai dengan karakteristik populasi yang terbatas, tujuan penelitian yang bersifat evaluatif, serta metode UAT yang menekankan keterlibatan langsung seluruh pengguna sistem.</w:t>
+      </w:r>
+    </w:p>
+    <w:p>
+      <w:pPr>
+        <w:pStyle w:val="Heading3"/>
+        <w:numPr>
+          <w:ilvl w:val="0"/>
+          <w:numId w:val="51"/>
+        </w:numPr>
+        <w:spacing w:line="360" w:lineRule="auto"/>
+        <w:ind w:left="426"/>
+      </w:pPr>
+      <w:bookmarkStart w:id="48" w:name="_Toc236063944"/>
+      <w:r>
+        <w:t>Instrumen Pengujian</w:t>
+      </w:r>
+      <w:bookmarkEnd w:id="48"/>
+    </w:p>
+    <w:p>
+      <w:pPr>
+        <w:spacing w:line="360" w:lineRule="auto"/>
+        <w:ind w:firstLine="720"/>
+      </w:pPr>
+      <w:r>
+        <w:t xml:space="preserve">Instrumen pengujian pada penelitian ini terdiri atas dua jenis, yaitu usability testing menggunakan aplikasi Maze dan kuesioner tertutup menggunakan skala Likert. Penggunaan kedua instrumen tersebut bertujuan untuk memperoleh hasil evaluasi yang lebih komprehensif, yaitu melalui pengamatan terhadap interaksi </w:t>
+      </w:r>
+      <w:r>
+        <w:lastRenderedPageBreak/>
+        <w:t>pengguna saat menyelesaikan skenario penggunaan sistem serta penilaian subjektif pengguna terhadap prototype yang telah dirancang.</w:t>
+      </w:r>
+    </w:p>
+    <w:p>
+      <w:pPr>
+        <w:spacing w:line="360" w:lineRule="auto"/>
+        <w:ind w:firstLine="720"/>
+      </w:pPr>
+      <w:r>
+        <w:t>Pada tahap usability testing, prototype yang telah dibuat menggunakan Figma diintegrasikan dengan aplikasi Maze. Melalui aplikasi tersebut, responden diminta menyelesaikan beberapa skenario tugas (task scenario) sesuai dengan proses bisnis sistem pengecekan stok dan pengadaan material. Selama proses pengujian, Maze secara otomatis mencatat aktivitas pengguna, seperti tingkat keberhasilan penyelesaian tugas (task success rate), waktu penyelesaian (task completion time), jumlah kesalahan (misclick), serta jalur navigasi yang ditempuh pengguna.</w:t>
+      </w:r>
+    </w:p>
+    <w:p>
+      <w:pPr>
+        <w:spacing w:line="360" w:lineRule="auto"/>
+        <w:ind w:firstLine="720"/>
+      </w:pPr>
+      <w:r>
+        <w:t>Setelah seluruh skenario pengujian selesai dilaksanakan, responden diminta mengisi kuesioner tertutup untuk memberikan penilaian terhadap prototype berdasarkan aspek kegunaan (usability), kemudahan penggunaan (ease of use), serta kejelasan tampilan antarmuka (user interface). Hasil usability testing dan kuesioner kemudian dianalisis untuk mengevaluasi apakah model sistem yang dirancang telah memenuhi kebutuhan pengguna.</w:t>
+      </w:r>
+    </w:p>
+    <w:p>
+      <w:pPr>
+        <w:spacing w:line="360" w:lineRule="auto"/>
+      </w:pPr>
+      <w:r>
+        <w:t>Aktivitas teknis pengujian:</w:t>
+      </w:r>
+    </w:p>
+    <w:p>
+      <w:pPr>
+        <w:pStyle w:val="ListParagraph"/>
+        <w:numPr>
+          <w:ilvl w:val="0"/>
+          <w:numId w:val="52"/>
+        </w:numPr>
+        <w:spacing w:after="240" w:line="360" w:lineRule="auto"/>
+      </w:pPr>
+      <w:r>
+        <w:t>Peneliti menghubungkan prototype Figma dengan aplikasi Maze sebagai media usability testing.</w:t>
+      </w:r>
+    </w:p>
+    <w:p>
+      <w:pPr>
+        <w:pStyle w:val="ListParagraph"/>
+        <w:numPr>
+          <w:ilvl w:val="0"/>
+          <w:numId w:val="52"/>
+        </w:numPr>
+        <w:spacing w:after="240" w:line="360" w:lineRule="auto"/>
+      </w:pPr>
+      <w:r>
+        <w:t>Peneliti menyusun beberapa skenario tugas (task scenario) berdasarkan fitur-fitur utama sistem.</w:t>
+      </w:r>
+    </w:p>
+    <w:p>
+      <w:pPr>
+        <w:pStyle w:val="ListParagraph"/>
+        <w:numPr>
+          <w:ilvl w:val="0"/>
+          <w:numId w:val="52"/>
+        </w:numPr>
+        <w:spacing w:after="240" w:line="360" w:lineRule="auto"/>
+      </w:pPr>
+      <w:r>
+        <w:t>Responden membuka tautan pengujian Maze menggunakan perangkat masing-masing.</w:t>
+      </w:r>
+    </w:p>
+    <w:p>
+      <w:pPr>
+        <w:pStyle w:val="ListParagraph"/>
+        <w:numPr>
+          <w:ilvl w:val="0"/>
+          <w:numId w:val="52"/>
+        </w:numPr>
+        <w:spacing w:after="240" w:line="360" w:lineRule="auto"/>
+      </w:pPr>
+      <w:r>
+        <w:t>Responden menyelesaikan setiap skenario tugas tanpa arahan langsung dari peneliti.</w:t>
+      </w:r>
+    </w:p>
+    <w:p>
+      <w:pPr>
+        <w:pStyle w:val="ListParagraph"/>
+        <w:numPr>
+          <w:ilvl w:val="0"/>
+          <w:numId w:val="52"/>
+        </w:numPr>
+        <w:spacing w:after="240" w:line="360" w:lineRule="auto"/>
+      </w:pPr>
+      <w:r>
+        <w:t>Maze secara otomatis merekam data berupa:</w:t>
+      </w:r>
+    </w:p>
+    <w:p>
+      <w:pPr>
+        <w:pStyle w:val="ListParagraph"/>
+        <w:numPr>
+          <w:ilvl w:val="1"/>
+          <w:numId w:val="69"/>
+        </w:numPr>
+        <w:spacing w:after="240" w:line="360" w:lineRule="auto"/>
+        <w:ind w:left="1276"/>
+      </w:pPr>
+      <w:r>
+        <w:t>tingkat keberhasilan penyelesaian tugas,</w:t>
+      </w:r>
+    </w:p>
+    <w:p>
+      <w:pPr>
+        <w:pStyle w:val="ListParagraph"/>
+        <w:numPr>
+          <w:ilvl w:val="1"/>
+          <w:numId w:val="69"/>
+        </w:numPr>
+        <w:spacing w:after="240" w:line="360" w:lineRule="auto"/>
+        <w:ind w:left="1276"/>
+      </w:pPr>
+      <w:r>
+        <w:t>waktu penyelesaian,</w:t>
+      </w:r>
+    </w:p>
+    <w:p>
+      <w:pPr>
+        <w:pStyle w:val="ListParagraph"/>
+        <w:numPr>
+          <w:ilvl w:val="1"/>
+          <w:numId w:val="69"/>
+        </w:numPr>
+        <w:spacing w:after="240" w:line="360" w:lineRule="auto"/>
+        <w:ind w:left="1276"/>
+      </w:pPr>
+      <w:r>
+        <w:t>jumlah misclick,</w:t>
+      </w:r>
+    </w:p>
+    <w:p>
+      <w:pPr>
+        <w:pStyle w:val="ListParagraph"/>
+        <w:numPr>
+          <w:ilvl w:val="1"/>
+          <w:numId w:val="69"/>
+        </w:numPr>
+        <w:spacing w:after="240" w:line="360" w:lineRule="auto"/>
+        <w:ind w:left="1276"/>
+      </w:pPr>
+      <w:r>
+        <w:t>jalur navigasi pengguna.</w:t>
+      </w:r>
+    </w:p>
+    <w:p>
+      <w:pPr>
+        <w:pStyle w:val="ListParagraph"/>
+        <w:numPr>
+          <w:ilvl w:val="0"/>
+          <w:numId w:val="52"/>
+        </w:numPr>
+        <w:spacing w:after="240" w:line="360" w:lineRule="auto"/>
+      </w:pPr>
+      <w:r>
+        <w:lastRenderedPageBreak/>
+        <w:t>Setelah seluruh tugas selesai, responden mengisi kuesioner menggunakan skala Likert.</w:t>
+      </w:r>
+    </w:p>
+    <w:p>
+      <w:pPr>
+        <w:pStyle w:val="ListParagraph"/>
+        <w:numPr>
+          <w:ilvl w:val="0"/>
+          <w:numId w:val="52"/>
+        </w:numPr>
+        <w:spacing w:after="240" w:line="360" w:lineRule="auto"/>
+      </w:pPr>
+      <w:r>
+        <w:t>Hasil usability testing dan hasil kuesioner dianalisis sebagai dasar evaluasi prototype.</w:t>
+      </w:r>
+    </w:p>
+    <w:p>
+      <w:pPr>
+        <w:pStyle w:val="Heading3"/>
+        <w:numPr>
+          <w:ilvl w:val="0"/>
+          <w:numId w:val="71"/>
+        </w:numPr>
+        <w:spacing w:line="360" w:lineRule="auto"/>
+        <w:ind w:left="709" w:hanging="709"/>
+      </w:pPr>
+      <w:r>
+        <w:t>Instrumen Kuisioner</w:t>
+      </w:r>
+    </w:p>
+    <w:p>
+      <w:pPr>
+        <w:spacing w:after="240" w:line="360" w:lineRule="auto"/>
+        <w:ind w:firstLine="709"/>
+      </w:pPr>
+      <w:r>
+        <w:t xml:space="preserve">Setelah seluruh skenario pengujian pada Maze selesai dilaksanakan, responden diminta untuk mengisi kuesioner User Acceptance Test (UAT). Kuesioner ini bertujuan untuk mengetahui tingkat penerimaan pengguna terhadap prototype sistem berdasarkan pengalaman mereka setelah menggunakan sistem secara langsung. Penggunaan kedua instrumen tersebut diharapkan mampu memberikan hasil evaluasi yang lebih komprehensif karena menggabungkan data objektif dari hasil usability testing dengan data subjektif berupa persepsi pengguna terhadap prototype sistem. Kuesioner disusun menggunakan skala Likert </w:t>
+      </w:r>
+      <w:r>
+        <w:t>empat</w:t>
+      </w:r>
+      <w:r>
+        <w:t xml:space="preserve"> tingkat untuk mengukur tingkat persetujuan responden terhadap setiap pernyataan yang diberikan. Skala penilaian yang digunakan ditunjukkan pada Tabel 3.1.</w:t>
+      </w:r>
+    </w:p>
+    <w:p>
+      <w:pPr>
+        <w:pStyle w:val="Caption"/>
+        <w:keepNext/>
         <w:jc w:val="center"/>
         <w:rPr>
           <w:b/>
@@ -17854,10 +16167,8 @@
           <w:color w:val="000000" w:themeColor="text1"/>
           <w:sz w:val="24"/>
           <w:szCs w:val="24"/>
-          <w:lang w:val="en-US"/>
-        </w:rPr>
-      </w:pPr>
-      <w:bookmarkStart w:id="55" w:name="_Toc236063030"/>
+        </w:rPr>
+      </w:pPr>
       <w:r>
         <w:rPr>
           <w:b/>
@@ -17866,7 +16177,7 @@
           <w:sz w:val="24"/>
           <w:szCs w:val="24"/>
         </w:rPr>
-        <w:t xml:space="preserve">Gambar 4. </w:t>
+        <w:t xml:space="preserve">Tabel 3. </w:t>
       </w:r>
       <w:r>
         <w:rPr>
@@ -17886,7 +16197,7 @@
           <w:sz w:val="24"/>
           <w:szCs w:val="24"/>
         </w:rPr>
-        <w:instrText xml:space="preserve"> SEQ Gambar_4. \* ARABIC </w:instrText>
+        <w:instrText xml:space="preserve"> SEQ Tabel_3. \* ARABIC </w:instrText>
       </w:r>
       <w:r>
         <w:rPr>
@@ -17927,18 +16238,1335 @@
           <w:sz w:val="24"/>
           <w:szCs w:val="24"/>
         </w:rPr>
-        <w:t xml:space="preserve"> Diagram Alur Penelitian</w:t>
-      </w:r>
-      <w:bookmarkEnd w:id="55"/>
+        <w:t xml:space="preserve"> Skala Penilaian Kuisioner</w:t>
+      </w:r>
+    </w:p>
+    <w:tbl>
+      <w:tblPr>
+        <w:tblStyle w:val="TableGrid"/>
+        <w:tblW w:w="0" w:type="auto"/>
+        <w:jc w:val="center"/>
+        <w:tblLook w:val="04A0" w:firstRow="1" w:lastRow="0" w:firstColumn="1" w:lastColumn="0" w:noHBand="0" w:noVBand="1"/>
+      </w:tblPr>
+      <w:tblGrid>
+        <w:gridCol w:w="1696"/>
+        <w:gridCol w:w="3969"/>
+      </w:tblGrid>
+      <w:tr>
+        <w:trPr>
+          <w:jc w:val="center"/>
+        </w:trPr>
+        <w:tc>
+          <w:tcPr>
+            <w:tcW w:w="1696" w:type="dxa"/>
+            <w:vAlign w:val="center"/>
+          </w:tcPr>
+          <w:p>
+            <w:pPr>
+              <w:spacing w:line="360" w:lineRule="auto"/>
+              <w:jc w:val="center"/>
+            </w:pPr>
+            <w:r>
+              <w:rPr>
+                <w:b/>
+                <w:bCs/>
+              </w:rPr>
+              <w:t>Skor</w:t>
+            </w:r>
+          </w:p>
+        </w:tc>
+        <w:tc>
+          <w:tcPr>
+            <w:tcW w:w="3969" w:type="dxa"/>
+            <w:vAlign w:val="center"/>
+          </w:tcPr>
+          <w:p>
+            <w:pPr>
+              <w:spacing w:line="360" w:lineRule="auto"/>
+              <w:jc w:val="center"/>
+            </w:pPr>
+            <w:r>
+              <w:rPr>
+                <w:b/>
+                <w:bCs/>
+              </w:rPr>
+              <w:t>Keterangan</w:t>
+            </w:r>
+          </w:p>
+        </w:tc>
+      </w:tr>
+      <w:tr>
+        <w:trPr>
+          <w:jc w:val="center"/>
+        </w:trPr>
+        <w:tc>
+          <w:tcPr>
+            <w:tcW w:w="1696" w:type="dxa"/>
+            <w:vAlign w:val="center"/>
+          </w:tcPr>
+          <w:p>
+            <w:pPr>
+              <w:spacing w:line="360" w:lineRule="auto"/>
+              <w:jc w:val="center"/>
+            </w:pPr>
+            <w:r>
+              <w:t>4</w:t>
+            </w:r>
+          </w:p>
+        </w:tc>
+        <w:tc>
+          <w:tcPr>
+            <w:tcW w:w="3969" w:type="dxa"/>
+            <w:vAlign w:val="center"/>
+          </w:tcPr>
+          <w:p>
+            <w:pPr>
+              <w:spacing w:line="360" w:lineRule="auto"/>
+              <w:jc w:val="left"/>
+            </w:pPr>
+            <w:r>
+              <w:t>Sangat Setuju (SS)</w:t>
+            </w:r>
+          </w:p>
+        </w:tc>
+      </w:tr>
+      <w:tr>
+        <w:trPr>
+          <w:jc w:val="center"/>
+        </w:trPr>
+        <w:tc>
+          <w:tcPr>
+            <w:tcW w:w="1696" w:type="dxa"/>
+            <w:vAlign w:val="center"/>
+          </w:tcPr>
+          <w:p>
+            <w:pPr>
+              <w:spacing w:line="360" w:lineRule="auto"/>
+              <w:jc w:val="center"/>
+            </w:pPr>
+            <w:r>
+              <w:t>3</w:t>
+            </w:r>
+          </w:p>
+        </w:tc>
+        <w:tc>
+          <w:tcPr>
+            <w:tcW w:w="3969" w:type="dxa"/>
+            <w:vAlign w:val="center"/>
+          </w:tcPr>
+          <w:p>
+            <w:pPr>
+              <w:spacing w:line="360" w:lineRule="auto"/>
+              <w:jc w:val="left"/>
+            </w:pPr>
+            <w:r>
+              <w:t>Setuju (S)</w:t>
+            </w:r>
+          </w:p>
+        </w:tc>
+      </w:tr>
+      <w:tr>
+        <w:trPr>
+          <w:jc w:val="center"/>
+        </w:trPr>
+        <w:tc>
+          <w:tcPr>
+            <w:tcW w:w="1696" w:type="dxa"/>
+            <w:vAlign w:val="center"/>
+          </w:tcPr>
+          <w:p>
+            <w:pPr>
+              <w:spacing w:line="360" w:lineRule="auto"/>
+              <w:jc w:val="center"/>
+            </w:pPr>
+            <w:r>
+              <w:t>2</w:t>
+            </w:r>
+          </w:p>
+        </w:tc>
+        <w:tc>
+          <w:tcPr>
+            <w:tcW w:w="3969" w:type="dxa"/>
+            <w:vAlign w:val="center"/>
+          </w:tcPr>
+          <w:p>
+            <w:pPr>
+              <w:spacing w:line="360" w:lineRule="auto"/>
+              <w:jc w:val="left"/>
+            </w:pPr>
+            <w:r>
+              <w:t>Tidak Setuju (TS)</w:t>
+            </w:r>
+          </w:p>
+        </w:tc>
+      </w:tr>
+      <w:tr>
+        <w:trPr>
+          <w:jc w:val="center"/>
+        </w:trPr>
+        <w:tc>
+          <w:tcPr>
+            <w:tcW w:w="1696" w:type="dxa"/>
+            <w:vAlign w:val="center"/>
+          </w:tcPr>
+          <w:p>
+            <w:pPr>
+              <w:spacing w:line="360" w:lineRule="auto"/>
+              <w:jc w:val="center"/>
+            </w:pPr>
+            <w:r>
+              <w:t>1</w:t>
+            </w:r>
+          </w:p>
+        </w:tc>
+        <w:tc>
+          <w:tcPr>
+            <w:tcW w:w="3969" w:type="dxa"/>
+            <w:vAlign w:val="center"/>
+          </w:tcPr>
+          <w:p>
+            <w:pPr>
+              <w:spacing w:line="360" w:lineRule="auto"/>
+              <w:jc w:val="left"/>
+            </w:pPr>
+            <w:r>
+              <w:t>Sangat Tidak Setuju (STS)</w:t>
+            </w:r>
+          </w:p>
+        </w:tc>
+      </w:tr>
+    </w:tbl>
+    <w:p>
+      <w:pPr>
+        <w:spacing w:line="360" w:lineRule="auto"/>
+      </w:pPr>
     </w:p>
     <w:p>
       <w:pPr>
         <w:spacing w:after="240" w:line="360" w:lineRule="auto"/>
+        <w:ind w:firstLine="720"/>
+      </w:pPr>
+      <w:r>
+        <w:t>Instrumen kuesioner disusun berdasarkan tujuan penelitian untuk mengevaluasi tingkat kemudahan penggunaan, kesesuaian fitur, serta penerimaan pengguna terhadap prototype sistem pengecekan stok dan pengadaan material. Daftar pernyataan kuesioner ditunjukkan pada Tabel 3.2.</w:t>
+      </w:r>
+    </w:p>
+    <w:p>
+      <w:pPr>
+        <w:spacing w:after="240" w:line="360" w:lineRule="auto"/>
+        <w:ind w:firstLine="720"/>
+      </w:pPr>
+      <w:bookmarkStart w:id="49" w:name="_GoBack"/>
+      <w:bookmarkEnd w:id="49"/>
+    </w:p>
+    <w:p>
+      <w:pPr>
+        <w:pStyle w:val="Caption"/>
+        <w:keepNext/>
         <w:jc w:val="center"/>
         <w:rPr>
-          <w:lang w:val="en-US"/>
-        </w:rPr>
-      </w:pPr>
+          <w:b/>
+          <w:i w:val="0"/>
+          <w:color w:val="000000" w:themeColor="text1"/>
+          <w:sz w:val="24"/>
+          <w:szCs w:val="24"/>
+        </w:rPr>
+      </w:pPr>
+      <w:r>
+        <w:rPr>
+          <w:b/>
+          <w:i w:val="0"/>
+          <w:color w:val="000000" w:themeColor="text1"/>
+          <w:sz w:val="24"/>
+          <w:szCs w:val="24"/>
+        </w:rPr>
+        <w:lastRenderedPageBreak/>
+        <w:t xml:space="preserve">Tabel 3. </w:t>
+      </w:r>
+      <w:r>
+        <w:rPr>
+          <w:b/>
+          <w:i w:val="0"/>
+          <w:color w:val="000000" w:themeColor="text1"/>
+          <w:sz w:val="24"/>
+          <w:szCs w:val="24"/>
+        </w:rPr>
+        <w:fldChar w:fldCharType="begin"/>
+      </w:r>
+      <w:r>
+        <w:rPr>
+          <w:b/>
+          <w:i w:val="0"/>
+          <w:color w:val="000000" w:themeColor="text1"/>
+          <w:sz w:val="24"/>
+          <w:szCs w:val="24"/>
+        </w:rPr>
+        <w:instrText xml:space="preserve"> SEQ Tabel_3. \* ARABIC </w:instrText>
+      </w:r>
+      <w:r>
+        <w:rPr>
+          <w:b/>
+          <w:i w:val="0"/>
+          <w:color w:val="000000" w:themeColor="text1"/>
+          <w:sz w:val="24"/>
+          <w:szCs w:val="24"/>
+        </w:rPr>
+        <w:fldChar w:fldCharType="separate"/>
+      </w:r>
+      <w:r>
+        <w:rPr>
+          <w:b/>
+          <w:i w:val="0"/>
+          <w:noProof/>
+          <w:color w:val="000000" w:themeColor="text1"/>
+          <w:sz w:val="24"/>
+          <w:szCs w:val="24"/>
+        </w:rPr>
+        <w:t>2</w:t>
+      </w:r>
+      <w:r>
+        <w:rPr>
+          <w:b/>
+          <w:i w:val="0"/>
+          <w:color w:val="000000" w:themeColor="text1"/>
+          <w:sz w:val="24"/>
+          <w:szCs w:val="24"/>
+        </w:rPr>
+        <w:fldChar w:fldCharType="end"/>
+      </w:r>
+      <w:r>
+        <w:rPr>
+          <w:b/>
+          <w:i w:val="0"/>
+          <w:color w:val="000000" w:themeColor="text1"/>
+          <w:sz w:val="24"/>
+          <w:szCs w:val="24"/>
+        </w:rPr>
+        <w:t xml:space="preserve"> Instrumen Kuesioner User Acceptance Test (UAT)</w:t>
+      </w:r>
+    </w:p>
+    <w:tbl>
+      <w:tblPr>
+        <w:tblStyle w:val="TableGrid"/>
+        <w:tblW w:w="0" w:type="auto"/>
+        <w:tblLook w:val="04A0" w:firstRow="1" w:lastRow="0" w:firstColumn="1" w:lastColumn="0" w:noHBand="0" w:noVBand="1"/>
+      </w:tblPr>
+      <w:tblGrid>
+        <w:gridCol w:w="1271"/>
+        <w:gridCol w:w="6656"/>
+      </w:tblGrid>
+      <w:tr>
+        <w:tc>
+          <w:tcPr>
+            <w:tcW w:w="1271" w:type="dxa"/>
+            <w:vAlign w:val="center"/>
+          </w:tcPr>
+          <w:p>
+            <w:pPr>
+              <w:spacing w:line="360" w:lineRule="auto"/>
+              <w:jc w:val="center"/>
+            </w:pPr>
+            <w:r>
+              <w:rPr>
+                <w:b/>
+                <w:bCs/>
+              </w:rPr>
+              <w:t>No</w:t>
+            </w:r>
+          </w:p>
+        </w:tc>
+        <w:tc>
+          <w:tcPr>
+            <w:tcW w:w="6656" w:type="dxa"/>
+            <w:vAlign w:val="center"/>
+          </w:tcPr>
+          <w:p>
+            <w:pPr>
+              <w:spacing w:line="360" w:lineRule="auto"/>
+              <w:jc w:val="center"/>
+            </w:pPr>
+            <w:r>
+              <w:rPr>
+                <w:b/>
+                <w:bCs/>
+              </w:rPr>
+              <w:t>Pernyataan</w:t>
+            </w:r>
+          </w:p>
+        </w:tc>
+      </w:tr>
+      <w:tr>
+        <w:tc>
+          <w:tcPr>
+            <w:tcW w:w="1271" w:type="dxa"/>
+            <w:vAlign w:val="center"/>
+          </w:tcPr>
+          <w:p>
+            <w:pPr>
+              <w:spacing w:line="360" w:lineRule="auto"/>
+              <w:jc w:val="center"/>
+            </w:pPr>
+            <w:r>
+              <w:t>P1</w:t>
+            </w:r>
+          </w:p>
+        </w:tc>
+        <w:tc>
+          <w:tcPr>
+            <w:tcW w:w="6656" w:type="dxa"/>
+            <w:vAlign w:val="center"/>
+          </w:tcPr>
+          <w:p>
+            <w:pPr>
+              <w:spacing w:line="360" w:lineRule="auto"/>
+            </w:pPr>
+            <w:r>
+              <w:t>Saya dapat menyelesaikan seluruh tugas yang diberikan pada prototype sistem dengan baik.</w:t>
+            </w:r>
+          </w:p>
+        </w:tc>
+      </w:tr>
+      <w:tr>
+        <w:tc>
+          <w:tcPr>
+            <w:tcW w:w="1271" w:type="dxa"/>
+            <w:vAlign w:val="center"/>
+          </w:tcPr>
+          <w:p>
+            <w:pPr>
+              <w:spacing w:line="360" w:lineRule="auto"/>
+              <w:jc w:val="center"/>
+            </w:pPr>
+            <w:r>
+              <w:t>P2</w:t>
+            </w:r>
+          </w:p>
+        </w:tc>
+        <w:tc>
+          <w:tcPr>
+            <w:tcW w:w="6656" w:type="dxa"/>
+            <w:vAlign w:val="center"/>
+          </w:tcPr>
+          <w:p>
+            <w:pPr>
+              <w:spacing w:line="360" w:lineRule="auto"/>
+            </w:pPr>
+            <w:r>
+              <w:t>Prototype sistem mudah dipelajari ketika pertama kali digunakan.</w:t>
+            </w:r>
+          </w:p>
+        </w:tc>
+      </w:tr>
+      <w:tr>
+        <w:tc>
+          <w:tcPr>
+            <w:tcW w:w="1271" w:type="dxa"/>
+            <w:vAlign w:val="center"/>
+          </w:tcPr>
+          <w:p>
+            <w:pPr>
+              <w:spacing w:line="360" w:lineRule="auto"/>
+              <w:jc w:val="center"/>
+            </w:pPr>
+            <w:r>
+              <w:t>P3</w:t>
+            </w:r>
+          </w:p>
+        </w:tc>
+        <w:tc>
+          <w:tcPr>
+            <w:tcW w:w="6656" w:type="dxa"/>
+            <w:vAlign w:val="center"/>
+          </w:tcPr>
+          <w:p>
+            <w:pPr>
+              <w:spacing w:line="360" w:lineRule="auto"/>
+            </w:pPr>
+            <w:r>
+              <w:t>Menu dan tombol pada prototype sistem mudah ditemukan.</w:t>
+            </w:r>
+          </w:p>
+        </w:tc>
+      </w:tr>
+      <w:tr>
+        <w:tc>
+          <w:tcPr>
+            <w:tcW w:w="1271" w:type="dxa"/>
+            <w:vAlign w:val="center"/>
+          </w:tcPr>
+          <w:p>
+            <w:pPr>
+              <w:spacing w:line="360" w:lineRule="auto"/>
+              <w:jc w:val="center"/>
+            </w:pPr>
+            <w:r>
+              <w:t>P4</w:t>
+            </w:r>
+          </w:p>
+        </w:tc>
+        <w:tc>
+          <w:tcPr>
+            <w:tcW w:w="6656" w:type="dxa"/>
+            <w:vAlign w:val="center"/>
+          </w:tcPr>
+          <w:p>
+            <w:pPr>
+              <w:spacing w:line="360" w:lineRule="auto"/>
+            </w:pPr>
+            <w:r>
+              <w:t>Informasi yang ditampilkan pada setiap halaman mudah dipahami.</w:t>
+            </w:r>
+          </w:p>
+        </w:tc>
+      </w:tr>
+      <w:tr>
+        <w:tc>
+          <w:tcPr>
+            <w:tcW w:w="1271" w:type="dxa"/>
+            <w:vAlign w:val="center"/>
+          </w:tcPr>
+          <w:p>
+            <w:pPr>
+              <w:spacing w:line="360" w:lineRule="auto"/>
+              <w:jc w:val="center"/>
+            </w:pPr>
+            <w:r>
+              <w:t>P5</w:t>
+            </w:r>
+          </w:p>
+        </w:tc>
+        <w:tc>
+          <w:tcPr>
+            <w:tcW w:w="6656" w:type="dxa"/>
+            <w:vAlign w:val="center"/>
+          </w:tcPr>
+          <w:p>
+            <w:pPr>
+              <w:spacing w:line="360" w:lineRule="auto"/>
+            </w:pPr>
+            <w:r>
+              <w:t>Tampilan prototype sistem menarik, rapi, dan mudah dipahami.</w:t>
+            </w:r>
+          </w:p>
+        </w:tc>
+      </w:tr>
+      <w:tr>
+        <w:tc>
+          <w:tcPr>
+            <w:tcW w:w="1271" w:type="dxa"/>
+            <w:vAlign w:val="center"/>
+          </w:tcPr>
+          <w:p>
+            <w:pPr>
+              <w:spacing w:line="360" w:lineRule="auto"/>
+              <w:jc w:val="center"/>
+            </w:pPr>
+            <w:r>
+              <w:t>P6</w:t>
+            </w:r>
+          </w:p>
+        </w:tc>
+        <w:tc>
+          <w:tcPr>
+            <w:tcW w:w="6656" w:type="dxa"/>
+            <w:vAlign w:val="center"/>
+          </w:tcPr>
+          <w:p>
+            <w:pPr>
+              <w:spacing w:line="360" w:lineRule="auto"/>
+            </w:pPr>
+            <w:r>
+              <w:t>Proses pengecekan stok material mudah dilakukan menggunakan prototype sistem.</w:t>
+            </w:r>
+          </w:p>
+        </w:tc>
+      </w:tr>
+      <w:tr>
+        <w:tc>
+          <w:tcPr>
+            <w:tcW w:w="1271" w:type="dxa"/>
+            <w:vAlign w:val="center"/>
+          </w:tcPr>
+          <w:p>
+            <w:pPr>
+              <w:spacing w:line="360" w:lineRule="auto"/>
+              <w:jc w:val="center"/>
+            </w:pPr>
+            <w:r>
+              <w:t>P7</w:t>
+            </w:r>
+          </w:p>
+        </w:tc>
+        <w:tc>
+          <w:tcPr>
+            <w:tcW w:w="6656" w:type="dxa"/>
+            <w:vAlign w:val="center"/>
+          </w:tcPr>
+          <w:p>
+            <w:pPr>
+              <w:spacing w:line="360" w:lineRule="auto"/>
+            </w:pPr>
+            <w:r>
+              <w:t>Proses pengajuan pengadaan material mudah dilakukan menggunakan prototype sistem.</w:t>
+            </w:r>
+          </w:p>
+        </w:tc>
+      </w:tr>
+      <w:tr>
+        <w:tc>
+          <w:tcPr>
+            <w:tcW w:w="1271" w:type="dxa"/>
+            <w:vAlign w:val="center"/>
+          </w:tcPr>
+          <w:p>
+            <w:pPr>
+              <w:spacing w:line="360" w:lineRule="auto"/>
+              <w:jc w:val="center"/>
+            </w:pPr>
+            <w:r>
+              <w:t>P8</w:t>
+            </w:r>
+          </w:p>
+        </w:tc>
+        <w:tc>
+          <w:tcPr>
+            <w:tcW w:w="6656" w:type="dxa"/>
+            <w:vAlign w:val="center"/>
+          </w:tcPr>
+          <w:p>
+            <w:pPr>
+              <w:spacing w:line="360" w:lineRule="auto"/>
+            </w:pPr>
+            <w:r>
+              <w:t>Prototype sistem membantu mempercepat proses pengecekan stok dan pengadaan material dibandingkan proses yang berjalan saat ini.</w:t>
+            </w:r>
+          </w:p>
+        </w:tc>
+      </w:tr>
+      <w:tr>
+        <w:tc>
+          <w:tcPr>
+            <w:tcW w:w="1271" w:type="dxa"/>
+            <w:vAlign w:val="center"/>
+          </w:tcPr>
+          <w:p>
+            <w:pPr>
+              <w:spacing w:line="360" w:lineRule="auto"/>
+              <w:jc w:val="center"/>
+            </w:pPr>
+            <w:r>
+              <w:t>P9</w:t>
+            </w:r>
+          </w:p>
+        </w:tc>
+        <w:tc>
+          <w:tcPr>
+            <w:tcW w:w="6656" w:type="dxa"/>
+            <w:vAlign w:val="center"/>
+          </w:tcPr>
+          <w:p>
+            <w:pPr>
+              <w:spacing w:line="360" w:lineRule="auto"/>
+            </w:pPr>
+            <w:r>
+              <w:t>Prototype sistem membantu mengurangi kemungkinan terjadinya kesalahan dalam pencatatan material.</w:t>
+            </w:r>
+          </w:p>
+        </w:tc>
+      </w:tr>
+      <w:tr>
+        <w:tc>
+          <w:tcPr>
+            <w:tcW w:w="1271" w:type="dxa"/>
+            <w:vAlign w:val="center"/>
+          </w:tcPr>
+          <w:p>
+            <w:pPr>
+              <w:spacing w:line="360" w:lineRule="auto"/>
+              <w:jc w:val="center"/>
+            </w:pPr>
+            <w:r>
+              <w:t>P10</w:t>
+            </w:r>
+          </w:p>
+        </w:tc>
+        <w:tc>
+          <w:tcPr>
+            <w:tcW w:w="6656" w:type="dxa"/>
+            <w:vAlign w:val="center"/>
+          </w:tcPr>
+          <w:p>
+            <w:pPr>
+              <w:spacing w:line="360" w:lineRule="auto"/>
+            </w:pPr>
+            <w:r>
+              <w:t>Fitur-fitur yang tersedia pada prototype sistem telah sesuai dengan kebutuhan pekerjaan saya.</w:t>
+            </w:r>
+          </w:p>
+        </w:tc>
+      </w:tr>
+      <w:tr>
+        <w:tc>
+          <w:tcPr>
+            <w:tcW w:w="1271" w:type="dxa"/>
+            <w:vAlign w:val="center"/>
+          </w:tcPr>
+          <w:p>
+            <w:pPr>
+              <w:spacing w:line="360" w:lineRule="auto"/>
+              <w:jc w:val="center"/>
+            </w:pPr>
+            <w:r>
+              <w:t>P11</w:t>
+            </w:r>
+          </w:p>
+        </w:tc>
+        <w:tc>
+          <w:tcPr>
+            <w:tcW w:w="6656" w:type="dxa"/>
+            <w:vAlign w:val="center"/>
+          </w:tcPr>
+          <w:p>
+            <w:pPr>
+              <w:spacing w:line="360" w:lineRule="auto"/>
+            </w:pPr>
+            <w:r>
+              <w:t>Saya merasa nyaman menggunakan prototype sistem ini.</w:t>
+            </w:r>
+          </w:p>
+        </w:tc>
+      </w:tr>
+      <w:tr>
+        <w:tc>
+          <w:tcPr>
+            <w:tcW w:w="1271" w:type="dxa"/>
+            <w:vAlign w:val="center"/>
+          </w:tcPr>
+          <w:p>
+            <w:pPr>
+              <w:spacing w:line="360" w:lineRule="auto"/>
+              <w:jc w:val="center"/>
+            </w:pPr>
+            <w:r>
+              <w:t>P12</w:t>
+            </w:r>
+          </w:p>
+        </w:tc>
+        <w:tc>
+          <w:tcPr>
+            <w:tcW w:w="6656" w:type="dxa"/>
+            <w:vAlign w:val="center"/>
+          </w:tcPr>
+          <w:p>
+            <w:pPr>
+              <w:spacing w:line="360" w:lineRule="auto"/>
+            </w:pPr>
+            <w:r>
+              <w:t>Secara keseluruhan saya menerima prototype sistem pengecekan stok dan pengadaan material yang telah dirancang.</w:t>
+            </w:r>
+          </w:p>
+        </w:tc>
+      </w:tr>
+    </w:tbl>
+    <w:p>
+      <w:pPr>
+        <w:spacing w:line="360" w:lineRule="auto"/>
+      </w:pPr>
+    </w:p>
+    <w:p>
+      <w:pPr>
+        <w:spacing w:after="240" w:line="360" w:lineRule="auto"/>
+        <w:ind w:firstLine="720"/>
+      </w:pPr>
+      <w:r>
+        <w:t>Hasil jawaban responden pada setiap pernyataan selanjutnya dihitung menggunakan skala Likert untuk memperoleh total skor aktual. Total skor tersebut kemudian dibandingkan dengan total skor ideal menggunakan rumus persentase kelayakan yang telah dijelaskan pada Subbab 2.2.</w:t>
+      </w:r>
+      <w:r>
+        <w:t>5</w:t>
+      </w:r>
+      <w:r>
+        <w:t>. Persentase yang diperoleh digunakan untuk mengetahui tingkat penerimaan pengguna terhadap prototype sistem yang telah dikembangkan.</w:t>
+      </w:r>
+    </w:p>
+    <w:p>
+      <w:pPr>
+        <w:pStyle w:val="Heading3"/>
+        <w:numPr>
+          <w:ilvl w:val="0"/>
+          <w:numId w:val="70"/>
+        </w:numPr>
+        <w:spacing w:line="360" w:lineRule="auto"/>
+        <w:ind w:hanging="720"/>
+      </w:pPr>
+      <w:bookmarkStart w:id="50" w:name="_Toc236063945"/>
+      <w:r>
+        <w:lastRenderedPageBreak/>
+        <w:t>Skenario Usability Testing</w:t>
+      </w:r>
+      <w:bookmarkEnd w:id="50"/>
+    </w:p>
+    <w:p>
+      <w:pPr>
+        <w:spacing w:after="240" w:line="360" w:lineRule="auto"/>
+        <w:ind w:firstLine="720"/>
+      </w:pPr>
+      <w:r>
+        <w:t>Sebelum responden mengisi kuesioner, dilakukan usability testing menggunakan aplikasi Maze. Pengujian dilakukan dengan memberikan beberapa skenario tugas yang mewakili fungsi utama pada prototype sistem. Setiap responden diminta menyelesaikan seluruh tugas secara mandiri tanpa diberikan petunjuk mengenai alur navigasi. Pendekatan ini bertujuan untuk mengetahui tingkat kemudahan penggunaan prototype berdasarkan interaksi nyata pengguna.</w:t>
+      </w:r>
+    </w:p>
+    <w:p>
+      <w:pPr>
+        <w:pStyle w:val="Caption"/>
+        <w:keepNext/>
+        <w:jc w:val="center"/>
+        <w:rPr>
+          <w:b/>
+          <w:i w:val="0"/>
+          <w:color w:val="auto"/>
+          <w:sz w:val="24"/>
+          <w:szCs w:val="24"/>
+        </w:rPr>
+      </w:pPr>
+      <w:bookmarkStart w:id="51" w:name="_Toc234966709"/>
+      <w:r>
+        <w:rPr>
+          <w:b/>
+          <w:i w:val="0"/>
+          <w:color w:val="auto"/>
+          <w:sz w:val="24"/>
+          <w:szCs w:val="24"/>
+        </w:rPr>
+        <w:t xml:space="preserve">Tabel 3. </w:t>
+      </w:r>
+      <w:r>
+        <w:rPr>
+          <w:b/>
+          <w:i w:val="0"/>
+          <w:color w:val="auto"/>
+          <w:sz w:val="24"/>
+          <w:szCs w:val="24"/>
+        </w:rPr>
+        <w:fldChar w:fldCharType="begin"/>
+      </w:r>
+      <w:r>
+        <w:rPr>
+          <w:b/>
+          <w:i w:val="0"/>
+          <w:color w:val="auto"/>
+          <w:sz w:val="24"/>
+          <w:szCs w:val="24"/>
+        </w:rPr>
+        <w:instrText xml:space="preserve"> SEQ Tabel_3. \* ARABIC </w:instrText>
+      </w:r>
+      <w:r>
+        <w:rPr>
+          <w:b/>
+          <w:i w:val="0"/>
+          <w:color w:val="auto"/>
+          <w:sz w:val="24"/>
+          <w:szCs w:val="24"/>
+        </w:rPr>
+        <w:fldChar w:fldCharType="separate"/>
+      </w:r>
+      <w:r>
+        <w:rPr>
+          <w:b/>
+          <w:i w:val="0"/>
+          <w:noProof/>
+          <w:color w:val="auto"/>
+          <w:sz w:val="24"/>
+          <w:szCs w:val="24"/>
+        </w:rPr>
+        <w:t>3</w:t>
+      </w:r>
+      <w:r>
+        <w:rPr>
+          <w:b/>
+          <w:i w:val="0"/>
+          <w:color w:val="auto"/>
+          <w:sz w:val="24"/>
+          <w:szCs w:val="24"/>
+        </w:rPr>
+        <w:fldChar w:fldCharType="end"/>
+      </w:r>
+      <w:r>
+        <w:rPr>
+          <w:b/>
+          <w:i w:val="0"/>
+          <w:color w:val="auto"/>
+          <w:sz w:val="24"/>
+          <w:szCs w:val="24"/>
+        </w:rPr>
+        <w:t xml:space="preserve"> Skenario Usability Testing</w:t>
+      </w:r>
+      <w:bookmarkEnd w:id="51"/>
+    </w:p>
+    <w:tbl>
+      <w:tblPr>
+        <w:tblStyle w:val="TableGrid"/>
+        <w:tblW w:w="0" w:type="auto"/>
+        <w:tblLook w:val="04A0" w:firstRow="1" w:lastRow="0" w:firstColumn="1" w:lastColumn="0" w:noHBand="0" w:noVBand="1"/>
+      </w:tblPr>
+      <w:tblGrid>
+        <w:gridCol w:w="510"/>
+        <w:gridCol w:w="3738"/>
+        <w:gridCol w:w="3679"/>
+      </w:tblGrid>
+      <w:tr>
+        <w:tc>
+          <w:tcPr>
+            <w:tcW w:w="510" w:type="dxa"/>
+            <w:vAlign w:val="center"/>
+          </w:tcPr>
+          <w:p>
+            <w:pPr>
+              <w:spacing w:after="240" w:line="360" w:lineRule="auto"/>
+              <w:jc w:val="center"/>
+            </w:pPr>
+            <w:r>
+              <w:rPr>
+                <w:b/>
+                <w:bCs/>
+              </w:rPr>
+              <w:t>No</w:t>
+            </w:r>
+          </w:p>
+        </w:tc>
+        <w:tc>
+          <w:tcPr>
+            <w:tcW w:w="3738" w:type="dxa"/>
+            <w:vAlign w:val="center"/>
+          </w:tcPr>
+          <w:p>
+            <w:pPr>
+              <w:spacing w:after="240" w:line="360" w:lineRule="auto"/>
+              <w:jc w:val="center"/>
+            </w:pPr>
+            <w:r>
+              <w:rPr>
+                <w:b/>
+                <w:bCs/>
+              </w:rPr>
+              <w:t>Skenario Tugas</w:t>
+            </w:r>
+          </w:p>
+        </w:tc>
+        <w:tc>
+          <w:tcPr>
+            <w:tcW w:w="3679" w:type="dxa"/>
+            <w:vAlign w:val="center"/>
+          </w:tcPr>
+          <w:p>
+            <w:pPr>
+              <w:spacing w:after="240" w:line="360" w:lineRule="auto"/>
+              <w:jc w:val="center"/>
+            </w:pPr>
+            <w:r>
+              <w:rPr>
+                <w:b/>
+                <w:bCs/>
+              </w:rPr>
+              <w:t>Tujuan</w:t>
+            </w:r>
+          </w:p>
+        </w:tc>
+      </w:tr>
+      <w:tr>
+        <w:tc>
+          <w:tcPr>
+            <w:tcW w:w="510" w:type="dxa"/>
+            <w:vAlign w:val="center"/>
+          </w:tcPr>
+          <w:p>
+            <w:pPr>
+              <w:spacing w:after="240" w:line="360" w:lineRule="auto"/>
+              <w:jc w:val="left"/>
+            </w:pPr>
+            <w:r>
+              <w:t>1</w:t>
+            </w:r>
+          </w:p>
+        </w:tc>
+        <w:tc>
+          <w:tcPr>
+            <w:tcW w:w="3738" w:type="dxa"/>
+            <w:vAlign w:val="center"/>
+          </w:tcPr>
+          <w:p>
+            <w:pPr>
+              <w:spacing w:after="240" w:line="360" w:lineRule="auto"/>
+              <w:jc w:val="left"/>
+            </w:pPr>
+            <w:r>
+              <w:t>Melihat stok material.</w:t>
+            </w:r>
+          </w:p>
+        </w:tc>
+        <w:tc>
+          <w:tcPr>
+            <w:tcW w:w="3679" w:type="dxa"/>
+            <w:vAlign w:val="center"/>
+          </w:tcPr>
+          <w:p>
+            <w:pPr>
+              <w:spacing w:after="240" w:line="360" w:lineRule="auto"/>
+              <w:jc w:val="left"/>
+            </w:pPr>
+            <w:r>
+              <w:t>Mengetahui apakah pengguna dapat menemukan informasi stok.</w:t>
+            </w:r>
+          </w:p>
+        </w:tc>
+      </w:tr>
+      <w:tr>
+        <w:tc>
+          <w:tcPr>
+            <w:tcW w:w="510" w:type="dxa"/>
+            <w:vAlign w:val="center"/>
+          </w:tcPr>
+          <w:p>
+            <w:pPr>
+              <w:spacing w:after="240" w:line="360" w:lineRule="auto"/>
+              <w:jc w:val="left"/>
+            </w:pPr>
+            <w:r>
+              <w:t>2</w:t>
+            </w:r>
+          </w:p>
+        </w:tc>
+        <w:tc>
+          <w:tcPr>
+            <w:tcW w:w="3738" w:type="dxa"/>
+            <w:vAlign w:val="center"/>
+          </w:tcPr>
+          <w:p>
+            <w:pPr>
+              <w:spacing w:after="240" w:line="360" w:lineRule="auto"/>
+              <w:jc w:val="left"/>
+            </w:pPr>
+            <w:r>
+              <w:t>Menambahkan data material.</w:t>
+            </w:r>
+          </w:p>
+        </w:tc>
+        <w:tc>
+          <w:tcPr>
+            <w:tcW w:w="3679" w:type="dxa"/>
+            <w:vAlign w:val="center"/>
+          </w:tcPr>
+          <w:p>
+            <w:pPr>
+              <w:spacing w:after="240" w:line="360" w:lineRule="auto"/>
+              <w:jc w:val="left"/>
+            </w:pPr>
+            <w:r>
+              <w:t>Menguji kemudahan pengelolaan data master.</w:t>
+            </w:r>
+          </w:p>
+        </w:tc>
+      </w:tr>
+      <w:tr>
+        <w:tc>
+          <w:tcPr>
+            <w:tcW w:w="510" w:type="dxa"/>
+            <w:vAlign w:val="center"/>
+          </w:tcPr>
+          <w:p>
+            <w:pPr>
+              <w:spacing w:after="240" w:line="360" w:lineRule="auto"/>
+              <w:jc w:val="left"/>
+            </w:pPr>
+            <w:r>
+              <w:t>3</w:t>
+            </w:r>
+          </w:p>
+        </w:tc>
+        <w:tc>
+          <w:tcPr>
+            <w:tcW w:w="3738" w:type="dxa"/>
+            <w:vAlign w:val="center"/>
+          </w:tcPr>
+          <w:p>
+            <w:pPr>
+              <w:spacing w:after="240" w:line="360" w:lineRule="auto"/>
+              <w:jc w:val="left"/>
+            </w:pPr>
+            <w:r>
+              <w:t>Mencatat material masuk.</w:t>
+            </w:r>
+          </w:p>
+        </w:tc>
+        <w:tc>
+          <w:tcPr>
+            <w:tcW w:w="3679" w:type="dxa"/>
+            <w:vAlign w:val="center"/>
+          </w:tcPr>
+          <w:p>
+            <w:pPr>
+              <w:spacing w:after="240" w:line="360" w:lineRule="auto"/>
+              <w:jc w:val="left"/>
+            </w:pPr>
+            <w:r>
+              <w:t>Menguji alur pencatatan transaksi masuk.</w:t>
+            </w:r>
+          </w:p>
+        </w:tc>
+      </w:tr>
+      <w:tr>
+        <w:tc>
+          <w:tcPr>
+            <w:tcW w:w="510" w:type="dxa"/>
+            <w:vAlign w:val="center"/>
+          </w:tcPr>
+          <w:p>
+            <w:pPr>
+              <w:spacing w:after="240" w:line="360" w:lineRule="auto"/>
+              <w:jc w:val="left"/>
+            </w:pPr>
+            <w:r>
+              <w:t>4</w:t>
+            </w:r>
+          </w:p>
+        </w:tc>
+        <w:tc>
+          <w:tcPr>
+            <w:tcW w:w="3738" w:type="dxa"/>
+            <w:vAlign w:val="center"/>
+          </w:tcPr>
+          <w:p>
+            <w:pPr>
+              <w:spacing w:after="240" w:line="360" w:lineRule="auto"/>
+              <w:jc w:val="left"/>
+            </w:pPr>
+            <w:r>
+              <w:t>Mencatat material keluar.</w:t>
+            </w:r>
+          </w:p>
+        </w:tc>
+        <w:tc>
+          <w:tcPr>
+            <w:tcW w:w="3679" w:type="dxa"/>
+            <w:vAlign w:val="center"/>
+          </w:tcPr>
+          <w:p>
+            <w:pPr>
+              <w:spacing w:after="240" w:line="360" w:lineRule="auto"/>
+              <w:jc w:val="left"/>
+            </w:pPr>
+            <w:r>
+              <w:t>Menguji alur transaksi keluar.</w:t>
+            </w:r>
+          </w:p>
+        </w:tc>
+      </w:tr>
+      <w:tr>
+        <w:tc>
+          <w:tcPr>
+            <w:tcW w:w="510" w:type="dxa"/>
+            <w:vAlign w:val="center"/>
+          </w:tcPr>
+          <w:p>
+            <w:pPr>
+              <w:spacing w:after="240" w:line="360" w:lineRule="auto"/>
+              <w:jc w:val="left"/>
+            </w:pPr>
+            <w:r>
+              <w:t>5</w:t>
+            </w:r>
+          </w:p>
+        </w:tc>
+        <w:tc>
+          <w:tcPr>
+            <w:tcW w:w="3738" w:type="dxa"/>
+            <w:vAlign w:val="center"/>
+          </w:tcPr>
+          <w:p>
+            <w:pPr>
+              <w:spacing w:after="240" w:line="360" w:lineRule="auto"/>
+              <w:jc w:val="left"/>
+            </w:pPr>
+            <w:r>
+              <w:t>Mengajukan permintaan material.</w:t>
+            </w:r>
+          </w:p>
+        </w:tc>
+        <w:tc>
+          <w:tcPr>
+            <w:tcW w:w="3679" w:type="dxa"/>
+            <w:vAlign w:val="center"/>
+          </w:tcPr>
+          <w:p>
+            <w:pPr>
+              <w:spacing w:after="240" w:line="360" w:lineRule="auto"/>
+              <w:jc w:val="left"/>
+            </w:pPr>
+            <w:r>
+              <w:t>Menguji proses pengadaan.</w:t>
+            </w:r>
+          </w:p>
+        </w:tc>
+      </w:tr>
+      <w:tr>
+        <w:tc>
+          <w:tcPr>
+            <w:tcW w:w="510" w:type="dxa"/>
+            <w:vAlign w:val="center"/>
+          </w:tcPr>
+          <w:p>
+            <w:pPr>
+              <w:spacing w:after="240" w:line="360" w:lineRule="auto"/>
+              <w:jc w:val="left"/>
+            </w:pPr>
+            <w:r>
+              <w:t>6</w:t>
+            </w:r>
+          </w:p>
+        </w:tc>
+        <w:tc>
+          <w:tcPr>
+            <w:tcW w:w="3738" w:type="dxa"/>
+            <w:vAlign w:val="center"/>
+          </w:tcPr>
+          <w:p>
+            <w:pPr>
+              <w:spacing w:after="240" w:line="360" w:lineRule="auto"/>
+              <w:jc w:val="left"/>
+            </w:pPr>
+            <w:r>
+              <w:t>Memberikan persetujuan pengadaan.</w:t>
+            </w:r>
+          </w:p>
+        </w:tc>
+        <w:tc>
+          <w:tcPr>
+            <w:tcW w:w="3679" w:type="dxa"/>
+            <w:vAlign w:val="center"/>
+          </w:tcPr>
+          <w:p>
+            <w:pPr>
+              <w:spacing w:after="240" w:line="360" w:lineRule="auto"/>
+              <w:jc w:val="left"/>
+            </w:pPr>
+            <w:r>
+              <w:t>Menguji proses persetujuan pemilik.</w:t>
+            </w:r>
+          </w:p>
+        </w:tc>
+      </w:tr>
+      <w:tr>
+        <w:tc>
+          <w:tcPr>
+            <w:tcW w:w="510" w:type="dxa"/>
+            <w:vAlign w:val="center"/>
+          </w:tcPr>
+          <w:p>
+            <w:pPr>
+              <w:spacing w:after="240" w:line="360" w:lineRule="auto"/>
+              <w:jc w:val="left"/>
+            </w:pPr>
+            <w:r>
+              <w:t>7</w:t>
+            </w:r>
+          </w:p>
+        </w:tc>
+        <w:tc>
+          <w:tcPr>
+            <w:tcW w:w="3738" w:type="dxa"/>
+            <w:vAlign w:val="center"/>
+          </w:tcPr>
+          <w:p>
+            <w:pPr>
+              <w:spacing w:after="240" w:line="360" w:lineRule="auto"/>
+              <w:jc w:val="left"/>
+            </w:pPr>
+            <w:r>
+              <w:t>Melihat laporan material.</w:t>
+            </w:r>
+          </w:p>
+        </w:tc>
+        <w:tc>
+          <w:tcPr>
+            <w:tcW w:w="3679" w:type="dxa"/>
+            <w:vAlign w:val="center"/>
+          </w:tcPr>
+          <w:p>
+            <w:pPr>
+              <w:spacing w:after="240" w:line="360" w:lineRule="auto"/>
+              <w:jc w:val="left"/>
+            </w:pPr>
+            <w:r>
+              <w:t>Menguji kemudahan memperoleh informasi laporan.</w:t>
+            </w:r>
+          </w:p>
+        </w:tc>
+      </w:tr>
+    </w:tbl>
+    <w:p>
+      <w:pPr>
+        <w:spacing w:line="360" w:lineRule="auto"/>
+      </w:pPr>
+    </w:p>
+    <w:p>
+      <w:pPr>
+        <w:pStyle w:val="Heading3"/>
+        <w:numPr>
+          <w:ilvl w:val="0"/>
+          <w:numId w:val="70"/>
+        </w:numPr>
+        <w:spacing w:line="360" w:lineRule="auto"/>
+        <w:ind w:left="426"/>
+      </w:pPr>
+      <w:bookmarkStart w:id="52" w:name="_Toc236063946"/>
+      <w:r>
+        <w:lastRenderedPageBreak/>
+        <w:t>Teknik Analisis Dat</w:t>
+      </w:r>
+      <w:r>
+        <w:t>a</w:t>
+      </w:r>
+      <w:bookmarkEnd w:id="52"/>
+    </w:p>
+    <w:p>
+      <w:pPr>
+        <w:spacing w:line="360" w:lineRule="auto"/>
+        <w:ind w:firstLine="720"/>
+      </w:pPr>
+      <w:r>
+        <w:t>Data hasil kuesioner diolah menggunakan analisis deskriptif kuantitatif untuk memperoleh persentase kelayakan model sistem. Perhitungan dilakukan menggunakan rumus sebagai berikut:</w:t>
+      </w:r>
+    </w:p>
+    <w:p>
+      <w:pPr>
+        <w:spacing w:line="360" w:lineRule="auto"/>
+      </w:pPr>
+      <w:r>
+        <w:t>Rumus (</w:t>
+      </w:r>
+      <w:r>
+        <w:t>1</w:t>
+      </w:r>
+      <w:r>
+        <w:t>) digunakan untuk menghitung persentase kelayakan sistem berdasarkan hasil User Acceptance Test (UAT) yang diperoleh melalui kuesioner skala Likert. Perhitungan dilakukan dengan membandingkan Total Skor Aktual, yaitu akumulasi seluruh skor jawaban responden terhadap pernyataan yang diberikan, dengan Total Skor Ideal, yaitu skor maksimum yang diperoleh dari perkalian skor tertinggi skala Likert dengan jumlah responden. Hasil perbandingan tersebut kemudian dikalikan 100% untuk memperoleh nilai persentase, yang menunjukkan tingkat penerimaan pengguna terhadap sistem, di mana semakin tinggi persentase yang dihasilkan maka semakin baik tingkat kelayakan dan penerimaan sistem oleh pengguna.</w:t>
+      </w:r>
+    </w:p>
+    <w:p>
+      <w:pPr>
+        <w:spacing w:after="160"/>
+        <w:jc w:val="left"/>
+      </w:pPr>
+      <w:r>
+        <w:br w:type="page"/>
+      </w:r>
+    </w:p>
+    <w:p>
+      <w:pPr>
+        <w:pStyle w:val="Heading1"/>
+      </w:pPr>
+      <w:bookmarkStart w:id="53" w:name="_Toc236063947"/>
+      <w:r>
+        <w:lastRenderedPageBreak/>
+        <w:t>BAB IV HASIL DAN PEMBAHASAN</w:t>
+      </w:r>
+      <w:bookmarkEnd w:id="53"/>
     </w:p>
     <w:p>
       <w:pPr>
@@ -17950,12 +17578,11 @@
         <w:spacing w:line="360" w:lineRule="auto"/>
         <w:ind w:left="709" w:hanging="567"/>
       </w:pPr>
-      <w:bookmarkStart w:id="56" w:name="_Toc236063948"/>
-      <w:r>
-        <w:lastRenderedPageBreak/>
+      <w:bookmarkStart w:id="54" w:name="_Toc236063948"/>
+      <w:r>
         <w:t>Identifikasi Masalah</w:t>
       </w:r>
-      <w:bookmarkEnd w:id="56"/>
+      <w:bookmarkEnd w:id="54"/>
     </w:p>
     <w:p>
       <w:pPr>
@@ -18058,6 +17685,7 @@
         <w:ind w:left="426"/>
       </w:pPr>
       <w:r>
+        <w:lastRenderedPageBreak/>
         <w:t>Terjadi potensi miskomunikasi antar bagian dalam pengelolaan material.</w:t>
       </w:r>
     </w:p>
@@ -18081,7 +17709,6 @@
         <w:ind w:firstLine="720"/>
       </w:pPr>
       <w:r>
-        <w:lastRenderedPageBreak/>
         <w:t>Permasalahan-permasalahan tersebut menjadi dasar dalam perancangan model sistem yang diharapkan mampu meningkatkan efisiensi operasional serta mengurangi kesalahan dalam pengelolaan material di King Aluminium Malang.</w:t>
       </w:r>
     </w:p>
@@ -18095,11 +17722,11 @@
         <w:spacing w:line="360" w:lineRule="auto"/>
         <w:ind w:hanging="578"/>
       </w:pPr>
-      <w:bookmarkStart w:id="57" w:name="_Toc236063949"/>
+      <w:bookmarkStart w:id="55" w:name="_Toc236063949"/>
       <w:r>
         <w:t>Pengumpulan Data  (Observasi dan Wawancara)</w:t>
       </w:r>
-      <w:bookmarkEnd w:id="57"/>
+      <w:bookmarkEnd w:id="55"/>
     </w:p>
     <w:p>
       <w:pPr>
@@ -18132,11 +17759,11 @@
         <w:spacing w:line="360" w:lineRule="auto"/>
         <w:ind w:hanging="578"/>
       </w:pPr>
-      <w:bookmarkStart w:id="58" w:name="_Toc236063950"/>
+      <w:bookmarkStart w:id="56" w:name="_Toc236063950"/>
       <w:r>
         <w:t>Identifikasi Stakeholder</w:t>
       </w:r>
-      <w:bookmarkEnd w:id="58"/>
+      <w:bookmarkEnd w:id="56"/>
     </w:p>
     <w:p>
       <w:pPr>
@@ -18168,7 +17795,7 @@
           <w:szCs w:val="24"/>
         </w:rPr>
       </w:pPr>
-      <w:bookmarkStart w:id="59" w:name="_Toc236063371"/>
+      <w:bookmarkStart w:id="57" w:name="_Toc236063371"/>
       <w:r>
         <w:rPr>
           <w:b/>
@@ -18233,7 +17860,7 @@
         </w:rPr>
         <w:t xml:space="preserve"> Identifikasi Stakeholder</w:t>
       </w:r>
-      <w:bookmarkEnd w:id="59"/>
+      <w:bookmarkEnd w:id="57"/>
     </w:p>
     <w:tbl>
       <w:tblPr>
@@ -18409,6 +18036,7 @@
               <w:jc w:val="center"/>
             </w:pPr>
             <w:r>
+              <w:lastRenderedPageBreak/>
               <w:t>3</w:t>
             </w:r>
           </w:p>
@@ -18454,7 +18082,6 @@
               <w:jc w:val="center"/>
             </w:pPr>
             <w:r>
-              <w:lastRenderedPageBreak/>
               <w:t>4</w:t>
             </w:r>
           </w:p>
@@ -18514,11 +18141,11 @@
         <w:spacing w:line="360" w:lineRule="auto"/>
         <w:ind w:hanging="578"/>
       </w:pPr>
-      <w:bookmarkStart w:id="60" w:name="_Toc236063951"/>
+      <w:bookmarkStart w:id="58" w:name="_Toc236063951"/>
       <w:r>
         <w:t>Observasi</w:t>
       </w:r>
-      <w:bookmarkEnd w:id="60"/>
+      <w:bookmarkEnd w:id="58"/>
     </w:p>
     <w:p>
       <w:pPr>
@@ -18609,7 +18236,7 @@
           <w:sz w:val="24"/>
         </w:rPr>
       </w:pPr>
-      <w:bookmarkStart w:id="61" w:name="_Toc236063372"/>
+      <w:bookmarkStart w:id="59" w:name="_Toc236063372"/>
       <w:r>
         <w:rPr>
           <w:b/>
@@ -18674,7 +18301,7 @@
         </w:rPr>
         <w:t xml:space="preserve"> Hasil Observasi Proses Operasional</w:t>
       </w:r>
-      <w:bookmarkEnd w:id="61"/>
+      <w:bookmarkEnd w:id="59"/>
     </w:p>
     <w:tbl>
       <w:tblPr>
@@ -19282,11 +18909,11 @@
         <w:spacing w:line="360" w:lineRule="auto"/>
         <w:ind w:hanging="720"/>
       </w:pPr>
-      <w:bookmarkStart w:id="62" w:name="_Toc236063952"/>
+      <w:bookmarkStart w:id="60" w:name="_Toc236063952"/>
       <w:r>
         <w:t>Wawancara</w:t>
       </w:r>
-      <w:bookmarkEnd w:id="62"/>
+      <w:bookmarkEnd w:id="60"/>
     </w:p>
     <w:p>
       <w:pPr>
@@ -19462,7 +19089,7 @@
           <w:sz w:val="24"/>
         </w:rPr>
       </w:pPr>
-      <w:bookmarkStart w:id="63" w:name="_Toc236063373"/>
+      <w:bookmarkStart w:id="61" w:name="_Toc236063373"/>
       <w:r>
         <w:rPr>
           <w:b/>
@@ -19527,7 +19154,7 @@
         </w:rPr>
         <w:t xml:space="preserve"> Hasil Wawancara Pemilik Usaha</w:t>
       </w:r>
-      <w:bookmarkEnd w:id="63"/>
+      <w:bookmarkEnd w:id="61"/>
     </w:p>
     <w:tbl>
       <w:tblPr>
@@ -20036,7 +19663,7 @@
           <w:sz w:val="24"/>
         </w:rPr>
       </w:pPr>
-      <w:bookmarkStart w:id="64" w:name="_Toc236063374"/>
+      <w:bookmarkStart w:id="62" w:name="_Toc236063374"/>
       <w:r>
         <w:rPr>
           <w:b/>
@@ -20101,7 +19728,7 @@
         </w:rPr>
         <w:t xml:space="preserve"> Hasil Wawancara Admin 1</w:t>
       </w:r>
-      <w:bookmarkEnd w:id="64"/>
+      <w:bookmarkEnd w:id="62"/>
     </w:p>
     <w:tbl>
       <w:tblPr>
@@ -20608,7 +20235,7 @@
           <w:sz w:val="24"/>
         </w:rPr>
       </w:pPr>
-      <w:bookmarkStart w:id="65" w:name="_Toc236063375"/>
+      <w:bookmarkStart w:id="63" w:name="_Toc236063375"/>
       <w:r>
         <w:rPr>
           <w:b/>
@@ -20673,7 +20300,7 @@
         </w:rPr>
         <w:t xml:space="preserve"> Hasil Wawancara Admin 2</w:t>
       </w:r>
-      <w:bookmarkEnd w:id="65"/>
+      <w:bookmarkEnd w:id="63"/>
     </w:p>
     <w:tbl>
       <w:tblPr>
@@ -21189,7 +20816,7 @@
           <w:sz w:val="24"/>
         </w:rPr>
       </w:pPr>
-      <w:bookmarkStart w:id="66" w:name="_Toc236063376"/>
+      <w:bookmarkStart w:id="64" w:name="_Toc236063376"/>
       <w:r>
         <w:rPr>
           <w:b/>
@@ -21254,7 +20881,7 @@
         </w:rPr>
         <w:t xml:space="preserve"> Hasil Wawancara Staf Gudang 1</w:t>
       </w:r>
-      <w:bookmarkEnd w:id="66"/>
+      <w:bookmarkEnd w:id="64"/>
     </w:p>
     <w:tbl>
       <w:tblPr>
@@ -21771,7 +21398,7 @@
           <w:sz w:val="24"/>
         </w:rPr>
       </w:pPr>
-      <w:bookmarkStart w:id="67" w:name="_Toc236063377"/>
+      <w:bookmarkStart w:id="65" w:name="_Toc236063377"/>
       <w:r>
         <w:rPr>
           <w:b/>
@@ -21836,7 +21463,7 @@
         </w:rPr>
         <w:t xml:space="preserve"> Hasil Wawancara Staf Gudang 2</w:t>
       </w:r>
-      <w:bookmarkEnd w:id="67"/>
+      <w:bookmarkEnd w:id="65"/>
     </w:p>
     <w:tbl>
       <w:tblPr>
@@ -22346,7 +21973,7 @@
           <w:sz w:val="24"/>
         </w:rPr>
       </w:pPr>
-      <w:bookmarkStart w:id="68" w:name="_Toc236063378"/>
+      <w:bookmarkStart w:id="66" w:name="_Toc236063378"/>
       <w:r>
         <w:rPr>
           <w:b/>
@@ -22411,7 +22038,7 @@
         </w:rPr>
         <w:t xml:space="preserve"> Hasil Wawancara Pengawas Lapangan</w:t>
       </w:r>
-      <w:bookmarkEnd w:id="68"/>
+      <w:bookmarkEnd w:id="66"/>
     </w:p>
     <w:tbl>
       <w:tblPr>
@@ -22898,7 +22525,7 @@
         <w:ind w:firstLine="720"/>
       </w:pPr>
       <w:r>
-        <w:t>Berdasarkan hasil observasi dan wawancara yang telah dilakukan kepada para stakeholder, diperoleh berbagai informasi mengenai kondisi operasional, kendala yang dihadapi, serta kebutuhan pengguna terhadap sistem yang akan dikembangkan. Informasi tersebut masih berupa data mentah dalam bentuk hasil wawancara sehingga perlu dilakukan proses analisis untuk mengidentifikasi kebutuhan sistem. Pada tahap ini, setiap jawaban responden dikaji untuk menemukan permasalahan utama, kemudian diinterpretasikan menjadi kebutuhan yang dapat diselesaikan melalui fungsi-fungsi pada sistem. Hasil analisis tersebut selanjutnya dirumuskan menjadi kebutuhan fungsional yang menjadi dasar dalam proses perancangan model sistem. Proses transformasi dari hasil wawancara menjadi kebutuhan sistem ditunjukkan pada Tabel 4.9.</w:t>
+        <w:t>Berdasarkan hasil observasi dan wawancara yang telah dilakukan kepada para stakeholder, diperoleh berbagai informasi mengenai kondisi operasional, kendala yang dihadapi, serta kebutuhan pengguna terhadap sistem yang akan dikembangkan. Informasi tersebut masih berupa data mentah dalam bentuk hasil wawancara sehingga perlu dilakukan proses analisis untuk mengidentifikasi kebutuhan sistem. Pada tahap ini, setiap jawaban responden dianalisis dengan mengidentifikasi permasalahan yang disampaikan, kemudian menghubungkannya dengan kebutuhan sistem yang dapat memberikan solusi terhadap permasalahan tersebut. Hasil analisis tersebut selanjutnya dirumuskan menjadi kebutuhan fungsional yang menjadi dasar dalam proses perancangan model sistem. Proses transformasi dari hasil wawancara menjadi kebutuhan sistem ditunjukkan pada Tabel 4.9.</w:t>
       </w:r>
     </w:p>
     <w:p>
@@ -22925,7 +22552,7 @@
           <w:szCs w:val="24"/>
         </w:rPr>
       </w:pPr>
-      <w:bookmarkStart w:id="69" w:name="_Toc236063379"/>
+      <w:bookmarkStart w:id="67" w:name="_Toc236063379"/>
       <w:r>
         <w:rPr>
           <w:b/>
@@ -22998,7 +22625,7 @@
         </w:rPr>
         <w:t xml:space="preserve"> Proses Transformasi Hasil Wawancara Menjadi Kebutuhan Sistem</w:t>
       </w:r>
-      <w:bookmarkEnd w:id="69"/>
+      <w:bookmarkEnd w:id="67"/>
     </w:p>
     <w:tbl>
       <w:tblPr>
@@ -23447,6 +23074,7 @@
               <w:jc w:val="left"/>
             </w:pPr>
             <w:r>
+              <w:lastRenderedPageBreak/>
               <w:t>6</w:t>
             </w:r>
           </w:p>
@@ -23514,11 +23142,11 @@
         <w:spacing w:line="360" w:lineRule="auto"/>
         <w:ind w:hanging="578"/>
       </w:pPr>
-      <w:bookmarkStart w:id="70" w:name="_Toc236063953"/>
+      <w:bookmarkStart w:id="68" w:name="_Toc236063953"/>
       <w:r>
         <w:t>Analisis Kebutuhan Sistem</w:t>
       </w:r>
-      <w:bookmarkEnd w:id="70"/>
+      <w:bookmarkEnd w:id="68"/>
     </w:p>
     <w:p>
       <w:pPr>
@@ -23537,12 +23165,9 @@
       <w:r>
         <w:t>Dari informasi yang dikumpulkan, terlihat jelas bahwa tugas operasional masih dilakukan secara manual menggunakan Microsoft Excel dan komunikasi informal melalui WhatsApp. Skenario ini mengakibatkan banyak tantangan, seperti keterlambatan penyampaian informasi, kesalahan dalam dokumentasi inventaris, komplikasi dalam pelacakan material, dan pendekatan pengadaan yang tidak terorganisir. Oleh karena itu, model sistem diperlukan untuk memungkinkan proses manajemen material yang lebih efisien, kohesif, dan mudah dipantau bagi semua pihak yang terlibat.</w:t>
       </w:r>
-    </w:p>
-    <w:p>
-      <w:pPr>
-        <w:spacing w:after="240" w:line="360" w:lineRule="auto"/>
-        <w:ind w:firstLine="709"/>
-      </w:pPr>
+      <w:r>
+        <w:t xml:space="preserve"> </w:t>
+      </w:r>
       <w:r>
         <w:t>Dalam penelitian ini, analisis kebutuhan sistem dikategorikan menjadi spesifikasi fungsional.</w:t>
       </w:r>
@@ -23557,12 +23182,24 @@
         <w:spacing w:line="360" w:lineRule="auto"/>
         <w:ind w:hanging="720"/>
       </w:pPr>
-      <w:bookmarkStart w:id="71" w:name="_Toc236063954"/>
+      <w:bookmarkStart w:id="69" w:name="_Toc236063954"/>
+      <w:r>
+        <w:t>Kebutuhan Fungsional</w:t>
+      </w:r>
+      <w:bookmarkEnd w:id="69"/>
+    </w:p>
+    <w:p>
+      <w:pPr>
+        <w:spacing w:line="360" w:lineRule="auto"/>
+        <w:ind w:firstLine="720"/>
+      </w:pPr>
+      <w:r>
+        <w:t xml:space="preserve">Kebutuhan fungsional merupakan kebutuhan yang menjelaskan fungsi-fungsi utama yang harus dimiliki oleh sistem agar dapat mendukung proses pengecekan stok dan pengadaan material di King Aluminium Malang. Kebutuhan </w:t>
+      </w:r>
       <w:r>
         <w:lastRenderedPageBreak/>
-        <w:t>Kebutuhan Fungsional</w:t>
-      </w:r>
-      <w:bookmarkEnd w:id="71"/>
+        <w:t>ini diperoleh melalui proses analisis terhadap hasil observasi dan transkrip wawancara yang telah dilakukan kepada para stakeholder, yaitu pemilik usaha, staf administrasi, staf gudang, dan pengawas lapangan.</w:t>
+      </w:r>
     </w:p>
     <w:p>
       <w:pPr>
@@ -23570,7 +23207,7 @@
         <w:ind w:firstLine="720"/>
       </w:pPr>
       <w:r>
-        <w:t>Kebutuhan fungsional merupakan kebutuhan yang menjelaskan fungsi-fungsi utama yang harus dimiliki oleh sistem agar dapat mendukung proses pengecekan stok dan pengadaan material di King Aluminium Malang. Kebutuhan ini diperoleh melalui proses analisis terhadap hasil observasi dan transkrip wawancara yang telah dilakukan kepada para stakeholder, yaitu pemilik usaha, staf administrasi, staf gudang, dan pengawas lapangan.</w:t>
+        <w:t>Proses identifikasi kebutuhan fungsional dilakukan dengan cara mengkaji setiap jawaban responden untuk menemukan permasalahan operasional, kebutuhan informasi, serta aktivitas yang diharapkan dapat didukung oleh sistem. Setiap pernyataan yang memiliki makna serupa kemudian dikelompokkan menjadi satu kebutuhan sistem sehingga menghasilkan daftar fungsi yang akan diimplementasikan pada model sistem.</w:t>
       </w:r>
     </w:p>
     <w:p>
@@ -23579,7 +23216,7 @@
         <w:ind w:firstLine="720"/>
       </w:pPr>
       <w:r>
-        <w:t>Proses identifikasi kebutuhan fungsional dilakukan dengan cara mengkaji setiap jawaban responden untuk menemukan permasalahan operasional, kebutuhan informasi, serta aktivitas yang diharapkan dapat didukung oleh sistem. Setiap pernyataan yang memiliki makna serupa kemudian dikelompokkan menjadi satu kebutuhan sistem sehingga menghasilkan daftar fungsi yang akan diimplementasikan pada model sistem.</w:t>
+        <w:t>Sebagai contoh, hasil wawancara menunjukkan bahwa staf gudang mengalami kesulitan melakukan pengecekan stok secara cepat karena pencatatan masih menggunakan Microsoft Excel dan belum diperbarui secara real-time. Temuan tersebut kemudian diterjemahkan menjadi kebutuhan fungsional berupa "Sistem dapat menampilkan data stok material secara real-time." Selain itu, kebutuhan untuk mencatat barang masuk dan barang keluar diperoleh dari hasil wawancara yang menunjukkan bahwa proses pencatatan masih dilakukan secara manual sehingga riwayat transaksi sulit ditelusuri. Permintaan dari pengawas lapangan mengenai kemudahan pengajuan material melalui sistem juga diterjemahkan menjadi kebutuhan agar sistem menyediakan fitur pengajuan material secara digital.</w:t>
       </w:r>
     </w:p>
     <w:p>
@@ -23588,15 +23225,6 @@
         <w:ind w:firstLine="720"/>
       </w:pPr>
       <w:r>
-        <w:t>Sebagai contoh, hasil wawancara menunjukkan bahwa staf gudang mengalami kesulitan melakukan pengecekan stok secara cepat karena pencatatan masih menggunakan Microsoft Excel dan belum diperbarui secara real-time. Temuan tersebut kemudian diterjemahkan menjadi kebutuhan fungsional berupa "Sistem dapat menampilkan data stok material secara real-time." Selain itu, kebutuhan untuk mencatat barang masuk dan barang keluar diperoleh dari hasil wawancara yang menunjukkan bahwa proses pencatatan masih dilakukan secara manual sehingga riwayat transaksi sulit ditelusuri. Permintaan dari pengawas lapangan mengenai kemudahan pengajuan material melalui sistem juga diterjemahkan menjadi kebutuhan agar sistem menyediakan fitur pengajuan material secara digital.</w:t>
-      </w:r>
-    </w:p>
-    <w:p>
-      <w:pPr>
-        <w:spacing w:line="360" w:lineRule="auto"/>
-        <w:ind w:firstLine="720"/>
-      </w:pPr>
-      <w:r>
         <w:t>Melalui proses analisis tersebut, setiap kebutuhan pengguna diubah menjadi spesifikasi fungsi yang harus dimiliki oleh sistem. Hasil identifikasi kebutuhan fungsional kemudian disajikan pada Tabel 4.</w:t>
       </w:r>
       <w:r>
@@ -23605,12 +23233,6 @@
       <w:r>
         <w:t>.</w:t>
       </w:r>
-    </w:p>
-    <w:p>
-      <w:pPr>
-        <w:spacing w:line="360" w:lineRule="auto"/>
-        <w:ind w:firstLine="720"/>
-      </w:pPr>
     </w:p>
     <w:p>
       <w:pPr>
@@ -23631,7 +23253,7 @@
           <w:szCs w:val="24"/>
         </w:rPr>
       </w:pPr>
-      <w:bookmarkStart w:id="72" w:name="_Toc236063380"/>
+      <w:bookmarkStart w:id="70" w:name="_Toc236063380"/>
       <w:r>
         <w:rPr>
           <w:b/>
@@ -23640,7 +23262,6 @@
           <w:sz w:val="24"/>
           <w:szCs w:val="24"/>
         </w:rPr>
-        <w:lastRenderedPageBreak/>
         <w:t xml:space="preserve">Tabel 4. </w:t>
       </w:r>
       <w:r>
@@ -23704,7 +23325,7 @@
         </w:rPr>
         <w:t xml:space="preserve"> Kebutuhan Fungsional Sistem</w:t>
       </w:r>
-      <w:bookmarkEnd w:id="72"/>
+      <w:bookmarkEnd w:id="70"/>
     </w:p>
     <w:tbl>
       <w:tblPr>
@@ -23876,6 +23497,7 @@
               <w:jc w:val="center"/>
             </w:pPr>
             <w:r>
+              <w:lastRenderedPageBreak/>
               <w:t>3</w:t>
             </w:r>
           </w:p>
@@ -24323,12 +23945,11 @@
         <w:spacing w:line="360" w:lineRule="auto"/>
         <w:ind w:left="709" w:hanging="709"/>
       </w:pPr>
-      <w:bookmarkStart w:id="73" w:name="_Toc236063955"/>
-      <w:r>
-        <w:lastRenderedPageBreak/>
+      <w:bookmarkStart w:id="71" w:name="_Toc236063955"/>
+      <w:r>
         <w:t>Analisis Aktor Sistem</w:t>
       </w:r>
-      <w:bookmarkEnd w:id="73"/>
+      <w:bookmarkEnd w:id="71"/>
     </w:p>
     <w:p>
       <w:pPr>
@@ -24336,7 +23957,11 @@
         <w:ind w:firstLine="709"/>
       </w:pPr>
       <w:r>
-        <w:t>Setelah kebutuhan fungsional berhasil diidentifikasi, tahap selanjutnya adalah menentukan aktor yang akan berinteraksi dengan sistem. Penentuan aktor dilakukan melalui analisis terhadap hasil wawancara dan observasi dengan mengidentifikasi pihak-pihak yang terlibat secara langsung dalam proses pengecekan stok dan pengadaan material. Setiap stakeholder dianalisis berdasarkan tugas, tanggung jawab, serta aktivitas yang dilakukan selama proses bisnis berlangsung. Dari hasil analisis tersebut kemudian ditentukan peran masing-masing stakeholder sebagai aktor yang akan berinteraksi dengan sistem beserta hak akses yang dimilikinya.</w:t>
+        <w:t xml:space="preserve">Setelah kebutuhan fungsional berhasil diidentifikasi, tahap selanjutnya adalah menentukan aktor yang akan berinteraksi dengan sistem. Penentuan aktor dilakukan melalui analisis terhadap hasil wawancara dan observasi dengan mengidentifikasi pihak-pihak yang terlibat secara langsung dalam proses pengecekan stok dan pengadaan material. Setiap stakeholder dianalisis berdasarkan </w:t>
+      </w:r>
+      <w:r>
+        <w:lastRenderedPageBreak/>
+        <w:t>tugas, tanggung jawab, serta aktivitas yang dilakukan selama proses bisnis berlangsung. Dari hasil analisis tersebut kemudian ditentukan peran masing-masing stakeholder sebagai aktor yang akan berinteraksi dengan sistem beserta hak akses yang dimilikinya.</w:t>
       </w:r>
       <w:r>
         <w:t xml:space="preserve"> </w:t>
@@ -24363,7 +23988,7 @@
           <w:szCs w:val="24"/>
         </w:rPr>
       </w:pPr>
-      <w:bookmarkStart w:id="74" w:name="_Toc236063381"/>
+      <w:bookmarkStart w:id="72" w:name="_Toc236063381"/>
       <w:r>
         <w:rPr>
           <w:b/>
@@ -24435,7 +24060,7 @@
         </w:rPr>
         <w:t xml:space="preserve"> Proses Transformasi Hasil Wawancara Menjadi Aktor Sistem</w:t>
       </w:r>
-      <w:bookmarkEnd w:id="74"/>
+      <w:bookmarkEnd w:id="72"/>
     </w:p>
     <w:tbl>
       <w:tblPr>
@@ -24815,7 +24440,7 @@
           <w:szCs w:val="24"/>
         </w:rPr>
       </w:pPr>
-      <w:bookmarkStart w:id="75" w:name="_Toc236063382"/>
+      <w:bookmarkStart w:id="73" w:name="_Toc236063382"/>
       <w:r>
         <w:rPr>
           <w:b/>
@@ -24824,6 +24449,7 @@
           <w:sz w:val="24"/>
           <w:szCs w:val="24"/>
         </w:rPr>
+        <w:lastRenderedPageBreak/>
         <w:t xml:space="preserve">Tabel 4. </w:t>
       </w:r>
       <w:r>
@@ -24887,7 +24513,7 @@
         </w:rPr>
         <w:t xml:space="preserve"> Analisis Aktor Sistem</w:t>
       </w:r>
-      <w:bookmarkEnd w:id="75"/>
+      <w:bookmarkEnd w:id="73"/>
     </w:p>
     <w:tbl>
       <w:tblPr>
@@ -25253,11 +24879,11 @@
         <w:spacing w:line="360" w:lineRule="auto"/>
         <w:ind w:hanging="720"/>
       </w:pPr>
-      <w:bookmarkStart w:id="76" w:name="_Toc236063956"/>
+      <w:bookmarkStart w:id="74" w:name="_Toc236063956"/>
       <w:r>
         <w:t>User Stories</w:t>
       </w:r>
-      <w:bookmarkEnd w:id="76"/>
+      <w:bookmarkEnd w:id="74"/>
     </w:p>
     <w:p>
       <w:pPr>
@@ -25296,7 +24922,6 @@
         <w:ind w:firstLine="720"/>
       </w:pPr>
       <w:r>
-        <w:lastRenderedPageBreak/>
         <w:t>Format tersebut digunakan untuk memastikan bahwa setiap kebutuhan pengguna memiliki tujuan yang jelas serta memberikan nilai tambah terhadap proses bisnis yang sedang berjalan.</w:t>
       </w:r>
       <w:r>
@@ -25325,7 +24950,7 @@
           <w:szCs w:val="24"/>
         </w:rPr>
       </w:pPr>
-      <w:bookmarkStart w:id="77" w:name="_Toc236063383"/>
+      <w:bookmarkStart w:id="75" w:name="_Toc236063383"/>
       <w:r>
         <w:rPr>
           <w:b/>
@@ -25334,6 +24959,7 @@
           <w:sz w:val="24"/>
           <w:szCs w:val="24"/>
         </w:rPr>
+        <w:lastRenderedPageBreak/>
         <w:t xml:space="preserve">Tabel 4. </w:t>
       </w:r>
       <w:r>
@@ -25397,7 +25023,7 @@
         </w:rPr>
         <w:t xml:space="preserve"> Proses Transformasi Hasil Wawancara Menjadi User Story</w:t>
       </w:r>
-      <w:bookmarkEnd w:id="77"/>
+      <w:bookmarkEnd w:id="75"/>
     </w:p>
     <w:tbl>
       <w:tblPr>
@@ -25777,7 +25403,6 @@
               <w:jc w:val="left"/>
             </w:pPr>
             <w:r>
-              <w:lastRenderedPageBreak/>
               <w:t>5</w:t>
             </w:r>
           </w:p>
@@ -25844,6 +25469,7 @@
         <w:ind w:firstLine="720"/>
       </w:pPr>
       <w:r>
+        <w:lastRenderedPageBreak/>
         <w:t>Berdasarkan hasil transformasi tersebut, diperoleh kumpulan user story yang mewakili kebutuhan masing-masing aktor. User story tersebut kemudian digunakan sebagai dasar dalam penyusunan prioritas pengembangan pada tahapan Requirements dan Planning dalam metode Personal Extreme Programming (PXP), sebagaimana disajikan pada Tabel 4.1</w:t>
       </w:r>
       <w:r>
@@ -25872,7 +25498,7 @@
           <w:szCs w:val="24"/>
         </w:rPr>
       </w:pPr>
-      <w:bookmarkStart w:id="78" w:name="_Toc236063384"/>
+      <w:bookmarkStart w:id="76" w:name="_Toc236063384"/>
       <w:r>
         <w:rPr>
           <w:b/>
@@ -25944,7 +25570,7 @@
         </w:rPr>
         <w:t xml:space="preserve"> User Stories Sistem</w:t>
       </w:r>
-      <w:bookmarkEnd w:id="78"/>
+      <w:bookmarkEnd w:id="76"/>
     </w:p>
     <w:tbl>
       <w:tblPr>
@@ -26296,11 +25922,12 @@
         <w:spacing w:line="360" w:lineRule="auto"/>
         <w:ind w:hanging="578"/>
       </w:pPr>
-      <w:bookmarkStart w:id="79" w:name="_Toc236063957"/>
-      <w:r>
+      <w:bookmarkStart w:id="77" w:name="_Toc236063957"/>
+      <w:r>
+        <w:lastRenderedPageBreak/>
         <w:t>Pengembangan Model Sistem Menggunakan Metode Personal Extreme Programming (PXP)</w:t>
       </w:r>
-      <w:bookmarkEnd w:id="79"/>
+      <w:bookmarkEnd w:id="77"/>
     </w:p>
     <w:p>
       <w:pPr>
@@ -26321,11 +25948,11 @@
         <w:spacing w:line="360" w:lineRule="auto"/>
         <w:ind w:hanging="720"/>
       </w:pPr>
-      <w:bookmarkStart w:id="80" w:name="_Toc236063958"/>
+      <w:bookmarkStart w:id="78" w:name="_Toc236063958"/>
       <w:r>
         <w:t>Requirements</w:t>
       </w:r>
-      <w:bookmarkEnd w:id="80"/>
+      <w:bookmarkEnd w:id="78"/>
     </w:p>
     <w:p>
       <w:pPr>
@@ -26373,11 +26000,7 @@
         <w:ind w:firstLine="426"/>
       </w:pPr>
       <w:r>
-        <w:t xml:space="preserve">Melalui pendekatan tersebut, setiap kebutuhan sistem yang telah diidentifikasi pada Subbab 4.4 dapat ditelusuri keterkaitannya dengan aktor yang menggunakan sistem. Selain itu, User Story menjadi dasar dalam menentukan prioritas </w:t>
-      </w:r>
-      <w:r>
-        <w:lastRenderedPageBreak/>
-        <w:t>pengembangan fitur pada tahapan Planning sesuai dengan prinsip metode Personal Extreme Programming (PXP).</w:t>
+        <w:t>Melalui pendekatan tersebut, setiap kebutuhan sistem yang telah diidentifikasi pada Subbab 4.4 dapat ditelusuri keterkaitannya dengan aktor yang menggunakan sistem. Selain itu, User Story menjadi dasar dalam menentukan prioritas pengembangan fitur pada tahapan Planning sesuai dengan prinsip metode Personal Extreme Programming (PXP).</w:t>
       </w:r>
       <w:r>
         <w:t xml:space="preserve"> </w:t>
@@ -26405,7 +26028,7 @@
           <w:szCs w:val="24"/>
         </w:rPr>
       </w:pPr>
-      <w:bookmarkStart w:id="81" w:name="_Toc236063385"/>
+      <w:bookmarkStart w:id="79" w:name="_Toc236063385"/>
       <w:r>
         <w:rPr>
           <w:b/>
@@ -26414,6 +26037,7 @@
           <w:sz w:val="24"/>
           <w:szCs w:val="24"/>
         </w:rPr>
+        <w:lastRenderedPageBreak/>
         <w:t xml:space="preserve">Tabel 4. </w:t>
       </w:r>
       <w:r>
@@ -26477,7 +26101,7 @@
         </w:rPr>
         <w:t xml:space="preserve"> User Stories</w:t>
       </w:r>
-      <w:bookmarkEnd w:id="81"/>
+      <w:bookmarkEnd w:id="79"/>
     </w:p>
     <w:tbl>
       <w:tblPr>
@@ -26835,11 +26459,11 @@
         <w:spacing w:line="360" w:lineRule="auto"/>
         <w:ind w:hanging="720"/>
       </w:pPr>
-      <w:bookmarkStart w:id="82" w:name="_Toc236063959"/>
+      <w:bookmarkStart w:id="80" w:name="_Toc236063959"/>
       <w:r>
         <w:t>Planning</w:t>
       </w:r>
-      <w:bookmarkEnd w:id="82"/>
+      <w:bookmarkEnd w:id="80"/>
     </w:p>
     <w:p>
       <w:pPr>
@@ -26847,11 +26471,7 @@
         <w:ind w:firstLine="720"/>
       </w:pPr>
       <w:r>
-        <w:t xml:space="preserve">Tahap Planning pada metode Personal Extreme Programming (PXP) bertujuan untuk menyusun prioritas pengembangan fitur yang akan menjadi dasar dalam proses perancangan model sistem. Pada penelitian ini, proses perencanaan tidak dilakukan dengan mengidentifikasi kebutuhan baru, melainkan menggunakan hasil analisis yang telah diperoleh pada Subbab 4.4, yaitu kebutuhan fungsional, </w:t>
-      </w:r>
-      <w:r>
-        <w:lastRenderedPageBreak/>
-        <w:t>hasil identifikasi aktor, dan user story. Seluruh hasil analisis tersebut menjadi masukan (input) dalam menentukan fitur-fitur yang akan dikembangkan pada model sistem.</w:t>
+        <w:t>Tahap Planning pada metode Personal Extreme Programming (PXP) bertujuan untuk menyusun prioritas pengembangan fitur yang akan menjadi dasar dalam proses perancangan model sistem. Pada penelitian ini, proses perencanaan tidak dilakukan dengan mengidentifikasi kebutuhan baru, melainkan menggunakan hasil analisis yang telah diperoleh pada Subbab 4.4, yaitu kebutuhan fungsional, hasil identifikasi aktor, dan user story. Seluruh hasil analisis tersebut menjadi masukan (input) dalam menentukan fitur-fitur yang akan dikembangkan pada model sistem.</w:t>
       </w:r>
     </w:p>
     <w:p>
@@ -26860,6 +26480,7 @@
         <w:ind w:firstLine="720"/>
       </w:pPr>
       <w:r>
+        <w:lastRenderedPageBreak/>
         <w:t>Penentuan prioritas dilakukan melalui diskusi bersama stakeholder yang terdiri atas pemilik usaha, staf administrasi, staf gudang, dan pengawas lapangan. Setiap fitur dievaluasi berdasarkan tingkat urgensi terhadap proses bisnis, frekuensi penggunaan dalam kegiatan operasional, serta dampaknya terhadap penyelesaian permasalahan yang ditemukan selama observasi dan wawancara. Hasil evaluasi kemudian digunakan untuk mengelompokkan fitur ke dalam kategori prioritas tinggi, sedang, atau rendah.</w:t>
       </w:r>
     </w:p>
@@ -26875,7 +26496,7 @@
           <w:szCs w:val="24"/>
         </w:rPr>
       </w:pPr>
-      <w:bookmarkStart w:id="83" w:name="_Toc236063386"/>
+      <w:bookmarkStart w:id="81" w:name="_Toc236063386"/>
       <w:r>
         <w:rPr>
           <w:b/>
@@ -26947,7 +26568,7 @@
         </w:rPr>
         <w:t xml:space="preserve"> Proses Planning Penentuan Prioritas Fitur</w:t>
       </w:r>
-      <w:bookmarkEnd w:id="83"/>
+      <w:bookmarkEnd w:id="81"/>
     </w:p>
     <w:tbl>
       <w:tblPr>
@@ -27419,14 +27040,7 @@
               <w:rPr>
                 <w:rFonts w:cs="Times New Roman"/>
               </w:rPr>
-              <w:t xml:space="preserve">Gudang melakukan pencatatan </w:t>
-            </w:r>
-            <w:r>
-              <w:rPr>
-                <w:rFonts w:cs="Times New Roman"/>
-              </w:rPr>
-              <w:lastRenderedPageBreak/>
-              <w:t>material keluar.</w:t>
+              <w:t>Gudang melakukan pencatatan material keluar.</w:t>
             </w:r>
           </w:p>
         </w:tc>
@@ -27447,7 +27061,6 @@
               <w:rPr>
                 <w:rFonts w:cs="Times New Roman"/>
               </w:rPr>
-              <w:lastRenderedPageBreak/>
               <w:t>Material Keluar</w:t>
             </w:r>
           </w:p>
@@ -27513,6 +27126,7 @@
               <w:rPr>
                 <w:rFonts w:cs="Times New Roman"/>
               </w:rPr>
+              <w:lastRenderedPageBreak/>
               <w:t>4</w:t>
             </w:r>
           </w:p>
@@ -28153,7 +27767,6 @@
               <w:rPr>
                 <w:rFonts w:cs="Times New Roman"/>
               </w:rPr>
-              <w:lastRenderedPageBreak/>
               <w:t>9</w:t>
             </w:r>
           </w:p>
@@ -28196,7 +27809,14 @@
               <w:rPr>
                 <w:rFonts w:cs="Times New Roman"/>
               </w:rPr>
-              <w:t>Pengguna membutuhkan informasi stok minimum secara cepat.</w:t>
+              <w:t xml:space="preserve">Pengguna membutuhkan informasi stok </w:t>
+            </w:r>
+            <w:r>
+              <w:rPr>
+                <w:rFonts w:cs="Times New Roman"/>
+              </w:rPr>
+              <w:lastRenderedPageBreak/>
+              <w:t>minimum secara cepat.</w:t>
             </w:r>
           </w:p>
         </w:tc>
@@ -28217,6 +27837,7 @@
               <w:rPr>
                 <w:rFonts w:cs="Times New Roman"/>
               </w:rPr>
+              <w:lastRenderedPageBreak/>
               <w:t>Notifikasi Stok Minimum</w:t>
             </w:r>
           </w:p>
@@ -28259,7 +27880,14 @@
               <w:rPr>
                 <w:rFonts w:cs="Times New Roman"/>
               </w:rPr>
-              <w:t>Mendukung pengambilan keputusan pengadaan.</w:t>
+              <w:t xml:space="preserve">Mendukung pengambilan </w:t>
+            </w:r>
+            <w:r>
+              <w:rPr>
+                <w:rFonts w:cs="Times New Roman"/>
+              </w:rPr>
+              <w:lastRenderedPageBreak/>
+              <w:t>keputusan pengadaan.</w:t>
             </w:r>
           </w:p>
         </w:tc>
@@ -28304,7 +27932,7 @@
           <w:szCs w:val="24"/>
         </w:rPr>
       </w:pPr>
-      <w:bookmarkStart w:id="84" w:name="_Toc236063387"/>
+      <w:bookmarkStart w:id="82" w:name="_Toc236063387"/>
       <w:r>
         <w:rPr>
           <w:b/>
@@ -28376,7 +28004,7 @@
         </w:rPr>
         <w:t xml:space="preserve"> Prioritas Pengembangan Fitur</w:t>
       </w:r>
-      <w:bookmarkEnd w:id="84"/>
+      <w:bookmarkEnd w:id="82"/>
     </w:p>
     <w:tbl>
       <w:tblPr>
@@ -28841,7 +28469,6 @@
         <w:ind w:firstLine="720"/>
       </w:pPr>
       <w:r>
-        <w:lastRenderedPageBreak/>
         <w:t>Fitur dengan prioritas tinggi dikembangkan terlebih dahulu karena memiliki keterkaitan langsung dengan permasalahan utama yang ditemukan pada tahap observasi dan wawancara.</w:t>
       </w:r>
     </w:p>
@@ -28855,11 +28482,12 @@
         <w:spacing w:line="360" w:lineRule="auto"/>
         <w:ind w:hanging="720"/>
       </w:pPr>
-      <w:bookmarkStart w:id="85" w:name="_Toc236063960"/>
-      <w:r>
+      <w:bookmarkStart w:id="83" w:name="_Toc236063960"/>
+      <w:r>
+        <w:lastRenderedPageBreak/>
         <w:t>Iteration Initialization</w:t>
       </w:r>
-      <w:bookmarkEnd w:id="85"/>
+      <w:bookmarkEnd w:id="83"/>
     </w:p>
     <w:p>
       <w:pPr>
@@ -28892,7 +28520,7 @@
           <w:szCs w:val="24"/>
         </w:rPr>
       </w:pPr>
-      <w:bookmarkStart w:id="86" w:name="_Toc236063388"/>
+      <w:bookmarkStart w:id="84" w:name="_Toc236063388"/>
       <w:r>
         <w:rPr>
           <w:b/>
@@ -28964,7 +28592,7 @@
         </w:rPr>
         <w:t xml:space="preserve"> Proses Penentuan Ruang Lingkup Iterasi</w:t>
       </w:r>
-      <w:bookmarkEnd w:id="86"/>
+      <w:bookmarkEnd w:id="84"/>
     </w:p>
     <w:tbl>
       <w:tblPr>
@@ -29180,11 +28808,7 @@
               <w:jc w:val="left"/>
             </w:pPr>
             <w:r>
-              <w:t xml:space="preserve">FT-02 Pengelolaan </w:t>
-            </w:r>
-            <w:r>
-              <w:lastRenderedPageBreak/>
-              <w:t>Data Material</w:t>
+              <w:t>FT-02 Pengelolaan Data Material</w:t>
             </w:r>
           </w:p>
         </w:tc>
@@ -29199,12 +28823,7 @@
               <w:jc w:val="left"/>
             </w:pPr>
             <w:r>
-              <w:lastRenderedPageBreak/>
-              <w:t xml:space="preserve">Data material merupakan data master </w:t>
-            </w:r>
-            <w:r>
-              <w:lastRenderedPageBreak/>
-              <w:t>yang dibutuhkan fitur lainnya.</w:t>
+              <w:t>Data material merupakan data master yang dibutuhkan fitur lainnya.</w:t>
             </w:r>
           </w:p>
         </w:tc>
@@ -29219,7 +28838,6 @@
               <w:jc w:val="left"/>
             </w:pPr>
             <w:r>
-              <w:lastRenderedPageBreak/>
               <w:t>Iterasi 2</w:t>
             </w:r>
           </w:p>
@@ -29252,6 +28870,7 @@
               <w:jc w:val="left"/>
             </w:pPr>
             <w:r>
+              <w:lastRenderedPageBreak/>
               <w:t>3</w:t>
             </w:r>
           </w:p>
@@ -29637,17 +29256,17 @@
         <w:ind w:firstLine="720"/>
       </w:pPr>
       <w:r>
-        <w:t xml:space="preserve">Berdasarkan hasil penentuan iterasi tersebut, setiap fitur ditempatkan pada iterasi yang sesuai dengan urutan proses bisnis dan tingkat ketergantungannya terhadap fitur lain. Fitur yang menjadi dasar operasional, seperti pengelolaan data material dan transaksi stok, ditempatkan pada iterasi awal agar dapat mendukung </w:t>
+        <w:t>Berdasarkan hasil penentuan iterasi tersebut, setiap fitur ditempatkan pada iterasi yang sesuai dengan urutan proses bisnis dan tingkat ketergantungannya terhadap fitur lain. Fitur yang menjadi dasar operasional, seperti pengelolaan data material dan transaksi stok, ditempatkan pada iterasi awal agar dapat mendukung pengembangan fitur berikutnya. Sementara itu, fitur yang memanfaatkan hasil dari proses sebelumnya, seperti laporan material, ditempatkan pada iterasi akhir karena membutuhkan data yang telah dihasilkan dari seluruh proses operasional.</w:t>
+      </w:r>
+      <w:r>
+        <w:t xml:space="preserve"> </w:t>
+      </w:r>
+      <w:r>
+        <w:t xml:space="preserve">Hasil </w:t>
       </w:r>
       <w:r>
         <w:lastRenderedPageBreak/>
-        <w:t>pengembangan fitur berikutnya. Sementara itu, fitur yang memanfaatkan hasil dari proses sebelumnya, seperti laporan material, ditempatkan pada iterasi akhir karena membutuhkan data yang telah dihasilkan dari seluruh proses operasional.</w:t>
-      </w:r>
-      <w:r>
-        <w:t xml:space="preserve"> </w:t>
-      </w:r>
-      <w:r>
-        <w:t>Hasil pembagian ruang lingkup iterasi selanjutnya disajikan pada Tabel 4.</w:t>
+        <w:t>pembagian ruang lingkup iterasi selanjutnya disajikan pada Tabel 4.</w:t>
       </w:r>
       <w:r>
         <w:t>19</w:t>
@@ -29669,7 +29288,7 @@
           <w:szCs w:val="24"/>
         </w:rPr>
       </w:pPr>
-      <w:bookmarkStart w:id="87" w:name="_Toc236063389"/>
+      <w:bookmarkStart w:id="85" w:name="_Toc236063389"/>
       <w:r>
         <w:rPr>
           <w:b/>
@@ -29741,7 +29360,7 @@
         </w:rPr>
         <w:t xml:space="preserve"> Ruang Lingkup Iterasi</w:t>
       </w:r>
-      <w:bookmarkEnd w:id="87"/>
+      <w:bookmarkEnd w:id="85"/>
     </w:p>
     <w:tbl>
       <w:tblPr>
@@ -30014,11 +29633,11 @@
         <w:spacing w:line="360" w:lineRule="auto"/>
         <w:ind w:hanging="720"/>
       </w:pPr>
-      <w:bookmarkStart w:id="88" w:name="_Toc236063961"/>
+      <w:bookmarkStart w:id="86" w:name="_Toc236063961"/>
       <w:r>
         <w:t>Design</w:t>
       </w:r>
-      <w:bookmarkEnd w:id="88"/>
+      <w:bookmarkEnd w:id="86"/>
     </w:p>
     <w:p>
       <w:pPr>
@@ -30053,7 +29672,7 @@
           <w:szCs w:val="24"/>
         </w:rPr>
       </w:pPr>
-      <w:bookmarkStart w:id="89" w:name="_Toc236063390"/>
+      <w:bookmarkStart w:id="87" w:name="_Toc236063390"/>
       <w:r>
         <w:rPr>
           <w:b/>
@@ -30125,7 +29744,7 @@
         </w:rPr>
         <w:t xml:space="preserve"> Daftar Diagram UML</w:t>
       </w:r>
-      <w:bookmarkEnd w:id="89"/>
+      <w:bookmarkEnd w:id="87"/>
     </w:p>
     <w:tbl>
       <w:tblPr>
@@ -30253,7 +29872,6 @@
               <w:jc w:val="center"/>
             </w:pPr>
             <w:r>
-              <w:lastRenderedPageBreak/>
               <w:t>UML-02</w:t>
             </w:r>
           </w:p>
@@ -30296,6 +29914,7 @@
               <w:jc w:val="center"/>
             </w:pPr>
             <w:r>
+              <w:lastRenderedPageBreak/>
               <w:t>UML-03</w:t>
             </w:r>
           </w:p>
@@ -30450,7 +30069,7 @@
           <w:szCs w:val="24"/>
         </w:rPr>
       </w:pPr>
-      <w:bookmarkStart w:id="90" w:name="_Toc236063031"/>
+      <w:bookmarkStart w:id="88" w:name="_Toc236063031"/>
       <w:r>
         <w:rPr>
           <w:b/>
@@ -30500,7 +30119,7 @@
           <w:sz w:val="24"/>
           <w:szCs w:val="24"/>
         </w:rPr>
-        <w:t>2</w:t>
+        <w:t>1</w:t>
       </w:r>
       <w:r>
         <w:rPr>
@@ -30522,7 +30141,7 @@
         </w:rPr>
         <w:t xml:space="preserve"> Use Case Diagram Sistem Pengecekan Stok dan Pengadaan Material</w:t>
       </w:r>
-      <w:bookmarkEnd w:id="90"/>
+      <w:bookmarkEnd w:id="88"/>
     </w:p>
     <w:p>
       <w:pPr>
@@ -30838,7 +30457,7 @@
           <w:szCs w:val="24"/>
         </w:rPr>
       </w:pPr>
-      <w:bookmarkStart w:id="91" w:name="_Toc236063032"/>
+      <w:bookmarkStart w:id="89" w:name="_Toc236063032"/>
       <w:r>
         <w:rPr>
           <w:b/>
@@ -30888,7 +30507,7 @@
           <w:sz w:val="24"/>
           <w:szCs w:val="24"/>
         </w:rPr>
-        <w:t>3</w:t>
+        <w:t>2</w:t>
       </w:r>
       <w:r>
         <w:rPr>
@@ -30910,7 +30529,7 @@
         </w:rPr>
         <w:t xml:space="preserve"> Activity Diagram Pengajuan Material</w:t>
       </w:r>
-      <w:bookmarkEnd w:id="91"/>
+      <w:bookmarkEnd w:id="89"/>
     </w:p>
     <w:p>
       <w:pPr>
@@ -31020,7 +30639,7 @@
           <w:szCs w:val="24"/>
         </w:rPr>
       </w:pPr>
-      <w:bookmarkStart w:id="92" w:name="_Toc236063033"/>
+      <w:bookmarkStart w:id="90" w:name="_Toc236063033"/>
       <w:r>
         <w:rPr>
           <w:b/>
@@ -31070,7 +30689,7 @@
           <w:sz w:val="24"/>
           <w:szCs w:val="24"/>
         </w:rPr>
-        <w:t>4</w:t>
+        <w:t>3</w:t>
       </w:r>
       <w:r>
         <w:rPr>
@@ -31092,7 +30711,7 @@
         </w:rPr>
         <w:t xml:space="preserve"> Activity Diagram Pengadaan Material</w:t>
       </w:r>
-      <w:bookmarkEnd w:id="92"/>
+      <w:bookmarkEnd w:id="90"/>
     </w:p>
     <w:p>
       <w:pPr>
@@ -31202,7 +30821,7 @@
           <w:szCs w:val="24"/>
         </w:rPr>
       </w:pPr>
-      <w:bookmarkStart w:id="93" w:name="_Toc236063034"/>
+      <w:bookmarkStart w:id="91" w:name="_Toc236063034"/>
       <w:r>
         <w:rPr>
           <w:b/>
@@ -31252,7 +30871,7 @@
           <w:sz w:val="24"/>
           <w:szCs w:val="24"/>
         </w:rPr>
-        <w:t>5</w:t>
+        <w:t>4</w:t>
       </w:r>
       <w:r>
         <w:rPr>
@@ -31274,7 +30893,7 @@
         </w:rPr>
         <w:t xml:space="preserve"> Activity Diagram Material Keluar</w:t>
       </w:r>
-      <w:bookmarkEnd w:id="93"/>
+      <w:bookmarkEnd w:id="91"/>
     </w:p>
     <w:p>
       <w:pPr>
@@ -31407,7 +31026,7 @@
           <w:szCs w:val="24"/>
         </w:rPr>
       </w:pPr>
-      <w:bookmarkStart w:id="94" w:name="_Toc236063035"/>
+      <w:bookmarkStart w:id="92" w:name="_Toc236063035"/>
       <w:r>
         <w:rPr>
           <w:b/>
@@ -31457,7 +31076,7 @@
           <w:sz w:val="24"/>
           <w:szCs w:val="24"/>
         </w:rPr>
-        <w:t>6</w:t>
+        <w:t>5</w:t>
       </w:r>
       <w:r>
         <w:rPr>
@@ -31479,7 +31098,7 @@
         </w:rPr>
         <w:t xml:space="preserve"> Class Diagram Sistem Pengecekan Stok dan Pengadaan Material</w:t>
       </w:r>
-      <w:bookmarkEnd w:id="94"/>
+      <w:bookmarkEnd w:id="92"/>
     </w:p>
     <w:p>
       <w:pPr>
@@ -31498,12 +31117,12 @@
       <w:pPr>
         <w:pStyle w:val="Heading1"/>
       </w:pPr>
-      <w:bookmarkStart w:id="95" w:name="_Toc236063962"/>
+      <w:bookmarkStart w:id="93" w:name="_Toc236063962"/>
       <w:r>
         <w:lastRenderedPageBreak/>
         <w:t>DAFTAR PUSTAKA</w:t>
       </w:r>
-      <w:bookmarkEnd w:id="95"/>
+      <w:bookmarkEnd w:id="93"/>
     </w:p>
     <w:p>
       <w:pPr>
@@ -34262,11 +33881,11 @@
   <w:abstractNum w:abstractNumId="23" w15:restartNumberingAfterBreak="0">
     <w:nsid w:val="2A3324CA"/>
     <w:multiLevelType w:val="hybridMultilevel"/>
-    <w:tmpl w:val="A4AA8CAE"/>
-    <w:lvl w:ilvl="0" w:tplc="E2C67200">
+    <w:tmpl w:val="A7D07C32"/>
+    <w:lvl w:ilvl="0" w:tplc="F962CC4A">
       <w:start w:val="1"/>
       <w:numFmt w:val="decimal"/>
-      <w:lvlText w:val="3.5.%1"/>
+      <w:lvlText w:val="3.6.%1"/>
       <w:lvlJc w:val="left"/>
       <w:pPr>
         <w:ind w:left="720" w:hanging="360"/>
@@ -35221,11 +34840,11 @@
   <w:abstractNum w:abstractNumId="34" w15:restartNumberingAfterBreak="0">
     <w:nsid w:val="37D36481"/>
     <w:multiLevelType w:val="hybridMultilevel"/>
-    <w:tmpl w:val="009E231C"/>
-    <w:lvl w:ilvl="0" w:tplc="C5DC3636">
+    <w:tmpl w:val="53F693C6"/>
+    <w:lvl w:ilvl="0" w:tplc="AA225374">
       <w:start w:val="1"/>
       <w:numFmt w:val="decimal"/>
-      <w:lvlText w:val="3.2.%1"/>
+      <w:lvlText w:val="3.3.%1"/>
       <w:lvlJc w:val="left"/>
       <w:pPr>
         <w:ind w:left="720" w:hanging="360"/>
@@ -35573,6 +35192,92 @@
     </w:lvl>
   </w:abstractNum>
   <w:abstractNum w:abstractNumId="38" w15:restartNumberingAfterBreak="0">
+    <w:nsid w:val="3DBA50C8"/>
+    <w:multiLevelType w:val="hybridMultilevel"/>
+    <w:tmpl w:val="B66E4D62"/>
+    <w:lvl w:ilvl="0" w:tplc="3809000F">
+      <w:start w:val="1"/>
+      <w:numFmt w:val="decimal"/>
+      <w:lvlText w:val="%1."/>
+      <w:lvlJc w:val="left"/>
+      <w:pPr>
+        <w:ind w:left="720" w:hanging="360"/>
+      </w:pPr>
+    </w:lvl>
+    <w:lvl w:ilvl="1" w:tplc="38090019" w:tentative="1">
+      <w:start w:val="1"/>
+      <w:numFmt w:val="lowerLetter"/>
+      <w:lvlText w:val="%2."/>
+      <w:lvlJc w:val="left"/>
+      <w:pPr>
+        <w:ind w:left="1440" w:hanging="360"/>
+      </w:pPr>
+    </w:lvl>
+    <w:lvl w:ilvl="2" w:tplc="3809001B" w:tentative="1">
+      <w:start w:val="1"/>
+      <w:numFmt w:val="lowerRoman"/>
+      <w:lvlText w:val="%3."/>
+      <w:lvlJc w:val="right"/>
+      <w:pPr>
+        <w:ind w:left="2160" w:hanging="180"/>
+      </w:pPr>
+    </w:lvl>
+    <w:lvl w:ilvl="3" w:tplc="3809000F" w:tentative="1">
+      <w:start w:val="1"/>
+      <w:numFmt w:val="decimal"/>
+      <w:lvlText w:val="%4."/>
+      <w:lvlJc w:val="left"/>
+      <w:pPr>
+        <w:ind w:left="2880" w:hanging="360"/>
+      </w:pPr>
+    </w:lvl>
+    <w:lvl w:ilvl="4" w:tplc="38090019" w:tentative="1">
+      <w:start w:val="1"/>
+      <w:numFmt w:val="lowerLetter"/>
+      <w:lvlText w:val="%5."/>
+      <w:lvlJc w:val="left"/>
+      <w:pPr>
+        <w:ind w:left="3600" w:hanging="360"/>
+      </w:pPr>
+    </w:lvl>
+    <w:lvl w:ilvl="5" w:tplc="3809001B" w:tentative="1">
+      <w:start w:val="1"/>
+      <w:numFmt w:val="lowerRoman"/>
+      <w:lvlText w:val="%6."/>
+      <w:lvlJc w:val="right"/>
+      <w:pPr>
+        <w:ind w:left="4320" w:hanging="180"/>
+      </w:pPr>
+    </w:lvl>
+    <w:lvl w:ilvl="6" w:tplc="3809000F" w:tentative="1">
+      <w:start w:val="1"/>
+      <w:numFmt w:val="decimal"/>
+      <w:lvlText w:val="%7."/>
+      <w:lvlJc w:val="left"/>
+      <w:pPr>
+        <w:ind w:left="5040" w:hanging="360"/>
+      </w:pPr>
+    </w:lvl>
+    <w:lvl w:ilvl="7" w:tplc="38090019" w:tentative="1">
+      <w:start w:val="1"/>
+      <w:numFmt w:val="lowerLetter"/>
+      <w:lvlText w:val="%8."/>
+      <w:lvlJc w:val="left"/>
+      <w:pPr>
+        <w:ind w:left="5760" w:hanging="360"/>
+      </w:pPr>
+    </w:lvl>
+    <w:lvl w:ilvl="8" w:tplc="3809001B" w:tentative="1">
+      <w:start w:val="1"/>
+      <w:numFmt w:val="lowerRoman"/>
+      <w:lvlText w:val="%9."/>
+      <w:lvlJc w:val="right"/>
+      <w:pPr>
+        <w:ind w:left="6480" w:hanging="180"/>
+      </w:pPr>
+    </w:lvl>
+  </w:abstractNum>
+  <w:abstractNum w:abstractNumId="39" w15:restartNumberingAfterBreak="0">
     <w:nsid w:val="3FA737C5"/>
     <w:multiLevelType w:val="hybridMultilevel"/>
     <w:tmpl w:val="952E8F8E"/>
@@ -35658,7 +35363,7 @@
       </w:pPr>
     </w:lvl>
   </w:abstractNum>
-  <w:abstractNum w:abstractNumId="39" w15:restartNumberingAfterBreak="0">
+  <w:abstractNum w:abstractNumId="40" w15:restartNumberingAfterBreak="0">
     <w:nsid w:val="43BB192E"/>
     <w:multiLevelType w:val="hybridMultilevel"/>
     <w:tmpl w:val="683C577C"/>
@@ -35744,7 +35449,7 @@
       </w:pPr>
     </w:lvl>
   </w:abstractNum>
-  <w:abstractNum w:abstractNumId="40" w15:restartNumberingAfterBreak="0">
+  <w:abstractNum w:abstractNumId="41" w15:restartNumberingAfterBreak="0">
     <w:nsid w:val="450E5AB8"/>
     <w:multiLevelType w:val="hybridMultilevel"/>
     <w:tmpl w:val="F76C7F3E"/>
@@ -35830,7 +35535,7 @@
       </w:pPr>
     </w:lvl>
   </w:abstractNum>
-  <w:abstractNum w:abstractNumId="41" w15:restartNumberingAfterBreak="0">
+  <w:abstractNum w:abstractNumId="42" w15:restartNumberingAfterBreak="0">
     <w:nsid w:val="46C70403"/>
     <w:multiLevelType w:val="hybridMultilevel"/>
     <w:tmpl w:val="F426F6B2"/>
@@ -35943,7 +35648,7 @@
       </w:rPr>
     </w:lvl>
   </w:abstractNum>
-  <w:abstractNum w:abstractNumId="42" w15:restartNumberingAfterBreak="0">
+  <w:abstractNum w:abstractNumId="43" w15:restartNumberingAfterBreak="0">
     <w:nsid w:val="47012EF6"/>
     <w:multiLevelType w:val="hybridMultilevel"/>
     <w:tmpl w:val="9E743C50"/>
@@ -36029,7 +35734,7 @@
       </w:pPr>
     </w:lvl>
   </w:abstractNum>
-  <w:abstractNum w:abstractNumId="43" w15:restartNumberingAfterBreak="0">
+  <w:abstractNum w:abstractNumId="44" w15:restartNumberingAfterBreak="0">
     <w:nsid w:val="479853F0"/>
     <w:multiLevelType w:val="hybridMultilevel"/>
     <w:tmpl w:val="C14AB3CC"/>
@@ -36115,7 +35820,7 @@
       </w:pPr>
     </w:lvl>
   </w:abstractNum>
-  <w:abstractNum w:abstractNumId="44" w15:restartNumberingAfterBreak="0">
+  <w:abstractNum w:abstractNumId="45" w15:restartNumberingAfterBreak="0">
     <w:nsid w:val="47D32FFC"/>
     <w:multiLevelType w:val="hybridMultilevel"/>
     <w:tmpl w:val="1B18BE12"/>
@@ -36205,14 +35910,14 @@
       </w:pPr>
     </w:lvl>
   </w:abstractNum>
-  <w:abstractNum w:abstractNumId="45" w15:restartNumberingAfterBreak="0">
+  <w:abstractNum w:abstractNumId="46" w15:restartNumberingAfterBreak="0">
     <w:nsid w:val="49725454"/>
     <w:multiLevelType w:val="hybridMultilevel"/>
-    <w:tmpl w:val="13A89884"/>
-    <w:lvl w:ilvl="0" w:tplc="7CEE2356">
+    <w:tmpl w:val="74508CA2"/>
+    <w:lvl w:ilvl="0" w:tplc="A52ACFA8">
       <w:start w:val="1"/>
       <w:numFmt w:val="decimal"/>
-      <w:lvlText w:val="3.4.%1"/>
+      <w:lvlText w:val="3.5.%1"/>
       <w:lvlJc w:val="left"/>
       <w:pPr>
         <w:ind w:left="720" w:hanging="360"/>
@@ -36295,7 +36000,7 @@
       </w:pPr>
     </w:lvl>
   </w:abstractNum>
-  <w:abstractNum w:abstractNumId="46" w15:restartNumberingAfterBreak="0">
+  <w:abstractNum w:abstractNumId="47" w15:restartNumberingAfterBreak="0">
     <w:nsid w:val="4B524E88"/>
     <w:multiLevelType w:val="hybridMultilevel"/>
     <w:tmpl w:val="1318E456"/>
@@ -36381,7 +36086,7 @@
       </w:pPr>
     </w:lvl>
   </w:abstractNum>
-  <w:abstractNum w:abstractNumId="47" w15:restartNumberingAfterBreak="0">
+  <w:abstractNum w:abstractNumId="48" w15:restartNumberingAfterBreak="0">
     <w:nsid w:val="4F470B14"/>
     <w:multiLevelType w:val="hybridMultilevel"/>
     <w:tmpl w:val="6484737E"/>
@@ -36467,7 +36172,7 @@
       </w:pPr>
     </w:lvl>
   </w:abstractNum>
-  <w:abstractNum w:abstractNumId="48" w15:restartNumberingAfterBreak="0">
+  <w:abstractNum w:abstractNumId="49" w15:restartNumberingAfterBreak="0">
     <w:nsid w:val="508E156D"/>
     <w:multiLevelType w:val="hybridMultilevel"/>
     <w:tmpl w:val="643CCFD4"/>
@@ -36553,7 +36258,7 @@
       </w:pPr>
     </w:lvl>
   </w:abstractNum>
-  <w:abstractNum w:abstractNumId="49" w15:restartNumberingAfterBreak="0">
+  <w:abstractNum w:abstractNumId="50" w15:restartNumberingAfterBreak="0">
     <w:nsid w:val="524323DE"/>
     <w:multiLevelType w:val="hybridMultilevel"/>
     <w:tmpl w:val="44B89EDC"/>
@@ -36639,7 +36344,7 @@
       </w:pPr>
     </w:lvl>
   </w:abstractNum>
-  <w:abstractNum w:abstractNumId="50" w15:restartNumberingAfterBreak="0">
+  <w:abstractNum w:abstractNumId="51" w15:restartNumberingAfterBreak="0">
     <w:nsid w:val="53F36488"/>
     <w:multiLevelType w:val="hybridMultilevel"/>
     <w:tmpl w:val="099AB656"/>
@@ -36725,7 +36430,7 @@
       </w:pPr>
     </w:lvl>
   </w:abstractNum>
-  <w:abstractNum w:abstractNumId="51" w15:restartNumberingAfterBreak="0">
+  <w:abstractNum w:abstractNumId="52" w15:restartNumberingAfterBreak="0">
     <w:nsid w:val="54877EBF"/>
     <w:multiLevelType w:val="hybridMultilevel"/>
     <w:tmpl w:val="668C7824"/>
@@ -36815,7 +36520,7 @@
       </w:pPr>
     </w:lvl>
   </w:abstractNum>
-  <w:abstractNum w:abstractNumId="52" w15:restartNumberingAfterBreak="0">
+  <w:abstractNum w:abstractNumId="53" w15:restartNumberingAfterBreak="0">
     <w:nsid w:val="54AA4DEA"/>
     <w:multiLevelType w:val="hybridMultilevel"/>
     <w:tmpl w:val="86468FCE"/>
@@ -36904,7 +36609,7 @@
       </w:pPr>
     </w:lvl>
   </w:abstractNum>
-  <w:abstractNum w:abstractNumId="53" w15:restartNumberingAfterBreak="0">
+  <w:abstractNum w:abstractNumId="54" w15:restartNumberingAfterBreak="0">
     <w:nsid w:val="55BD7CC5"/>
     <w:multiLevelType w:val="hybridMultilevel"/>
     <w:tmpl w:val="AB6AAEC6"/>
@@ -36990,7 +36695,7 @@
       </w:pPr>
     </w:lvl>
   </w:abstractNum>
-  <w:abstractNum w:abstractNumId="54" w15:restartNumberingAfterBreak="0">
+  <w:abstractNum w:abstractNumId="55" w15:restartNumberingAfterBreak="0">
     <w:nsid w:val="58C2658D"/>
     <w:multiLevelType w:val="hybridMultilevel"/>
     <w:tmpl w:val="69126DFA"/>
@@ -37076,7 +36781,7 @@
       </w:pPr>
     </w:lvl>
   </w:abstractNum>
-  <w:abstractNum w:abstractNumId="55" w15:restartNumberingAfterBreak="0">
+  <w:abstractNum w:abstractNumId="56" w15:restartNumberingAfterBreak="0">
     <w:nsid w:val="58FF6A41"/>
     <w:multiLevelType w:val="hybridMultilevel"/>
     <w:tmpl w:val="1F509172"/>
@@ -37165,7 +36870,7 @@
       </w:pPr>
     </w:lvl>
   </w:abstractNum>
-  <w:abstractNum w:abstractNumId="56" w15:restartNumberingAfterBreak="0">
+  <w:abstractNum w:abstractNumId="57" w15:restartNumberingAfterBreak="0">
     <w:nsid w:val="6084600B"/>
     <w:multiLevelType w:val="hybridMultilevel"/>
     <w:tmpl w:val="A9C80562"/>
@@ -37251,7 +36956,7 @@
       </w:pPr>
     </w:lvl>
   </w:abstractNum>
-  <w:abstractNum w:abstractNumId="57" w15:restartNumberingAfterBreak="0">
+  <w:abstractNum w:abstractNumId="58" w15:restartNumberingAfterBreak="0">
     <w:nsid w:val="62E36E1B"/>
     <w:multiLevelType w:val="hybridMultilevel"/>
     <w:tmpl w:val="93B4C77A"/>
@@ -37337,7 +37042,96 @@
       </w:pPr>
     </w:lvl>
   </w:abstractNum>
-  <w:abstractNum w:abstractNumId="58" w15:restartNumberingAfterBreak="0">
+  <w:abstractNum w:abstractNumId="59" w15:restartNumberingAfterBreak="0">
+    <w:nsid w:val="6480582E"/>
+    <w:multiLevelType w:val="hybridMultilevel"/>
+    <w:tmpl w:val="5AB436E2"/>
+    <w:lvl w:ilvl="0" w:tplc="59743258">
+      <w:start w:val="6"/>
+      <w:numFmt w:val="decimal"/>
+      <w:lvlText w:val="3.%1"/>
+      <w:lvlJc w:val="right"/>
+      <w:pPr>
+        <w:ind w:left="720" w:hanging="360"/>
+      </w:pPr>
+      <w:rPr>
+        <w:rFonts w:hint="default"/>
+      </w:rPr>
+    </w:lvl>
+    <w:lvl w:ilvl="1" w:tplc="38090019" w:tentative="1">
+      <w:start w:val="1"/>
+      <w:numFmt w:val="lowerLetter"/>
+      <w:lvlText w:val="%2."/>
+      <w:lvlJc w:val="left"/>
+      <w:pPr>
+        <w:ind w:left="1440" w:hanging="360"/>
+      </w:pPr>
+    </w:lvl>
+    <w:lvl w:ilvl="2" w:tplc="3809001B" w:tentative="1">
+      <w:start w:val="1"/>
+      <w:numFmt w:val="lowerRoman"/>
+      <w:lvlText w:val="%3."/>
+      <w:lvlJc w:val="right"/>
+      <w:pPr>
+        <w:ind w:left="2160" w:hanging="180"/>
+      </w:pPr>
+    </w:lvl>
+    <w:lvl w:ilvl="3" w:tplc="3809000F" w:tentative="1">
+      <w:start w:val="1"/>
+      <w:numFmt w:val="decimal"/>
+      <w:lvlText w:val="%4."/>
+      <w:lvlJc w:val="left"/>
+      <w:pPr>
+        <w:ind w:left="2880" w:hanging="360"/>
+      </w:pPr>
+    </w:lvl>
+    <w:lvl w:ilvl="4" w:tplc="38090019" w:tentative="1">
+      <w:start w:val="1"/>
+      <w:numFmt w:val="lowerLetter"/>
+      <w:lvlText w:val="%5."/>
+      <w:lvlJc w:val="left"/>
+      <w:pPr>
+        <w:ind w:left="3600" w:hanging="360"/>
+      </w:pPr>
+    </w:lvl>
+    <w:lvl w:ilvl="5" w:tplc="3809001B" w:tentative="1">
+      <w:start w:val="1"/>
+      <w:numFmt w:val="lowerRoman"/>
+      <w:lvlText w:val="%6."/>
+      <w:lvlJc w:val="right"/>
+      <w:pPr>
+        <w:ind w:left="4320" w:hanging="180"/>
+      </w:pPr>
+    </w:lvl>
+    <w:lvl w:ilvl="6" w:tplc="3809000F" w:tentative="1">
+      <w:start w:val="1"/>
+      <w:numFmt w:val="decimal"/>
+      <w:lvlText w:val="%7."/>
+      <w:lvlJc w:val="left"/>
+      <w:pPr>
+        <w:ind w:left="5040" w:hanging="360"/>
+      </w:pPr>
+    </w:lvl>
+    <w:lvl w:ilvl="7" w:tplc="38090019" w:tentative="1">
+      <w:start w:val="1"/>
+      <w:numFmt w:val="lowerLetter"/>
+      <w:lvlText w:val="%8."/>
+      <w:lvlJc w:val="left"/>
+      <w:pPr>
+        <w:ind w:left="5760" w:hanging="360"/>
+      </w:pPr>
+    </w:lvl>
+    <w:lvl w:ilvl="8" w:tplc="3809001B" w:tentative="1">
+      <w:start w:val="1"/>
+      <w:numFmt w:val="lowerRoman"/>
+      <w:lvlText w:val="%9."/>
+      <w:lvlJc w:val="right"/>
+      <w:pPr>
+        <w:ind w:left="6480" w:hanging="180"/>
+      </w:pPr>
+    </w:lvl>
+  </w:abstractNum>
+  <w:abstractNum w:abstractNumId="60" w15:restartNumberingAfterBreak="0">
     <w:nsid w:val="652B6F3A"/>
     <w:multiLevelType w:val="hybridMultilevel"/>
     <w:tmpl w:val="60120D3E"/>
@@ -37426,7 +37220,7 @@
       </w:pPr>
     </w:lvl>
   </w:abstractNum>
-  <w:abstractNum w:abstractNumId="59" w15:restartNumberingAfterBreak="0">
+  <w:abstractNum w:abstractNumId="61" w15:restartNumberingAfterBreak="0">
     <w:nsid w:val="65A37C38"/>
     <w:multiLevelType w:val="hybridMultilevel"/>
     <w:tmpl w:val="A900F70E"/>
@@ -37516,7 +37310,7 @@
       </w:pPr>
     </w:lvl>
   </w:abstractNum>
-  <w:abstractNum w:abstractNumId="60" w15:restartNumberingAfterBreak="0">
+  <w:abstractNum w:abstractNumId="62" w15:restartNumberingAfterBreak="0">
     <w:nsid w:val="661B5D83"/>
     <w:multiLevelType w:val="hybridMultilevel"/>
     <w:tmpl w:val="8CDEB7C0"/>
@@ -37602,7 +37396,7 @@
       </w:pPr>
     </w:lvl>
   </w:abstractNum>
-  <w:abstractNum w:abstractNumId="61" w15:restartNumberingAfterBreak="0">
+  <w:abstractNum w:abstractNumId="63" w15:restartNumberingAfterBreak="0">
     <w:nsid w:val="6B991741"/>
     <w:multiLevelType w:val="hybridMultilevel"/>
     <w:tmpl w:val="B7A4BD4A"/>
@@ -37688,7 +37482,7 @@
       </w:pPr>
     </w:lvl>
   </w:abstractNum>
-  <w:abstractNum w:abstractNumId="62" w15:restartNumberingAfterBreak="0">
+  <w:abstractNum w:abstractNumId="64" w15:restartNumberingAfterBreak="0">
     <w:nsid w:val="6BD058A7"/>
     <w:multiLevelType w:val="hybridMultilevel"/>
     <w:tmpl w:val="95601488"/>
@@ -37774,7 +37568,7 @@
       </w:pPr>
     </w:lvl>
   </w:abstractNum>
-  <w:abstractNum w:abstractNumId="63" w15:restartNumberingAfterBreak="0">
+  <w:abstractNum w:abstractNumId="65" w15:restartNumberingAfterBreak="0">
     <w:nsid w:val="6E3D6318"/>
     <w:multiLevelType w:val="hybridMultilevel"/>
     <w:tmpl w:val="A24A9996"/>
@@ -37864,7 +37658,7 @@
       </w:pPr>
     </w:lvl>
   </w:abstractNum>
-  <w:abstractNum w:abstractNumId="64" w15:restartNumberingAfterBreak="0">
+  <w:abstractNum w:abstractNumId="66" w15:restartNumberingAfterBreak="0">
     <w:nsid w:val="70437898"/>
     <w:multiLevelType w:val="hybridMultilevel"/>
     <w:tmpl w:val="61186BD0"/>
@@ -37950,7 +37744,7 @@
       </w:pPr>
     </w:lvl>
   </w:abstractNum>
-  <w:abstractNum w:abstractNumId="65" w15:restartNumberingAfterBreak="0">
+  <w:abstractNum w:abstractNumId="67" w15:restartNumberingAfterBreak="0">
     <w:nsid w:val="70DA2E57"/>
     <w:multiLevelType w:val="hybridMultilevel"/>
     <w:tmpl w:val="07B877BE"/>
@@ -38039,7 +37833,7 @@
       </w:pPr>
     </w:lvl>
   </w:abstractNum>
-  <w:abstractNum w:abstractNumId="66" w15:restartNumberingAfterBreak="0">
+  <w:abstractNum w:abstractNumId="68" w15:restartNumberingAfterBreak="0">
     <w:nsid w:val="738C04C8"/>
     <w:multiLevelType w:val="hybridMultilevel"/>
     <w:tmpl w:val="140ECE9A"/>
@@ -38125,7 +37919,7 @@
       </w:pPr>
     </w:lvl>
   </w:abstractNum>
-  <w:abstractNum w:abstractNumId="67" w15:restartNumberingAfterBreak="0">
+  <w:abstractNum w:abstractNumId="69" w15:restartNumberingAfterBreak="0">
     <w:nsid w:val="79157E8C"/>
     <w:multiLevelType w:val="hybridMultilevel"/>
     <w:tmpl w:val="2B3E36A4"/>
@@ -38211,7 +38005,7 @@
       </w:pPr>
     </w:lvl>
   </w:abstractNum>
-  <w:abstractNum w:abstractNumId="68" w15:restartNumberingAfterBreak="0">
+  <w:abstractNum w:abstractNumId="70" w15:restartNumberingAfterBreak="0">
     <w:nsid w:val="7A8921D6"/>
     <w:multiLevelType w:val="hybridMultilevel"/>
     <w:tmpl w:val="78D278AC"/>
@@ -38297,7 +38091,7 @@
       </w:pPr>
     </w:lvl>
   </w:abstractNum>
-  <w:abstractNum w:abstractNumId="69" w15:restartNumberingAfterBreak="0">
+  <w:abstractNum w:abstractNumId="71" w15:restartNumberingAfterBreak="0">
     <w:nsid w:val="7AC64A60"/>
     <w:multiLevelType w:val="hybridMultilevel"/>
     <w:tmpl w:val="D69A709A"/>
@@ -38386,7 +38180,7 @@
       </w:pPr>
     </w:lvl>
   </w:abstractNum>
-  <w:abstractNum w:abstractNumId="70" w15:restartNumberingAfterBreak="0">
+  <w:abstractNum w:abstractNumId="72" w15:restartNumberingAfterBreak="0">
     <w:nsid w:val="7F39738D"/>
     <w:multiLevelType w:val="hybridMultilevel"/>
     <w:tmpl w:val="539CFF0A"/>
@@ -38480,25 +38274,25 @@
     <w:abstractNumId w:val="10"/>
   </w:num>
   <w:num w:numId="2">
-    <w:abstractNumId w:val="58"/>
+    <w:abstractNumId w:val="60"/>
   </w:num>
   <w:num w:numId="3">
-    <w:abstractNumId w:val="40"/>
+    <w:abstractNumId w:val="41"/>
   </w:num>
   <w:num w:numId="4">
-    <w:abstractNumId w:val="60"/>
+    <w:abstractNumId w:val="62"/>
   </w:num>
   <w:num w:numId="5">
-    <w:abstractNumId w:val="46"/>
+    <w:abstractNumId w:val="47"/>
   </w:num>
   <w:num w:numId="6">
-    <w:abstractNumId w:val="69"/>
+    <w:abstractNumId w:val="71"/>
   </w:num>
   <w:num w:numId="7">
-    <w:abstractNumId w:val="44"/>
+    <w:abstractNumId w:val="45"/>
   </w:num>
   <w:num w:numId="8">
-    <w:abstractNumId w:val="42"/>
+    <w:abstractNumId w:val="43"/>
   </w:num>
   <w:num w:numId="9">
     <w:abstractNumId w:val="15"/>
@@ -38507,7 +38301,7 @@
     <w:abstractNumId w:val="3"/>
   </w:num>
   <w:num w:numId="11">
-    <w:abstractNumId w:val="59"/>
+    <w:abstractNumId w:val="61"/>
   </w:num>
   <w:num w:numId="12">
     <w:abstractNumId w:val="34"/>
@@ -38516,22 +38310,22 @@
     <w:abstractNumId w:val="24"/>
   </w:num>
   <w:num w:numId="14">
-    <w:abstractNumId w:val="66"/>
+    <w:abstractNumId w:val="68"/>
   </w:num>
   <w:num w:numId="15">
-    <w:abstractNumId w:val="62"/>
+    <w:abstractNumId w:val="64"/>
   </w:num>
   <w:num w:numId="16">
-    <w:abstractNumId w:val="45"/>
+    <w:abstractNumId w:val="46"/>
   </w:num>
   <w:num w:numId="17">
-    <w:abstractNumId w:val="57"/>
+    <w:abstractNumId w:val="58"/>
   </w:num>
   <w:num w:numId="18">
     <w:abstractNumId w:val="16"/>
   </w:num>
   <w:num w:numId="19">
-    <w:abstractNumId w:val="53"/>
+    <w:abstractNumId w:val="54"/>
   </w:num>
   <w:num w:numId="20">
     <w:abstractNumId w:val="28"/>
@@ -38543,7 +38337,7 @@
     <w:abstractNumId w:val="12"/>
   </w:num>
   <w:num w:numId="23">
-    <w:abstractNumId w:val="67"/>
+    <w:abstractNumId w:val="69"/>
   </w:num>
   <w:num w:numId="24">
     <w:abstractNumId w:val="30"/>
@@ -38552,16 +38346,16 @@
     <w:abstractNumId w:val="22"/>
   </w:num>
   <w:num w:numId="26">
-    <w:abstractNumId w:val="47"/>
+    <w:abstractNumId w:val="48"/>
   </w:num>
   <w:num w:numId="27">
-    <w:abstractNumId w:val="39"/>
+    <w:abstractNumId w:val="40"/>
   </w:num>
   <w:num w:numId="28">
     <w:abstractNumId w:val="4"/>
   </w:num>
   <w:num w:numId="29">
-    <w:abstractNumId w:val="50"/>
+    <w:abstractNumId w:val="51"/>
   </w:num>
   <w:num w:numId="30">
     <w:abstractNumId w:val="17"/>
@@ -38576,25 +38370,25 @@
     <w:abstractNumId w:val="19"/>
   </w:num>
   <w:num w:numId="34">
-    <w:abstractNumId w:val="38"/>
+    <w:abstractNumId w:val="39"/>
   </w:num>
   <w:num w:numId="35">
-    <w:abstractNumId w:val="64"/>
+    <w:abstractNumId w:val="66"/>
   </w:num>
   <w:num w:numId="36">
-    <w:abstractNumId w:val="68"/>
+    <w:abstractNumId w:val="70"/>
   </w:num>
   <w:num w:numId="37">
     <w:abstractNumId w:val="11"/>
   </w:num>
   <w:num w:numId="38">
-    <w:abstractNumId w:val="61"/>
+    <w:abstractNumId w:val="63"/>
   </w:num>
   <w:num w:numId="39">
     <w:abstractNumId w:val="21"/>
   </w:num>
   <w:num w:numId="40">
-    <w:abstractNumId w:val="49"/>
+    <w:abstractNumId w:val="50"/>
   </w:num>
   <w:num w:numId="41">
     <w:abstractNumId w:val="26"/>
@@ -38606,7 +38400,7 @@
     <w:abstractNumId w:val="36"/>
   </w:num>
   <w:num w:numId="44">
-    <w:abstractNumId w:val="43"/>
+    <w:abstractNumId w:val="44"/>
   </w:num>
   <w:num w:numId="45">
     <w:abstractNumId w:val="6"/>
@@ -38615,7 +38409,7 @@
     <w:abstractNumId w:val="7"/>
   </w:num>
   <w:num w:numId="47">
-    <w:abstractNumId w:val="48"/>
+    <w:abstractNumId w:val="49"/>
   </w:num>
   <w:num w:numId="48">
     <w:abstractNumId w:val="29"/>
@@ -38624,28 +38418,28 @@
     <w:abstractNumId w:val="5"/>
   </w:num>
   <w:num w:numId="50">
-    <w:abstractNumId w:val="65"/>
+    <w:abstractNumId w:val="67"/>
   </w:num>
   <w:num w:numId="51">
     <w:abstractNumId w:val="23"/>
   </w:num>
   <w:num w:numId="52">
-    <w:abstractNumId w:val="54"/>
+    <w:abstractNumId w:val="55"/>
   </w:num>
   <w:num w:numId="53">
-    <w:abstractNumId w:val="52"/>
+    <w:abstractNumId w:val="53"/>
   </w:num>
   <w:num w:numId="54">
-    <w:abstractNumId w:val="51"/>
+    <w:abstractNumId w:val="52"/>
   </w:num>
   <w:num w:numId="55">
     <w:abstractNumId w:val="1"/>
   </w:num>
   <w:num w:numId="56">
-    <w:abstractNumId w:val="63"/>
+    <w:abstractNumId w:val="65"/>
   </w:num>
   <w:num w:numId="57">
-    <w:abstractNumId w:val="56"/>
+    <w:abstractNumId w:val="57"/>
   </w:num>
   <w:num w:numId="58">
     <w:abstractNumId w:val="33"/>
@@ -38663,10 +38457,10 @@
     <w:abstractNumId w:val="31"/>
   </w:num>
   <w:num w:numId="63">
-    <w:abstractNumId w:val="55"/>
+    <w:abstractNumId w:val="56"/>
   </w:num>
   <w:num w:numId="64">
-    <w:abstractNumId w:val="70"/>
+    <w:abstractNumId w:val="72"/>
   </w:num>
   <w:num w:numId="65">
     <w:abstractNumId w:val="37"/>
@@ -38678,7 +38472,7 @@
     <w:abstractNumId w:val="35"/>
   </w:num>
   <w:num w:numId="68">
-    <w:abstractNumId w:val="41"/>
+    <w:abstractNumId w:val="42"/>
   </w:num>
   <w:num w:numId="69">
     <w:abstractNumId w:val="32"/>
@@ -38688,6 +38482,12 @@
   </w:num>
   <w:num w:numId="71">
     <w:abstractNumId w:val="9"/>
+  </w:num>
+  <w:num w:numId="72">
+    <w:abstractNumId w:val="38"/>
+  </w:num>
+  <w:num w:numId="73">
+    <w:abstractNumId w:val="59"/>
   </w:num>
   <w:numIdMacAtCleanup w:val="71"/>
 </w:numbering>
@@ -39804,7 +39604,7 @@
 </file>
 
 <file path=customXml/itemProps1.xml><?xml version="1.0" encoding="utf-8"?>
-<ds:datastoreItem xmlns:ds="http://schemas.openxmlformats.org/officeDocument/2006/customXml" ds:itemID="{A338BF13-25A4-482F-95BB-9C9B0533CC11}">
+<ds:datastoreItem xmlns:ds="http://schemas.openxmlformats.org/officeDocument/2006/customXml" ds:itemID="{AA19BCE2-3122-47A9-8695-EDD518E5273A}">
   <ds:schemaRefs>
     <ds:schemaRef ds:uri="http://schemas.openxmlformats.org/officeDocument/2006/bibliography"/>
   </ds:schemaRefs>
